--- a/docs/exports/06-JET-BROWSER.docx
+++ b/docs/exports/06-JET-BROWSER.docx
@@ -40279,7 +40279,13 @@
         <w:t xml:space="preserve"> </w:t>
       </w:r>
       <w:r>
-        <w:t xml:space="preserve">on a page whose animations are over. A frame makes each record's animated style again (a copy</w:t>
+        <w:t xml:space="preserve">on a page whose animations are over. (Since §32: ~30 Hz, 15 when the change is a few px or</w:t>
+      </w:r>
+      <w:r>
+        <w:t xml:space="preserve"> </w:t>
+      </w:r>
+      <w:r>
+        <w:t xml:space="preserve">the window is not focused, none while the window is hidden.) A frame makes each record's animated style again (a copy</w:t>
       </w:r>
       <w:r>
         <w:t xml:space="preserve"> </w:t>
@@ -46594,55 +46600,130 @@
           <w:b/>
           <w:bCs/>
         </w:rPr>
-        <w:t xml:space="preserve">Brotli and zstd.</w:t>
-      </w:r>
-      <w:r>
-        <w:t xml:space="preserve"> </w:t>
-      </w:r>
-      <w:r>
-        <w:rPr>
-          <w:rStyle w:val="VerbatimChar"/>
-        </w:rPr>
-        <w:t xml:space="preserve">Accept-Encoding: gzip, deflate, br, zstd</w:t>
-      </w:r>
-      <w:r>
-        <w:t xml:space="preserve">; the body is decoded as it</w:t>
-      </w:r>
-      <w:r>
-        <w:t xml:space="preserve"> </w:t>
-      </w:r>
-      <w:r>
-        <w:t xml:space="preserve">comes by the matching streaming decoder (zlib, the brotli decoder already linked, zstd</w:t>
-      </w:r>
-      <w:r>
-        <w:t xml:space="preserve"> </w:t>
-      </w:r>
-      <w:r>
-        <w:t xml:space="preserve">1.5.7's decompressor vendored in</w:t>
-      </w:r>
-      <w:r>
-        <w:t xml:space="preserve"> </w:t>
-      </w:r>
-      <w:r>
-        <w:rPr>
-          <w:rStyle w:val="VerbatimChar"/>
-        </w:rPr>
-        <w:t xml:space="preserve">third_party/zstd-1.5.7</w:t>
-      </w:r>
-      <w:r>
-        <w:t xml:space="preserve">,</w:t>
-      </w:r>
-      <w:r>
-        <w:t xml:space="preserve"> </w:t>
-      </w:r>
-      <w:r>
-        <w:rPr>
-          <w:rStyle w:val="VerbatimChar"/>
-        </w:rPr>
-        <w:t xml:space="preserve">libzstddec.a</w:t>
-      </w:r>
-      <w:r>
-        <w:t xml:space="preserve">, ~70 KB).</w:t>
+        <w:t xml:space="preserve">NetSurf's own User-Agent by default</w:t>
+      </w:r>
+      <w:r>
+        <w:t xml:space="preserve"> </w:t>
+      </w:r>
+      <w:r>
+        <w:t xml:space="preserve">(2026-10-01, the user's choice;</w:t>
+      </w:r>
+      <w:r>
+        <w:t xml:space="preserve"> </w:t>
+      </w:r>
+      <w:r>
+        <w:rPr>
+          <w:rStyle w:val="VerbatimChar"/>
+        </w:rPr>
+        <w:t xml:space="preserve">utils/useragent.c</w:t>
+      </w:r>
+      <w:r>
+        <w:t xml:space="preserve">):</w:t>
+      </w:r>
+      <w:r>
+        <w:t xml:space="preserve"> </w:t>
+      </w:r>
+      <w:r>
+        <w:t xml:space="preserve">claiming Chrome (on Android by default) got Google's and DuckDuckGo's bot checks -- a "Chrome"</w:t>
+      </w:r>
+      <w:r>
+        <w:t xml:space="preserve"> </w:t>
+      </w:r>
+      <w:r>
+        <w:t xml:space="preserve">whose TLS handshake and scripts are not Chrome's -- while their full script applications are</w:t>
+      </w:r>
+      <w:r>
+        <w:t xml:space="preserve"> </w:t>
+      </w:r>
+      <w:r>
+        <w:t xml:space="preserve">too heavy for the Pi anyway. Jet Browser now says</w:t>
+      </w:r>
+      <w:r>
+        <w:t xml:space="preserve"> </w:t>
+      </w:r>
+      <w:r>
+        <w:rPr>
+          <w:rStyle w:val="VerbatimChar"/>
+        </w:rPr>
+        <w:t xml:space="preserve">Mozilla/5.0 (X11; Linux aarch64) NetSurf/3.12</w:t>
+      </w:r>
+      <w:r>
+        <w:t xml:space="preserve">: no client hints (</w:t>
+      </w:r>
+      <w:r>
+        <w:rPr>
+          <w:rStyle w:val="VerbatimChar"/>
+        </w:rPr>
+        <w:t xml:space="preserve">sec-ch-ua...</w:t>
+      </w:r>
+      <w:r>
+        <w:t xml:space="preserve"> </w:t>
+      </w:r>
+      <w:r>
+        <w:t xml:space="preserve">only with a Chrome User-Agent),</w:t>
+      </w:r>
+      <w:r>
+        <w:t xml:space="preserve"> </w:t>
+      </w:r>
+      <w:r>
+        <w:rPr>
+          <w:rStyle w:val="VerbatimChar"/>
+        </w:rPr>
+        <w:t xml:space="preserve">navigator.vendor</w:t>
+      </w:r>
+      <w:r>
+        <w:t xml:space="preserve"> </w:t>
+      </w:r>
+      <w:r>
+        <w:t xml:space="preserve">empty,</w:t>
+      </w:r>
+      <w:r>
+        <w:t xml:space="preserve"> </w:t>
+      </w:r>
+      <w:r>
+        <w:rPr>
+          <w:rStyle w:val="VerbatimChar"/>
+        </w:rPr>
+        <w:t xml:space="preserve">navigator.platform</w:t>
+      </w:r>
+      <w:r>
+        <w:t xml:space="preserve"> </w:t>
+      </w:r>
+      <w:r>
+        <w:rPr>
+          <w:rStyle w:val="VerbatimChar"/>
+        </w:rPr>
+        <w:t xml:space="preserve">Linux aarch64</w:t>
+      </w:r>
+      <w:r>
+        <w:t xml:space="preserve">. DuckDuckGo serves its full</w:t>
+      </w:r>
+      <w:r>
+        <w:t xml:space="preserve"> </w:t>
+      </w:r>
+      <w:r>
+        <w:t xml:space="preserve">results to it (the PC bench). "Desktop site" still sends a desktop Chrome's to the sites the</w:t>
+      </w:r>
+      <w:r>
+        <w:t xml:space="preserve"> </w:t>
+      </w:r>
+      <w:r>
+        <w:t xml:space="preserve">user picks, and Choices'</w:t>
+      </w:r>
+      <w:r>
+        <w:t xml:space="preserve"> </w:t>
+      </w:r>
+      <w:r>
+        <w:rPr>
+          <w:rStyle w:val="VerbatimChar"/>
+        </w:rPr>
+        <w:t xml:space="preserve">user_agent:</w:t>
+      </w:r>
+      <w:r>
+        <w:t xml:space="preserve"> </w:t>
+      </w:r>
+      <w:r>
+        <w:t xml:space="preserve">any other (the Android Chrome's is given there).</w:t>
       </w:r>
     </w:p>
     <w:p>
@@ -46654,234 +46735,55 @@
           <w:b/>
           <w:bCs/>
         </w:rPr>
-        <w:t xml:space="preserve">HTTP/2</w:t>
-      </w:r>
-      <w:r>
-        <w:t xml:space="preserve"> </w:t>
-      </w:r>
-      <w:r>
-        <w:t xml:space="preserve">(nghttp2 1.70, vendored in</w:t>
-      </w:r>
-      <w:r>
-        <w:t xml:space="preserve"> </w:t>
-      </w:r>
-      <w:r>
-        <w:rPr>
-          <w:rStyle w:val="VerbatimChar"/>
-        </w:rPr>
-        <w:t xml:space="preserve">third_party/nghttp2-1.70.0</w:t>
-      </w:r>
-      <w:r>
-        <w:t xml:space="preserve">,</w:t>
-      </w:r>
-      <w:r>
-        <w:t xml:space="preserve"> </w:t>
-      </w:r>
-      <w:r>
-        <w:rPr>
-          <w:rStyle w:val="VerbatimChar"/>
-        </w:rPr>
-        <w:t xml:space="preserve">libnghttp2.a</w:t>
-      </w:r>
-      <w:r>
-        <w:t xml:space="preserve">,</w:t>
-      </w:r>
-      <w:r>
-        <w:t xml:space="preserve"> </w:t>
-      </w:r>
-      <w:r>
-        <w:t xml:space="preserve">~115 KB). The first download to an https origin offers</w:t>
-      </w:r>
-      <w:r>
-        <w:t xml:space="preserve"> </w:t>
-      </w:r>
-      <w:r>
-        <w:rPr>
-          <w:rStyle w:val="VerbatimChar"/>
-        </w:rPr>
-        <w:t xml:space="preserve">h2, http/1.1</w:t>
-      </w:r>
-      <w:r>
-        <w:t xml:space="preserve"> </w:t>
-      </w:r>
-      <w:r>
-        <w:t xml:space="preserve">by ALPN; when the server</w:t>
-      </w:r>
-      <w:r>
-        <w:t xml:space="preserve"> </w:t>
-      </w:r>
-      <w:r>
-        <w:t xml:space="preserve">takes h2, that download's thread becomes the</w:t>
-      </w:r>
-      <w:r>
-        <w:t xml:space="preserve"> </w:t>
-      </w:r>
-      <w:r>
-        <w:rPr>
-          <w:b/>
-          <w:bCs/>
-        </w:rPr>
-        <w:t xml:space="preserve">connection's owner</w:t>
-      </w:r>
-      <w:r>
-        <w:t xml:space="preserve"> </w:t>
-      </w:r>
-      <w:r>
-        <w:t xml:space="preserve">(</w:t>
-      </w:r>
-      <w:r>
-        <w:rPr>
-          <w:rStyle w:val="VerbatimChar"/>
-        </w:rPr>
-        <w:t xml:space="preserve">h2_run</w:t>
-      </w:r>
-      <w:r>
-        <w:t xml:space="preserve">): the origin's</w:t>
-      </w:r>
-      <w:r>
-        <w:t xml:space="preserve"> </w:t>
-      </w:r>
-      <w:r>
-        <w:t xml:space="preserve">other fetches wait for the answer, then go as</w:t>
-      </w:r>
-      <w:r>
-        <w:t xml:space="preserve"> </w:t>
-      </w:r>
-      <w:r>
-        <w:rPr>
-          <w:b/>
-          <w:bCs/>
-        </w:rPr>
-        <w:t xml:space="preserve">streams</w:t>
-      </w:r>
-      <w:r>
-        <w:t xml:space="preserve"> </w:t>
-      </w:r>
-      <w:r>
-        <w:t xml:space="preserve">on it, queued by the UI thread</w:t>
-      </w:r>
-      <w:r>
-        <w:t xml:space="preserve"> </w:t>
-      </w:r>
-      <w:r>
-        <w:t xml:space="preserve">(</w:t>
-      </w:r>
-      <w:r>
-        <w:rPr>
-          <w:rStyle w:val="VerbatimChar"/>
-        </w:rPr>
-        <w:t xml:space="preserve">h2_queue</w:t>
-      </w:r>
-      <w:r>
-        <w:t xml:space="preserve">, a word the owner waits on). One connection per origin, 4 origins at once (an</w:t>
-      </w:r>
-      <w:r>
-        <w:t xml:space="preserve"> </w:t>
-      </w:r>
-      <w:r>
-        <w:t xml:space="preserve">idle one closed for a new origin, after 30 s idle anyway); push disabled; flow control with</w:t>
-      </w:r>
-      <w:r>
-        <w:t xml:space="preserve"> </w:t>
-      </w:r>
-      <w:r>
-        <w:t xml:space="preserve">Chrome's windows (6 MB per stream, 15 MB for the connection) and Chrome's SETTINGS, pseudo-</w:t>
-      </w:r>
-      <w:r>
-        <w:t xml:space="preserve"> </w:t>
-      </w:r>
-      <w:r>
-        <w:t xml:space="preserve">header order and priority (some CDNs tell browsers apart by them). The same streaming</w:t>
-      </w:r>
-      <w:r>
-        <w:t xml:space="preserve"> </w:t>
-      </w:r>
-      <w:r>
-        <w:t xml:space="preserve">callbacks reach the core (the head, the body as it comes, decoded).</w:t>
-      </w:r>
-      <w:r>
-        <w:t xml:space="preserve"> </w:t>
-      </w:r>
-      <w:r>
-        <w:rPr>
-          <w:rStyle w:val="VerbatimChar"/>
-        </w:rPr>
-        <w:t xml:space="preserve">content/fetch.c</w:t>
-      </w:r>
-      <w:r>
-        <w:t xml:space="preserve"> </w:t>
-      </w:r>
-      <w:r>
-        <w:t xml:space="preserve">lets</w:t>
-      </w:r>
-      <w:r>
-        <w:t xml:space="preserve"> </w:t>
-      </w:r>
-      <w:r>
-        <w:t xml:space="preserve">the fetches of a multiplexed origin past the per-host limit (32 per host, 64 in all). A</w:t>
-      </w:r>
-      <w:r>
-        <w:t xml:space="preserve"> </w:t>
-      </w:r>
-      <w:r>
-        <w:t xml:space="preserve">server that chooses http/1.1 is remembered (</w:t>
-      </w:r>
-      <w:r>
-        <w:rPr>
-          <w:rStyle w:val="VerbatimChar"/>
-        </w:rPr>
-        <w:t xml:space="preserve">HTTP1Hosts</w:t>
-      </w:r>
-      <w:r>
-        <w:t xml:space="preserve">, a week), and so is one that answers</w:t>
-      </w:r>
-      <w:r>
-        <w:t xml:space="preserve"> </w:t>
-      </w:r>
-      <w:r>
-        <w:t xml:space="preserve">the first stream 403: Fastly (bbc.com) refuses HTTP/2 from mbedTLS' TLS 1.2 fingerprint with</w:t>
-      </w:r>
-      <w:r>
-        <w:t xml:space="preserve"> </w:t>
-      </w:r>
-      <w:r>
-        <w:t xml:space="preserve">a Chrome User-Agent -- the request is sent again over HTTP/1.1.</w:t>
-      </w:r>
-      <w:r>
-        <w:t xml:space="preserve"> </w:t>
-      </w:r>
-      <w:r>
-        <w:rPr>
-          <w:rStyle w:val="VerbatimChar"/>
-        </w:rPr>
-        <w:t xml:space="preserve">NS_H2=0</w:t>
-      </w:r>
-      <w:r>
-        <w:t xml:space="preserve"> </w:t>
-      </w:r>
-      <w:r>
-        <w:t xml:space="preserve">turns HTTP/2 off</w:t>
-      </w:r>
-      <w:r>
-        <w:t xml:space="preserve"> </w:t>
-      </w:r>
-      <w:r>
-        <w:t xml:space="preserve">(the before / after),</w:t>
-      </w:r>
-      <w:r>
-        <w:t xml:space="preserve"> </w:t>
-      </w:r>
-      <w:r>
-        <w:rPr>
-          <w:rStyle w:val="VerbatimChar"/>
-        </w:rPr>
-        <w:t xml:space="preserve">NS_NETDEBUG=1</w:t>
-      </w:r>
-      <w:r>
-        <w:t xml:space="preserve"> </w:t>
-      </w:r>
-      <w:r>
-        <w:t xml:space="preserve">dumps each head and frame.</w:t>
+        <w:t xml:space="preserve">Brotli and zstd.</w:t>
+      </w:r>
+      <w:r>
+        <w:t xml:space="preserve"> </w:t>
+      </w:r>
+      <w:r>
+        <w:rPr>
+          <w:rStyle w:val="VerbatimChar"/>
+        </w:rPr>
+        <w:t xml:space="preserve">Accept-Encoding: gzip, deflate, br, zstd</w:t>
+      </w:r>
+      <w:r>
+        <w:t xml:space="preserve">; the body is decoded as it</w:t>
+      </w:r>
+      <w:r>
+        <w:t xml:space="preserve"> </w:t>
+      </w:r>
+      <w:r>
+        <w:t xml:space="preserve">comes by the matching streaming decoder (zlib, the brotli decoder already linked, zstd</w:t>
+      </w:r>
+      <w:r>
+        <w:t xml:space="preserve"> </w:t>
+      </w:r>
+      <w:r>
+        <w:t xml:space="preserve">1.5.7's decompressor vendored in</w:t>
+      </w:r>
+      <w:r>
+        <w:t xml:space="preserve"> </w:t>
+      </w:r>
+      <w:r>
+        <w:rPr>
+          <w:rStyle w:val="VerbatimChar"/>
+        </w:rPr>
+        <w:t xml:space="preserve">third_party/zstd-1.5.7</w:t>
+      </w:r>
+      <w:r>
+        <w:t xml:space="preserve">,</w:t>
+      </w:r>
+      <w:r>
+        <w:t xml:space="preserve"> </w:t>
+      </w:r>
+      <w:r>
+        <w:rPr>
+          <w:rStyle w:val="VerbatimChar"/>
+        </w:rPr>
+        <w:t xml:space="preserve">libzstddec.a</w:t>
+      </w:r>
+      <w:r>
+        <w:t xml:space="preserve">, ~70 KB).</w:t>
       </w:r>
     </w:p>
     <w:p>
@@ -46893,106 +46795,234 @@
           <w:b/>
           <w:bCs/>
         </w:rPr>
-        <w:t xml:space="preserve">The sockets.</w:t>
-      </w:r>
-      <w:r>
-        <w:t xml:space="preserve"> </w:t>
-      </w:r>
-      <w:r>
-        <w:t xml:space="preserve">The Pi's kernel had 16 TCP sockets for every app (64 since, closed at the</w:t>
-      </w:r>
-      <w:r>
-        <w:t xml:space="preserve"> </w:t>
-      </w:r>
-      <w:r>
-        <w:t xml:space="preserve">app's exit): the fetcher keeps to about 12 (6 download threads, 4 pooled HTTP/1.1</w:t>
-      </w:r>
-      <w:r>
-        <w:t xml:space="preserve"> </w:t>
-      </w:r>
-      <w:r>
-        <w:t xml:space="preserve">connections, 4 HTTP/2 ones). At the app's end (</w:t>
-      </w:r>
-      <w:r>
-        <w:rPr>
-          <w:rStyle w:val="VerbatimChar"/>
-        </w:rPr>
-        <w:t xml:space="preserve">fetch_onyx_finalise</w:t>
-      </w:r>
-      <w:r>
-        <w:t xml:space="preserve"> </w:t>
-      </w:r>
-      <w:r>
-        <w:t xml:space="preserve">-&gt;</w:t>
-      </w:r>
-      <w:r>
-        <w:t xml:space="preserve"> </w:t>
-      </w:r>
-      <w:r>
-        <w:rPr>
-          <w:rStyle w:val="VerbatimChar"/>
-        </w:rPr>
-        <w:t xml:space="preserve">onyx_fetch_shutdown</w:t>
-      </w:r>
-      <w:r>
-        <w:t xml:space="preserve">) every job is cancelled (the TLS handshakes and sends watch a cancel</w:t>
-      </w:r>
-      <w:r>
-        <w:t xml:space="preserve"> </w:t>
-      </w:r>
-      <w:r>
-        <w:t xml:space="preserve">flag), the pooled and HTTP/2 connections closed, the threads waited for 300 ms at most, and</w:t>
-      </w:r>
-      <w:r>
-        <w:t xml:space="preserve"> </w:t>
-      </w:r>
-      <w:r>
-        <w:rPr>
-          <w:rStyle w:val="VerbatimChar"/>
-        </w:rPr>
-        <w:t xml:space="preserve">onyx_ws_shutdown</w:t>
-      </w:r>
-      <w:r>
-        <w:t xml:space="preserve"> </w:t>
-      </w:r>
-      <w:r>
-        <w:t xml:space="preserve">does the same for the WebSockets (</w:t>
-      </w:r>
-      <w:r>
-        <w:rPr>
-          <w:rStyle w:val="VerbatimChar"/>
-        </w:rPr>
-        <w:t xml:space="preserve">net:shutdown</w:t>
-      </w:r>
-      <w:r>
-        <w:t xml:space="preserve"> </w:t>
-      </w:r>
-      <w:r>
-        <w:t xml:space="preserve">in the perf log). A</w:t>
-      </w:r>
-      <w:r>
-        <w:t xml:space="preserve"> </w:t>
-      </w:r>
-      <w:r>
-        <w:t xml:space="preserve">connect that finds the kernel's table full (</w:t>
-      </w:r>
-      <w:r>
-        <w:rPr>
-          <w:rStyle w:val="VerbatimChar"/>
-        </w:rPr>
-        <w:t xml:space="preserve">kapi_tcp_connect</w:t>
-      </w:r>
-      <w:r>
-        <w:t xml:space="preserve"> </w:t>
-      </w:r>
-      <w:r>
-        <w:t xml:space="preserve">-2) closes our idle</w:t>
-      </w:r>
-      <w:r>
-        <w:t xml:space="preserve"> </w:t>
-      </w:r>
-      <w:r>
-        <w:t xml:space="preserve">connections and waits for a socket (5 s at most) instead of failing.</w:t>
+        <w:t xml:space="preserve">HTTP/2</w:t>
+      </w:r>
+      <w:r>
+        <w:t xml:space="preserve"> </w:t>
+      </w:r>
+      <w:r>
+        <w:t xml:space="preserve">(nghttp2 1.70, vendored in</w:t>
+      </w:r>
+      <w:r>
+        <w:t xml:space="preserve"> </w:t>
+      </w:r>
+      <w:r>
+        <w:rPr>
+          <w:rStyle w:val="VerbatimChar"/>
+        </w:rPr>
+        <w:t xml:space="preserve">third_party/nghttp2-1.70.0</w:t>
+      </w:r>
+      <w:r>
+        <w:t xml:space="preserve">,</w:t>
+      </w:r>
+      <w:r>
+        <w:t xml:space="preserve"> </w:t>
+      </w:r>
+      <w:r>
+        <w:rPr>
+          <w:rStyle w:val="VerbatimChar"/>
+        </w:rPr>
+        <w:t xml:space="preserve">libnghttp2.a</w:t>
+      </w:r>
+      <w:r>
+        <w:t xml:space="preserve">,</w:t>
+      </w:r>
+      <w:r>
+        <w:t xml:space="preserve"> </w:t>
+      </w:r>
+      <w:r>
+        <w:t xml:space="preserve">~115 KB). The first download to an https origin offers</w:t>
+      </w:r>
+      <w:r>
+        <w:t xml:space="preserve"> </w:t>
+      </w:r>
+      <w:r>
+        <w:rPr>
+          <w:rStyle w:val="VerbatimChar"/>
+        </w:rPr>
+        <w:t xml:space="preserve">h2, http/1.1</w:t>
+      </w:r>
+      <w:r>
+        <w:t xml:space="preserve"> </w:t>
+      </w:r>
+      <w:r>
+        <w:t xml:space="preserve">by ALPN; when the server</w:t>
+      </w:r>
+      <w:r>
+        <w:t xml:space="preserve"> </w:t>
+      </w:r>
+      <w:r>
+        <w:t xml:space="preserve">takes h2, that download's thread becomes the</w:t>
+      </w:r>
+      <w:r>
+        <w:t xml:space="preserve"> </w:t>
+      </w:r>
+      <w:r>
+        <w:rPr>
+          <w:b/>
+          <w:bCs/>
+        </w:rPr>
+        <w:t xml:space="preserve">connection's owner</w:t>
+      </w:r>
+      <w:r>
+        <w:t xml:space="preserve"> </w:t>
+      </w:r>
+      <w:r>
+        <w:t xml:space="preserve">(</w:t>
+      </w:r>
+      <w:r>
+        <w:rPr>
+          <w:rStyle w:val="VerbatimChar"/>
+        </w:rPr>
+        <w:t xml:space="preserve">h2_run</w:t>
+      </w:r>
+      <w:r>
+        <w:t xml:space="preserve">): the origin's</w:t>
+      </w:r>
+      <w:r>
+        <w:t xml:space="preserve"> </w:t>
+      </w:r>
+      <w:r>
+        <w:t xml:space="preserve">other fetches wait for the answer, then go as</w:t>
+      </w:r>
+      <w:r>
+        <w:t xml:space="preserve"> </w:t>
+      </w:r>
+      <w:r>
+        <w:rPr>
+          <w:b/>
+          <w:bCs/>
+        </w:rPr>
+        <w:t xml:space="preserve">streams</w:t>
+      </w:r>
+      <w:r>
+        <w:t xml:space="preserve"> </w:t>
+      </w:r>
+      <w:r>
+        <w:t xml:space="preserve">on it, queued by the UI thread</w:t>
+      </w:r>
+      <w:r>
+        <w:t xml:space="preserve"> </w:t>
+      </w:r>
+      <w:r>
+        <w:t xml:space="preserve">(</w:t>
+      </w:r>
+      <w:r>
+        <w:rPr>
+          <w:rStyle w:val="VerbatimChar"/>
+        </w:rPr>
+        <w:t xml:space="preserve">h2_queue</w:t>
+      </w:r>
+      <w:r>
+        <w:t xml:space="preserve">, a word the owner waits on). One connection per origin, 4 origins at once (an</w:t>
+      </w:r>
+      <w:r>
+        <w:t xml:space="preserve"> </w:t>
+      </w:r>
+      <w:r>
+        <w:t xml:space="preserve">idle one closed for a new origin, after 30 s idle anyway); push disabled; flow control with</w:t>
+      </w:r>
+      <w:r>
+        <w:t xml:space="preserve"> </w:t>
+      </w:r>
+      <w:r>
+        <w:t xml:space="preserve">Chrome's windows (6 MB per stream, 15 MB for the connection) and Chrome's SETTINGS, pseudo-</w:t>
+      </w:r>
+      <w:r>
+        <w:t xml:space="preserve"> </w:t>
+      </w:r>
+      <w:r>
+        <w:t xml:space="preserve">header order and priority (some CDNs tell browsers apart by them). The same streaming</w:t>
+      </w:r>
+      <w:r>
+        <w:t xml:space="preserve"> </w:t>
+      </w:r>
+      <w:r>
+        <w:t xml:space="preserve">callbacks reach the core (the head, the body as it comes, decoded).</w:t>
+      </w:r>
+      <w:r>
+        <w:t xml:space="preserve"> </w:t>
+      </w:r>
+      <w:r>
+        <w:rPr>
+          <w:rStyle w:val="VerbatimChar"/>
+        </w:rPr>
+        <w:t xml:space="preserve">content/fetch.c</w:t>
+      </w:r>
+      <w:r>
+        <w:t xml:space="preserve"> </w:t>
+      </w:r>
+      <w:r>
+        <w:t xml:space="preserve">lets</w:t>
+      </w:r>
+      <w:r>
+        <w:t xml:space="preserve"> </w:t>
+      </w:r>
+      <w:r>
+        <w:t xml:space="preserve">the fetches of a multiplexed origin past the per-host limit (32 per host, 64 in all). A</w:t>
+      </w:r>
+      <w:r>
+        <w:t xml:space="preserve"> </w:t>
+      </w:r>
+      <w:r>
+        <w:t xml:space="preserve">server that chooses http/1.1 is remembered (</w:t>
+      </w:r>
+      <w:r>
+        <w:rPr>
+          <w:rStyle w:val="VerbatimChar"/>
+        </w:rPr>
+        <w:t xml:space="preserve">HTTP1Hosts</w:t>
+      </w:r>
+      <w:r>
+        <w:t xml:space="preserve">, a week), and so is one that answers</w:t>
+      </w:r>
+      <w:r>
+        <w:t xml:space="preserve"> </w:t>
+      </w:r>
+      <w:r>
+        <w:t xml:space="preserve">the first stream 403: Fastly (bbc.com) refuses HTTP/2 from mbedTLS' TLS 1.2 fingerprint with</w:t>
+      </w:r>
+      <w:r>
+        <w:t xml:space="preserve"> </w:t>
+      </w:r>
+      <w:r>
+        <w:t xml:space="preserve">a Chrome User-Agent -- the request is sent again over HTTP/1.1.</w:t>
+      </w:r>
+      <w:r>
+        <w:t xml:space="preserve"> </w:t>
+      </w:r>
+      <w:r>
+        <w:rPr>
+          <w:rStyle w:val="VerbatimChar"/>
+        </w:rPr>
+        <w:t xml:space="preserve">NS_H2=0</w:t>
+      </w:r>
+      <w:r>
+        <w:t xml:space="preserve"> </w:t>
+      </w:r>
+      <w:r>
+        <w:t xml:space="preserve">turns HTTP/2 off</w:t>
+      </w:r>
+      <w:r>
+        <w:t xml:space="preserve"> </w:t>
+      </w:r>
+      <w:r>
+        <w:t xml:space="preserve">(the before / after),</w:t>
+      </w:r>
+      <w:r>
+        <w:t xml:space="preserve"> </w:t>
+      </w:r>
+      <w:r>
+        <w:rPr>
+          <w:rStyle w:val="VerbatimChar"/>
+        </w:rPr>
+        <w:t xml:space="preserve">NS_NETDEBUG=1</w:t>
+      </w:r>
+      <w:r>
+        <w:t xml:space="preserve"> </w:t>
+      </w:r>
+      <w:r>
+        <w:t xml:space="preserve">dumps each head and frame.</w:t>
       </w:r>
     </w:p>
     <w:p>
@@ -47004,43 +47034,106 @@
           <w:b/>
           <w:bCs/>
         </w:rPr>
-        <w:t xml:space="preserve">TLS sessions kept across launches.</w:t>
-      </w:r>
-      <w:r>
-        <w:t xml:space="preserve"> </w:t>
-      </w:r>
-      <w:r>
-        <w:t xml:space="preserve">The session cache (32 hosts) is saved to</w:t>
-      </w:r>
-      <w:r>
-        <w:t xml:space="preserve"> </w:t>
-      </w:r>
-      <w:r>
-        <w:rPr>
-          <w:rStyle w:val="VerbatimChar"/>
-        </w:rPr>
-        <w:t xml:space="preserve">SD:/apps/jet.app/TLSSessions</w:t>
-      </w:r>
-      <w:r>
-        <w:t xml:space="preserve"> </w:t>
-      </w:r>
-      <w:r>
-        <w:t xml:space="preserve">(</w:t>
-      </w:r>
-      <w:r>
-        <w:rPr>
-          <w:rStyle w:val="VerbatimChar"/>
-        </w:rPr>
-        <w:t xml:space="preserve">mbedtls_ssl_session_save</w:t>
-      </w:r>
-      <w:r>
-        <w:t xml:space="preserve">) with the user data and loaded</w:t>
-      </w:r>
-      <w:r>
-        <w:t xml:space="preserve"> </w:t>
-      </w:r>
-      <w:r>
-        <w:t xml:space="preserve">at start: a known host's first connection is a resumed (abbreviated) handshake.</w:t>
+        <w:t xml:space="preserve">The sockets.</w:t>
+      </w:r>
+      <w:r>
+        <w:t xml:space="preserve"> </w:t>
+      </w:r>
+      <w:r>
+        <w:t xml:space="preserve">The Pi's kernel had 16 TCP sockets for every app (64 since, closed at the</w:t>
+      </w:r>
+      <w:r>
+        <w:t xml:space="preserve"> </w:t>
+      </w:r>
+      <w:r>
+        <w:t xml:space="preserve">app's exit): the fetcher keeps to about 12 (6 download threads, 4 pooled HTTP/1.1</w:t>
+      </w:r>
+      <w:r>
+        <w:t xml:space="preserve"> </w:t>
+      </w:r>
+      <w:r>
+        <w:t xml:space="preserve">connections, 4 HTTP/2 ones). At the app's end (</w:t>
+      </w:r>
+      <w:r>
+        <w:rPr>
+          <w:rStyle w:val="VerbatimChar"/>
+        </w:rPr>
+        <w:t xml:space="preserve">fetch_onyx_finalise</w:t>
+      </w:r>
+      <w:r>
+        <w:t xml:space="preserve"> </w:t>
+      </w:r>
+      <w:r>
+        <w:t xml:space="preserve">-&gt;</w:t>
+      </w:r>
+      <w:r>
+        <w:t xml:space="preserve"> </w:t>
+      </w:r>
+      <w:r>
+        <w:rPr>
+          <w:rStyle w:val="VerbatimChar"/>
+        </w:rPr>
+        <w:t xml:space="preserve">onyx_fetch_shutdown</w:t>
+      </w:r>
+      <w:r>
+        <w:t xml:space="preserve">) every job is cancelled (the TLS handshakes and sends watch a cancel</w:t>
+      </w:r>
+      <w:r>
+        <w:t xml:space="preserve"> </w:t>
+      </w:r>
+      <w:r>
+        <w:t xml:space="preserve">flag), the pooled and HTTP/2 connections closed, the threads waited for 300 ms at most, and</w:t>
+      </w:r>
+      <w:r>
+        <w:t xml:space="preserve"> </w:t>
+      </w:r>
+      <w:r>
+        <w:rPr>
+          <w:rStyle w:val="VerbatimChar"/>
+        </w:rPr>
+        <w:t xml:space="preserve">onyx_ws_shutdown</w:t>
+      </w:r>
+      <w:r>
+        <w:t xml:space="preserve"> </w:t>
+      </w:r>
+      <w:r>
+        <w:t xml:space="preserve">does the same for the WebSockets (</w:t>
+      </w:r>
+      <w:r>
+        <w:rPr>
+          <w:rStyle w:val="VerbatimChar"/>
+        </w:rPr>
+        <w:t xml:space="preserve">net:shutdown</w:t>
+      </w:r>
+      <w:r>
+        <w:t xml:space="preserve"> </w:t>
+      </w:r>
+      <w:r>
+        <w:t xml:space="preserve">in the perf log). A</w:t>
+      </w:r>
+      <w:r>
+        <w:t xml:space="preserve"> </w:t>
+      </w:r>
+      <w:r>
+        <w:t xml:space="preserve">connect that finds the kernel's table full (</w:t>
+      </w:r>
+      <w:r>
+        <w:rPr>
+          <w:rStyle w:val="VerbatimChar"/>
+        </w:rPr>
+        <w:t xml:space="preserve">kapi_tcp_connect</w:t>
+      </w:r>
+      <w:r>
+        <w:t xml:space="preserve"> </w:t>
+      </w:r>
+      <w:r>
+        <w:t xml:space="preserve">-2) closes our idle</w:t>
+      </w:r>
+      <w:r>
+        <w:t xml:space="preserve"> </w:t>
+      </w:r>
+      <w:r>
+        <w:t xml:space="preserve">connections and waits for a socket (5 s at most) instead of failing.</w:t>
       </w:r>
     </w:p>
     <w:p>
@@ -47052,148 +47145,43 @@
           <w:b/>
           <w:bCs/>
         </w:rPr>
-        <w:t xml:space="preserve">Timings.</w:t>
-      </w:r>
-      <w:r>
-        <w:t xml:space="preserve"> </w:t>
-      </w:r>
-      <w:r>
-        <w:t xml:space="preserve">With the perf log on (</w:t>
-      </w:r>
-      <w:r>
-        <w:rPr>
-          <w:rStyle w:val="VerbatimChar"/>
-        </w:rPr>
-        <w:t xml:space="preserve">NS_PERF=1</w:t>
-      </w:r>
-      <w:r>
-        <w:t xml:space="preserve">, or the file</w:t>
-      </w:r>
-      <w:r>
-        <w:t xml:space="preserve"> </w:t>
-      </w:r>
-      <w:r>
-        <w:rPr>
-          <w:rStyle w:val="VerbatimChar"/>
-        </w:rPr>
-        <w:t xml:space="preserve">SD:/apps/jet.app/perf</w:t>
-      </w:r>
-      <w:r>
-        <w:t xml:space="preserve">):</w:t>
-      </w:r>
-      <w:r>
-        <w:t xml:space="preserve"> </w:t>
-      </w:r>
-      <w:r>
-        <w:rPr>
-          <w:rStyle w:val="VerbatimChar"/>
-        </w:rPr>
-        <w:t xml:space="preserve">net:conn host:port queue dns tcp tls full|resumed h2|http/1.1</w:t>
-      </w:r>
-      <w:r>
-        <w:t xml:space="preserve"> </w:t>
-      </w:r>
-      <w:r>
-        <w:t xml:space="preserve">per new connection,</w:t>
-      </w:r>
-      <w:r>
-        <w:t xml:space="preserve"> </w:t>
-      </w:r>
-      <w:r>
-        <w:rPr>
-          <w:rStyle w:val="VerbatimChar"/>
-        </w:rPr>
-        <w:t xml:space="preserve">net:done url total ttfb protocol (kept connection) bytes (revalidated 304)</w:t>
-      </w:r>
-      <w:r>
-        <w:t xml:space="preserve"> </w:t>
-      </w:r>
-      <w:r>
-        <w:t xml:space="preserve">per response,</w:t>
-      </w:r>
-      <w:r>
-        <w:t xml:space="preserve"> </w:t>
-      </w:r>
-      <w:r>
-        <w:rPr>
-          <w:rStyle w:val="VerbatimChar"/>
-        </w:rPr>
-        <w:t xml:space="preserve">net:cache url fresh (card|memory)</w:t>
-      </w:r>
-      <w:r>
-        <w:t xml:space="preserve"> </w:t>
-      </w:r>
-      <w:r>
-        <w:t xml:space="preserve">per answer from the cache,</w:t>
-      </w:r>
-      <w:r>
-        <w:t xml:space="preserve"> </w:t>
-      </w:r>
-      <w:r>
-        <w:rPr>
-          <w:rStyle w:val="VerbatimChar"/>
-        </w:rPr>
-        <w:t xml:space="preserve">page:load</w:t>
-      </w:r>
-      <w:r>
-        <w:t xml:space="preserve"> </w:t>
-      </w:r>
-      <w:r>
-        <w:t xml:space="preserve">from the throbber's</w:t>
-      </w:r>
-      <w:r>
-        <w:t xml:space="preserve"> </w:t>
-      </w:r>
-      <w:r>
-        <w:t xml:space="preserve">start to its stop,</w:t>
-      </w:r>
-      <w:r>
-        <w:t xml:space="preserve"> </w:t>
-      </w:r>
-      <w:r>
-        <w:rPr>
-          <w:rStyle w:val="VerbatimChar"/>
-        </w:rPr>
-        <w:t xml:space="preserve">cache:*</w:t>
-      </w:r>
-      <w:r>
-        <w:t xml:space="preserve"> </w:t>
-      </w:r>
-      <w:r>
-        <w:t xml:space="preserve">for the disk cache,</w:t>
-      </w:r>
-      <w:r>
-        <w:t xml:space="preserve"> </w:t>
-      </w:r>
-      <w:r>
-        <w:rPr>
-          <w:rStyle w:val="VerbatimChar"/>
-        </w:rPr>
-        <w:t xml:space="preserve">net:preconnect</w:t>
-      </w:r>
-      <w:r>
-        <w:t xml:space="preserve">,</w:t>
-      </w:r>
-      <w:r>
-        <w:t xml:space="preserve"> </w:t>
-      </w:r>
-      <w:r>
-        <w:rPr>
-          <w:rStyle w:val="VerbatimChar"/>
-        </w:rPr>
-        <w:t xml:space="preserve">net:tcp</w:t>
-      </w:r>
-      <w:r>
-        <w:t xml:space="preserve"> </w:t>
-      </w:r>
-      <w:r>
-        <w:t xml:space="preserve">for a failed or</w:t>
-      </w:r>
-      <w:r>
-        <w:t xml:space="preserve"> </w:t>
-      </w:r>
-      <w:r>
-        <w:t xml:space="preserve">delayed connect.</w:t>
+        <w:t xml:space="preserve">TLS sessions kept across launches.</w:t>
+      </w:r>
+      <w:r>
+        <w:t xml:space="preserve"> </w:t>
+      </w:r>
+      <w:r>
+        <w:t xml:space="preserve">The session cache (32 hosts) is saved to</w:t>
+      </w:r>
+      <w:r>
+        <w:t xml:space="preserve"> </w:t>
+      </w:r>
+      <w:r>
+        <w:rPr>
+          <w:rStyle w:val="VerbatimChar"/>
+        </w:rPr>
+        <w:t xml:space="preserve">SD:/apps/jet.app/TLSSessions</w:t>
+      </w:r>
+      <w:r>
+        <w:t xml:space="preserve"> </w:t>
+      </w:r>
+      <w:r>
+        <w:t xml:space="preserve">(</w:t>
+      </w:r>
+      <w:r>
+        <w:rPr>
+          <w:rStyle w:val="VerbatimChar"/>
+        </w:rPr>
+        <w:t xml:space="preserve">mbedtls_ssl_session_save</w:t>
+      </w:r>
+      <w:r>
+        <w:t xml:space="preserve">) with the user data and loaded</w:t>
+      </w:r>
+      <w:r>
+        <w:t xml:space="preserve"> </w:t>
+      </w:r>
+      <w:r>
+        <w:t xml:space="preserve">at start: a known host's first connection is a resumed (abbreviated) handshake.</w:t>
       </w:r>
     </w:p>
     <w:p>
@@ -47205,6 +47193,159 @@
           <w:b/>
           <w:bCs/>
         </w:rPr>
+        <w:t xml:space="preserve">Timings.</w:t>
+      </w:r>
+      <w:r>
+        <w:t xml:space="preserve"> </w:t>
+      </w:r>
+      <w:r>
+        <w:t xml:space="preserve">With the perf log on (</w:t>
+      </w:r>
+      <w:r>
+        <w:rPr>
+          <w:rStyle w:val="VerbatimChar"/>
+        </w:rPr>
+        <w:t xml:space="preserve">NS_PERF=1</w:t>
+      </w:r>
+      <w:r>
+        <w:t xml:space="preserve">, or the file</w:t>
+      </w:r>
+      <w:r>
+        <w:t xml:space="preserve"> </w:t>
+      </w:r>
+      <w:r>
+        <w:rPr>
+          <w:rStyle w:val="VerbatimChar"/>
+        </w:rPr>
+        <w:t xml:space="preserve">SD:/apps/jet.app/perf</w:t>
+      </w:r>
+      <w:r>
+        <w:t xml:space="preserve">):</w:t>
+      </w:r>
+      <w:r>
+        <w:t xml:space="preserve"> </w:t>
+      </w:r>
+      <w:r>
+        <w:rPr>
+          <w:rStyle w:val="VerbatimChar"/>
+        </w:rPr>
+        <w:t xml:space="preserve">net:conn host:port queue dns tcp tls full|resumed h2|http/1.1</w:t>
+      </w:r>
+      <w:r>
+        <w:t xml:space="preserve"> </w:t>
+      </w:r>
+      <w:r>
+        <w:t xml:space="preserve">per new connection,</w:t>
+      </w:r>
+      <w:r>
+        <w:t xml:space="preserve"> </w:t>
+      </w:r>
+      <w:r>
+        <w:rPr>
+          <w:rStyle w:val="VerbatimChar"/>
+        </w:rPr>
+        <w:t xml:space="preserve">net:done url total ttfb protocol (kept connection) bytes (revalidated 304)</w:t>
+      </w:r>
+      <w:r>
+        <w:t xml:space="preserve"> </w:t>
+      </w:r>
+      <w:r>
+        <w:t xml:space="preserve">per response,</w:t>
+      </w:r>
+      <w:r>
+        <w:t xml:space="preserve"> </w:t>
+      </w:r>
+      <w:r>
+        <w:rPr>
+          <w:rStyle w:val="VerbatimChar"/>
+        </w:rPr>
+        <w:t xml:space="preserve">net:cache url fresh (card|memory)</w:t>
+      </w:r>
+      <w:r>
+        <w:t xml:space="preserve"> </w:t>
+      </w:r>
+      <w:r>
+        <w:t xml:space="preserve">per answer from the cache,</w:t>
+      </w:r>
+      <w:r>
+        <w:t xml:space="preserve"> </w:t>
+      </w:r>
+      <w:r>
+        <w:rPr>
+          <w:rStyle w:val="VerbatimChar"/>
+        </w:rPr>
+        <w:t xml:space="preserve">page:load</w:t>
+      </w:r>
+      <w:r>
+        <w:t xml:space="preserve"> </w:t>
+      </w:r>
+      <w:r>
+        <w:t xml:space="preserve">from the throbber's</w:t>
+      </w:r>
+      <w:r>
+        <w:t xml:space="preserve"> </w:t>
+      </w:r>
+      <w:r>
+        <w:t xml:space="preserve">start to its stop,</w:t>
+      </w:r>
+      <w:r>
+        <w:t xml:space="preserve"> </w:t>
+      </w:r>
+      <w:r>
+        <w:rPr>
+          <w:rStyle w:val="VerbatimChar"/>
+        </w:rPr>
+        <w:t xml:space="preserve">cache:*</w:t>
+      </w:r>
+      <w:r>
+        <w:t xml:space="preserve"> </w:t>
+      </w:r>
+      <w:r>
+        <w:t xml:space="preserve">for the disk cache,</w:t>
+      </w:r>
+      <w:r>
+        <w:t xml:space="preserve"> </w:t>
+      </w:r>
+      <w:r>
+        <w:rPr>
+          <w:rStyle w:val="VerbatimChar"/>
+        </w:rPr>
+        <w:t xml:space="preserve">net:preconnect</w:t>
+      </w:r>
+      <w:r>
+        <w:t xml:space="preserve">,</w:t>
+      </w:r>
+      <w:r>
+        <w:t xml:space="preserve"> </w:t>
+      </w:r>
+      <w:r>
+        <w:rPr>
+          <w:rStyle w:val="VerbatimChar"/>
+        </w:rPr>
+        <w:t xml:space="preserve">net:tcp</w:t>
+      </w:r>
+      <w:r>
+        <w:t xml:space="preserve"> </w:t>
+      </w:r>
+      <w:r>
+        <w:t xml:space="preserve">for a failed or</w:t>
+      </w:r>
+      <w:r>
+        <w:t xml:space="preserve"> </w:t>
+      </w:r>
+      <w:r>
+        <w:t xml:space="preserve">delayed connect.</w:t>
+      </w:r>
+    </w:p>
+    <w:p>
+      <w:pPr>
+        <w:pStyle w:val="BodyText"/>
+      </w:pPr>
+      <w:r>
+        <w:rPr>
+          <w:b/>
+          <w:bCs/>
+        </w:rPr>
         <w:t xml:space="preserve">A disk cache</w:t>
       </w:r>
       <w:r>
@@ -47307,7 +47448,13 @@
         <w:t xml:space="preserve"> </w:t>
       </w:r>
       <w:r>
-        <w:t xml:space="preserve">the least recently used out beyond it. In</w:t>
+        <w:t xml:space="preserve">the least recently used out beyond it. (Since §32: an object is stored the second time it is</w:t>
+      </w:r>
+      <w:r>
+        <w:t xml:space="preserve"> </w:t>
+      </w:r>
+      <w:r>
+        <w:t xml:space="preserve">seen, not over 512 KB, the writes paced, the index written once a minute at most.) In</w:t>
       </w:r>
       <w:r>
         <w:t xml:space="preserve"> </w:t>
@@ -49920,7 +50067,13 @@
         <w:t xml:space="preserve"> </w:t>
       </w:r>
       <w:r>
-        <w:t xml:space="preserve">(its page area;</w:t>
+        <w:t xml:space="preserve">(its page area -- since §32 only the part</w:t>
+      </w:r>
+      <w:r>
+        <w:t xml:space="preserve"> </w:t>
+      </w:r>
+      <w:r>
+        <w:t xml:space="preserve">that changed since the last frame;</w:t>
       </w:r>
       <w:r>
         <w:t xml:space="preserve"> </w:t>
@@ -60269,6 +60422,108 @@
           <w:b/>
           <w:bCs/>
         </w:rPr>
+        <w:t xml:space="preserve">A frame placed only in a laid-out tree</w:t>
+      </w:r>
+      <w:r>
+        <w:t xml:space="preserve"> </w:t>
+      </w:r>
+      <w:r>
+        <w:t xml:space="preserve">(</w:t>
+      </w:r>
+      <w:r>
+        <w:rPr>
+          <w:rStyle w:val="VerbatimChar"/>
+        </w:rPr>
+        <w:t xml:space="preserve">desktop/frames.c</w:t>
+      </w:r>
+      <w:r>
+        <w:t xml:space="preserve"> </w:t>
+      </w:r>
+      <w:r>
+        <w:rPr>
+          <w:rStyle w:val="VerbatimChar"/>
+        </w:rPr>
+        <w:t xml:space="preserve">onyx_frames_link</w:t>
+      </w:r>
+      <w:r>
+        <w:t xml:space="preserve">): the rebox</w:t>
+      </w:r>
+      <w:r>
+        <w:t xml:space="preserve"> </w:t>
+      </w:r>
+      <w:r>
+        <w:t xml:space="preserve">syncs the frames before its new boxes are laid out; placing a frame then walked</w:t>
+      </w:r>
+      <w:r>
+        <w:t xml:space="preserve"> </w:t>
+      </w:r>
+      <w:r>
+        <w:rPr>
+          <w:rStyle w:val="VerbatimChar"/>
+        </w:rPr>
+        <w:t xml:space="preserve">box_coords</w:t>
+      </w:r>
+      <w:r>
+        <w:t xml:space="preserve"> </w:t>
+      </w:r>
+      <w:r>
+        <w:t xml:space="preserve">over boxes with no float container and no scroll bars yet -- a crash (on the Pi: kotonstudio.com,</w:t>
+      </w:r>
+      <w:r>
+        <w:t xml:space="preserve"> </w:t>
+      </w:r>
+      <w:r>
+        <w:t xml:space="preserve">then google.com; a frame in a float on the PC). The frame is placed by the layout anyway</w:t>
+      </w:r>
+      <w:r>
+        <w:t xml:space="preserve"> </w:t>
+      </w:r>
+      <w:r>
+        <w:t xml:space="preserve">(</w:t>
+      </w:r>
+      <w:r>
+        <w:rPr>
+          <w:rStyle w:val="VerbatimChar"/>
+        </w:rPr>
+        <w:t xml:space="preserve">layout.c</w:t>
+      </w:r>
+      <w:r>
+        <w:t xml:space="preserve">). Test:</w:t>
+      </w:r>
+      <w:r>
+        <w:t xml:space="preserve"> </w:t>
+      </w:r>
+      <w:r>
+        <w:rPr>
+          <w:rStyle w:val="VerbatimChar"/>
+        </w:rPr>
+        <w:t xml:space="preserve">iframetest.sh</w:t>
+      </w:r>
+      <w:r>
+        <w:t xml:space="preserve">'s</w:t>
+      </w:r>
+      <w:r>
+        <w:t xml:space="preserve"> </w:t>
+      </w:r>
+      <w:r>
+        <w:rPr>
+          <w:rStyle w:val="VerbatimChar"/>
+        </w:rPr>
+        <w:t xml:space="preserve">frames-rebox-float.html</w:t>
+      </w:r>
+      <w:r>
+        <w:t xml:space="preserve">.</w:t>
+      </w:r>
+    </w:p>
+    <w:p>
+      <w:pPr>
+        <w:pStyle w:val="BodyText"/>
+      </w:pPr>
+      <w:r>
+        <w:rPr>
+          <w:b/>
+          <w:bCs/>
+        </w:rPr>
         <w:t xml:space="preserve">Not done</w:t>
       </w:r>
       <w:r>
@@ -61352,7 +61607,13 @@
         <w:t xml:space="preserve">What</w:t>
       </w:r>
       <w:r>
-        <w:t xml:space="preserve">: every classic script of 8 KB or more (external or inline), and the preludes</w:t>
+        <w:t xml:space="preserve">: every classic script of 8 KB or more (external or inline) -- since §32 the second</w:t>
+      </w:r>
+      <w:r>
+        <w:t xml:space="preserve"> </w:t>
+      </w:r>
+      <w:r>
+        <w:t xml:space="preserve">time its source is seen (written paced, the index once a burst is over) --, and the preludes</w:t>
       </w:r>
       <w:r>
         <w:t xml:space="preserve"> </w:t>
@@ -63976,13 +64237,40 @@
       </w:r>
     </w:p>
     <w:bookmarkEnd w:id="64"/>
-    <w:bookmarkStart w:id="65" w:name="X2d96bac25f45ec9241507797951d2bb0b2591ad"/>
+    <w:bookmarkStart w:id="67" w:name="X1a6667b9627283d98b2b24684967050fed4b571"/>
     <w:p>
       <w:pPr>
         <w:pStyle w:val="Heading2"/>
       </w:pPr>
       <w:r>
-        <w:t xml:space="preserve">8. Known gaps</w:t>
+        <w:t xml:space="preserve">32. An idle Jet Browser, a quiet card: the system stays fast (2026-10-01)</w:t>
+      </w:r>
+    </w:p>
+    <w:p>
+      <w:pPr>
+        <w:pStyle w:val="FirstParagraph"/>
+      </w:pPr>
+      <w:r>
+        <w:rPr>
+          <w:b/>
+          <w:bCs/>
+        </w:rPr>
+        <w:t xml:space="preserve">What the Pi showed</w:t>
+      </w:r>
+      <w:r>
+        <w:t xml:space="preserve">: "when Jet is running, the whole system gets slow" -- even a simple app</w:t>
+      </w:r>
+      <w:r>
+        <w:t xml:space="preserve"> </w:t>
+      </w:r>
+      <w:r>
+        <w:t xml:space="preserve">such as the theme settings. On the Pi every app runs on core 0, so what Jet burns is taken from</w:t>
+      </w:r>
+      <w:r>
+        <w:t xml:space="preserve"> </w:t>
+      </w:r>
+      <w:r>
+        <w:t xml:space="preserve">the other apps, the compositor, the input and the remote desktop. Two causes were measured:</w:t>
       </w:r>
     </w:p>
     <w:p>
@@ -63994,46 +64282,191 @@
         </w:numPr>
       </w:pPr>
       <w:r>
-        <w:t xml:space="preserve">JavaScript: synchronous XHR (runs async), multipart request bodies, binary request bodies</w:t>
-      </w:r>
-      <w:r>
-        <w:t xml:space="preserve"> </w:t>
-      </w:r>
-      <w:r>
-        <w:t xml:space="preserve">(sent as text: a NUL ends them); no IndexedDB, editing APIs, Service</w:t>
-      </w:r>
-      <w:r>
-        <w:t xml:space="preserve"> </w:t>
-      </w:r>
-      <w:r>
-        <w:t xml:space="preserve">Workers; CSS</w:t>
-      </w:r>
-      <w:r>
-        <w:t xml:space="preserve"> </w:t>
-      </w:r>
-      <w:r>
-        <w:rPr>
-          <w:rStyle w:val="VerbatimChar"/>
-        </w:rPr>
-        <w:t xml:space="preserve">:active</w:t>
-      </w:r>
-      <w:r>
-        <w:t xml:space="preserve"> </w:t>
-      </w:r>
-      <w:r>
-        <w:t xml:space="preserve">/</w:t>
-      </w:r>
-      <w:r>
-        <w:t xml:space="preserve"> </w:t>
-      </w:r>
-      <w:r>
-        <w:rPr>
-          <w:rStyle w:val="VerbatimChar"/>
-        </w:rPr>
-        <w:t xml:space="preserve">:focus</w:t>
-      </w:r>
-      <w:r>
-        <w:t xml:space="preserve">.</w:t>
+        <w:rPr>
+          <w:b/>
+          <w:bCs/>
+        </w:rPr>
+        <w:t xml:space="preserve">CPU while a page is shown and nothing happens.</w:t>
+      </w:r>
+      <w:r>
+        <w:t xml:space="preserve"> </w:t>
+      </w:r>
+      <w:r>
+        <w:t xml:space="preserve">kotonstudio.com (its copy, a 1920 x 1080</w:t>
+      </w:r>
+      <w:r>
+        <w:t xml:space="preserve"> </w:t>
+      </w:r>
+      <w:r>
+        <w:t xml:space="preserve">screen, the page loaded, then 10 s idle) took 6.5 % of a PC core with</w:t>
+      </w:r>
+      <w:r>
+        <w:t xml:space="preserve"> </w:t>
+      </w:r>
+      <w:r>
+        <w:rPr>
+          <w:rStyle w:val="VerbatimChar"/>
+        </w:rPr>
+        <w:t xml:space="preserve">NS_GPU=0</w:t>
+      </w:r>
+      <w:r>
+        <w:t xml:space="preserve"> </w:t>
+      </w:r>
+      <w:r>
+        <w:t xml:space="preserve">and 13.7 %</w:t>
+      </w:r>
+      <w:r>
+        <w:t xml:space="preserve"> </w:t>
+      </w:r>
+      <w:r>
+        <w:t xml:space="preserve">with</w:t>
+      </w:r>
+      <w:r>
+        <w:t xml:space="preserve"> </w:t>
+      </w:r>
+      <w:r>
+        <w:rPr>
+          <w:rStyle w:val="VerbatimChar"/>
+        </w:rPr>
+        <w:t xml:space="preserve">NS_GPU=1</w:t>
+      </w:r>
+      <w:r>
+        <w:t xml:space="preserve"> </w:t>
+      </w:r>
+      <w:r>
+        <w:t xml:space="preserve">-- most of a Pi core (5-8x slower). The Pi's log:</w:t>
+      </w:r>
+      <w:r>
+        <w:t xml:space="preserve"> </w:t>
+      </w:r>
+      <w:r>
+        <w:rPr>
+          <w:rStyle w:val="VerbatimChar"/>
+        </w:rPr>
+        <w:t xml:space="preserve">ONYX-COMP 100 frames: 100 painted, 0 composite only</w:t>
+      </w:r>
+      <w:r>
+        <w:t xml:space="preserve">,</w:t>
+      </w:r>
+      <w:r>
+        <w:t xml:space="preserve"> </w:t>
+      </w:r>
+      <w:r>
+        <w:rPr>
+          <w:rStyle w:val="VerbatimChar"/>
+        </w:rPr>
+        <w:t xml:space="preserve">frame painted 21-29 ms</w:t>
+      </w:r>
+      <w:r>
+        <w:t xml:space="preserve"> </w:t>
+      </w:r>
+      <w:r>
+        <w:t xml:space="preserve">each frame. The cause: the page's</w:t>
+      </w:r>
+      <w:r>
+        <w:t xml:space="preserve"> </w:t>
+      </w:r>
+      <w:r>
+        <w:rPr>
+          <w:rStyle w:val="VerbatimChar"/>
+        </w:rPr>
+        <w:t xml:space="preserve">.pill-dot</w:t>
+      </w:r>
+      <w:r>
+        <w:t xml:space="preserve"> </w:t>
+      </w:r>
+      <w:r>
+        <w:t xml:space="preserve">runs</w:t>
+      </w:r>
+      <w:r>
+        <w:t xml:space="preserve"> </w:t>
+      </w:r>
+      <w:r>
+        <w:rPr>
+          <w:rStyle w:val="VerbatimChar"/>
+        </w:rPr>
+        <w:t xml:space="preserve">animation: pulse 2s infinite</w:t>
+      </w:r>
+      <w:r>
+        <w:t xml:space="preserve"> </w:t>
+      </w:r>
+      <w:r>
+        <w:t xml:space="preserve">on its</w:t>
+      </w:r>
+      <w:r>
+        <w:t xml:space="preserve"> </w:t>
+      </w:r>
+      <w:r>
+        <w:rPr>
+          <w:rStyle w:val="VerbatimChar"/>
+          <w:b/>
+          <w:bCs/>
+        </w:rPr>
+        <w:t xml:space="preserve">box-shadow</w:t>
+      </w:r>
+      <w:r>
+        <w:t xml:space="preserve"> </w:t>
+      </w:r>
+      <w:r>
+        <w:t xml:space="preserve">-- a paint property,</w:t>
+      </w:r>
+      <w:r>
+        <w:t xml:space="preserve"> </w:t>
+      </w:r>
+      <w:r>
+        <w:t xml:space="preserve">not a transform or an opacity, so no frame of it can be composite-only (§25: the transform /</w:t>
+      </w:r>
+      <w:r>
+        <w:t xml:space="preserve"> </w:t>
+      </w:r>
+      <w:r>
+        <w:t xml:space="preserve">opacity animations are,</w:t>
+      </w:r>
+      <w:r>
+        <w:t xml:space="preserve"> </w:t>
+      </w:r>
+      <w:r>
+        <w:rPr>
+          <w:rStyle w:val="VerbatimChar"/>
+        </w:rPr>
+        <w:t xml:space="preserve">pages/anim-layers.html</w:t>
+      </w:r>
+      <w:r>
+        <w:t xml:space="preserve">: 40 composite-only frames of 50). Each of</w:t>
+      </w:r>
+      <w:r>
+        <w:t xml:space="preserve"> </w:t>
+      </w:r>
+      <w:r>
+        <w:t xml:space="preserve">the ~60 frames a second restyled the dot (walking the whole box tree twice), painted its 23 x</w:t>
+      </w:r>
+      <w:r>
+        <w:t xml:space="preserve"> </w:t>
+      </w:r>
+      <w:r>
+        <w:t xml:space="preserve">23 px into the band, then</w:t>
+      </w:r>
+      <w:r>
+        <w:t xml:space="preserve"> </w:t>
+      </w:r>
+      <w:r>
+        <w:rPr>
+          <w:b/>
+          <w:bCs/>
+        </w:rPr>
+        <w:t xml:space="preserve">composited the whole view</w:t>
+      </w:r>
+      <w:r>
+        <w:t xml:space="preserve"> </w:t>
+      </w:r>
+      <w:r>
+        <w:t xml:space="preserve">into the canvas (1.4-1.7 ms on the</w:t>
+      </w:r>
+      <w:r>
+        <w:t xml:space="preserve"> </w:t>
+      </w:r>
+      <w:r>
+        <w:t xml:space="preserve">PC's CPU path) and presented the window.</w:t>
       </w:r>
     </w:p>
     <w:p>
@@ -64045,124 +64478,89 @@
         </w:numPr>
       </w:pPr>
       <w:r>
-        <w:t xml:space="preserve">The network APIs (§19): a worker runs on the UI thread (a long computation in a worker</w:t>
-      </w:r>
-      <w:r>
-        <w:t xml:space="preserve"> </w:t>
-      </w:r>
-      <w:r>
-        <w:t xml:space="preserve">holds the window as a page's script does;</w:t>
-      </w:r>
-      <w:r>
-        <w:t xml:space="preserve"> </w:t>
-      </w:r>
-      <w:r>
-        <w:rPr>
-          <w:rStyle w:val="VerbatimChar"/>
-        </w:rPr>
-        <w:t xml:space="preserve">script_timeout</w:t>
-      </w:r>
-      <w:r>
-        <w:t xml:space="preserve"> </w:t>
-      </w:r>
-      <w:r>
-        <w:t xml:space="preserve">stops it); an</w:t>
-      </w:r>
-      <w:r>
-        <w:t xml:space="preserve"> </w:t>
-      </w:r>
-      <w:r>
-        <w:rPr>
-          <w:rStyle w:val="VerbatimChar"/>
-        </w:rPr>
-        <w:t xml:space="preserve">importScripts</w:t>
-      </w:r>
-      <w:r>
-        <w:t xml:space="preserve"> </w:t>
-      </w:r>
-      <w:r>
-        <w:t xml:space="preserve">whose URL is not a literal in the script, over http(s), blocks the UI thread while it is</w:t>
-      </w:r>
-      <w:r>
-        <w:t xml:space="preserve"> </w:t>
-      </w:r>
-      <w:r>
-        <w:t xml:space="preserve">read; a SharedWorker is shared within its document only; no</w:t>
-      </w:r>
-      <w:r>
-        <w:t xml:space="preserve"> </w:t>
-      </w:r>
-      <w:r>
-        <w:rPr>
-          <w:rStyle w:val="VerbatimChar"/>
-        </w:rPr>
-        <w:t xml:space="preserve">MessagePort</w:t>
-      </w:r>
-      <w:r>
-        <w:t xml:space="preserve"> </w:t>
-      </w:r>
-      <w:r>
-        <w:t xml:space="preserve">transferred to a</w:t>
-      </w:r>
-      <w:r>
-        <w:t xml:space="preserve"> </w:t>
-      </w:r>
-      <w:r>
-        <w:t xml:space="preserve">worker, no</w:t>
-      </w:r>
-      <w:r>
-        <w:t xml:space="preserve"> </w:t>
-      </w:r>
-      <w:r>
-        <w:rPr>
-          <w:rStyle w:val="VerbatimChar"/>
-        </w:rPr>
-        <w:t xml:space="preserve">OffscreenCanvas</w:t>
-      </w:r>
-      <w:r>
-        <w:t xml:space="preserve">,</w:t>
-      </w:r>
-      <w:r>
-        <w:t xml:space="preserve"> </w:t>
-      </w:r>
-      <w:r>
-        <w:rPr>
-          <w:rStyle w:val="VerbatimChar"/>
-        </w:rPr>
-        <w:t xml:space="preserve">SharedArrayBuffer</w:t>
-      </w:r>
-      <w:r>
-        <w:t xml:space="preserve"> </w:t>
-      </w:r>
-      <w:r>
-        <w:t xml:space="preserve">/</w:t>
-      </w:r>
-      <w:r>
-        <w:t xml:space="preserve"> </w:t>
-      </w:r>
-      <w:r>
-        <w:rPr>
-          <w:rStyle w:val="VerbatimChar"/>
-        </w:rPr>
-        <w:t xml:space="preserve">Atomics</w:t>
-      </w:r>
-      <w:r>
-        <w:t xml:space="preserve"> </w:t>
-      </w:r>
-      <w:r>
-        <w:t xml:space="preserve">between workers; the</w:t>
-      </w:r>
-      <w:r>
-        <w:t xml:space="preserve"> </w:t>
-      </w:r>
-      <w:r>
-        <w:t xml:space="preserve">WebSocket client sends its messages uncompressed (permessage-deflate inflates only) and</w:t>
-      </w:r>
-      <w:r>
-        <w:t xml:space="preserve"> </w:t>
-      </w:r>
-      <w:r>
-        <w:t xml:space="preserve">never pings; CORS is not checked for EventSource either.</w:t>
+        <w:rPr>
+          <w:b/>
+          <w:bCs/>
+        </w:rPr>
+        <w:t xml:space="preserve">The SD card's write stalls.</w:t>
+      </w:r>
+      <w:r>
+        <w:t xml:space="preserve"> </w:t>
+      </w:r>
+      <w:r>
+        <w:t xml:space="preserve">The Pi's log:</w:t>
+      </w:r>
+      <w:r>
+        <w:t xml:space="preserve"> </w:t>
+      </w:r>
+      <w:r>
+        <w:rPr>
+          <w:rStyle w:val="VerbatimChar"/>
+        </w:rPr>
+        <w:t xml:space="preserve">stall: jet:cache ran 103-213 ms without yielding</w:t>
+      </w:r>
+      <w:r>
+        <w:t xml:space="preserve"> </w:t>
+      </w:r>
+      <w:r>
+        <w:t xml:space="preserve">(in Circle's</w:t>
+      </w:r>
+      <w:r>
+        <w:t xml:space="preserve"> </w:t>
+      </w:r>
+      <w:r>
+        <w:rPr>
+          <w:rStyle w:val="VerbatimChar"/>
+        </w:rPr>
+        <w:t xml:space="preserve">CEMMCDevice::TimeoutWait</w:t>
+      </w:r>
+      <w:r>
+        <w:t xml:space="preserve">: the SD driver busy-waits while the card</w:t>
+      </w:r>
+      <w:r>
+        <w:t xml:space="preserve"> </w:t>
+      </w:r>
+      <w:r>
+        <w:t xml:space="preserve">writes, core 0 frozen for everyone). The disk cache (</w:t>
+      </w:r>
+      <w:r>
+        <w:rPr>
+          <w:rStyle w:val="VerbatimChar"/>
+        </w:rPr>
+        <w:t xml:space="preserve">user/netsurf/onyx_cache.c</w:t>
+      </w:r>
+      <w:r>
+        <w:t xml:space="preserve">) and the JS</w:t>
+      </w:r>
+      <w:r>
+        <w:t xml:space="preserve"> </w:t>
+      </w:r>
+      <w:r>
+        <w:t xml:space="preserve">code cache (</w:t>
+      </w:r>
+      <w:r>
+        <w:rPr>
+          <w:rStyle w:val="VerbatimChar"/>
+        </w:rPr>
+        <w:t xml:space="preserve">quickjs/qjs_codecache.c</w:t>
+      </w:r>
+      <w:r>
+        <w:t xml:space="preserve">) wrote a lot: every cacheable object, every script's</w:t>
+      </w:r>
+      <w:r>
+        <w:t xml:space="preserve"> </w:t>
+      </w:r>
+      <w:r>
+        <w:t xml:space="preserve">bytecode (~3x its source), at every visit when Google's scripts change.</w:t>
+      </w:r>
+    </w:p>
+    <w:bookmarkStart w:id="65" w:name="the-frames-fewer-smaller-none-unseen"/>
+    <w:p>
+      <w:pPr>
+        <w:pStyle w:val="Heading3"/>
+      </w:pPr>
+      <w:r>
+        <w:t xml:space="preserve">The frames: fewer, smaller, none unseen</w:t>
       </w:r>
     </w:p>
     <w:p>
@@ -64170,35 +64568,119 @@
         <w:pStyle w:val="Compact"/>
         <w:numPr>
           <w:ilvl w:val="0"/>
-          <w:numId w:val="1049"/>
+          <w:numId w:val="1050"/>
         </w:numPr>
       </w:pPr>
       <w:r>
-        <w:t xml:space="preserve">The network (§24): no revocation checks, no CSP, no SameSite cookies, no</w:t>
-      </w:r>
-      <w:r>
-        <w:t xml:space="preserve"> </w:t>
-      </w:r>
-      <w:r>
-        <w:t xml:space="preserve">CORS for the core's loads (EventSource, fonts,</w:t>
-      </w:r>
-      <w:r>
-        <w:t xml:space="preserve"> </w:t>
-      </w:r>
-      <w:r>
-        <w:rPr>
-          <w:rStyle w:val="VerbatimChar"/>
-        </w:rPr>
-        <w:t xml:space="preserve">&lt;img crossorigin&gt;</w:t>
-      </w:r>
-      <w:r>
-        <w:t xml:space="preserve">, module scripts), no</w:t>
-      </w:r>
-      <w:r>
-        <w:t xml:space="preserve"> </w:t>
-      </w:r>
-      <w:r>
-        <w:t xml:space="preserve">HTTP/3, no back-forward cache.</w:t>
+        <w:rPr>
+          <w:b/>
+          <w:bCs/>
+        </w:rPr>
+        <w:t xml:space="preserve">Their pace</w:t>
+      </w:r>
+      <w:r>
+        <w:t xml:space="preserve"> </w:t>
+      </w:r>
+      <w:r>
+        <w:t xml:space="preserve">(</w:t>
+      </w:r>
+      <w:r>
+        <w:rPr>
+          <w:rStyle w:val="VerbatimChar"/>
+        </w:rPr>
+        <w:t xml:space="preserve">html/onyx_anim.c</w:t>
+      </w:r>
+      <w:r>
+        <w:t xml:space="preserve">,</w:t>
+      </w:r>
+      <w:r>
+        <w:t xml:space="preserve"> </w:t>
+      </w:r>
+      <w:r>
+        <w:rPr>
+          <w:rStyle w:val="VerbatimChar"/>
+        </w:rPr>
+        <w:t xml:space="preserve">oa_schedule</w:t>
+      </w:r>
+      <w:r>
+        <w:t xml:space="preserve">): ~</w:t>
+      </w:r>
+      <w:r>
+        <w:rPr>
+          <w:b/>
+          <w:bCs/>
+        </w:rPr>
+        <w:t xml:space="preserve">30</w:t>
+      </w:r>
+      <w:r>
+        <w:t xml:space="preserve"> </w:t>
+      </w:r>
+      <w:r>
+        <w:t xml:space="preserve">frames a second (was ~60),</w:t>
+      </w:r>
+      <w:r>
+        <w:t xml:space="preserve"> </w:t>
+      </w:r>
+      <w:r>
+        <w:rPr>
+          <w:b/>
+          <w:bCs/>
+        </w:rPr>
+        <w:t xml:space="preserve">15</w:t>
+      </w:r>
+      <w:r>
+        <w:t xml:space="preserve"> </w:t>
+      </w:r>
+      <w:r>
+        <w:t xml:space="preserve">when the last frames changed only a few pixels -- painting only, the changed elements' boxes</w:t>
+      </w:r>
+      <w:r>
+        <w:t xml:space="preserve"> </w:t>
+      </w:r>
+      <w:r>
+        <w:t xml:space="preserve">(their descendants' bounds, 8 px around) at most 48 x 48 px in all (</w:t>
+      </w:r>
+      <w:r>
+        <w:rPr>
+          <w:rStyle w:val="VerbatimChar"/>
+        </w:rPr>
+        <w:t xml:space="preserve">OA_TINY_PX</w:t>
+      </w:r>
+      <w:r>
+        <w:t xml:space="preserve">: a pulsing</w:t>
+      </w:r>
+      <w:r>
+        <w:t xml:space="preserve"> </w:t>
+      </w:r>
+      <w:r>
+        <w:t xml:space="preserve">dot, a small spinner) -- and half that (15 / 8) when the window does not have the keyboard.</w:t>
+      </w:r>
+      <w:r>
+        <w:t xml:space="preserve"> </w:t>
+      </w:r>
+      <w:r>
+        <w:t xml:space="preserve">A frame whose work is long still waits 1.5x its work.</w:t>
+      </w:r>
+      <w:r>
+        <w:t xml:space="preserve"> </w:t>
+      </w:r>
+      <w:r>
+        <w:rPr>
+          <w:rStyle w:val="VerbatimChar"/>
+        </w:rPr>
+        <w:t xml:space="preserve">requestAnimationFrame</w:t>
+      </w:r>
+      <w:r>
+        <w:t xml:space="preserve"> </w:t>
+      </w:r>
+      <w:r>
+        <w:t xml:space="preserve">follows the</w:t>
+      </w:r>
+      <w:r>
+        <w:t xml:space="preserve"> </w:t>
+      </w:r>
+      <w:r>
+        <w:t xml:space="preserve">same pace (30 a second focused, 15 unfocused).</w:t>
       </w:r>
     </w:p>
     <w:p>
@@ -64206,65 +64688,175 @@
         <w:pStyle w:val="Compact"/>
         <w:numPr>
           <w:ilvl w:val="0"/>
-          <w:numId w:val="1049"/>
+          <w:numId w:val="1050"/>
         </w:numPr>
       </w:pPr>
       <w:r>
-        <w:t xml:space="preserve">Frames (§29): a frame's initial about:blank is not there synchronously, no</w:t>
-      </w:r>
-      <w:r>
-        <w:t xml:space="preserve"> </w:t>
-      </w:r>
-      <w:r>
-        <w:rPr>
-          <w:rStyle w:val="VerbatimChar"/>
-        </w:rPr>
-        <w:t xml:space="preserve">document.domain</w:t>
-      </w:r>
-      <w:r>
-        <w:t xml:space="preserve">, a srcdoc's</w:t>
-      </w:r>
-      <w:r>
-        <w:t xml:space="preserve"> </w:t>
-      </w:r>
-      <w:r>
-        <w:rPr>
-          <w:rStyle w:val="VerbatimChar"/>
-        </w:rPr>
-        <w:t xml:space="preserve">location.href</w:t>
-      </w:r>
-      <w:r>
-        <w:t xml:space="preserve"> </w:t>
-      </w:r>
-      <w:r>
-        <w:t xml:space="preserve">is its data: URL, no</w:t>
-      </w:r>
-      <w:r>
-        <w:t xml:space="preserve"> </w:t>
-      </w:r>
-      <w:r>
-        <w:t xml:space="preserve">focus moved between frames by script,</w:t>
-      </w:r>
-      <w:r>
-        <w:t xml:space="preserve"> </w:t>
-      </w:r>
-      <w:r>
-        <w:rPr>
-          <w:rStyle w:val="VerbatimChar"/>
-        </w:rPr>
-        <w:t xml:space="preserve">loading="lazy"</w:t>
-      </w:r>
-      <w:r>
-        <w:t xml:space="preserve"> </w:t>
-      </w:r>
-      <w:r>
-        <w:t xml:space="preserve">frames load at once, no frames in</w:t>
-      </w:r>
-      <w:r>
-        <w:t xml:space="preserve"> </w:t>
-      </w:r>
-      <w:r>
-        <w:t xml:space="preserve">shadow trees.</w:t>
+        <w:rPr>
+          <w:b/>
+          <w:bCs/>
+        </w:rPr>
+        <w:t xml:space="preserve">The window's state</w:t>
+      </w:r>
+      <w:r>
+        <w:t xml:space="preserve"> </w:t>
+      </w:r>
+      <w:r>
+        <w:t xml:space="preserve">(</w:t>
+      </w:r>
+      <w:r>
+        <w:rPr>
+          <w:rStyle w:val="VerbatimChar"/>
+        </w:rPr>
+        <w:t xml:space="preserve">frontends/framebuffer/gui.c</w:t>
+      </w:r>
+      <w:r>
+        <w:t xml:space="preserve"> </w:t>
+      </w:r>
+      <w:r>
+        <w:rPr>
+          <w:rStyle w:val="VerbatimChar"/>
+        </w:rPr>
+        <w:t xml:space="preserve">fb_view_poll</w:t>
+      </w:r>
+      <w:r>
+        <w:t xml:space="preserve">, 4 times a second;</w:t>
+      </w:r>
+      <w:r>
+        <w:t xml:space="preserve"> </w:t>
+      </w:r>
+      <w:r>
+        <w:rPr>
+          <w:rStyle w:val="VerbatimChar"/>
+        </w:rPr>
+        <w:t xml:space="preserve">user/netsurf/onyx_chrome.cpp</w:t>
+      </w:r>
+      <w:r>
+        <w:t xml:space="preserve"> </w:t>
+      </w:r>
+      <w:r>
+        <w:rPr>
+          <w:rStyle w:val="VerbatimChar"/>
+        </w:rPr>
+        <w:t xml:space="preserve">onyx_chrome_view_state</w:t>
+      </w:r>
+      <w:r>
+        <w:t xml:space="preserve">): from the window manager --</w:t>
+      </w:r>
+      <w:r>
+        <w:t xml:space="preserve"> </w:t>
+      </w:r>
+      <w:r>
+        <w:rPr>
+          <w:rStyle w:val="VerbatimChar"/>
+        </w:rPr>
+        <w:t xml:space="preserve">kapi_win_geometry</w:t>
+      </w:r>
+      <w:r>
+        <w:t xml:space="preserve">'s state (</w:t>
+      </w:r>
+      <w:r>
+        <w:rPr>
+          <w:rStyle w:val="VerbatimChar"/>
+        </w:rPr>
+        <w:t xml:space="preserve">KAPI_WIN_MINIMISED</w:t>
+      </w:r>
+      <w:r>
+        <w:t xml:space="preserve">,</w:t>
+      </w:r>
+      <w:r>
+        <w:t xml:space="preserve"> </w:t>
+      </w:r>
+      <w:r>
+        <w:rPr>
+          <w:rStyle w:val="VerbatimChar"/>
+        </w:rPr>
+        <w:t xml:space="preserve">KAPI_WIN_OFFDESK</w:t>
+      </w:r>
+      <w:r>
+        <w:t xml:space="preserve">,</w:t>
+      </w:r>
+      <w:r>
+        <w:t xml:space="preserve"> </w:t>
+      </w:r>
+      <w:r>
+        <w:rPr>
+          <w:rStyle w:val="VerbatimChar"/>
+        </w:rPr>
+        <w:t xml:space="preserve">KAPI_WIN_KEYS</w:t>
+      </w:r>
+      <w:r>
+        <w:t xml:space="preserve">) and</w:t>
+      </w:r>
+      <w:r>
+        <w:t xml:space="preserve"> </w:t>
+      </w:r>
+      <w:r>
+        <w:rPr>
+          <w:rStyle w:val="VerbatimChar"/>
+        </w:rPr>
+        <w:t xml:space="preserve">kapi_win_list</w:t>
+      </w:r>
+      <w:r>
+        <w:t xml:space="preserve"> </w:t>
+      </w:r>
+      <w:r>
+        <w:t xml:space="preserve">for what lies above the window (the opaque windows above it -- not</w:t>
+      </w:r>
+      <w:r>
+        <w:t xml:space="preserve"> </w:t>
+      </w:r>
+      <w:r>
+        <w:t xml:space="preserve">minimised, not on another desk, alpha 255, not see-through -- subtracted from its client</w:t>
+      </w:r>
+      <w:r>
+        <w:t xml:space="preserve"> </w:t>
+      </w:r>
+      <w:r>
+        <w:t xml:space="preserve">area: nothing left = covered). Three states (</w:t>
+      </w:r>
+      <w:r>
+        <w:rPr>
+          <w:rStyle w:val="VerbatimChar"/>
+        </w:rPr>
+        <w:t xml:space="preserve">onyx_view_state</w:t>
+      </w:r>
+      <w:r>
+        <w:t xml:space="preserve">,</w:t>
+      </w:r>
+      <w:r>
+        <w:t xml:space="preserve"> </w:t>
+      </w:r>
+      <w:r>
+        <w:rPr>
+          <w:rStyle w:val="VerbatimChar"/>
+        </w:rPr>
+        <w:t xml:space="preserve">html/onyx_anim.h</w:t>
+      </w:r>
+      <w:r>
+        <w:t xml:space="preserve">):</w:t>
+      </w:r>
+      <w:r>
+        <w:t xml:space="preserve"> </w:t>
+      </w:r>
+      <w:r>
+        <w:t xml:space="preserve">focused, shown without the keyboard,</w:t>
+      </w:r>
+      <w:r>
+        <w:t xml:space="preserve"> </w:t>
+      </w:r>
+      <w:r>
+        <w:rPr>
+          <w:b/>
+          <w:bCs/>
+        </w:rPr>
+        <w:t xml:space="preserve">hidden</w:t>
+      </w:r>
+      <w:r>
+        <w:t xml:space="preserve"> </w:t>
+      </w:r>
+      <w:r>
+        <w:t xml:space="preserve">(minimised, on another workspace, covered).</w:t>
       </w:r>
     </w:p>
     <w:p>
@@ -64272,38 +64864,121 @@
         <w:pStyle w:val="Compact"/>
         <w:numPr>
           <w:ilvl w:val="0"/>
-          <w:numId w:val="1049"/>
+          <w:numId w:val="1050"/>
         </w:numPr>
       </w:pPr>
       <w:r>
-        <w:t xml:space="preserve">Shadow DOM (§20): the manual slot assignment's rendering,</w:t>
-      </w:r>
-      <w:r>
-        <w:t xml:space="preserve"> </w:t>
-      </w:r>
-      <w:r>
-        <w:rPr>
-          <w:rStyle w:val="VerbatimChar"/>
-        </w:rPr>
-        <w:t xml:space="preserve">exportparts</w:t>
-      </w:r>
-      <w:r>
-        <w:t xml:space="preserve">, a clonable root's</w:t>
-      </w:r>
-      <w:r>
-        <w:t xml:space="preserve"> </w:t>
-      </w:r>
-      <w:r>
-        <w:t xml:space="preserve">cloning,</w:t>
-      </w:r>
-      <w:r>
-        <w:t xml:space="preserve"> </w:t>
-      </w:r>
-      <w:r>
-        <w:rPr>
-          <w:rStyle w:val="VerbatimChar"/>
-        </w:rPr>
-        <w:t xml:space="preserve">&lt;link&gt;</w:t>
+        <w:rPr>
+          <w:b/>
+          <w:bCs/>
+        </w:rPr>
+        <w:t xml:space="preserve">Hidden</w:t>
+      </w:r>
+      <w:r>
+        <w:t xml:space="preserve"> </w:t>
+      </w:r>
+      <w:r>
+        <w:t xml:space="preserve">(as a background tab in Chrome): no animation frame at all -- the timelines park</w:t>
+      </w:r>
+      <w:r>
+        <w:t xml:space="preserve"> </w:t>
+      </w:r>
+      <w:r>
+        <w:t xml:space="preserve">(</w:t>
+      </w:r>
+      <w:r>
+        <w:rPr>
+          <w:rStyle w:val="VerbatimChar"/>
+        </w:rPr>
+        <w:t xml:space="preserve">onyx_anim_set_view_state</w:t>
+      </w:r>
+      <w:r>
+        <w:t xml:space="preserve"> </w:t>
+      </w:r>
+      <w:r>
+        <w:t xml:space="preserve">wakes them when the window shows again; the animations' clocks</w:t>
+      </w:r>
+      <w:r>
+        <w:t xml:space="preserve"> </w:t>
+      </w:r>
+      <w:r>
+        <w:t xml:space="preserve">went on: they jump to where they are), no</w:t>
+      </w:r>
+      <w:r>
+        <w:t xml:space="preserve"> </w:t>
+      </w:r>
+      <w:r>
+        <w:rPr>
+          <w:rStyle w:val="VerbatimChar"/>
+        </w:rPr>
+        <w:t xml:space="preserve">requestAnimationFrame</w:t>
+      </w:r>
+      <w:r>
+        <w:t xml:space="preserve"> </w:t>
+      </w:r>
+      <w:r>
+        <w:t xml:space="preserve">callback, the scripts'</w:t>
+      </w:r>
+      <w:r>
+        <w:t xml:space="preserve"> </w:t>
+      </w:r>
+      <w:r>
+        <w:t xml:space="preserve">repeating timers -- and the timers a timer sets -- wait a second at least</w:t>
+      </w:r>
+      <w:r>
+        <w:t xml:space="preserve"> </w:t>
+      </w:r>
+      <w:r>
+        <w:t xml:space="preserve">(</w:t>
+      </w:r>
+      <w:r>
+        <w:rPr>
+          <w:rStyle w:val="VerbatimChar"/>
+        </w:rPr>
+        <w:t xml:space="preserve">qjs_timer_delay</w:t>
+      </w:r>
+      <w:r>
+        <w:t xml:space="preserve">), animated GIFs stop (</w:t>
+      </w:r>
+      <w:r>
+        <w:rPr>
+          <w:rStyle w:val="VerbatimChar"/>
+        </w:rPr>
+        <w:t xml:space="preserve">image/gif.c</w:t>
+      </w:r>
+      <w:r>
+        <w:t xml:space="preserve">), and</w:t>
+      </w:r>
+      <w:r>
+        <w:t xml:space="preserve"> </w:t>
+      </w:r>
+      <w:r>
+        <w:rPr>
+          <w:b/>
+          <w:bCs/>
+        </w:rPr>
+        <w:t xml:space="preserve">nothing is painted</w:t>
+      </w:r>
+      <w:r>
+        <w:t xml:space="preserve"> </w:t>
+      </w:r>
+      <w:r>
+        <w:t xml:space="preserve">(the main</w:t>
+      </w:r>
+      <w:r>
+        <w:t xml:space="preserve"> </w:t>
+      </w:r>
+      <w:r>
+        <w:t xml:space="preserve">loop keeps the redraws pending until the window shows again).</w:t>
+      </w:r>
+      <w:r>
+        <w:t xml:space="preserve"> </w:t>
+      </w:r>
+      <w:r>
+        <w:rPr>
+          <w:rStyle w:val="VerbatimChar"/>
+        </w:rPr>
+        <w:t xml:space="preserve">document.hidden</w:t>
       </w:r>
       <w:r>
         <w:t xml:space="preserve"> </w:t>
@@ -64318,100 +64993,49 @@
         <w:rPr>
           <w:rStyle w:val="VerbatimChar"/>
         </w:rPr>
-        <w:t xml:space="preserve">@import</w:t>
-      </w:r>
-      <w:r>
-        <w:t xml:space="preserve"> </w:t>
-      </w:r>
-      <w:r>
-        <w:t xml:space="preserve">/</w:t>
-      </w:r>
-      <w:r>
-        <w:t xml:space="preserve"> </w:t>
-      </w:r>
-      <w:r>
-        <w:rPr>
-          <w:rStyle w:val="VerbatimChar"/>
-        </w:rPr>
-        <w:t xml:space="preserve">@font-face</w:t>
-      </w:r>
-      <w:r>
-        <w:t xml:space="preserve"> </w:t>
-      </w:r>
-      <w:r>
-        <w:t xml:space="preserve">in shadow trees,</w:t>
-      </w:r>
-      <w:r>
-        <w:t xml:space="preserve"> </w:t>
-      </w:r>
-      <w:r>
-        <w:rPr>
-          <w:rStyle w:val="VerbatimChar"/>
-        </w:rPr>
-        <w:t xml:space="preserve">:host</w:t>
-      </w:r>
-      <w:r>
-        <w:t xml:space="preserve"> </w:t>
-      </w:r>
-      <w:r>
-        <w:t xml:space="preserve">in</w:t>
-      </w:r>
-      <w:r>
-        <w:t xml:space="preserve"> </w:t>
-      </w:r>
-      <w:r>
-        <w:rPr>
-          <w:rStyle w:val="VerbatimChar"/>
-        </w:rPr>
-        <w:t xml:space="preserve">matches()</w:t>
-      </w:r>
-      <w:r>
-        <w:t xml:space="preserve">;</w:t>
-      </w:r>
-      <w:r>
-        <w:t xml:space="preserve"> </w:t>
-      </w:r>
-      <w:r>
-        <w:rPr>
-          <w:rStyle w:val="VerbatimChar"/>
-        </w:rPr>
-        <w:t xml:space="preserve">::before</w:t>
-      </w:r>
-      <w:r>
-        <w:t xml:space="preserve"> </w:t>
-      </w:r>
-      <w:r>
-        <w:t xml:space="preserve">/</w:t>
-      </w:r>
-      <w:r>
-        <w:t xml:space="preserve"> </w:t>
-      </w:r>
-      <w:r>
-        <w:rPr>
-          <w:rStyle w:val="VerbatimChar"/>
-        </w:rPr>
-        <w:t xml:space="preserve">::after</w:t>
-      </w:r>
-      <w:r>
-        <w:t xml:space="preserve"> </w:t>
-      </w:r>
-      <w:r>
-        <w:t xml:space="preserve">of a</w:t>
-      </w:r>
-      <w:r>
-        <w:t xml:space="preserve"> </w:t>
-      </w:r>
-      <w:r>
-        <w:rPr>
-          <w:rStyle w:val="VerbatimChar"/>
-        </w:rPr>
-        <w:t xml:space="preserve">display: contents</w:t>
-      </w:r>
-      <w:r>
-        <w:t xml:space="preserve"> </w:t>
-      </w:r>
-      <w:r>
-        <w:t xml:space="preserve">element.</w:t>
+        <w:t xml:space="preserve">document.visibilityState</w:t>
+      </w:r>
+      <w:r>
+        <w:t xml:space="preserve"> </w:t>
+      </w:r>
+      <w:r>
+        <w:t xml:space="preserve">answer,</w:t>
+      </w:r>
+      <w:r>
+        <w:t xml:space="preserve"> </w:t>
+      </w:r>
+      <w:r>
+        <w:rPr>
+          <w:rStyle w:val="VerbatimChar"/>
+        </w:rPr>
+        <w:t xml:space="preserve">visibilitychange</w:t>
+      </w:r>
+      <w:r>
+        <w:t xml:space="preserve"> </w:t>
+      </w:r>
+      <w:r>
+        <w:t xml:space="preserve">is dispatched to every document</w:t>
+      </w:r>
+      <w:r>
+        <w:t xml:space="preserve"> </w:t>
+      </w:r>
+      <w:r>
+        <w:t xml:space="preserve">(</w:t>
+      </w:r>
+      <w:r>
+        <w:rPr>
+          <w:rStyle w:val="VerbatimChar"/>
+        </w:rPr>
+        <w:t xml:space="preserve">js_view_visibility_changed</w:t>
+      </w:r>
+      <w:r>
+        <w:t xml:space="preserve">: a page can pause its own work). On the PC bench a hidden</w:t>
+      </w:r>
+      <w:r>
+        <w:t xml:space="preserve"> </w:t>
+      </w:r>
+      <w:r>
+        <w:t xml:space="preserve">kotonstudio.com costs what an empty page does.</w:t>
       </w:r>
     </w:p>
     <w:p>
@@ -64419,53 +65043,102 @@
         <w:pStyle w:val="Compact"/>
         <w:numPr>
           <w:ilvl w:val="0"/>
-          <w:numId w:val="1049"/>
+          <w:numId w:val="1050"/>
         </w:numPr>
       </w:pPr>
       <w:r>
-        <w:t xml:space="preserve">The compositing layers' gaps (§21: a real perspective,</w:t>
-      </w:r>
-      <w:r>
-        <w:t xml:space="preserve"> </w:t>
-      </w:r>
-      <w:r>
-        <w:rPr>
-          <w:rStyle w:val="VerbatimChar"/>
-        </w:rPr>
-        <w:t xml:space="preserve">clip-path</w:t>
-      </w:r>
-      <w:r>
-        <w:t xml:space="preserve"> </w:t>
-      </w:r>
-      <w:r>
-        <w:t xml:space="preserve">/</w:t>
-      </w:r>
-      <w:r>
-        <w:t xml:space="preserve"> </w:t>
-      </w:r>
-      <w:r>
-        <w:rPr>
-          <w:rStyle w:val="VerbatimChar"/>
-        </w:rPr>
-        <w:t xml:space="preserve">mask</w:t>
-      </w:r>
-      <w:r>
-        <w:t xml:space="preserve"> </w:t>
-      </w:r>
-      <w:r>
-        <w:t xml:space="preserve">on a layer, the</w:t>
-      </w:r>
-      <w:r>
-        <w:t xml:space="preserve"> </w:t>
-      </w:r>
-      <w:r>
-        <w:t xml:space="preserve">non-separable blend modes); animations: §22's "Not done"; GPU compositing: §25's (scrollers</w:t>
-      </w:r>
-      <w:r>
-        <w:t xml:space="preserve"> </w:t>
-      </w:r>
-      <w:r>
-        <w:t xml:space="preserve">and groups as layers, fixed boxes that stay in view).</w:t>
+        <w:rPr>
+          <w:b/>
+          <w:bCs/>
+        </w:rPr>
+        <w:t xml:space="preserve">The restyle of a frame walks only the animated elements' boxes</w:t>
+      </w:r>
+      <w:r>
+        <w:t xml:space="preserve"> </w:t>
+      </w:r>
+      <w:r>
+        <w:t xml:space="preserve">(</w:t>
+      </w:r>
+      <w:r>
+        <w:rPr>
+          <w:rStyle w:val="VerbatimChar"/>
+        </w:rPr>
+        <w:t xml:space="preserve">html/onyx_hover.c</w:t>
+      </w:r>
+      <w:r>
+        <w:t xml:space="preserve">,</w:t>
+      </w:r>
+      <w:r>
+        <w:t xml:space="preserve"> </w:t>
+      </w:r>
+      <w:r>
+        <w:rPr>
+          <w:rStyle w:val="VerbatimChar"/>
+        </w:rPr>
+        <w:t xml:space="preserve">onyx_hover_restyle_elements</w:t>
+      </w:r>
+      <w:r>
+        <w:t xml:space="preserve">,</w:t>
+      </w:r>
+      <w:r>
+        <w:t xml:space="preserve"> </w:t>
+      </w:r>
+      <w:r>
+        <w:rPr>
+          <w:rStyle w:val="VerbatimChar"/>
+        </w:rPr>
+        <w:t xml:space="preserve">hv_scope_box</w:t>
+      </w:r>
+      <w:r>
+        <w:t xml:space="preserve">): an element whose box</w:t>
+      </w:r>
+      <w:r>
+        <w:t xml:space="preserve"> </w:t>
+      </w:r>
+      <w:r>
+        <w:t xml:space="preserve">holds all its boxes (a block-level box: not an inline's pieces, which are their line's</w:t>
+      </w:r>
+      <w:r>
+        <w:t xml:space="preserve"> </w:t>
+      </w:r>
+      <w:r>
+        <w:t xml:space="preserve">siblings) has its subtree walked (check, then apply) instead of the whole tree twice; else</w:t>
+      </w:r>
+      <w:r>
+        <w:t xml:space="preserve"> </w:t>
+      </w:r>
+      <w:r>
+        <w:t xml:space="preserve">as before. kotonstudio.com's frames: 45.8 -&gt; 18.0 M instructions in</w:t>
+      </w:r>
+      <w:r>
+        <w:t xml:space="preserve"> </w:t>
+      </w:r>
+      <w:r>
+        <w:rPr>
+          <w:rStyle w:val="VerbatimChar"/>
+        </w:rPr>
+        <w:t xml:space="preserve">oa_tick</w:t>
+      </w:r>
+      <w:r>
+        <w:t xml:space="preserve"> </w:t>
+      </w:r>
+      <w:r>
+        <w:t xml:space="preserve">over the same</w:t>
+      </w:r>
+      <w:r>
+        <w:t xml:space="preserve"> </w:t>
+      </w:r>
+      <w:r>
+        <w:t xml:space="preserve">run (</w:t>
+      </w:r>
+      <w:r>
+        <w:rPr>
+          <w:rStyle w:val="VerbatimChar"/>
+        </w:rPr>
+        <w:t xml:space="preserve">valgrind --tool=callgrind --toggle-collect=oa_tick</w:t>
+      </w:r>
+      <w:r>
+        <w:t xml:space="preserve">).</w:t>
       </w:r>
     </w:p>
     <w:p>
@@ -64473,44 +65146,141 @@
         <w:pStyle w:val="Compact"/>
         <w:numPr>
           <w:ilvl w:val="0"/>
-          <w:numId w:val="1049"/>
+          <w:numId w:val="1050"/>
         </w:numPr>
       </w:pPr>
       <w:r>
-        <w:t xml:space="preserve">WebAssembly and Web Crypto (§27): no Wasm SIMD, threads,</w:t>
-      </w:r>
-      <w:r>
-        <w:t xml:space="preserve"> </w:t>
-      </w:r>
-      <w:r>
-        <w:rPr>
-          <w:rStyle w:val="VerbatimChar"/>
-        </w:rPr>
-        <w:t xml:space="preserve">WebAssembly.Tag</w:t>
-      </w:r>
-      <w:r>
-        <w:t xml:space="preserve"> </w:t>
-      </w:r>
-      <w:r>
-        <w:t xml:space="preserve">/</w:t>
-      </w:r>
-      <w:r>
-        <w:t xml:space="preserve"> </w:t>
-      </w:r>
-      <w:r>
-        <w:rPr>
-          <w:rStyle w:val="VerbatimChar"/>
-        </w:rPr>
-        <w:t xml:space="preserve">Exception</w:t>
-      </w:r>
-      <w:r>
-        <w:t xml:space="preserve">,</w:t>
-      </w:r>
-      <w:r>
-        <w:t xml:space="preserve"> </w:t>
-      </w:r>
-      <w:r>
-        <w:t xml:space="preserve">JSPI; no Ed25519 / X25519; RSA key generation blocks the window.</w:t>
+        <w:rPr>
+          <w:b/>
+          <w:bCs/>
+        </w:rPr>
+        <w:t xml:space="preserve">Only what changed is composited</w:t>
+      </w:r>
+      <w:r>
+        <w:t xml:space="preserve"> </w:t>
+      </w:r>
+      <w:r>
+        <w:t xml:space="preserve">(</w:t>
+      </w:r>
+      <w:r>
+        <w:rPr>
+          <w:rStyle w:val="VerbatimChar"/>
+        </w:rPr>
+        <w:t xml:space="preserve">frontends/framebuffer/onyx_comp.c</w:t>
+      </w:r>
+      <w:r>
+        <w:t xml:space="preserve">,</w:t>
+      </w:r>
+      <w:r>
+        <w:t xml:space="preserve"> </w:t>
+      </w:r>
+      <w:r>
+        <w:rPr>
+          <w:rStyle w:val="VerbatimChar"/>
+        </w:rPr>
+        <w:t xml:space="preserve">present</w:t>
+      </w:r>
+      <w:r>
+        <w:t xml:space="preserve">): the</w:t>
+      </w:r>
+      <w:r>
+        <w:t xml:space="preserve"> </w:t>
+      </w:r>
+      <w:r>
+        <w:t xml:space="preserve">frame's changed rectangle -- the band's pieces painted, a retained layer where it showed and</w:t>
+      </w:r>
+      <w:r>
+        <w:t xml:space="preserve"> </w:t>
+      </w:r>
+      <w:r>
+        <w:t xml:space="preserve">where it shows (</w:t>
+      </w:r>
+      <w:r>
+        <w:rPr>
+          <w:rStyle w:val="VerbatimChar"/>
+        </w:rPr>
+        <w:t xml:space="preserve">clayer.shown</w:t>
+      </w:r>
+      <w:r>
+        <w:t xml:space="preserve">), its pixels painted, it dropped or demoted -- is composited</w:t>
+      </w:r>
+      <w:r>
+        <w:t xml:space="preserve"> </w:t>
+      </w:r>
+      <w:r>
+        <w:t xml:space="preserve">into the canvas (a target of that rectangle, the layers moved by its corner, as</w:t>
+      </w:r>
+      <w:r>
+        <w:t xml:space="preserve"> </w:t>
+      </w:r>
+      <w:r>
+        <w:rPr>
+          <w:rStyle w:val="VerbatimChar"/>
+        </w:rPr>
+        <w:t xml:space="preserve">gpucomp.h</w:t>
+      </w:r>
+      <w:r>
+        <w:t xml:space="preserve"> </w:t>
+      </w:r>
+      <w:r>
+        <w:t xml:space="preserve">allows); a scroll, a new view, a new band, the GPU lost, a dialog closed over the page</w:t>
+      </w:r>
+      <w:r>
+        <w:t xml:space="preserve"> </w:t>
+      </w:r>
+      <w:r>
+        <w:t xml:space="preserve">(</w:t>
+      </w:r>
+      <w:r>
+        <w:rPr>
+          <w:rStyle w:val="VerbatimChar"/>
+        </w:rPr>
+        <w:t xml:space="preserve">onyx_comp_present_all</w:t>
+      </w:r>
+      <w:r>
+        <w:t xml:space="preserve"> </w:t>
+      </w:r>
+      <w:r>
+        <w:t xml:space="preserve">from</w:t>
+      </w:r>
+      <w:r>
+        <w:t xml:space="preserve"> </w:t>
+      </w:r>
+      <w:r>
+        <w:rPr>
+          <w:rStyle w:val="VerbatimChar"/>
+        </w:rPr>
+        <w:t xml:space="preserve">onyx_browser_redraw</w:t>
+      </w:r>
+      <w:r>
+        <w:t xml:space="preserve">) or nothing known composite the whole</w:t>
+      </w:r>
+      <w:r>
+        <w:t xml:space="preserve"> </w:t>
+      </w:r>
+      <w:r>
+        <w:t xml:space="preserve">view as before; rows painted ahead out of view present nothing. The dot's frame: 1.4-1.7 ms</w:t>
+      </w:r>
+      <w:r>
+        <w:t xml:space="preserve"> </w:t>
+      </w:r>
+      <w:r>
+        <w:t xml:space="preserve">-&gt; ~0.05 ms of present on the PC. (The window is still handed to the kernel whole:</w:t>
+      </w:r>
+      <w:r>
+        <w:t xml:space="preserve"> </w:t>
+      </w:r>
+      <w:r>
+        <w:rPr>
+          <w:rStyle w:val="VerbatimChar"/>
+        </w:rPr>
+        <w:t xml:space="preserve">kapi_present</w:t>
+      </w:r>
+      <w:r>
+        <w:t xml:space="preserve"> </w:t>
+      </w:r>
+      <w:r>
+        <w:t xml:space="preserve">has no rectangle -- a kernel matter.)</w:t>
       </w:r>
     </w:p>
     <w:p>
@@ -64518,44 +65288,619 @@
         <w:pStyle w:val="Compact"/>
         <w:numPr>
           <w:ilvl w:val="0"/>
-          <w:numId w:val="1049"/>
+          <w:numId w:val="1050"/>
         </w:numPr>
       </w:pPr>
       <w:r>
-        <w:t xml:space="preserve">JavaScript speed (§30): the JIT is a first version, off by default (a</w:t>
-      </w:r>
-      <w:r>
-        <w:t xml:space="preserve"> </w:t>
-      </w:r>
-      <w:r>
-        <w:rPr>
-          <w:rStyle w:val="VerbatimChar"/>
-        </w:rPr>
-        <w:t xml:space="preserve">catch</w:t>
-      </w:r>
-      <w:r>
-        <w:t xml:space="preserve"> </w:t>
-      </w:r>
-      <w:r>
-        <w:t xml:space="preserve">goes on</w:t>
-      </w:r>
-      <w:r>
-        <w:t xml:space="preserve"> </w:t>
-      </w:r>
-      <w:r>
-        <w:t xml:space="preserve">interpreted, calls go through the interpreter's frame set-up); the code cache keys a script</w:t>
-      </w:r>
-      <w:r>
-        <w:t xml:space="preserve"> </w:t>
-      </w:r>
-      <w:r>
-        <w:t xml:space="preserve">by its exact text (a script that changes at each load is compiled each time); a single long</w:t>
-      </w:r>
-      <w:r>
-        <w:t xml:space="preserve"> </w:t>
-      </w:r>
-      <w:r>
-        <w:t xml:space="preserve">script still holds the window (its events are kept and handled after it).</w:t>
+        <w:rPr>
+          <w:b/>
+          <w:bCs/>
+        </w:rPr>
+        <w:t xml:space="preserve">The other steady costs looked at</w:t>
+      </w:r>
+      <w:r>
+        <w:t xml:space="preserve">: an idle HTTP/2 connection (kept up to 30 s for the</w:t>
+      </w:r>
+      <w:r>
+        <w:t xml:space="preserve"> </w:t>
+      </w:r>
+      <w:r>
+        <w:t xml:space="preserve">next request) looked at its socket 100 times a second -- now 10 when it has no stream</w:t>
+      </w:r>
+      <w:r>
+        <w:t xml:space="preserve"> </w:t>
+      </w:r>
+      <w:r>
+        <w:t xml:space="preserve">(</w:t>
+      </w:r>
+      <w:r>
+        <w:rPr>
+          <w:rStyle w:val="VerbatimChar"/>
+        </w:rPr>
+        <w:t xml:space="preserve">onyx_fetch.c</w:t>
+      </w:r>
+      <w:r>
+        <w:t xml:space="preserve">,</w:t>
+      </w:r>
+      <w:r>
+        <w:t xml:space="preserve"> </w:t>
+      </w:r>
+      <w:r>
+        <w:rPr>
+          <w:rStyle w:val="VerbatimChar"/>
+        </w:rPr>
+        <w:t xml:space="preserve">h2_run</w:t>
+      </w:r>
+      <w:r>
+        <w:t xml:space="preserve">: a new job still wakes it at once); the caret is drawn into the</w:t>
+      </w:r>
+      <w:r>
+        <w:t xml:space="preserve"> </w:t>
+      </w:r>
+      <w:r>
+        <w:t xml:space="preserve">band only when its rectangle is painted, there is no caret blink nor throbber animation (the</w:t>
+      </w:r>
+      <w:r>
+        <w:t xml:space="preserve"> </w:t>
+      </w:r>
+      <w:r>
+        <w:t xml:space="preserve">toolbar's reload button turns into stop); the WebSocket / EventSource threads poll their</w:t>
+      </w:r>
+      <w:r>
+        <w:t xml:space="preserve"> </w:t>
+      </w:r>
+      <w:r>
+        <w:t xml:space="preserve">socket every 50 / 100 ms only while a page holds one (a socket's</w:t>
+      </w:r>
+      <w:r>
+        <w:t xml:space="preserve"> </w:t>
+      </w:r>
+      <w:r>
+        <w:rPr>
+          <w:rStyle w:val="VerbatimChar"/>
+        </w:rPr>
+        <w:t xml:space="preserve">recv</w:t>
+      </w:r>
+      <w:r>
+        <w:t xml:space="preserve"> </w:t>
+      </w:r>
+      <w:r>
+        <w:t xml:space="preserve">does not block on</w:t>
+      </w:r>
+      <w:r>
+        <w:t xml:space="preserve"> </w:t>
+      </w:r>
+      <w:r>
+        <w:t xml:space="preserve">Onyx).</w:t>
+      </w:r>
+    </w:p>
+    <w:p>
+      <w:pPr>
+        <w:pStyle w:val="FirstParagraph"/>
+      </w:pPr>
+      <w:r>
+        <w:rPr>
+          <w:b/>
+          <w:bCs/>
+        </w:rPr>
+        <w:t xml:space="preserve">Measured</w:t>
+      </w:r>
+      <w:r>
+        <w:t xml:space="preserve"> </w:t>
+      </w:r>
+      <w:r>
+        <w:t xml:space="preserve">(PC bench,</w:t>
+      </w:r>
+      <w:r>
+        <w:t xml:space="preserve"> </w:t>
+      </w:r>
+      <w:r>
+        <w:rPr>
+          <w:rStyle w:val="VerbatimChar"/>
+        </w:rPr>
+        <w:t xml:space="preserve">tools/tests/netsurf/idlecpu.py</w:t>
+      </w:r>
+      <w:r>
+        <w:t xml:space="preserve">: the process's CPU over 10 s, the page</w:t>
+      </w:r>
+      <w:r>
+        <w:t xml:space="preserve"> </w:t>
+      </w:r>
+      <w:r>
+        <w:t xml:space="preserve">loaded 15 s before, a 1920 x 1080 screen; the bench's own floor --</w:t>
+      </w:r>
+      <w:r>
+        <w:t xml:space="preserve"> </w:t>
+      </w:r>
+      <w:r>
+        <w:rPr>
+          <w:rStyle w:val="VerbatimChar"/>
+        </w:rPr>
+        <w:t xml:space="preserve">pages/basic.html</w:t>
+      </w:r>
+      <w:r>
+        <w:t xml:space="preserve">, the</w:t>
+      </w:r>
+      <w:r>
+        <w:t xml:space="preserve"> </w:t>
+      </w:r>
+      <w:r>
+        <w:t xml:space="preserve">simulator's main loop turning every 16 ms where the Pi's sleeps until an event -- is 0.7-0.9 %):</w:t>
+      </w:r>
+    </w:p>
+    <w:tbl>
+      <w:tblPr>
+        <w:tblStyle w:val="Table"/>
+        <w:tblW w:type="auto" w:w="0"/>
+        <w:tblLook w:firstRow="1" w:lastRow="0" w:firstColumn="0" w:lastColumn="0" w:noHBand="0" w:noVBand="0" w:val="0020"/>
+      </w:tblPr>
+      <w:tblGrid>
+        <w:gridCol w:w="1320"/>
+        <w:gridCol w:w="1320"/>
+        <w:gridCol w:w="1320"/>
+        <w:gridCol w:w="1320"/>
+        <w:gridCol w:w="1320"/>
+        <w:gridCol w:w="1320"/>
+      </w:tblGrid>
+      <w:tr>
+        <w:trPr>
+          <w:tblHeader w:val="on"/>
+        </w:trPr>
+        <w:tc>
+          <w:tcPr/>
+          <w:p>
+            <w:pPr>
+              <w:pStyle w:val="Compact"/>
+            </w:pPr>
+            <w:r>
+              <w:t xml:space="preserve">page</w:t>
+            </w:r>
+          </w:p>
+        </w:tc>
+        <w:tc>
+          <w:tcPr/>
+          <w:p>
+            <w:pPr>
+              <w:pStyle w:val="Compact"/>
+            </w:pPr>
+            <w:r>
+              <w:t xml:space="preserve">mode</w:t>
+            </w:r>
+          </w:p>
+        </w:tc>
+        <w:tc>
+          <w:tcPr/>
+          <w:p>
+            <w:pPr>
+              <w:pStyle w:val="Compact"/>
+            </w:pPr>
+            <w:r>
+              <w:t xml:space="preserve">before</w:t>
+            </w:r>
+          </w:p>
+        </w:tc>
+        <w:tc>
+          <w:tcPr/>
+          <w:p>
+            <w:pPr>
+              <w:pStyle w:val="Compact"/>
+            </w:pPr>
+            <w:r>
+              <w:t xml:space="preserve">after (focused)</w:t>
+            </w:r>
+          </w:p>
+        </w:tc>
+        <w:tc>
+          <w:tcPr/>
+          <w:p>
+            <w:pPr>
+              <w:pStyle w:val="Compact"/>
+            </w:pPr>
+            <w:r>
+              <w:t xml:space="preserve">unfocused</w:t>
+            </w:r>
+          </w:p>
+        </w:tc>
+        <w:tc>
+          <w:tcPr/>
+          <w:p>
+            <w:pPr>
+              <w:pStyle w:val="Compact"/>
+            </w:pPr>
+            <w:r>
+              <w:t xml:space="preserve">hidden</w:t>
+            </w:r>
+          </w:p>
+        </w:tc>
+      </w:tr>
+      <w:tr>
+        <w:tc>
+          <w:tcPr/>
+          <w:p>
+            <w:pPr>
+              <w:pStyle w:val="Compact"/>
+            </w:pPr>
+            <w:r>
+              <w:t xml:space="preserve">kotonstudio.com</w:t>
+            </w:r>
+          </w:p>
+        </w:tc>
+        <w:tc>
+          <w:tcPr/>
+          <w:p>
+            <w:pPr>
+              <w:pStyle w:val="Compact"/>
+            </w:pPr>
+            <w:r>
+              <w:rPr>
+                <w:rStyle w:val="VerbatimChar"/>
+              </w:rPr>
+              <w:t xml:space="preserve">NS_GPU=0</w:t>
+            </w:r>
+          </w:p>
+        </w:tc>
+        <w:tc>
+          <w:tcPr/>
+          <w:p>
+            <w:pPr>
+              <w:pStyle w:val="Compact"/>
+            </w:pPr>
+            <w:r>
+              <w:t xml:space="preserve">6.5 %</w:t>
+            </w:r>
+          </w:p>
+        </w:tc>
+        <w:tc>
+          <w:tcPr/>
+          <w:p>
+            <w:pPr>
+              <w:pStyle w:val="Compact"/>
+            </w:pPr>
+            <w:r>
+              <w:t xml:space="preserve">1.7-1.9 %</w:t>
+            </w:r>
+          </w:p>
+        </w:tc>
+        <w:tc>
+          <w:tcPr/>
+          <w:p>
+            <w:pPr>
+              <w:pStyle w:val="Compact"/>
+            </w:pPr>
+            <w:r>
+              <w:t xml:space="preserve">1.3 %</w:t>
+            </w:r>
+          </w:p>
+        </w:tc>
+        <w:tc>
+          <w:tcPr/>
+          <w:p>
+            <w:pPr>
+              <w:pStyle w:val="Compact"/>
+            </w:pPr>
+            <w:r>
+              <w:t xml:space="preserve">0.8 %</w:t>
+            </w:r>
+          </w:p>
+        </w:tc>
+      </w:tr>
+      <w:tr>
+        <w:tc>
+          <w:tcPr/>
+          <w:p>
+            <w:pPr>
+              <w:pStyle w:val="Compact"/>
+            </w:pPr>
+            <w:r>
+              <w:t xml:space="preserve">kotonstudio.com</w:t>
+            </w:r>
+          </w:p>
+        </w:tc>
+        <w:tc>
+          <w:tcPr/>
+          <w:p>
+            <w:pPr>
+              <w:pStyle w:val="Compact"/>
+            </w:pPr>
+            <w:r>
+              <w:rPr>
+                <w:rStyle w:val="VerbatimChar"/>
+              </w:rPr>
+              <w:t xml:space="preserve">NS_GPU=1</w:t>
+            </w:r>
+          </w:p>
+        </w:tc>
+        <w:tc>
+          <w:tcPr/>
+          <w:p>
+            <w:pPr>
+              <w:pStyle w:val="Compact"/>
+            </w:pPr>
+            <w:r>
+              <w:t xml:space="preserve">13.7 %</w:t>
+            </w:r>
+          </w:p>
+        </w:tc>
+        <w:tc>
+          <w:tcPr/>
+          <w:p>
+            <w:pPr>
+              <w:pStyle w:val="Compact"/>
+            </w:pPr>
+            <w:r>
+              <w:t xml:space="preserve">1.8-1.9 %</w:t>
+            </w:r>
+          </w:p>
+        </w:tc>
+        <w:tc>
+          <w:tcPr/>
+          <w:p>
+            <w:pPr>
+              <w:pStyle w:val="Compact"/>
+            </w:pPr>
+            <w:r>
+              <w:t xml:space="preserve">1.4 %</w:t>
+            </w:r>
+          </w:p>
+        </w:tc>
+        <w:tc>
+          <w:tcPr/>
+          <w:p>
+            <w:pPr>
+              <w:pStyle w:val="Compact"/>
+            </w:pPr>
+            <w:r>
+              <w:t xml:space="preserve">0.9 %</w:t>
+            </w:r>
+          </w:p>
+        </w:tc>
+      </w:tr>
+      <w:tr>
+        <w:tc>
+          <w:tcPr/>
+          <w:p>
+            <w:pPr>
+              <w:pStyle w:val="Compact"/>
+            </w:pPr>
+            <w:r>
+              <w:t xml:space="preserve">kotonviolins.com</w:t>
+            </w:r>
+          </w:p>
+        </w:tc>
+        <w:tc>
+          <w:tcPr/>
+          <w:p>
+            <w:pPr>
+              <w:pStyle w:val="Compact"/>
+            </w:pPr>
+            <w:r>
+              <w:rPr>
+                <w:rStyle w:val="VerbatimChar"/>
+              </w:rPr>
+              <w:t xml:space="preserve">NS_GPU=0</w:t>
+            </w:r>
+          </w:p>
+        </w:tc>
+        <w:tc>
+          <w:tcPr/>
+          <w:p>
+            <w:pPr>
+              <w:pStyle w:val="Compact"/>
+            </w:pPr>
+            <w:r>
+              <w:t xml:space="preserve">0.7 %</w:t>
+            </w:r>
+          </w:p>
+        </w:tc>
+        <w:tc>
+          <w:tcPr/>
+          <w:p>
+            <w:pPr>
+              <w:pStyle w:val="Compact"/>
+            </w:pPr>
+            <w:r>
+              <w:t xml:space="preserve">0.8-0.9 %</w:t>
+            </w:r>
+          </w:p>
+        </w:tc>
+        <w:tc>
+          <w:tcPr/>
+          <w:p>
+            <w:pPr>
+              <w:pStyle w:val="Compact"/>
+            </w:pPr>
+          </w:p>
+        </w:tc>
+        <w:tc>
+          <w:tcPr/>
+          <w:p>
+            <w:pPr>
+              <w:pStyle w:val="Compact"/>
+            </w:pPr>
+          </w:p>
+        </w:tc>
+      </w:tr>
+      <w:tr>
+        <w:tc>
+          <w:tcPr/>
+          <w:p>
+            <w:pPr>
+              <w:pStyle w:val="Compact"/>
+            </w:pPr>
+            <w:r>
+              <w:t xml:space="preserve">kotonviolins.com</w:t>
+            </w:r>
+          </w:p>
+        </w:tc>
+        <w:tc>
+          <w:tcPr/>
+          <w:p>
+            <w:pPr>
+              <w:pStyle w:val="Compact"/>
+            </w:pPr>
+            <w:r>
+              <w:rPr>
+                <w:rStyle w:val="VerbatimChar"/>
+              </w:rPr>
+              <w:t xml:space="preserve">NS_GPU=1</w:t>
+            </w:r>
+          </w:p>
+        </w:tc>
+        <w:tc>
+          <w:tcPr/>
+          <w:p>
+            <w:pPr>
+              <w:pStyle w:val="Compact"/>
+            </w:pPr>
+            <w:r>
+              <w:t xml:space="preserve">0.9 %</w:t>
+            </w:r>
+          </w:p>
+        </w:tc>
+        <w:tc>
+          <w:tcPr/>
+          <w:p>
+            <w:pPr>
+              <w:pStyle w:val="Compact"/>
+            </w:pPr>
+            <w:r>
+              <w:t xml:space="preserve">0.7-0.9 %</w:t>
+            </w:r>
+          </w:p>
+        </w:tc>
+        <w:tc>
+          <w:tcPr/>
+          <w:p>
+            <w:pPr>
+              <w:pStyle w:val="Compact"/>
+            </w:pPr>
+          </w:p>
+        </w:tc>
+        <w:tc>
+          <w:tcPr/>
+          <w:p>
+            <w:pPr>
+              <w:pStyle w:val="Compact"/>
+            </w:pPr>
+          </w:p>
+        </w:tc>
+      </w:tr>
+    </w:tbl>
+    <w:p>
+      <w:pPr>
+        <w:pStyle w:val="BodyText"/>
+      </w:pPr>
+      <w:r>
+        <w:t xml:space="preserve">Over the floor, kotonstudio.com's idle cost went from ~6 / ~13 % to ~1 % of a PC core (on</w:t>
+      </w:r>
+      <w:r>
+        <w:t xml:space="preserve"> </w:t>
+      </w:r>
+      <w:r>
+        <w:t xml:space="preserve">the Pi: from most of core 0 to ~5-8 %), none when the window is not seen.</w:t>
+      </w:r>
+    </w:p>
+    <w:p>
+      <w:pPr>
+        <w:pStyle w:val="BodyText"/>
+      </w:pPr>
+      <w:r>
+        <w:rPr>
+          <w:b/>
+          <w:bCs/>
+        </w:rPr>
+        <w:t xml:space="preserve">google.com</w:t>
+      </w:r>
+      <w:r>
+        <w:t xml:space="preserve"> </w:t>
+      </w:r>
+      <w:r>
+        <w:t xml:space="preserve">(the live page,</w:t>
+      </w:r>
+      <w:r>
+        <w:t xml:space="preserve"> </w:t>
+      </w:r>
+      <w:r>
+        <w:rPr>
+          <w:rStyle w:val="VerbatimChar"/>
+        </w:rPr>
+        <w:t xml:space="preserve">--env SIM_REALNET=1 --settle 30</w:t>
+      </w:r>
+      <w:r>
+        <w:t xml:space="preserve">), idle: at the floor before</w:t>
+      </w:r>
+      <w:r>
+        <w:t xml:space="preserve"> </w:t>
+      </w:r>
+      <w:r>
+        <w:t xml:space="preserve">and after, its light page (NetSurf's User-Agent) and its desktop page (</w:t>
+      </w:r>
+      <w:r>
+        <w:rPr>
+          <w:rStyle w:val="VerbatimChar"/>
+        </w:rPr>
+        <w:t xml:space="preserve">desktop-sites</w:t>
+      </w:r>
+      <w:r>
+        <w:t xml:space="preserve">) alike</w:t>
+      </w:r>
+      <w:r>
+        <w:t xml:space="preserve"> </w:t>
+      </w:r>
+      <w:r>
+        <w:t xml:space="preserve">(0.6-0.9 %): Google's timers do little once the page is up. What it costs the Pi is its load</w:t>
+      </w:r>
+      <w:r>
+        <w:t xml:space="preserve"> </w:t>
+      </w:r>
+      <w:r>
+        <w:t xml:space="preserve">(its scripts) and what follows it: the writes (below), and its HTTP/2 connections, kept 30 s</w:t>
+      </w:r>
+      <w:r>
+        <w:t xml:space="preserve"> </w:t>
+      </w:r>
+      <w:r>
+        <w:t xml:space="preserve">for the next request, each looking at its socket 100 times a second -- now 10 (</w:t>
+      </w:r>
+      <w:r>
+        <w:rPr>
+          <w:rStyle w:val="VerbatimChar"/>
+        </w:rPr>
+        <w:t xml:space="preserve">strace -c</w:t>
+      </w:r>
+      <w:r>
+        <w:t xml:space="preserve"> </w:t>
+      </w:r>
+      <w:r>
+        <w:t xml:space="preserve">of</w:t>
+      </w:r>
+      <w:r>
+        <w:t xml:space="preserve"> </w:t>
+      </w:r>
+      <w:r>
+        <w:t xml:space="preserve">the idle page: 363</w:t>
+      </w:r>
+      <w:r>
+        <w:t xml:space="preserve"> </w:t>
+      </w:r>
+      <w:r>
+        <w:rPr>
+          <w:rStyle w:val="VerbatimChar"/>
+        </w:rPr>
+        <w:t xml:space="preserve">poll</w:t>
+      </w:r>
+      <w:r>
+        <w:t xml:space="preserve">s in 10 s for 4 connections).</w:t>
+      </w:r>
+    </w:p>
+    <w:bookmarkEnd w:id="65"/>
+    <w:bookmarkStart w:id="66" w:name="the-card-write-less-write-gently"/>
+    <w:p>
+      <w:pPr>
+        <w:pStyle w:val="Heading3"/>
+      </w:pPr>
+      <w:r>
+        <w:t xml:space="preserve">The card: write less, write gently</w:t>
       </w:r>
     </w:p>
     <w:p>
@@ -64563,107 +65908,15 @@
         <w:pStyle w:val="Compact"/>
         <w:numPr>
           <w:ilvl w:val="0"/>
-          <w:numId w:val="1049"/>
+          <w:numId w:val="1051"/>
         </w:numPr>
       </w:pPr>
       <w:r>
-        <w:t xml:space="preserve">SVG: no</w:t>
-      </w:r>
-      <w:r>
-        <w:t xml:space="preserve"> </w:t>
-      </w:r>
-      <w:r>
-        <w:rPr>
-          <w:rStyle w:val="VerbatimChar"/>
-        </w:rPr>
-        <w:t xml:space="preserve">&lt;mask&gt;</w:t>
-      </w:r>
-      <w:r>
-        <w:t xml:space="preserve">,</w:t>
-      </w:r>
-      <w:r>
-        <w:t xml:space="preserve"> </w:t>
-      </w:r>
-      <w:r>
-        <w:rPr>
-          <w:rStyle w:val="VerbatimChar"/>
-        </w:rPr>
-        <w:t xml:space="preserve">&lt;pattern&gt;</w:t>
-      </w:r>
-      <w:r>
-        <w:t xml:space="preserve">,</w:t>
-      </w:r>
-      <w:r>
-        <w:t xml:space="preserve"> </w:t>
-      </w:r>
-      <w:r>
-        <w:rPr>
-          <w:rStyle w:val="VerbatimChar"/>
-        </w:rPr>
-        <w:t xml:space="preserve">&lt;marker&gt;</w:t>
-      </w:r>
-      <w:r>
-        <w:t xml:space="preserve">, filters, SMIL animations,</w:t>
-      </w:r>
-      <w:r>
-        <w:t xml:space="preserve"> </w:t>
-      </w:r>
-      <w:r>
-        <w:rPr>
-          <w:rStyle w:val="VerbatimChar"/>
-        </w:rPr>
-        <w:t xml:space="preserve">&lt;textPath&gt;</w:t>
-      </w:r>
-      <w:r>
-        <w:t xml:space="preserve">, per-glyph</w:t>
-      </w:r>
-      <w:r>
-        <w:t xml:space="preserve"> </w:t>
-      </w:r>
-      <w:r>
-        <w:t xml:space="preserve">position lists, the page's web fonts in</w:t>
-      </w:r>
-      <w:r>
-        <w:t xml:space="preserve"> </w:t>
-      </w:r>
-      <w:r>
-        <w:rPr>
-          <w:rStyle w:val="VerbatimChar"/>
-        </w:rPr>
-        <w:t xml:space="preserve">&lt;text&gt;</w:t>
-      </w:r>
-      <w:r>
-        <w:t xml:space="preserve">; the page's</w:t>
-      </w:r>
-      <w:r>
-        <w:t xml:space="preserve"> </w:t>
-      </w:r>
-      <w:r>
-        <w:t xml:space="preserve">CSS</w:t>
-      </w:r>
-      <w:r>
-        <w:t xml:space="preserve"> </w:t>
-      </w:r>
-      <w:r>
-        <w:rPr>
-          <w:rStyle w:val="VerbatimChar"/>
-        </w:rPr>
-        <w:t xml:space="preserve">fill</w:t>
-      </w:r>
-      <w:r>
-        <w:t xml:space="preserve"> </w:t>
-      </w:r>
-      <w:r>
-        <w:t xml:space="preserve">/</w:t>
-      </w:r>
-      <w:r>
-        <w:t xml:space="preserve"> </w:t>
-      </w:r>
-      <w:r>
-        <w:rPr>
-          <w:rStyle w:val="VerbatimChar"/>
-        </w:rPr>
-        <w:t xml:space="preserve">stroke</w:t>
+        <w:rPr>
+          <w:b/>
+          <w:bCs/>
+        </w:rPr>
+        <w:t xml:space="preserve">The disk cache stores an object the second time it is seen</w:t>
       </w:r>
       <w:r>
         <w:t xml:space="preserve"> </w:t>
@@ -64675,235 +65928,74 @@
         <w:rPr>
           <w:rStyle w:val="VerbatimChar"/>
         </w:rPr>
-        <w:t xml:space="preserve">.icon path { fill: red }</w:t>
-      </w:r>
-      <w:r>
-        <w:t xml:space="preserve">) do not reach an inline</w:t>
-      </w:r>
-      <w:r>
-        <w:t xml:space="preserve"> </w:t>
-      </w:r>
-      <w:r>
-        <w:rPr>
-          <w:rStyle w:val="VerbatimChar"/>
-        </w:rPr>
-        <w:t xml:space="preserve">&lt;svg&gt;</w:t>
-      </w:r>
-      <w:r>
-        <w:t xml:space="preserve"> </w:t>
-      </w:r>
-      <w:r>
-        <w:t xml:space="preserve">-- libcss</w:t>
-      </w:r>
-      <w:r>
-        <w:t xml:space="preserve"> </w:t>
-      </w:r>
-      <w:r>
-        <w:t xml:space="preserve">has no</w:t>
-      </w:r>
-      <w:r>
-        <w:t xml:space="preserve"> </w:t>
-      </w:r>
-      <w:r>
-        <w:rPr>
-          <w:rStyle w:val="VerbatimChar"/>
-        </w:rPr>
-        <w:t xml:space="preserve">fill</w:t>
-      </w:r>
-      <w:r>
-        <w:t xml:space="preserve"> </w:t>
-      </w:r>
-      <w:r>
-        <w:t xml:space="preserve">/</w:t>
-      </w:r>
-      <w:r>
-        <w:t xml:space="preserve"> </w:t>
-      </w:r>
-      <w:r>
-        <w:rPr>
-          <w:rStyle w:val="VerbatimChar"/>
-        </w:rPr>
-        <w:t xml:space="preserve">stroke</w:t>
-      </w:r>
-      <w:r>
-        <w:t xml:space="preserve"> </w:t>
-      </w:r>
-      <w:r>
-        <w:t xml:space="preserve">properties (only</w:t>
-      </w:r>
-      <w:r>
-        <w:t xml:space="preserve"> </w:t>
-      </w:r>
-      <w:r>
-        <w:rPr>
-          <w:rStyle w:val="VerbatimChar"/>
-        </w:rPr>
-        <w:t xml:space="preserve">fill-opacity</w:t>
-      </w:r>
-      <w:r>
-        <w:t xml:space="preserve"> </w:t>
-      </w:r>
-      <w:r>
-        <w:t xml:space="preserve">/</w:t>
-      </w:r>
-      <w:r>
-        <w:t xml:space="preserve"> </w:t>
-      </w:r>
-      <w:r>
-        <w:rPr>
-          <w:rStyle w:val="VerbatimChar"/>
-        </w:rPr>
-        <w:t xml:space="preserve">stroke-opacity</w:t>
-      </w:r>
-      <w:r>
-        <w:t xml:space="preserve">): with them</w:t>
-      </w:r>
-      <w:r>
-        <w:t xml:space="preserve"> </w:t>
-      </w:r>
-      <w:r>
-        <w:t xml:space="preserve">(inherited, as text),</w:t>
-      </w:r>
-      <w:r>
-        <w:t xml:space="preserve"> </w:t>
-      </w:r>
-      <w:r>
-        <w:rPr>
-          <w:rStyle w:val="VerbatimChar"/>
-        </w:rPr>
-        <w:t xml:space="preserve">onyx_svg_inline.c</w:t>
-      </w:r>
-      <w:r>
-        <w:t xml:space="preserve"> </w:t>
-      </w:r>
-      <w:r>
-        <w:t xml:space="preserve">would write the</w:t>
-      </w:r>
-      <w:r>
-        <w:t xml:space="preserve"> </w:t>
-      </w:r>
-      <w:r>
-        <w:rPr>
-          <w:rStyle w:val="VerbatimChar"/>
-        </w:rPr>
-        <w:t xml:space="preserve">&lt;svg&gt;</w:t>
-      </w:r>
-      <w:r>
-        <w:t xml:space="preserve">'s computed ones on its</w:t>
-      </w:r>
-      <w:r>
-        <w:t xml:space="preserve"> </w:t>
-      </w:r>
-      <w:r>
-        <w:t xml:space="preserve">root; its</w:t>
-      </w:r>
-      <w:r>
-        <w:t xml:space="preserve"> </w:t>
-      </w:r>
-      <w:r>
-        <w:rPr>
-          <w:rStyle w:val="VerbatimChar"/>
-        </w:rPr>
-        <w:t xml:space="preserve">color</w:t>
-      </w:r>
-      <w:r>
-        <w:t xml:space="preserve">, its custom properties and the SVG's own attributes and</w:t>
-      </w:r>
-      <w:r>
-        <w:t xml:space="preserve"> </w:t>
-      </w:r>
-      <w:r>
-        <w:rPr>
-          <w:rStyle w:val="VerbatimChar"/>
-        </w:rPr>
-        <w:t xml:space="preserve">&lt;style&gt;</w:t>
-      </w:r>
-      <w:r>
-        <w:t xml:space="preserve"> </w:t>
-      </w:r>
-      <w:r>
-        <w:t xml:space="preserve">do. An</w:t>
-      </w:r>
-      <w:r>
-        <w:t xml:space="preserve"> </w:t>
-      </w:r>
-      <w:r>
-        <w:rPr>
-          <w:rStyle w:val="VerbatimChar"/>
-        </w:rPr>
-        <w:t xml:space="preserve">&lt;svg&gt;</w:t>
-      </w:r>
-      <w:r>
-        <w:t xml:space="preserve"> </w:t>
-      </w:r>
-      <w:r>
-        <w:t xml:space="preserve">/ SVG</w:t>
-      </w:r>
-      <w:r>
-        <w:t xml:space="preserve"> </w:t>
-      </w:r>
-      <w:r>
-        <w:rPr>
-          <w:rStyle w:val="VerbatimChar"/>
-        </w:rPr>
-        <w:t xml:space="preserve">&lt;img&gt;</w:t>
-      </w:r>
-      <w:r>
-        <w:t xml:space="preserve"> </w:t>
-      </w:r>
-      <w:r>
-        <w:t xml:space="preserve">with only a viewBox and no CSS size takes the viewBox's size (Chrome:</w:t>
-      </w:r>
-      <w:r>
-        <w:t xml:space="preserve"> </w:t>
-      </w:r>
-      <w:r>
-        <w:t xml:space="preserve">the containing block's width); a</w:t>
-      </w:r>
-      <w:r>
-        <w:t xml:space="preserve"> </w:t>
-      </w:r>
-      <w:r>
-        <w:rPr>
-          <w:rStyle w:val="VerbatimChar"/>
-        </w:rPr>
-        <w:t xml:space="preserve">list-style-image</w:t>
-      </w:r>
-      <w:r>
-        <w:t xml:space="preserve"> </w:t>
-      </w:r>
-      <w:r>
-        <w:t xml:space="preserve">SVG without a size is drawn at its</w:t>
-      </w:r>
-      <w:r>
-        <w:t xml:space="preserve"> </w:t>
-      </w:r>
-      <w:r>
-        <w:t xml:space="preserve">viewBox's size (Chrome: small). The scripts' SVG DOM is dom.js' generic one (</w:t>
-      </w:r>
-      <w:r>
-        <w:rPr>
-          <w:rStyle w:val="VerbatimChar"/>
-        </w:rPr>
-        <w:t xml:space="preserve">namespaceURI</w:t>
-      </w:r>
-      <w:r>
-        <w:t xml:space="preserve">,</w:t>
-      </w:r>
-      <w:r>
-        <w:t xml:space="preserve"> </w:t>
-      </w:r>
-      <w:r>
-        <w:rPr>
-          <w:rStyle w:val="VerbatimChar"/>
-        </w:rPr>
-        <w:t xml:space="preserve">getBBox</w:t>
-      </w:r>
-      <w:r>
-        <w:t xml:space="preserve"> </w:t>
-      </w:r>
-      <w:r>
-        <w:t xml:space="preserve">from the box).</w:t>
+        <w:t xml:space="preserve">onyx_cache.c</w:t>
+      </w:r>
+      <w:r>
+        <w:t xml:space="preserve">,</w:t>
+      </w:r>
+      <w:r>
+        <w:t xml:space="preserve"> </w:t>
+      </w:r>
+      <w:r>
+        <w:rPr>
+          <w:rStyle w:val="VerbatimChar"/>
+        </w:rPr>
+        <w:t xml:space="preserve">oc_store</w:t>
+      </w:r>
+      <w:r>
+        <w:t xml:space="preserve">): its URL's hash met in an earlier launch (the hashes seen are kept in the index,</w:t>
+      </w:r>
+      <w:r>
+        <w:t xml:space="preserve"> </w:t>
+      </w:r>
+      <w:r>
+        <w:rPr>
+          <w:rStyle w:val="VerbatimChar"/>
+        </w:rPr>
+        <w:t xml:space="preserve">- &lt;hash&gt;</w:t>
+      </w:r>
+      <w:r>
+        <w:t xml:space="preserve"> </w:t>
+      </w:r>
+      <w:r>
+        <w:t xml:space="preserve">lines, 4096 of them). Most of what a page fetches is never asked for again; a</w:t>
+      </w:r>
+      <w:r>
+        <w:t xml:space="preserve"> </w:t>
+      </w:r>
+      <w:r>
+        <w:t xml:space="preserve">site visited again gets its objects stored then, and read from the card from the visit after.</w:t>
+      </w:r>
+      <w:r>
+        <w:t xml:space="preserve"> </w:t>
+      </w:r>
+      <w:r>
+        <w:rPr>
+          <w:b/>
+          <w:bCs/>
+        </w:rPr>
+        <w:t xml:space="preserve">Nor a body over 512 KB</w:t>
+      </w:r>
+      <w:r>
+        <w:t xml:space="preserve"> </w:t>
+      </w:r>
+      <w:r>
+        <w:t xml:space="preserve">(</w:t>
+      </w:r>
+      <w:r>
+        <w:rPr>
+          <w:rStyle w:val="VerbatimChar"/>
+        </w:rPr>
+        <w:t xml:space="preserve">OC_MAX_OBJECT</w:t>
+      </w:r>
+      <w:r>
+        <w:t xml:space="preserve">). A declined object stays in memory (llcache's</w:t>
+      </w:r>
+      <w:r>
+        <w:t xml:space="preserve"> </w:t>
+      </w:r>
+      <w:r>
+        <w:t xml:space="preserve">RAM copy) for this launch.</w:t>
       </w:r>
     </w:p>
     <w:p>
@@ -64911,89 +66003,66 @@
         <w:pStyle w:val="Compact"/>
         <w:numPr>
           <w:ilvl w:val="0"/>
-          <w:numId w:val="1049"/>
+          <w:numId w:val="1051"/>
         </w:numPr>
       </w:pPr>
       <w:r>
-        <w:t xml:space="preserve">Canvas: no shadows, filters, blend modes (source-over), conic gradients (a solid colour),</w:t>
-      </w:r>
-      <w:r>
-        <w:t xml:space="preserve"> </w:t>
-      </w:r>
-      <w:r>
-        <w:t xml:space="preserve">per-corner</w:t>
-      </w:r>
-      <w:r>
-        <w:t xml:space="preserve"> </w:t>
-      </w:r>
-      <w:r>
-        <w:rPr>
-          <w:rStyle w:val="VerbatimChar"/>
-        </w:rPr>
-        <w:t xml:space="preserve">roundRect</w:t>
-      </w:r>
-      <w:r>
-        <w:t xml:space="preserve"> </w:t>
-      </w:r>
-      <w:r>
-        <w:t xml:space="preserve">radii;</w:t>
-      </w:r>
-      <w:r>
-        <w:t xml:space="preserve"> </w:t>
-      </w:r>
-      <w:r>
-        <w:rPr>
-          <w:rStyle w:val="VerbatimChar"/>
-        </w:rPr>
-        <w:t xml:space="preserve">drawImage</w:t>
-      </w:r>
-      <w:r>
-        <w:t xml:space="preserve"> </w:t>
-      </w:r>
-      <w:r>
-        <w:t xml:space="preserve">scales with the nearest pixel (PlutoVG's</w:t>
-      </w:r>
-      <w:r>
-        <w:t xml:space="preserve"> </w:t>
-      </w:r>
-      <w:r>
-        <w:t xml:space="preserve">textures), and a canvas shown at another CSS size too (the framebuffer's bitmap plot);</w:t>
-      </w:r>
-      <w:r>
-        <w:t xml:space="preserve"> </w:t>
-      </w:r>
-      <w:r>
-        <w:t xml:space="preserve">no</w:t>
-      </w:r>
-      <w:r>
-        <w:t xml:space="preserve"> </w:t>
-      </w:r>
-      <w:r>
-        <w:rPr>
-          <w:rStyle w:val="VerbatimChar"/>
-        </w:rPr>
-        <w:t xml:space="preserve">getContext('webgl')</w:t>
-      </w:r>
-      <w:r>
-        <w:t xml:space="preserve">,</w:t>
-      </w:r>
-      <w:r>
-        <w:t xml:space="preserve"> </w:t>
-      </w:r>
-      <w:r>
-        <w:rPr>
-          <w:rStyle w:val="VerbatimChar"/>
-        </w:rPr>
-        <w:t xml:space="preserve">captureStream</w:t>
-      </w:r>
-      <w:r>
-        <w:t xml:space="preserve">, video frames; the page's web fonts are not used</w:t>
-      </w:r>
-      <w:r>
-        <w:t xml:space="preserve"> </w:t>
-      </w:r>
-      <w:r>
-        <w:t xml:space="preserve">(the card's fonts by family).</w:t>
+        <w:rPr>
+          <w:b/>
+          <w:bCs/>
+        </w:rPr>
+        <w:t xml:space="preserve">A bug that made the disk cache write-only on the Pi</w:t>
+      </w:r>
+      <w:r>
+        <w:t xml:space="preserve">: the writer took</w:t>
+      </w:r>
+      <w:r>
+        <w:t xml:space="preserve"> </w:t>
+      </w:r>
+      <w:r>
+        <w:rPr>
+          <w:rStyle w:val="VerbatimChar"/>
+        </w:rPr>
+        <w:t xml:space="preserve">kapi_save_file(...) == 0</w:t>
+      </w:r>
+      <w:r>
+        <w:t xml:space="preserve"> </w:t>
+      </w:r>
+      <w:r>
+        <w:t xml:space="preserve">for success, but the kernel answers the bytes written -- every</w:t>
+      </w:r>
+      <w:r>
+        <w:t xml:space="preserve"> </w:t>
+      </w:r>
+      <w:r>
+        <w:t xml:space="preserve">write was taken for a failure, so no object was ever listed in the index nor read back in a</w:t>
+      </w:r>
+      <w:r>
+        <w:t xml:space="preserve"> </w:t>
+      </w:r>
+      <w:r>
+        <w:t xml:space="preserve">later launch, and each was written again at every visit. (The bench's</w:t>
+      </w:r>
+      <w:r>
+        <w:t xml:space="preserve"> </w:t>
+      </w:r>
+      <w:r>
+        <w:rPr>
+          <w:rStyle w:val="VerbatimChar"/>
+        </w:rPr>
+        <w:t xml:space="preserve">save_file</w:t>
+      </w:r>
+      <w:r>
+        <w:t xml:space="preserve"> </w:t>
+      </w:r>
+      <w:r>
+        <w:t xml:space="preserve">answers 0:</w:t>
+      </w:r>
+      <w:r>
+        <w:t xml:space="preserve"> </w:t>
+      </w:r>
+      <w:r>
+        <w:t xml:space="preserve">the PC never showed it.)</w:t>
       </w:r>
     </w:p>
     <w:p>
@@ -65001,26 +66070,42 @@
         <w:pStyle w:val="Compact"/>
         <w:numPr>
           <w:ilvl w:val="0"/>
-          <w:numId w:val="1049"/>
+          <w:numId w:val="1051"/>
         </w:numPr>
       </w:pPr>
       <w:r>
-        <w:t xml:space="preserve">A face split by</w:t>
-      </w:r>
-      <w:r>
-        <w:t xml:space="preserve"> </w:t>
-      </w:r>
-      <w:r>
-        <w:rPr>
-          <w:rStyle w:val="VerbatimChar"/>
-        </w:rPr>
-        <w:t xml:space="preserve">unicode-range</w:t>
-      </w:r>
-      <w:r>
-        <w:t xml:space="preserve"> </w:t>
-      </w:r>
-      <w:r>
-        <w:t xml:space="preserve">outside Latin-1 falls back to the card's fonts.</w:t>
+        <w:rPr>
+          <w:b/>
+          <w:bCs/>
+        </w:rPr>
+        <w:t xml:space="preserve">The JS code cache writes a script's bytecode the second time its source is seen</w:t>
+      </w:r>
+      <w:r>
+        <w:t xml:space="preserve"> </w:t>
+      </w:r>
+      <w:r>
+        <w:t xml:space="preserve">(</w:t>
+      </w:r>
+      <w:r>
+        <w:rPr>
+          <w:rStyle w:val="VerbatimChar"/>
+        </w:rPr>
+        <w:t xml:space="preserve">qjs_codecache.c</w:t>
+      </w:r>
+      <w:r>
+        <w:t xml:space="preserve">, as V8 does): the first time its hash goes into the index (an entry of</w:t>
+      </w:r>
+      <w:r>
+        <w:t xml:space="preserve"> </w:t>
+      </w:r>
+      <w:r>
+        <w:t xml:space="preserve">size 0, no file), the next time -- this launch or a later one -- the file is written. A script</w:t>
+      </w:r>
+      <w:r>
+        <w:t xml:space="preserve"> </w:t>
+      </w:r>
+      <w:r>
+        <w:t xml:space="preserve">that changes at every visit is never written.</w:t>
       </w:r>
     </w:p>
     <w:p>
@@ -65028,10 +66113,1855 @@
         <w:pStyle w:val="Compact"/>
         <w:numPr>
           <w:ilvl w:val="0"/>
-          <w:numId w:val="1049"/>
+          <w:numId w:val="1051"/>
         </w:numPr>
       </w:pPr>
       <w:r>
+        <w:rPr>
+          <w:b/>
+          <w:bCs/>
+        </w:rPr>
+        <w:t xml:space="preserve">Paced writes</w:t>
+      </w:r>
+      <w:r>
+        <w:t xml:space="preserve"> </w:t>
+      </w:r>
+      <w:r>
+        <w:t xml:space="preserve">(</w:t>
+      </w:r>
+      <w:r>
+        <w:rPr>
+          <w:rStyle w:val="VerbatimChar"/>
+        </w:rPr>
+        <w:t xml:space="preserve">user/netsurf/onyx_io.h</w:t>
+      </w:r>
+      <w:r>
+        <w:t xml:space="preserve">, implemented in</w:t>
+      </w:r>
+      <w:r>
+        <w:t xml:space="preserve"> </w:t>
+      </w:r>
+      <w:r>
+        <w:rPr>
+          <w:rStyle w:val="VerbatimChar"/>
+        </w:rPr>
+        <w:t xml:space="preserve">onyx_cache.c</w:t>
+      </w:r>
+      <w:r>
+        <w:t xml:space="preserve">:</w:t>
+      </w:r>
+      <w:r>
+        <w:t xml:space="preserve"> </w:t>
+      </w:r>
+      <w:r>
+        <w:rPr>
+          <w:rStyle w:val="VerbatimChar"/>
+        </w:rPr>
+        <w:t xml:space="preserve">onyx_io_save</w:t>
+      </w:r>
+      <w:r>
+        <w:t xml:space="preserve">):</w:t>
+      </w:r>
+      <w:r>
+        <w:t xml:space="preserve"> </w:t>
+      </w:r>
+      <w:r>
+        <w:t xml:space="preserve">a file over 16 KB is written in 16 KB pieces (</w:t>
+      </w:r>
+      <w:r>
+        <w:rPr>
+          <w:rStyle w:val="VerbatimChar"/>
+        </w:rPr>
+        <w:t xml:space="preserve">kapi_file_out</w:t>
+      </w:r>
+      <w:r>
+        <w:t xml:space="preserve"> </w:t>
+      </w:r>
+      <w:r>
+        <w:t xml:space="preserve">+</w:t>
+      </w:r>
+      <w:r>
+        <w:t xml:space="preserve"> </w:t>
+      </w:r>
+      <w:r>
+        <w:rPr>
+          <w:rStyle w:val="VerbatimChar"/>
+        </w:rPr>
+        <w:t xml:space="preserve">kapi_stream_write</w:t>
+      </w:r>
+      <w:r>
+        <w:t xml:space="preserve">) with</w:t>
+      </w:r>
+      <w:r>
+        <w:t xml:space="preserve"> </w:t>
+      </w:r>
+      <w:r>
+        <w:t xml:space="preserve">an 8 ms sleep between them (the stall each write can cause is a piece's, not a whole</w:t>
+      </w:r>
+      <w:r>
+        <w:t xml:space="preserve"> </w:t>
+      </w:r>
+      <w:r>
+        <w:t xml:space="preserve">file's 64 KB chunks back to back); a smaller one by</w:t>
+      </w:r>
+      <w:r>
+        <w:t xml:space="preserve"> </w:t>
+      </w:r>
+      <w:r>
+        <w:rPr>
+          <w:rStyle w:val="VerbatimChar"/>
+        </w:rPr>
+        <w:t xml:space="preserve">kapi_save_file</w:t>
+      </w:r>
+      <w:r>
+        <w:t xml:space="preserve">. The writers wait</w:t>
+      </w:r>
+      <w:r>
+        <w:t xml:space="preserve"> </w:t>
+      </w:r>
+      <w:r>
+        <w:t xml:space="preserve">before each file -- and between pieces -- while the user acts (a click, the wheel, a key:</w:t>
+      </w:r>
+      <w:r>
+        <w:t xml:space="preserve"> </w:t>
+      </w:r>
+      <w:r>
+        <w:rPr>
+          <w:rStyle w:val="VerbatimChar"/>
+        </w:rPr>
+        <w:t xml:space="preserve">onyx_io_activity</w:t>
+      </w:r>
+      <w:r>
+        <w:t xml:space="preserve">, the last second) or a page loads (</w:t>
+      </w:r>
+      <w:r>
+        <w:rPr>
+          <w:rStyle w:val="VerbatimChar"/>
+        </w:rPr>
+        <w:t xml:space="preserve">onyx_io_loading</w:t>
+      </w:r>
+      <w:r>
+        <w:t xml:space="preserve">, from the</w:t>
+      </w:r>
+      <w:r>
+        <w:t xml:space="preserve"> </w:t>
+      </w:r>
+      <w:r>
+        <w:t xml:space="preserve">throbber's start / stop; 60 s at most) -- up to 30 s, then write anyway.</w:t>
+      </w:r>
+    </w:p>
+    <w:p>
+      <w:pPr>
+        <w:pStyle w:val="Compact"/>
+        <w:numPr>
+          <w:ilvl w:val="0"/>
+          <w:numId w:val="1051"/>
+        </w:numPr>
+      </w:pPr>
+      <w:r>
+        <w:rPr>
+          <w:b/>
+          <w:bCs/>
+        </w:rPr>
+        <w:t xml:space="preserve">The indexes are written rarely</w:t>
+      </w:r>
+      <w:r>
+        <w:t xml:space="preserve">: the disk cache's once a minute at most and at the end</w:t>
+      </w:r>
+      <w:r>
+        <w:t xml:space="preserve"> </w:t>
+      </w:r>
+      <w:r>
+        <w:t xml:space="preserve">(was 3 s after the last writes, again and again on a Google visit); files a lost index left</w:t>
+      </w:r>
+      <w:r>
+        <w:t xml:space="preserve"> </w:t>
+      </w:r>
+      <w:r>
+        <w:t xml:space="preserve">(the Pi switched off) are removed 30 s after the next start (</w:t>
+      </w:r>
+      <w:r>
+        <w:rPr>
+          <w:rStyle w:val="VerbatimChar"/>
+        </w:rPr>
+        <w:t xml:space="preserve">oc_sweep</w:t>
+      </w:r>
+      <w:r>
+        <w:t xml:space="preserve">). The code cache's</w:t>
+      </w:r>
+      <w:r>
+        <w:t xml:space="preserve"> </w:t>
+      </w:r>
+      <w:r>
+        <w:t xml:space="preserve">once its writer is done, 3 s after the last store (was after each file).</w:t>
+      </w:r>
+    </w:p>
+    <w:p>
+      <w:pPr>
+        <w:pStyle w:val="Compact"/>
+        <w:numPr>
+          <w:ilvl w:val="0"/>
+          <w:numId w:val="1051"/>
+        </w:numPr>
+      </w:pPr>
+      <w:r>
+        <w:rPr>
+          <w:b/>
+          <w:bCs/>
+        </w:rPr>
+        <w:t xml:space="preserve">The history, cookies and connection state</w:t>
+      </w:r>
+      <w:r>
+        <w:t xml:space="preserve"> </w:t>
+      </w:r>
+      <w:r>
+        <w:t xml:space="preserve">(</w:t>
+      </w:r>
+      <w:r>
+        <w:rPr>
+          <w:rStyle w:val="VerbatimChar"/>
+        </w:rPr>
+        <w:t xml:space="preserve">gui.c</w:t>
+      </w:r>
+      <w:r>
+        <w:t xml:space="preserve">,</w:t>
+      </w:r>
+      <w:r>
+        <w:t xml:space="preserve"> </w:t>
+      </w:r>
+      <w:r>
+        <w:rPr>
+          <w:rStyle w:val="VerbatimChar"/>
+        </w:rPr>
+        <w:t xml:space="preserve">onyx_save_user_data</w:t>
+      </w:r>
+      <w:r>
+        <w:t xml:space="preserve">, written whole</w:t>
+      </w:r>
+      <w:r>
+        <w:t xml:space="preserve"> </w:t>
+      </w:r>
+      <w:r>
+        <w:t xml:space="preserve">on the UI thread 3 s after a page's load): once a minute at most (and at the end).</w:t>
+      </w:r>
+    </w:p>
+    <w:p>
+      <w:pPr>
+        <w:pStyle w:val="FirstParagraph"/>
+      </w:pPr>
+      <w:r>
+        <w:rPr>
+          <w:b/>
+          <w:bCs/>
+        </w:rPr>
+        <w:t xml:space="preserve">Measured</w:t>
+      </w:r>
+      <w:r>
+        <w:t xml:space="preserve"> </w:t>
+      </w:r>
+      <w:r>
+        <w:t xml:space="preserve">(PC bench, google.com with the real network, three launches from an empty data</w:t>
+      </w:r>
+      <w:r>
+        <w:t xml:space="preserve"> </w:t>
+      </w:r>
+      <w:r>
+        <w:t xml:space="preserve">folder,</w:t>
+      </w:r>
+      <w:r>
+        <w:t xml:space="preserve"> </w:t>
+      </w:r>
+      <w:r>
+        <w:rPr>
+          <w:rStyle w:val="VerbatimChar"/>
+        </w:rPr>
+        <w:t xml:space="preserve">strace</w:t>
+      </w:r>
+      <w:r>
+        <w:t xml:space="preserve"> </w:t>
+      </w:r>
+      <w:r>
+        <w:t xml:space="preserve">of the writes under the data folder;</w:t>
+      </w:r>
+      <w:r>
+        <w:t xml:space="preserve"> </w:t>
+      </w:r>
+      <w:r>
+        <w:rPr>
+          <w:rStyle w:val="VerbatimChar"/>
+        </w:rPr>
+        <w:t xml:space="preserve">NS_PERF=1</w:t>
+      </w:r>
+      <w:r>
+        <w:t xml:space="preserve"> </w:t>
+      </w:r>
+      <w:r>
+        <w:t xml:space="preserve">also prints each paced write</w:t>
+      </w:r>
+      <w:r>
+        <w:t xml:space="preserve"> </w:t>
+      </w:r>
+      <w:r>
+        <w:t xml:space="preserve">as</w:t>
+      </w:r>
+      <w:r>
+        <w:t xml:space="preserve"> </w:t>
+      </w:r>
+      <w:r>
+        <w:rPr>
+          <w:rStyle w:val="VerbatimChar"/>
+        </w:rPr>
+        <w:t xml:space="preserve">ONYX-PERF io:write &lt;path&gt; &lt;bytes&gt;</w:t>
+      </w:r>
+      <w:r>
+        <w:t xml:space="preserve"> </w:t>
+      </w:r>
+      <w:r>
+        <w:t xml:space="preserve">and the disk cache's tally at the end):</w:t>
+      </w:r>
+    </w:p>
+    <w:tbl>
+      <w:tblPr>
+        <w:tblStyle w:val="Table"/>
+        <w:tblW w:type="auto" w:w="0"/>
+        <w:tblLook w:firstRow="1" w:lastRow="0" w:firstColumn="0" w:lastColumn="0" w:noHBand="0" w:noVBand="0" w:val="0020"/>
+      </w:tblPr>
+      <w:tblGrid>
+        <w:gridCol w:w="2640"/>
+        <w:gridCol w:w="2640"/>
+        <w:gridCol w:w="2640"/>
+      </w:tblGrid>
+      <w:tr>
+        <w:trPr>
+          <w:tblHeader w:val="on"/>
+        </w:trPr>
+        <w:tc>
+          <w:tcPr/>
+          <w:p>
+            <w:pPr>
+              <w:pStyle w:val="Compact"/>
+            </w:pPr>
+            <w:r>
+              <w:t xml:space="preserve">visit</w:t>
+            </w:r>
+          </w:p>
+        </w:tc>
+        <w:tc>
+          <w:tcPr/>
+          <w:p>
+            <w:pPr>
+              <w:pStyle w:val="Compact"/>
+            </w:pPr>
+            <w:r>
+              <w:t xml:space="preserve">before</w:t>
+            </w:r>
+          </w:p>
+        </w:tc>
+        <w:tc>
+          <w:tcPr/>
+          <w:p>
+            <w:pPr>
+              <w:pStyle w:val="Compact"/>
+            </w:pPr>
+            <w:r>
+              <w:t xml:space="preserve">after</w:t>
+            </w:r>
+          </w:p>
+        </w:tc>
+      </w:tr>
+      <w:tr>
+        <w:tc>
+          <w:tcPr/>
+          <w:p>
+            <w:pPr>
+              <w:pStyle w:val="Compact"/>
+            </w:pPr>
+            <w:r>
+              <w:t xml:space="preserve">1st</w:t>
+            </w:r>
+          </w:p>
+        </w:tc>
+        <w:tc>
+          <w:tcPr/>
+          <w:p>
+            <w:pPr>
+              <w:pStyle w:val="Compact"/>
+            </w:pPr>
+            <w:r>
+              <w:t xml:space="preserve">10.4 MB (disk cache 2.2 MB in 27 files, code cache 8.2 MB in 17 files)</w:t>
+            </w:r>
+          </w:p>
+        </w:tc>
+        <w:tc>
+          <w:tcPr/>
+          <w:p>
+            <w:pPr>
+              <w:pStyle w:val="Compact"/>
+            </w:pPr>
+            <w:r>
+              <w:t xml:space="preserve">5 KB (indexes, cookies, history)</w:t>
+            </w:r>
+          </w:p>
+        </w:tc>
+      </w:tr>
+      <w:tr>
+        <w:tc>
+          <w:tcPr/>
+          <w:p>
+            <w:pPr>
+              <w:pStyle w:val="Compact"/>
+            </w:pPr>
+            <w:r>
+              <w:t xml:space="preserve">2nd</w:t>
+            </w:r>
+          </w:p>
+        </w:tc>
+        <w:tc>
+          <w:tcPr/>
+          <w:p>
+            <w:pPr>
+              <w:pStyle w:val="Compact"/>
+            </w:pPr>
+            <w:r>
+              <w:t xml:space="preserve">1.5 MB (code cache 1.2 MB: the scripts that changed)</w:t>
+            </w:r>
+          </w:p>
+        </w:tc>
+        <w:tc>
+          <w:tcPr/>
+          <w:p>
+            <w:pPr>
+              <w:pStyle w:val="Compact"/>
+            </w:pPr>
+            <w:r>
+              <w:t xml:space="preserve">5.7 MB (what was seen twice: disk cache 1.2 MB, code cache 4.5 MB)</w:t>
+            </w:r>
+          </w:p>
+        </w:tc>
+      </w:tr>
+      <w:tr>
+        <w:tc>
+          <w:tcPr/>
+          <w:p>
+            <w:pPr>
+              <w:pStyle w:val="Compact"/>
+            </w:pPr>
+            <w:r>
+              <w:t xml:space="preserve">3rd</w:t>
+            </w:r>
+          </w:p>
+        </w:tc>
+        <w:tc>
+          <w:tcPr/>
+          <w:p>
+            <w:pPr>
+              <w:pStyle w:val="Compact"/>
+            </w:pPr>
+            <w:r>
+              <w:t xml:space="preserve">365 KB (code cache 315 KB)</w:t>
+            </w:r>
+          </w:p>
+        </w:tc>
+        <w:tc>
+          <w:tcPr/>
+          <w:p>
+            <w:pPr>
+              <w:pStyle w:val="Compact"/>
+            </w:pPr>
+            <w:r>
+              <w:t xml:space="preserve">13 KB</w:t>
+            </w:r>
+          </w:p>
+        </w:tc>
+      </w:tr>
+    </w:tbl>
+    <w:p>
+      <w:pPr>
+        <w:pStyle w:val="BodyText"/>
+      </w:pPr>
+      <w:r>
+        <w:t xml:space="preserve">From then on, a visit whose scripts changed writes nothing for them (before: their bytecode</w:t>
+      </w:r>
+      <w:r>
+        <w:t xml:space="preserve"> </w:t>
+      </w:r>
+      <w:r>
+        <w:t xml:space="preserve">each time, 0.3-1.2 MB a visit here, more on the Pi's Google), and the writes that remain are</w:t>
+      </w:r>
+      <w:r>
+        <w:t xml:space="preserve"> </w:t>
+      </w:r>
+      <w:r>
+        <w:t xml:space="preserve">paced and wait for a quiet moment.</w:t>
+      </w:r>
+    </w:p>
+    <w:p>
+      <w:pPr>
+        <w:pStyle w:val="BodyText"/>
+      </w:pPr>
+      <w:r>
+        <w:rPr>
+          <w:b/>
+          <w:bCs/>
+        </w:rPr>
+        <w:t xml:space="preserve">The kernel side</w:t>
+      </w:r>
+      <w:r>
+        <w:t xml:space="preserve"> </w:t>
+      </w:r>
+      <w:r>
+        <w:t xml:space="preserve">(not changed here): the stall is Circle's</w:t>
+      </w:r>
+      <w:r>
+        <w:t xml:space="preserve"> </w:t>
+      </w:r>
+      <w:r>
+        <w:rPr>
+          <w:rStyle w:val="VerbatimChar"/>
+        </w:rPr>
+        <w:t xml:space="preserve">CEMMCDevice</w:t>
+      </w:r>
+      <w:r>
+        <w:t xml:space="preserve"> </w:t>
+      </w:r>
+      <w:r>
+        <w:t xml:space="preserve">busy-waiting for</w:t>
+      </w:r>
+      <w:r>
+        <w:t xml:space="preserve"> </w:t>
+      </w:r>
+      <w:r>
+        <w:t xml:space="preserve">the card (</w:t>
+      </w:r>
+      <w:r>
+        <w:rPr>
+          <w:rStyle w:val="VerbatimChar"/>
+        </w:rPr>
+        <w:t xml:space="preserve">TimeoutWait</w:t>
+      </w:r>
+      <w:r>
+        <w:t xml:space="preserve">) while it programs a block -- a write of 16 KB can still hold core 0</w:t>
+      </w:r>
+      <w:r>
+        <w:t xml:space="preserve"> </w:t>
+      </w:r>
+      <w:r>
+        <w:t xml:space="preserve">for the card's own latency (tens of ms, more during its garbage collection). The right fix is</w:t>
+      </w:r>
+      <w:r>
+        <w:t xml:space="preserve"> </w:t>
+      </w:r>
+      <w:r>
+        <w:t xml:space="preserve">in the EMMC driver: wait for the transfer-complete / not-busy state by yielding to the</w:t>
+      </w:r>
+      <w:r>
+        <w:t xml:space="preserve"> </w:t>
+      </w:r>
+      <w:r>
+        <w:t xml:space="preserve">scheduler (or an interrupt) instead of spinning, so that a writer thread blocks and the others</w:t>
+      </w:r>
+      <w:r>
+        <w:t xml:space="preserve"> </w:t>
+      </w:r>
+      <w:r>
+        <w:t xml:space="preserve">run. Also:</w:t>
+      </w:r>
+      <w:r>
+        <w:t xml:space="preserve"> </w:t>
+      </w:r>
+      <w:r>
+        <w:rPr>
+          <w:rStyle w:val="VerbatimChar"/>
+        </w:rPr>
+        <w:t xml:space="preserve">kapi_present</w:t>
+      </w:r>
+      <w:r>
+        <w:t xml:space="preserve"> </w:t>
+      </w:r>
+      <w:r>
+        <w:t xml:space="preserve">presents the whole window -- a present with a rectangle would let the</w:t>
+      </w:r>
+      <w:r>
+        <w:t xml:space="preserve"> </w:t>
+      </w:r>
+      <w:r>
+        <w:t xml:space="preserve">desktop's compositor copy only what changed.</w:t>
+      </w:r>
+    </w:p>
+    <w:p>
+      <w:pPr>
+        <w:pStyle w:val="BodyText"/>
+      </w:pPr>
+      <w:r>
+        <w:rPr>
+          <w:b/>
+          <w:bCs/>
+        </w:rPr>
+        <w:t xml:space="preserve">Tests</w:t>
+      </w:r>
+      <w:r>
+        <w:t xml:space="preserve">:</w:t>
+      </w:r>
+      <w:r>
+        <w:t xml:space="preserve"> </w:t>
+      </w:r>
+      <w:r>
+        <w:rPr>
+          <w:rStyle w:val="VerbatimChar"/>
+        </w:rPr>
+        <w:t xml:space="preserve">jstest.sh</w:t>
+      </w:r>
+      <w:r>
+        <w:t xml:space="preserve"> </w:t>
+      </w:r>
+      <w:r>
+        <w:t xml:space="preserve">(</w:t>
+      </w:r>
+      <w:r>
+        <w:rPr>
+          <w:rStyle w:val="VerbatimChar"/>
+        </w:rPr>
+        <w:t xml:space="preserve">pages/view-hidden.html</w:t>
+      </w:r>
+      <w:r>
+        <w:t xml:space="preserve">: the window minimised then shown again --</w:t>
+      </w:r>
+      <w:r>
+        <w:t xml:space="preserve"> </w:t>
+      </w:r>
+      <w:r>
+        <w:rPr>
+          <w:rStyle w:val="VerbatimChar"/>
+        </w:rPr>
+        <w:t xml:space="preserve">visibilitychange</w:t>
+      </w:r>
+      <w:r>
+        <w:t xml:space="preserve">,</w:t>
+      </w:r>
+      <w:r>
+        <w:t xml:space="preserve"> </w:t>
+      </w:r>
+      <w:r>
+        <w:rPr>
+          <w:rStyle w:val="VerbatimChar"/>
+        </w:rPr>
+        <w:t xml:space="preserve">document.hidden</w:t>
+      </w:r>
+      <w:r>
+        <w:t xml:space="preserve">, no</w:t>
+      </w:r>
+      <w:r>
+        <w:t xml:space="preserve"> </w:t>
+      </w:r>
+      <w:r>
+        <w:rPr>
+          <w:rStyle w:val="VerbatimChar"/>
+        </w:rPr>
+        <w:t xml:space="preserve">requestAnimationFrame</w:t>
+      </w:r>
+      <w:r>
+        <w:t xml:space="preserve"> </w:t>
+      </w:r>
+      <w:r>
+        <w:t xml:space="preserve">callback while hidden, a</w:t>
+      </w:r>
+      <w:r>
+        <w:t xml:space="preserve"> </w:t>
+      </w:r>
+      <w:r>
+        <w:t xml:space="preserve">50 ms interval slowed to a second, the frames going on after),</w:t>
+      </w:r>
+      <w:r>
+        <w:t xml:space="preserve"> </w:t>
+      </w:r>
+      <w:r>
+        <w:rPr>
+          <w:rStyle w:val="VerbatimChar"/>
+        </w:rPr>
+        <w:t xml:space="preserve">fxtest.sh</w:t>
+      </w:r>
+      <w:r>
+        <w:t xml:space="preserve">,</w:t>
+      </w:r>
+      <w:r>
+        <w:t xml:space="preserve"> </w:t>
+      </w:r>
+      <w:r>
+        <w:rPr>
+          <w:rStyle w:val="VerbatimChar"/>
+        </w:rPr>
+        <w:t xml:space="preserve">gputest.sh</w:t>
+      </w:r>
+      <w:r>
+        <w:t xml:space="preserve"> </w:t>
+      </w:r>
+      <w:r>
+        <w:t xml:space="preserve">(composited = CPU painting, with the partial presents),</w:t>
+      </w:r>
+      <w:r>
+        <w:t xml:space="preserve"> </w:t>
+      </w:r>
+      <w:r>
+        <w:rPr>
+          <w:rStyle w:val="VerbatimChar"/>
+        </w:rPr>
+        <w:t xml:space="preserve">nettest.sh</w:t>
+      </w:r>
+      <w:r>
+        <w:t xml:space="preserve">,</w:t>
+      </w:r>
+      <w:r>
+        <w:t xml:space="preserve"> </w:t>
+      </w:r>
+      <w:r>
+        <w:rPr>
+          <w:rStyle w:val="VerbatimChar"/>
+        </w:rPr>
+        <w:t xml:space="preserve">iframetest.sh</w:t>
+      </w:r>
+      <w:r>
+        <w:t xml:space="preserve">; the</w:t>
+      </w:r>
+      <w:r>
+        <w:t xml:space="preserve"> </w:t>
+      </w:r>
+      <w:r>
+        <w:t xml:space="preserve">desktop simulator has a</w:t>
+      </w:r>
+      <w:r>
+        <w:t xml:space="preserve"> </w:t>
+      </w:r>
+      <w:r>
+        <w:rPr>
+          <w:rStyle w:val="VerbatimChar"/>
+        </w:rPr>
+        <w:t xml:space="preserve">winstate &lt;n&gt;</w:t>
+      </w:r>
+      <w:r>
+        <w:t xml:space="preserve"> </w:t>
+      </w:r>
+      <w:r>
+        <w:t xml:space="preserve">step (the window's</w:t>
+      </w:r>
+      <w:r>
+        <w:t xml:space="preserve"> </w:t>
+      </w:r>
+      <w:r>
+        <w:rPr>
+          <w:rStyle w:val="VerbatimChar"/>
+        </w:rPr>
+        <w:t xml:space="preserve">KAPI_WIN_*</w:t>
+      </w:r>
+      <w:r>
+        <w:t xml:space="preserve"> </w:t>
+      </w:r>
+      <w:r>
+        <w:t xml:space="preserve">state);</w:t>
+      </w:r>
+      <w:r>
+        <w:t xml:space="preserve"> </w:t>
+      </w:r>
+      <w:r>
+        <w:rPr>
+          <w:rStyle w:val="VerbatimChar"/>
+        </w:rPr>
+        <w:t xml:space="preserve">idlecpu.py --floor &lt;pages&gt;</w:t>
+      </w:r>
+      <w:r>
+        <w:t xml:space="preserve"> </w:t>
+      </w:r>
+      <w:r>
+        <w:t xml:space="preserve">(</w:t>
+      </w:r>
+      <w:r>
+        <w:rPr>
+          <w:rStyle w:val="VerbatimChar"/>
+        </w:rPr>
+        <w:t xml:space="preserve">--state unfocused|hidden</w:t>
+      </w:r>
+      <w:r>
+        <w:t xml:space="preserve">,</w:t>
+      </w:r>
+      <w:r>
+        <w:t xml:space="preserve"> </w:t>
+      </w:r>
+      <w:r>
+        <w:rPr>
+          <w:rStyle w:val="VerbatimChar"/>
+        </w:rPr>
+        <w:t xml:space="preserve">--max &lt;pct&gt;</w:t>
+      </w:r>
+      <w:r>
+        <w:t xml:space="preserve"> </w:t>
+      </w:r>
+      <w:r>
+        <w:t xml:space="preserve">to fail above a</w:t>
+      </w:r>
+      <w:r>
+        <w:t xml:space="preserve"> </w:t>
+      </w:r>
+      <w:r>
+        <w:t xml:space="preserve">budget).</w:t>
+      </w:r>
+    </w:p>
+    <w:bookmarkEnd w:id="66"/>
+    <w:bookmarkEnd w:id="67"/>
+    <w:bookmarkStart w:id="68" w:name="X2d96bac25f45ec9241507797951d2bb0b2591ad"/>
+    <w:p>
+      <w:pPr>
+        <w:pStyle w:val="Heading2"/>
+      </w:pPr>
+      <w:r>
+        <w:t xml:space="preserve">8. Known gaps</w:t>
+      </w:r>
+    </w:p>
+    <w:p>
+      <w:pPr>
+        <w:pStyle w:val="Compact"/>
+        <w:numPr>
+          <w:ilvl w:val="0"/>
+          <w:numId w:val="1052"/>
+        </w:numPr>
+      </w:pPr>
+      <w:r>
+        <w:t xml:space="preserve">JavaScript: synchronous XHR (runs async), multipart request bodies, binary request bodies</w:t>
+      </w:r>
+      <w:r>
+        <w:t xml:space="preserve"> </w:t>
+      </w:r>
+      <w:r>
+        <w:t xml:space="preserve">(sent as text: a NUL ends them); no IndexedDB, editing APIs, Service</w:t>
+      </w:r>
+      <w:r>
+        <w:t xml:space="preserve"> </w:t>
+      </w:r>
+      <w:r>
+        <w:t xml:space="preserve">Workers; CSS</w:t>
+      </w:r>
+      <w:r>
+        <w:t xml:space="preserve"> </w:t>
+      </w:r>
+      <w:r>
+        <w:rPr>
+          <w:rStyle w:val="VerbatimChar"/>
+        </w:rPr>
+        <w:t xml:space="preserve">:active</w:t>
+      </w:r>
+      <w:r>
+        <w:t xml:space="preserve"> </w:t>
+      </w:r>
+      <w:r>
+        <w:t xml:space="preserve">/</w:t>
+      </w:r>
+      <w:r>
+        <w:t xml:space="preserve"> </w:t>
+      </w:r>
+      <w:r>
+        <w:rPr>
+          <w:rStyle w:val="VerbatimChar"/>
+        </w:rPr>
+        <w:t xml:space="preserve">:focus</w:t>
+      </w:r>
+      <w:r>
+        <w:t xml:space="preserve">.</w:t>
+      </w:r>
+    </w:p>
+    <w:p>
+      <w:pPr>
+        <w:pStyle w:val="Compact"/>
+        <w:numPr>
+          <w:ilvl w:val="0"/>
+          <w:numId w:val="1052"/>
+        </w:numPr>
+      </w:pPr>
+      <w:r>
+        <w:t xml:space="preserve">The network APIs (§19): a worker runs on the UI thread (a long computation in a worker</w:t>
+      </w:r>
+      <w:r>
+        <w:t xml:space="preserve"> </w:t>
+      </w:r>
+      <w:r>
+        <w:t xml:space="preserve">holds the window as a page's script does;</w:t>
+      </w:r>
+      <w:r>
+        <w:t xml:space="preserve"> </w:t>
+      </w:r>
+      <w:r>
+        <w:rPr>
+          <w:rStyle w:val="VerbatimChar"/>
+        </w:rPr>
+        <w:t xml:space="preserve">script_timeout</w:t>
+      </w:r>
+      <w:r>
+        <w:t xml:space="preserve"> </w:t>
+      </w:r>
+      <w:r>
+        <w:t xml:space="preserve">stops it); an</w:t>
+      </w:r>
+      <w:r>
+        <w:t xml:space="preserve"> </w:t>
+      </w:r>
+      <w:r>
+        <w:rPr>
+          <w:rStyle w:val="VerbatimChar"/>
+        </w:rPr>
+        <w:t xml:space="preserve">importScripts</w:t>
+      </w:r>
+      <w:r>
+        <w:t xml:space="preserve"> </w:t>
+      </w:r>
+      <w:r>
+        <w:t xml:space="preserve">whose URL is not a literal in the script, over http(s), blocks the UI thread while it is</w:t>
+      </w:r>
+      <w:r>
+        <w:t xml:space="preserve"> </w:t>
+      </w:r>
+      <w:r>
+        <w:t xml:space="preserve">read; a SharedWorker is shared within its document only; no</w:t>
+      </w:r>
+      <w:r>
+        <w:t xml:space="preserve"> </w:t>
+      </w:r>
+      <w:r>
+        <w:rPr>
+          <w:rStyle w:val="VerbatimChar"/>
+        </w:rPr>
+        <w:t xml:space="preserve">MessagePort</w:t>
+      </w:r>
+      <w:r>
+        <w:t xml:space="preserve"> </w:t>
+      </w:r>
+      <w:r>
+        <w:t xml:space="preserve">transferred to a</w:t>
+      </w:r>
+      <w:r>
+        <w:t xml:space="preserve"> </w:t>
+      </w:r>
+      <w:r>
+        <w:t xml:space="preserve">worker, no</w:t>
+      </w:r>
+      <w:r>
+        <w:t xml:space="preserve"> </w:t>
+      </w:r>
+      <w:r>
+        <w:rPr>
+          <w:rStyle w:val="VerbatimChar"/>
+        </w:rPr>
+        <w:t xml:space="preserve">OffscreenCanvas</w:t>
+      </w:r>
+      <w:r>
+        <w:t xml:space="preserve">,</w:t>
+      </w:r>
+      <w:r>
+        <w:t xml:space="preserve"> </w:t>
+      </w:r>
+      <w:r>
+        <w:rPr>
+          <w:rStyle w:val="VerbatimChar"/>
+        </w:rPr>
+        <w:t xml:space="preserve">SharedArrayBuffer</w:t>
+      </w:r>
+      <w:r>
+        <w:t xml:space="preserve"> </w:t>
+      </w:r>
+      <w:r>
+        <w:t xml:space="preserve">/</w:t>
+      </w:r>
+      <w:r>
+        <w:t xml:space="preserve"> </w:t>
+      </w:r>
+      <w:r>
+        <w:rPr>
+          <w:rStyle w:val="VerbatimChar"/>
+        </w:rPr>
+        <w:t xml:space="preserve">Atomics</w:t>
+      </w:r>
+      <w:r>
+        <w:t xml:space="preserve"> </w:t>
+      </w:r>
+      <w:r>
+        <w:t xml:space="preserve">between workers; the</w:t>
+      </w:r>
+      <w:r>
+        <w:t xml:space="preserve"> </w:t>
+      </w:r>
+      <w:r>
+        <w:t xml:space="preserve">WebSocket client sends its messages uncompressed (permessage-deflate inflates only) and</w:t>
+      </w:r>
+      <w:r>
+        <w:t xml:space="preserve"> </w:t>
+      </w:r>
+      <w:r>
+        <w:t xml:space="preserve">never pings; CORS is not checked for EventSource either.</w:t>
+      </w:r>
+    </w:p>
+    <w:p>
+      <w:pPr>
+        <w:pStyle w:val="Compact"/>
+        <w:numPr>
+          <w:ilvl w:val="0"/>
+          <w:numId w:val="1052"/>
+        </w:numPr>
+      </w:pPr>
+      <w:r>
+        <w:t xml:space="preserve">The network (§24): no revocation checks, no CSP, no SameSite cookies, no</w:t>
+      </w:r>
+      <w:r>
+        <w:t xml:space="preserve"> </w:t>
+      </w:r>
+      <w:r>
+        <w:t xml:space="preserve">CORS for the core's loads (EventSource, fonts,</w:t>
+      </w:r>
+      <w:r>
+        <w:t xml:space="preserve"> </w:t>
+      </w:r>
+      <w:r>
+        <w:rPr>
+          <w:rStyle w:val="VerbatimChar"/>
+        </w:rPr>
+        <w:t xml:space="preserve">&lt;img crossorigin&gt;</w:t>
+      </w:r>
+      <w:r>
+        <w:t xml:space="preserve">, module scripts), no</w:t>
+      </w:r>
+      <w:r>
+        <w:t xml:space="preserve"> </w:t>
+      </w:r>
+      <w:r>
+        <w:t xml:space="preserve">HTTP/3, no back-forward cache.</w:t>
+      </w:r>
+    </w:p>
+    <w:p>
+      <w:pPr>
+        <w:pStyle w:val="Compact"/>
+        <w:numPr>
+          <w:ilvl w:val="0"/>
+          <w:numId w:val="1052"/>
+        </w:numPr>
+      </w:pPr>
+      <w:r>
+        <w:t xml:space="preserve">Frames (§29): a frame's initial about:blank is not there synchronously, no</w:t>
+      </w:r>
+      <w:r>
+        <w:t xml:space="preserve"> </w:t>
+      </w:r>
+      <w:r>
+        <w:rPr>
+          <w:rStyle w:val="VerbatimChar"/>
+        </w:rPr>
+        <w:t xml:space="preserve">document.domain</w:t>
+      </w:r>
+      <w:r>
+        <w:t xml:space="preserve">, a srcdoc's</w:t>
+      </w:r>
+      <w:r>
+        <w:t xml:space="preserve"> </w:t>
+      </w:r>
+      <w:r>
+        <w:rPr>
+          <w:rStyle w:val="VerbatimChar"/>
+        </w:rPr>
+        <w:t xml:space="preserve">location.href</w:t>
+      </w:r>
+      <w:r>
+        <w:t xml:space="preserve"> </w:t>
+      </w:r>
+      <w:r>
+        <w:t xml:space="preserve">is its data: URL, no</w:t>
+      </w:r>
+      <w:r>
+        <w:t xml:space="preserve"> </w:t>
+      </w:r>
+      <w:r>
+        <w:t xml:space="preserve">focus moved between frames by script,</w:t>
+      </w:r>
+      <w:r>
+        <w:t xml:space="preserve"> </w:t>
+      </w:r>
+      <w:r>
+        <w:rPr>
+          <w:rStyle w:val="VerbatimChar"/>
+        </w:rPr>
+        <w:t xml:space="preserve">loading="lazy"</w:t>
+      </w:r>
+      <w:r>
+        <w:t xml:space="preserve"> </w:t>
+      </w:r>
+      <w:r>
+        <w:t xml:space="preserve">frames load at once, no frames in</w:t>
+      </w:r>
+      <w:r>
+        <w:t xml:space="preserve"> </w:t>
+      </w:r>
+      <w:r>
+        <w:t xml:space="preserve">shadow trees.</w:t>
+      </w:r>
+    </w:p>
+    <w:p>
+      <w:pPr>
+        <w:pStyle w:val="Compact"/>
+        <w:numPr>
+          <w:ilvl w:val="0"/>
+          <w:numId w:val="1052"/>
+        </w:numPr>
+      </w:pPr>
+      <w:r>
+        <w:t xml:space="preserve">Shadow DOM (§20): the manual slot assignment's rendering,</w:t>
+      </w:r>
+      <w:r>
+        <w:t xml:space="preserve"> </w:t>
+      </w:r>
+      <w:r>
+        <w:rPr>
+          <w:rStyle w:val="VerbatimChar"/>
+        </w:rPr>
+        <w:t xml:space="preserve">exportparts</w:t>
+      </w:r>
+      <w:r>
+        <w:t xml:space="preserve">, a clonable root's</w:t>
+      </w:r>
+      <w:r>
+        <w:t xml:space="preserve"> </w:t>
+      </w:r>
+      <w:r>
+        <w:t xml:space="preserve">cloning,</w:t>
+      </w:r>
+      <w:r>
+        <w:t xml:space="preserve"> </w:t>
+      </w:r>
+      <w:r>
+        <w:rPr>
+          <w:rStyle w:val="VerbatimChar"/>
+        </w:rPr>
+        <w:t xml:space="preserve">&lt;link&gt;</w:t>
+      </w:r>
+      <w:r>
+        <w:t xml:space="preserve"> </w:t>
+      </w:r>
+      <w:r>
+        <w:t xml:space="preserve">/</w:t>
+      </w:r>
+      <w:r>
+        <w:t xml:space="preserve"> </w:t>
+      </w:r>
+      <w:r>
+        <w:rPr>
+          <w:rStyle w:val="VerbatimChar"/>
+        </w:rPr>
+        <w:t xml:space="preserve">@import</w:t>
+      </w:r>
+      <w:r>
+        <w:t xml:space="preserve"> </w:t>
+      </w:r>
+      <w:r>
+        <w:t xml:space="preserve">/</w:t>
+      </w:r>
+      <w:r>
+        <w:t xml:space="preserve"> </w:t>
+      </w:r>
+      <w:r>
+        <w:rPr>
+          <w:rStyle w:val="VerbatimChar"/>
+        </w:rPr>
+        <w:t xml:space="preserve">@font-face</w:t>
+      </w:r>
+      <w:r>
+        <w:t xml:space="preserve"> </w:t>
+      </w:r>
+      <w:r>
+        <w:t xml:space="preserve">in shadow trees,</w:t>
+      </w:r>
+      <w:r>
+        <w:t xml:space="preserve"> </w:t>
+      </w:r>
+      <w:r>
+        <w:rPr>
+          <w:rStyle w:val="VerbatimChar"/>
+        </w:rPr>
+        <w:t xml:space="preserve">:host</w:t>
+      </w:r>
+      <w:r>
+        <w:t xml:space="preserve"> </w:t>
+      </w:r>
+      <w:r>
+        <w:t xml:space="preserve">in</w:t>
+      </w:r>
+      <w:r>
+        <w:t xml:space="preserve"> </w:t>
+      </w:r>
+      <w:r>
+        <w:rPr>
+          <w:rStyle w:val="VerbatimChar"/>
+        </w:rPr>
+        <w:t xml:space="preserve">matches()</w:t>
+      </w:r>
+      <w:r>
+        <w:t xml:space="preserve">;</w:t>
+      </w:r>
+      <w:r>
+        <w:t xml:space="preserve"> </w:t>
+      </w:r>
+      <w:r>
+        <w:rPr>
+          <w:rStyle w:val="VerbatimChar"/>
+        </w:rPr>
+        <w:t xml:space="preserve">::before</w:t>
+      </w:r>
+      <w:r>
+        <w:t xml:space="preserve"> </w:t>
+      </w:r>
+      <w:r>
+        <w:t xml:space="preserve">/</w:t>
+      </w:r>
+      <w:r>
+        <w:t xml:space="preserve"> </w:t>
+      </w:r>
+      <w:r>
+        <w:rPr>
+          <w:rStyle w:val="VerbatimChar"/>
+        </w:rPr>
+        <w:t xml:space="preserve">::after</w:t>
+      </w:r>
+      <w:r>
+        <w:t xml:space="preserve"> </w:t>
+      </w:r>
+      <w:r>
+        <w:t xml:space="preserve">of a</w:t>
+      </w:r>
+      <w:r>
+        <w:t xml:space="preserve"> </w:t>
+      </w:r>
+      <w:r>
+        <w:rPr>
+          <w:rStyle w:val="VerbatimChar"/>
+        </w:rPr>
+        <w:t xml:space="preserve">display: contents</w:t>
+      </w:r>
+      <w:r>
+        <w:t xml:space="preserve"> </w:t>
+      </w:r>
+      <w:r>
+        <w:t xml:space="preserve">element.</w:t>
+      </w:r>
+    </w:p>
+    <w:p>
+      <w:pPr>
+        <w:pStyle w:val="Compact"/>
+        <w:numPr>
+          <w:ilvl w:val="0"/>
+          <w:numId w:val="1052"/>
+        </w:numPr>
+      </w:pPr>
+      <w:r>
+        <w:t xml:space="preserve">The compositing layers' gaps (§21: a real perspective,</w:t>
+      </w:r>
+      <w:r>
+        <w:t xml:space="preserve"> </w:t>
+      </w:r>
+      <w:r>
+        <w:rPr>
+          <w:rStyle w:val="VerbatimChar"/>
+        </w:rPr>
+        <w:t xml:space="preserve">clip-path</w:t>
+      </w:r>
+      <w:r>
+        <w:t xml:space="preserve"> </w:t>
+      </w:r>
+      <w:r>
+        <w:t xml:space="preserve">/</w:t>
+      </w:r>
+      <w:r>
+        <w:t xml:space="preserve"> </w:t>
+      </w:r>
+      <w:r>
+        <w:rPr>
+          <w:rStyle w:val="VerbatimChar"/>
+        </w:rPr>
+        <w:t xml:space="preserve">mask</w:t>
+      </w:r>
+      <w:r>
+        <w:t xml:space="preserve"> </w:t>
+      </w:r>
+      <w:r>
+        <w:t xml:space="preserve">on a layer, the</w:t>
+      </w:r>
+      <w:r>
+        <w:t xml:space="preserve"> </w:t>
+      </w:r>
+      <w:r>
+        <w:t xml:space="preserve">non-separable blend modes); animations: §22's "Not done"; GPU compositing: §25's (scrollers</w:t>
+      </w:r>
+      <w:r>
+        <w:t xml:space="preserve"> </w:t>
+      </w:r>
+      <w:r>
+        <w:t xml:space="preserve">and groups as layers, fixed boxes that stay in view).</w:t>
+      </w:r>
+    </w:p>
+    <w:p>
+      <w:pPr>
+        <w:pStyle w:val="Compact"/>
+        <w:numPr>
+          <w:ilvl w:val="0"/>
+          <w:numId w:val="1052"/>
+        </w:numPr>
+      </w:pPr>
+      <w:r>
+        <w:t xml:space="preserve">WebAssembly and Web Crypto (§27): no Wasm SIMD, threads,</w:t>
+      </w:r>
+      <w:r>
+        <w:t xml:space="preserve"> </w:t>
+      </w:r>
+      <w:r>
+        <w:rPr>
+          <w:rStyle w:val="VerbatimChar"/>
+        </w:rPr>
+        <w:t xml:space="preserve">WebAssembly.Tag</w:t>
+      </w:r>
+      <w:r>
+        <w:t xml:space="preserve"> </w:t>
+      </w:r>
+      <w:r>
+        <w:t xml:space="preserve">/</w:t>
+      </w:r>
+      <w:r>
+        <w:t xml:space="preserve"> </w:t>
+      </w:r>
+      <w:r>
+        <w:rPr>
+          <w:rStyle w:val="VerbatimChar"/>
+        </w:rPr>
+        <w:t xml:space="preserve">Exception</w:t>
+      </w:r>
+      <w:r>
+        <w:t xml:space="preserve">,</w:t>
+      </w:r>
+      <w:r>
+        <w:t xml:space="preserve"> </w:t>
+      </w:r>
+      <w:r>
+        <w:t xml:space="preserve">JSPI; no Ed25519 / X25519; RSA key generation blocks the window.</w:t>
+      </w:r>
+    </w:p>
+    <w:p>
+      <w:pPr>
+        <w:pStyle w:val="Compact"/>
+        <w:numPr>
+          <w:ilvl w:val="0"/>
+          <w:numId w:val="1052"/>
+        </w:numPr>
+      </w:pPr>
+      <w:r>
+        <w:t xml:space="preserve">JavaScript speed (§30): the JIT is a first version, off by default (a</w:t>
+      </w:r>
+      <w:r>
+        <w:t xml:space="preserve"> </w:t>
+      </w:r>
+      <w:r>
+        <w:rPr>
+          <w:rStyle w:val="VerbatimChar"/>
+        </w:rPr>
+        <w:t xml:space="preserve">catch</w:t>
+      </w:r>
+      <w:r>
+        <w:t xml:space="preserve"> </w:t>
+      </w:r>
+      <w:r>
+        <w:t xml:space="preserve">goes on</w:t>
+      </w:r>
+      <w:r>
+        <w:t xml:space="preserve"> </w:t>
+      </w:r>
+      <w:r>
+        <w:t xml:space="preserve">interpreted, calls go through the interpreter's frame set-up); the code cache keys a script</w:t>
+      </w:r>
+      <w:r>
+        <w:t xml:space="preserve"> </w:t>
+      </w:r>
+      <w:r>
+        <w:t xml:space="preserve">by its exact text (a script that changes at each load is compiled each time); a single long</w:t>
+      </w:r>
+      <w:r>
+        <w:t xml:space="preserve"> </w:t>
+      </w:r>
+      <w:r>
+        <w:t xml:space="preserve">script still holds the window (its events are kept and handled after it).</w:t>
+      </w:r>
+    </w:p>
+    <w:p>
+      <w:pPr>
+        <w:pStyle w:val="Compact"/>
+        <w:numPr>
+          <w:ilvl w:val="0"/>
+          <w:numId w:val="1052"/>
+        </w:numPr>
+      </w:pPr>
+      <w:r>
+        <w:t xml:space="preserve">SVG: no</w:t>
+      </w:r>
+      <w:r>
+        <w:t xml:space="preserve"> </w:t>
+      </w:r>
+      <w:r>
+        <w:rPr>
+          <w:rStyle w:val="VerbatimChar"/>
+        </w:rPr>
+        <w:t xml:space="preserve">&lt;mask&gt;</w:t>
+      </w:r>
+      <w:r>
+        <w:t xml:space="preserve">,</w:t>
+      </w:r>
+      <w:r>
+        <w:t xml:space="preserve"> </w:t>
+      </w:r>
+      <w:r>
+        <w:rPr>
+          <w:rStyle w:val="VerbatimChar"/>
+        </w:rPr>
+        <w:t xml:space="preserve">&lt;pattern&gt;</w:t>
+      </w:r>
+      <w:r>
+        <w:t xml:space="preserve">,</w:t>
+      </w:r>
+      <w:r>
+        <w:t xml:space="preserve"> </w:t>
+      </w:r>
+      <w:r>
+        <w:rPr>
+          <w:rStyle w:val="VerbatimChar"/>
+        </w:rPr>
+        <w:t xml:space="preserve">&lt;marker&gt;</w:t>
+      </w:r>
+      <w:r>
+        <w:t xml:space="preserve">, filters, SMIL animations,</w:t>
+      </w:r>
+      <w:r>
+        <w:t xml:space="preserve"> </w:t>
+      </w:r>
+      <w:r>
+        <w:rPr>
+          <w:rStyle w:val="VerbatimChar"/>
+        </w:rPr>
+        <w:t xml:space="preserve">&lt;textPath&gt;</w:t>
+      </w:r>
+      <w:r>
+        <w:t xml:space="preserve">, per-glyph</w:t>
+      </w:r>
+      <w:r>
+        <w:t xml:space="preserve"> </w:t>
+      </w:r>
+      <w:r>
+        <w:t xml:space="preserve">position lists, the page's web fonts in</w:t>
+      </w:r>
+      <w:r>
+        <w:t xml:space="preserve"> </w:t>
+      </w:r>
+      <w:r>
+        <w:rPr>
+          <w:rStyle w:val="VerbatimChar"/>
+        </w:rPr>
+        <w:t xml:space="preserve">&lt;text&gt;</w:t>
+      </w:r>
+      <w:r>
+        <w:t xml:space="preserve">; the page's</w:t>
+      </w:r>
+      <w:r>
+        <w:t xml:space="preserve"> </w:t>
+      </w:r>
+      <w:r>
+        <w:t xml:space="preserve">CSS</w:t>
+      </w:r>
+      <w:r>
+        <w:t xml:space="preserve"> </w:t>
+      </w:r>
+      <w:r>
+        <w:rPr>
+          <w:rStyle w:val="VerbatimChar"/>
+        </w:rPr>
+        <w:t xml:space="preserve">fill</w:t>
+      </w:r>
+      <w:r>
+        <w:t xml:space="preserve"> </w:t>
+      </w:r>
+      <w:r>
+        <w:t xml:space="preserve">/</w:t>
+      </w:r>
+      <w:r>
+        <w:t xml:space="preserve"> </w:t>
+      </w:r>
+      <w:r>
+        <w:rPr>
+          <w:rStyle w:val="VerbatimChar"/>
+        </w:rPr>
+        <w:t xml:space="preserve">stroke</w:t>
+      </w:r>
+      <w:r>
+        <w:t xml:space="preserve"> </w:t>
+      </w:r>
+      <w:r>
+        <w:t xml:space="preserve">(</w:t>
+      </w:r>
+      <w:r>
+        <w:rPr>
+          <w:rStyle w:val="VerbatimChar"/>
+        </w:rPr>
+        <w:t xml:space="preserve">.icon path { fill: red }</w:t>
+      </w:r>
+      <w:r>
+        <w:t xml:space="preserve">) do not reach an inline</w:t>
+      </w:r>
+      <w:r>
+        <w:t xml:space="preserve"> </w:t>
+      </w:r>
+      <w:r>
+        <w:rPr>
+          <w:rStyle w:val="VerbatimChar"/>
+        </w:rPr>
+        <w:t xml:space="preserve">&lt;svg&gt;</w:t>
+      </w:r>
+      <w:r>
+        <w:t xml:space="preserve"> </w:t>
+      </w:r>
+      <w:r>
+        <w:t xml:space="preserve">-- libcss</w:t>
+      </w:r>
+      <w:r>
+        <w:t xml:space="preserve"> </w:t>
+      </w:r>
+      <w:r>
+        <w:t xml:space="preserve">has no</w:t>
+      </w:r>
+      <w:r>
+        <w:t xml:space="preserve"> </w:t>
+      </w:r>
+      <w:r>
+        <w:rPr>
+          <w:rStyle w:val="VerbatimChar"/>
+        </w:rPr>
+        <w:t xml:space="preserve">fill</w:t>
+      </w:r>
+      <w:r>
+        <w:t xml:space="preserve"> </w:t>
+      </w:r>
+      <w:r>
+        <w:t xml:space="preserve">/</w:t>
+      </w:r>
+      <w:r>
+        <w:t xml:space="preserve"> </w:t>
+      </w:r>
+      <w:r>
+        <w:rPr>
+          <w:rStyle w:val="VerbatimChar"/>
+        </w:rPr>
+        <w:t xml:space="preserve">stroke</w:t>
+      </w:r>
+      <w:r>
+        <w:t xml:space="preserve"> </w:t>
+      </w:r>
+      <w:r>
+        <w:t xml:space="preserve">properties (only</w:t>
+      </w:r>
+      <w:r>
+        <w:t xml:space="preserve"> </w:t>
+      </w:r>
+      <w:r>
+        <w:rPr>
+          <w:rStyle w:val="VerbatimChar"/>
+        </w:rPr>
+        <w:t xml:space="preserve">fill-opacity</w:t>
+      </w:r>
+      <w:r>
+        <w:t xml:space="preserve"> </w:t>
+      </w:r>
+      <w:r>
+        <w:t xml:space="preserve">/</w:t>
+      </w:r>
+      <w:r>
+        <w:t xml:space="preserve"> </w:t>
+      </w:r>
+      <w:r>
+        <w:rPr>
+          <w:rStyle w:val="VerbatimChar"/>
+        </w:rPr>
+        <w:t xml:space="preserve">stroke-opacity</w:t>
+      </w:r>
+      <w:r>
+        <w:t xml:space="preserve">): with them</w:t>
+      </w:r>
+      <w:r>
+        <w:t xml:space="preserve"> </w:t>
+      </w:r>
+      <w:r>
+        <w:t xml:space="preserve">(inherited, as text),</w:t>
+      </w:r>
+      <w:r>
+        <w:t xml:space="preserve"> </w:t>
+      </w:r>
+      <w:r>
+        <w:rPr>
+          <w:rStyle w:val="VerbatimChar"/>
+        </w:rPr>
+        <w:t xml:space="preserve">onyx_svg_inline.c</w:t>
+      </w:r>
+      <w:r>
+        <w:t xml:space="preserve"> </w:t>
+      </w:r>
+      <w:r>
+        <w:t xml:space="preserve">would write the</w:t>
+      </w:r>
+      <w:r>
+        <w:t xml:space="preserve"> </w:t>
+      </w:r>
+      <w:r>
+        <w:rPr>
+          <w:rStyle w:val="VerbatimChar"/>
+        </w:rPr>
+        <w:t xml:space="preserve">&lt;svg&gt;</w:t>
+      </w:r>
+      <w:r>
+        <w:t xml:space="preserve">'s computed ones on its</w:t>
+      </w:r>
+      <w:r>
+        <w:t xml:space="preserve"> </w:t>
+      </w:r>
+      <w:r>
+        <w:t xml:space="preserve">root; its</w:t>
+      </w:r>
+      <w:r>
+        <w:t xml:space="preserve"> </w:t>
+      </w:r>
+      <w:r>
+        <w:rPr>
+          <w:rStyle w:val="VerbatimChar"/>
+        </w:rPr>
+        <w:t xml:space="preserve">color</w:t>
+      </w:r>
+      <w:r>
+        <w:t xml:space="preserve">, its custom properties and the SVG's own attributes and</w:t>
+      </w:r>
+      <w:r>
+        <w:t xml:space="preserve"> </w:t>
+      </w:r>
+      <w:r>
+        <w:rPr>
+          <w:rStyle w:val="VerbatimChar"/>
+        </w:rPr>
+        <w:t xml:space="preserve">&lt;style&gt;</w:t>
+      </w:r>
+      <w:r>
+        <w:t xml:space="preserve"> </w:t>
+      </w:r>
+      <w:r>
+        <w:t xml:space="preserve">do. An</w:t>
+      </w:r>
+      <w:r>
+        <w:t xml:space="preserve"> </w:t>
+      </w:r>
+      <w:r>
+        <w:rPr>
+          <w:rStyle w:val="VerbatimChar"/>
+        </w:rPr>
+        <w:t xml:space="preserve">&lt;svg&gt;</w:t>
+      </w:r>
+      <w:r>
+        <w:t xml:space="preserve"> </w:t>
+      </w:r>
+      <w:r>
+        <w:t xml:space="preserve">/ SVG</w:t>
+      </w:r>
+      <w:r>
+        <w:t xml:space="preserve"> </w:t>
+      </w:r>
+      <w:r>
+        <w:rPr>
+          <w:rStyle w:val="VerbatimChar"/>
+        </w:rPr>
+        <w:t xml:space="preserve">&lt;img&gt;</w:t>
+      </w:r>
+      <w:r>
+        <w:t xml:space="preserve"> </w:t>
+      </w:r>
+      <w:r>
+        <w:t xml:space="preserve">with only a viewBox and no CSS size takes the viewBox's size (Chrome:</w:t>
+      </w:r>
+      <w:r>
+        <w:t xml:space="preserve"> </w:t>
+      </w:r>
+      <w:r>
+        <w:t xml:space="preserve">the containing block's width); a</w:t>
+      </w:r>
+      <w:r>
+        <w:t xml:space="preserve"> </w:t>
+      </w:r>
+      <w:r>
+        <w:rPr>
+          <w:rStyle w:val="VerbatimChar"/>
+        </w:rPr>
+        <w:t xml:space="preserve">list-style-image</w:t>
+      </w:r>
+      <w:r>
+        <w:t xml:space="preserve"> </w:t>
+      </w:r>
+      <w:r>
+        <w:t xml:space="preserve">SVG without a size is drawn at its</w:t>
+      </w:r>
+      <w:r>
+        <w:t xml:space="preserve"> </w:t>
+      </w:r>
+      <w:r>
+        <w:t xml:space="preserve">viewBox's size (Chrome: small). The scripts' SVG DOM is dom.js' generic one (</w:t>
+      </w:r>
+      <w:r>
+        <w:rPr>
+          <w:rStyle w:val="VerbatimChar"/>
+        </w:rPr>
+        <w:t xml:space="preserve">namespaceURI</w:t>
+      </w:r>
+      <w:r>
+        <w:t xml:space="preserve">,</w:t>
+      </w:r>
+      <w:r>
+        <w:t xml:space="preserve"> </w:t>
+      </w:r>
+      <w:r>
+        <w:rPr>
+          <w:rStyle w:val="VerbatimChar"/>
+        </w:rPr>
+        <w:t xml:space="preserve">getBBox</w:t>
+      </w:r>
+      <w:r>
+        <w:t xml:space="preserve"> </w:t>
+      </w:r>
+      <w:r>
+        <w:t xml:space="preserve">from the box).</w:t>
+      </w:r>
+    </w:p>
+    <w:p>
+      <w:pPr>
+        <w:pStyle w:val="Compact"/>
+        <w:numPr>
+          <w:ilvl w:val="0"/>
+          <w:numId w:val="1052"/>
+        </w:numPr>
+      </w:pPr>
+      <w:r>
+        <w:t xml:space="preserve">Canvas: no shadows, filters, blend modes (source-over), conic gradients (a solid colour),</w:t>
+      </w:r>
+      <w:r>
+        <w:t xml:space="preserve"> </w:t>
+      </w:r>
+      <w:r>
+        <w:t xml:space="preserve">per-corner</w:t>
+      </w:r>
+      <w:r>
+        <w:t xml:space="preserve"> </w:t>
+      </w:r>
+      <w:r>
+        <w:rPr>
+          <w:rStyle w:val="VerbatimChar"/>
+        </w:rPr>
+        <w:t xml:space="preserve">roundRect</w:t>
+      </w:r>
+      <w:r>
+        <w:t xml:space="preserve"> </w:t>
+      </w:r>
+      <w:r>
+        <w:t xml:space="preserve">radii;</w:t>
+      </w:r>
+      <w:r>
+        <w:t xml:space="preserve"> </w:t>
+      </w:r>
+      <w:r>
+        <w:rPr>
+          <w:rStyle w:val="VerbatimChar"/>
+        </w:rPr>
+        <w:t xml:space="preserve">drawImage</w:t>
+      </w:r>
+      <w:r>
+        <w:t xml:space="preserve"> </w:t>
+      </w:r>
+      <w:r>
+        <w:t xml:space="preserve">scales with the nearest pixel (PlutoVG's</w:t>
+      </w:r>
+      <w:r>
+        <w:t xml:space="preserve"> </w:t>
+      </w:r>
+      <w:r>
+        <w:t xml:space="preserve">textures), and a canvas shown at another CSS size too (the framebuffer's bitmap plot);</w:t>
+      </w:r>
+      <w:r>
+        <w:t xml:space="preserve"> </w:t>
+      </w:r>
+      <w:r>
+        <w:t xml:space="preserve">no</w:t>
+      </w:r>
+      <w:r>
+        <w:t xml:space="preserve"> </w:t>
+      </w:r>
+      <w:r>
+        <w:rPr>
+          <w:rStyle w:val="VerbatimChar"/>
+        </w:rPr>
+        <w:t xml:space="preserve">getContext('webgl')</w:t>
+      </w:r>
+      <w:r>
+        <w:t xml:space="preserve">,</w:t>
+      </w:r>
+      <w:r>
+        <w:t xml:space="preserve"> </w:t>
+      </w:r>
+      <w:r>
+        <w:rPr>
+          <w:rStyle w:val="VerbatimChar"/>
+        </w:rPr>
+        <w:t xml:space="preserve">captureStream</w:t>
+      </w:r>
+      <w:r>
+        <w:t xml:space="preserve">, video frames; the page's web fonts are not used</w:t>
+      </w:r>
+      <w:r>
+        <w:t xml:space="preserve"> </w:t>
+      </w:r>
+      <w:r>
+        <w:t xml:space="preserve">(the card's fonts by family).</w:t>
+      </w:r>
+    </w:p>
+    <w:p>
+      <w:pPr>
+        <w:pStyle w:val="Compact"/>
+        <w:numPr>
+          <w:ilvl w:val="0"/>
+          <w:numId w:val="1052"/>
+        </w:numPr>
+      </w:pPr>
+      <w:r>
+        <w:t xml:space="preserve">A face split by</w:t>
+      </w:r>
+      <w:r>
+        <w:t xml:space="preserve"> </w:t>
+      </w:r>
+      <w:r>
+        <w:rPr>
+          <w:rStyle w:val="VerbatimChar"/>
+        </w:rPr>
+        <w:t xml:space="preserve">unicode-range</w:t>
+      </w:r>
+      <w:r>
+        <w:t xml:space="preserve"> </w:t>
+      </w:r>
+      <w:r>
+        <w:t xml:space="preserve">outside Latin-1 falls back to the card's fonts.</w:t>
+      </w:r>
+    </w:p>
+    <w:p>
+      <w:pPr>
+        <w:pStyle w:val="Compact"/>
+        <w:numPr>
+          <w:ilvl w:val="0"/>
+          <w:numId w:val="1052"/>
+        </w:numPr>
+      </w:pPr>
+      <w:r>
         <w:t xml:space="preserve">Intl (§15): no</w:t>
       </w:r>
       <w:r>
@@ -65134,7 +68064,7 @@
         <w:t xml:space="preserve">(ja, zh, ko, ru, pl, sv, da, nb, fi, tr, cs) have English units, display names and zone names.</w:t>
       </w:r>
     </w:p>
-    <w:bookmarkEnd w:id="65"/>
+    <w:bookmarkEnd w:id="68"/>
     <w:sectPr>
       <w:footerReference r:id="rId9" w:type="default"/>
       <w:footnotePr>
@@ -65654,6 +68584,42 @@
     <w:abstractNumId w:val="991"/>
   </w:num>
   <w:num w:numId="1049">
+    <w:abstractNumId w:val="99411"/>
+    <w:lvlOverride w:ilvl="0">
+      <w:startOverride w:val="1"/>
+    </w:lvlOverride>
+    <w:lvlOverride w:ilvl="1">
+      <w:startOverride w:val="1"/>
+    </w:lvlOverride>
+    <w:lvlOverride w:ilvl="2">
+      <w:startOverride w:val="1"/>
+    </w:lvlOverride>
+    <w:lvlOverride w:ilvl="3">
+      <w:startOverride w:val="1"/>
+    </w:lvlOverride>
+    <w:lvlOverride w:ilvl="4">
+      <w:startOverride w:val="1"/>
+    </w:lvlOverride>
+    <w:lvlOverride w:ilvl="5">
+      <w:startOverride w:val="1"/>
+    </w:lvlOverride>
+    <w:lvlOverride w:ilvl="6">
+      <w:startOverride w:val="1"/>
+    </w:lvlOverride>
+    <w:lvlOverride w:ilvl="7">
+      <w:startOverride w:val="1"/>
+    </w:lvlOverride>
+    <w:lvlOverride w:ilvl="8">
+      <w:startOverride w:val="1"/>
+    </w:lvlOverride>
+  </w:num>
+  <w:num w:numId="1050">
+    <w:abstractNumId w:val="991"/>
+  </w:num>
+  <w:num w:numId="1051">
+    <w:abstractNumId w:val="991"/>
+  </w:num>
+  <w:num w:numId="1052">
     <w:abstractNumId w:val="991"/>
   </w:num>
 </w:numbering>

--- a/docs/exports/06-JET-BROWSER.docx
+++ b/docs/exports/06-JET-BROWSER.docx
@@ -1159,6 +1159,99 @@
             </w:r>
             <w:r>
               <w:t xml:space="preserve">, the makefiles</w:t>
+            </w:r>
+          </w:p>
+        </w:tc>
+      </w:tr>
+      <w:tr>
+        <w:tc>
+          <w:tcPr/>
+          <w:p>
+            <w:pPr>
+              <w:pStyle w:val="Compact"/>
+            </w:pPr>
+            <w:r>
+              <w:rPr>
+                <w:rStyle w:val="VerbatimChar"/>
+              </w:rPr>
+              <w:t xml:space="preserve">pc/Jet/</w:t>
+            </w:r>
+          </w:p>
+        </w:tc>
+        <w:tc>
+          <w:tcPr/>
+          <w:p>
+            <w:pPr>
+              <w:pStyle w:val="Compact"/>
+            </w:pPr>
+            <w:r>
+              <w:t xml:space="preserve">Jet Browser for Windows (§34):</w:t>
+            </w:r>
+            <w:r>
+              <w:t xml:space="preserve"> </w:t>
+            </w:r>
+            <w:r>
+              <w:rPr>
+                <w:rStyle w:val="VerbatimChar"/>
+              </w:rPr>
+              <w:t xml:space="preserve">winkapi.cpp</w:t>
+            </w:r>
+            <w:r>
+              <w:t xml:space="preserve"> </w:t>
+            </w:r>
+            <w:r>
+              <w:t xml:space="preserve">(the kapi on Win32),</w:t>
+            </w:r>
+            <w:r>
+              <w:t xml:space="preserve"> </w:t>
+            </w:r>
+            <w:r>
+              <w:rPr>
+                <w:rStyle w:val="VerbatimChar"/>
+              </w:rPr>
+              <w:t xml:space="preserve">jet.mk</w:t>
+            </w:r>
+            <w:r>
+              <w:t xml:space="preserve"> </w:t>
+            </w:r>
+            <w:r>
+              <w:t xml:space="preserve">+</w:t>
+            </w:r>
+            <w:r>
+              <w:t xml:space="preserve"> </w:t>
+            </w:r>
+            <w:r>
+              <w:rPr>
+                <w:rStyle w:val="VerbatimChar"/>
+              </w:rPr>
+              <w:t xml:space="preserve">build.sh</w:t>
+            </w:r>
+            <w:r>
+              <w:t xml:space="preserve"> </w:t>
+            </w:r>
+            <w:r>
+              <w:t xml:space="preserve">(MinGW-w64) -&gt;</w:t>
+            </w:r>
+            <w:r>
+              <w:t xml:space="preserve"> </w:t>
+            </w:r>
+            <w:r>
+              <w:rPr>
+                <w:rStyle w:val="VerbatimChar"/>
+              </w:rPr>
+              <w:t xml:space="preserve">pc/dist/Jet/</w:t>
+            </w:r>
+            <w:r>
+              <w:t xml:space="preserve">,</w:t>
+            </w:r>
+            <w:r>
+              <w:t xml:space="preserve"> </w:t>
+            </w:r>
+            <w:r>
+              <w:rPr>
+                <w:rStyle w:val="VerbatimChar"/>
+              </w:rPr>
+              <w:t xml:space="preserve">pc/dist/Jet.zip</w:t>
             </w:r>
           </w:p>
         </w:tc>
@@ -29291,6 +29384,24 @@
       </w:r>
       <w:r>
         <w:t xml:space="preserve">): a site switched back to mobile found its desktop copies.</w:t>
+      </w:r>
+      <w:r>
+        <w:t xml:space="preserve"> </w:t>
+      </w:r>
+      <w:r>
+        <w:t xml:space="preserve">(Since §35: the toolbar's pill, three versions,</w:t>
+      </w:r>
+      <w:r>
+        <w:t xml:space="preserve"> </w:t>
+      </w:r>
+      <w:r>
+        <w:rPr>
+          <w:rStyle w:val="VerbatimChar"/>
+        </w:rPr>
+        <w:t xml:space="preserve">site-modes</w:t>
+      </w:r>
+      <w:r>
+        <w:t xml:space="preserve">.)</w:t>
       </w:r>
     </w:p>
     <w:p>
@@ -46723,7 +46834,186 @@
         <w:t xml:space="preserve"> </w:t>
       </w:r>
       <w:r>
-        <w:t xml:space="preserve">any other (the Android Chrome's is given there).</w:t>
+        <w:t xml:space="preserve">any other (the Android Chrome's is given there). (Since</w:t>
+      </w:r>
+      <w:r>
+        <w:t xml:space="preserve"> </w:t>
+      </w:r>
+      <w:r>
+        <w:t xml:space="preserve">§35: the toolbar's pill -- Standard, Mobile, Desktop per site -- and jet.ini's</w:t>
+      </w:r>
+      <w:r>
+        <w:t xml:space="preserve"> </w:t>
+      </w:r>
+      <w:r>
+        <w:rPr>
+          <w:rStyle w:val="VerbatimChar"/>
+        </w:rPr>
+        <w:t xml:space="preserve">mobile</w:t>
+      </w:r>
+      <w:r>
+        <w:t xml:space="preserve">.)</w:t>
+      </w:r>
+      <w:r>
+        <w:t xml:space="preserve"> </w:t>
+      </w:r>
+      <w:r>
+        <w:rPr>
+          <w:rStyle w:val="VerbatimChar"/>
+          <w:b/>
+          <w:bCs/>
+        </w:rPr>
+        <w:t xml:space="preserve">SD:/apps/jet.app/jet.ini</w:t>
+      </w:r>
+      <w:r>
+        <w:t xml:space="preserve"> </w:t>
+      </w:r>
+      <w:r>
+        <w:t xml:space="preserve">(</w:t>
+      </w:r>
+      <w:r>
+        <w:rPr>
+          <w:rStyle w:val="VerbatimChar"/>
+        </w:rPr>
+        <w:t xml:space="preserve">utils/useragent.c</w:t>
+      </w:r>
+      <w:r>
+        <w:t xml:space="preserve">,</w:t>
+      </w:r>
+      <w:r>
+        <w:t xml:space="preserve"> </w:t>
+      </w:r>
+      <w:r>
+        <w:rPr>
+          <w:rStyle w:val="VerbatimChar"/>
+        </w:rPr>
+        <w:t xml:space="preserve">onyx_ini_ua</w:t>
+      </w:r>
+      <w:r>
+        <w:t xml:space="preserve">) makes them editable: an</w:t>
+      </w:r>
+      <w:r>
+        <w:t xml:space="preserve"> </w:t>
+      </w:r>
+      <w:r>
+        <w:rPr>
+          <w:rStyle w:val="VerbatimChar"/>
+        </w:rPr>
+        <w:t xml:space="preserve">[user_agent]</w:t>
+      </w:r>
+      <w:r>
+        <w:t xml:space="preserve"> </w:t>
+      </w:r>
+      <w:r>
+        <w:t xml:space="preserve">section (</w:t>
+      </w:r>
+      <w:r>
+        <w:rPr>
+          <w:rStyle w:val="VerbatimChar"/>
+        </w:rPr>
+        <w:t xml:space="preserve">default</w:t>
+      </w:r>
+      <w:r>
+        <w:t xml:space="preserve">,</w:t>
+      </w:r>
+      <w:r>
+        <w:t xml:space="preserve"> </w:t>
+      </w:r>
+      <w:r>
+        <w:rPr>
+          <w:rStyle w:val="VerbatimChar"/>
+        </w:rPr>
+        <w:t xml:space="preserve">desktop</w:t>
+      </w:r>
+      <w:r>
+        <w:t xml:space="preserve">) and a</w:t>
+      </w:r>
+      <w:r>
+        <w:t xml:space="preserve"> </w:t>
+      </w:r>
+      <w:r>
+        <w:rPr>
+          <w:rStyle w:val="VerbatimChar"/>
+        </w:rPr>
+        <w:t xml:space="preserve">[sites]</w:t>
+      </w:r>
+      <w:r>
+        <w:t xml:space="preserve"> </w:t>
+      </w:r>
+      <w:r>
+        <w:t xml:space="preserve">section (</w:t>
+      </w:r>
+      <w:r>
+        <w:rPr>
+          <w:rStyle w:val="VerbatimChar"/>
+        </w:rPr>
+        <w:t xml:space="preserve">host = User-Agent</w:t>
+      </w:r>
+      <w:r>
+        <w:t xml:space="preserve">, the</w:t>
+      </w:r>
+      <w:r>
+        <w:t xml:space="preserve"> </w:t>
+      </w:r>
+      <w:r>
+        <w:t xml:space="preserve">host or its subdomains); read at the first request; the order: the site's line, "Desktop site",</w:t>
+      </w:r>
+      <w:r>
+        <w:t xml:space="preserve"> </w:t>
+      </w:r>
+      <w:r>
+        <w:rPr>
+          <w:rStyle w:val="VerbatimChar"/>
+        </w:rPr>
+        <w:t xml:space="preserve">default</w:t>
+      </w:r>
+      <w:r>
+        <w:t xml:space="preserve">, Choices'</w:t>
+      </w:r>
+      <w:r>
+        <w:t xml:space="preserve"> </w:t>
+      </w:r>
+      <w:r>
+        <w:rPr>
+          <w:rStyle w:val="VerbatimChar"/>
+        </w:rPr>
+        <w:t xml:space="preserve">user_agent:</w:t>
+      </w:r>
+      <w:r>
+        <w:t xml:space="preserve">, NetSurf's own. The client hints and</w:t>
+      </w:r>
+      <w:r>
+        <w:t xml:space="preserve"> </w:t>
+      </w:r>
+      <w:r>
+        <w:rPr>
+          <w:rStyle w:val="VerbatimChar"/>
+        </w:rPr>
+        <w:t xml:space="preserve">navigator.vendor</w:t>
+      </w:r>
+      <w:r>
+        <w:t xml:space="preserve"> </w:t>
+      </w:r>
+      <w:r>
+        <w:t xml:space="preserve">follow</w:t>
+      </w:r>
+      <w:r>
+        <w:t xml:space="preserve"> </w:t>
+      </w:r>
+      <w:r>
+        <w:t xml:space="preserve">the User-Agent the site gets (a Chrome one: Chrome's hints,</w:t>
+      </w:r>
+      <w:r>
+        <w:t xml:space="preserve"> </w:t>
+      </w:r>
+      <w:r>
+        <w:rPr>
+          <w:rStyle w:val="VerbatimChar"/>
+        </w:rPr>
+        <w:t xml:space="preserve">Google Inc.</w:t>
+      </w:r>
+      <w:r>
+        <w:t xml:space="preserve">).</w:t>
       </w:r>
     </w:p>
     <w:p>
@@ -47409,7 +47699,28 @@
         <w:t xml:space="preserve"> </w:t>
       </w:r>
       <w:r>
-        <w:t xml:space="preserve">with an</w:t>
+        <w:t xml:space="preserve">(since §33:</w:t>
+      </w:r>
+      <w:r>
+        <w:t xml:space="preserve"> </w:t>
+      </w:r>
+      <w:r>
+        <w:rPr>
+          <w:rStyle w:val="VerbatimChar"/>
+        </w:rPr>
+        <w:t xml:space="preserve">RAM:/jet/cache/</w:t>
+      </w:r>
+      <w:r>
+        <w:t xml:space="preserve"> </w:t>
+      </w:r>
+      <w:r>
+        <w:t xml:space="preserve">by default, the kernel's RAM</w:t>
+      </w:r>
+      <w:r>
+        <w:t xml:space="preserve"> </w:t>
+      </w:r>
+      <w:r>
+        <w:t xml:space="preserve">volume) with an</w:t>
       </w:r>
       <w:r>
         <w:t xml:space="preserve"> </w:t>
@@ -57582,6 +57893,189 @@
         <w:t xml:space="preserve">: no crash.</w:t>
       </w:r>
     </w:p>
+    <w:p>
+      <w:pPr>
+        <w:pStyle w:val="BodyText"/>
+      </w:pPr>
+      <w:r>
+        <w:rPr>
+          <w:b/>
+          <w:bCs/>
+        </w:rPr>
+        <w:t xml:space="preserve">The CSSOM's changes written back once a turn</w:t>
+      </w:r>
+      <w:r>
+        <w:t xml:space="preserve"> </w:t>
+      </w:r>
+      <w:r>
+        <w:t xml:space="preserve">(</w:t>
+      </w:r>
+      <w:r>
+        <w:rPr>
+          <w:rStyle w:val="VerbatimChar"/>
+        </w:rPr>
+        <w:t xml:space="preserve">dom.js</w:t>
+      </w:r>
+      <w:r>
+        <w:t xml:space="preserve">,</w:t>
+      </w:r>
+      <w:r>
+        <w:t xml:space="preserve"> </w:t>
+      </w:r>
+      <w:r>
+        <w:rPr>
+          <w:rStyle w:val="VerbatimChar"/>
+        </w:rPr>
+        <w:t xml:space="preserve">CSSStyleSheet._changed</w:t>
+      </w:r>
+      <w:r>
+        <w:t xml:space="preserve">): each</w:t>
+      </w:r>
+      <w:r>
+        <w:t xml:space="preserve"> </w:t>
+      </w:r>
+      <w:r>
+        <w:rPr>
+          <w:rStyle w:val="VerbatimChar"/>
+        </w:rPr>
+        <w:t xml:space="preserve">insertRule</w:t>
+      </w:r>
+      <w:r>
+        <w:t xml:space="preserve"> </w:t>
+      </w:r>
+      <w:r>
+        <w:t xml:space="preserve">/</w:t>
+      </w:r>
+      <w:r>
+        <w:t xml:space="preserve"> </w:t>
+      </w:r>
+      <w:r>
+        <w:rPr>
+          <w:rStyle w:val="VerbatimChar"/>
+        </w:rPr>
+        <w:t xml:space="preserve">deleteRule</w:t>
+      </w:r>
+      <w:r>
+        <w:t xml:space="preserve"> </w:t>
+      </w:r>
+      <w:r>
+        <w:t xml:space="preserve">rewrote the whole</w:t>
+      </w:r>
+      <w:r>
+        <w:t xml:space="preserve"> </w:t>
+      </w:r>
+      <w:r>
+        <w:rPr>
+          <w:rStyle w:val="VerbatimChar"/>
+        </w:rPr>
+        <w:t xml:space="preserve">&lt;style&gt;</w:t>
+      </w:r>
+      <w:r>
+        <w:t xml:space="preserve">'s text at once, and NetSurf parsed and</w:t>
+      </w:r>
+      <w:r>
+        <w:t xml:space="preserve"> </w:t>
+      </w:r>
+      <w:r>
+        <w:t xml:space="preserve">applied the whole sheet again -- google.com's search page inserts its rules one by one by the</w:t>
+      </w:r>
+      <w:r>
+        <w:t xml:space="preserve"> </w:t>
+      </w:r>
+      <w:r>
+        <w:t xml:space="preserve">thousand: 10 000+ sheet conversions on the Pi, the page "running mad". Now the sheets changed are</w:t>
+      </w:r>
+      <w:r>
+        <w:t xml:space="preserve"> </w:t>
+      </w:r>
+      <w:r>
+        <w:t xml:space="preserve">written back together at the end of the script's turn (a microtask) or before a layout read</w:t>
+      </w:r>
+      <w:r>
+        <w:t xml:space="preserve"> </w:t>
+      </w:r>
+      <w:r>
+        <w:t xml:space="preserve">(</w:t>
+      </w:r>
+      <w:r>
+        <w:rPr>
+          <w:rStyle w:val="VerbatimChar"/>
+        </w:rPr>
+        <w:t xml:space="preserve">offsetWidth</w:t>
+      </w:r>
+      <w:r>
+        <w:t xml:space="preserve">,</w:t>
+      </w:r>
+      <w:r>
+        <w:t xml:space="preserve"> </w:t>
+      </w:r>
+      <w:r>
+        <w:rPr>
+          <w:rStyle w:val="VerbatimChar"/>
+        </w:rPr>
+        <w:t xml:space="preserve">getBoundingClientRect</w:t>
+      </w:r>
+      <w:r>
+        <w:t xml:space="preserve">,</w:t>
+      </w:r>
+      <w:r>
+        <w:t xml:space="preserve"> </w:t>
+      </w:r>
+      <w:r>
+        <w:rPr>
+          <w:rStyle w:val="VerbatimChar"/>
+        </w:rPr>
+        <w:t xml:space="preserve">getComputedStyle</w:t>
+      </w:r>
+      <w:r>
+        <w:t xml:space="preserve">); and</w:t>
+      </w:r>
+      <w:r>
+        <w:t xml:space="preserve"> </w:t>
+      </w:r>
+      <w:r>
+        <w:rPr>
+          <w:rStyle w:val="VerbatimChar"/>
+        </w:rPr>
+        <w:t xml:space="preserve">CSSRuleList._fill(from)</w:t>
+      </w:r>
+      <w:r>
+        <w:t xml:space="preserve"> </w:t>
+      </w:r>
+      <w:r>
+        <w:t xml:space="preserve">redefines the index properties from the changed index only (an append: one). 2000 rules: 1049 -&gt;</w:t>
+      </w:r>
+      <w:r>
+        <w:t xml:space="preserve"> </w:t>
+      </w:r>
+      <w:r>
+        <w:t xml:space="preserve">40 ms on the PC, 2000 -&gt; 1 sheet conversion. Test:</w:t>
+      </w:r>
+      <w:r>
+        <w:t xml:space="preserve"> </w:t>
+      </w:r>
+      <w:r>
+        <w:rPr>
+          <w:rStyle w:val="VerbatimChar"/>
+        </w:rPr>
+        <w:t xml:space="preserve">jstest.sh</w:t>
+      </w:r>
+      <w:r>
+        <w:t xml:space="preserve">'s</w:t>
+      </w:r>
+      <w:r>
+        <w:t xml:space="preserve"> </w:t>
+      </w:r>
+      <w:r>
+        <w:rPr>
+          <w:rStyle w:val="VerbatimChar"/>
+        </w:rPr>
+        <w:t xml:space="preserve">js-insertrule.html</w:t>
+      </w:r>
+      <w:r>
+        <w:t xml:space="preserve">.</w:t>
+      </w:r>
+    </w:p>
     <w:bookmarkEnd w:id="54"/>
     <w:bookmarkStart w:id="56" w:name="Xc1b9f028a57e008c65f768ae41e7b549bdc2efa"/>
     <w:p>
@@ -61588,7 +62082,28 @@
         <w:t xml:space="preserve">SD:/apps/jet.app/jscache/&lt;16 hex digits&gt;.bc</w:t>
       </w:r>
       <w:r>
-        <w:t xml:space="preserve">:</w:t>
+        <w:t xml:space="preserve"> </w:t>
+      </w:r>
+      <w:r>
+        <w:t xml:space="preserve">(since §33:</w:t>
+      </w:r>
+      <w:r>
+        <w:t xml:space="preserve"> </w:t>
+      </w:r>
+      <w:r>
+        <w:t xml:space="preserve">in RAM,</w:t>
+      </w:r>
+      <w:r>
+        <w:t xml:space="preserve"> </w:t>
+      </w:r>
+      <w:r>
+        <w:rPr>
+          <w:rStyle w:val="VerbatimChar"/>
+        </w:rPr>
+        <w:t xml:space="preserve">RAM:/jet/jscache/</w:t>
+      </w:r>
+      <w:r>
+        <w:t xml:space="preserve">, by default):</w:t>
       </w:r>
     </w:p>
     <w:p>
@@ -65905,6 +66420,41 @@
     </w:p>
     <w:p>
       <w:pPr>
+        <w:pStyle w:val="FirstParagraph"/>
+      </w:pPr>
+      <w:r>
+        <w:t xml:space="preserve">(Since §33 the two caches are in</w:t>
+      </w:r>
+      <w:r>
+        <w:t xml:space="preserve"> </w:t>
+      </w:r>
+      <w:r>
+        <w:rPr>
+          <w:rStyle w:val="VerbatimChar"/>
+        </w:rPr>
+        <w:t xml:space="preserve">RAM:</w:t>
+      </w:r>
+      <w:r>
+        <w:t xml:space="preserve"> </w:t>
+      </w:r>
+      <w:r>
+        <w:t xml:space="preserve">by default; the rules below are the card's — Choices'</w:t>
+      </w:r>
+      <w:r>
+        <w:t xml:space="preserve"> </w:t>
+      </w:r>
+      <w:r>
+        <w:rPr>
+          <w:rStyle w:val="VerbatimChar"/>
+        </w:rPr>
+        <w:t xml:space="preserve">cache_on_card:1</w:t>
+      </w:r>
+      <w:r>
+        <w:t xml:space="preserve">; the History and the Cookies, on the card always, keep theirs.)</w:t>
+      </w:r>
+    </w:p>
+    <w:p>
+      <w:pPr>
         <w:pStyle w:val="Compact"/>
         <w:numPr>
           <w:ilvl w:val="0"/>
@@ -66906,13 +67456,61 @@
     </w:p>
     <w:bookmarkEnd w:id="66"/>
     <w:bookmarkEnd w:id="67"/>
-    <w:bookmarkStart w:id="68" w:name="X2d96bac25f45ec9241507797951d2bb0b2591ad"/>
+    <w:bookmarkStart w:id="68" w:name="X6e2375d6cbc6fcec6a97a178310be13e58c36db"/>
     <w:p>
       <w:pPr>
         <w:pStyle w:val="Heading2"/>
       </w:pPr>
       <w:r>
-        <w:t xml:space="preserve">8. Known gaps</w:t>
+        <w:t xml:space="preserve">33. The caches in RAM: (2026-10-01)</w:t>
+      </w:r>
+    </w:p>
+    <w:p>
+      <w:pPr>
+        <w:pStyle w:val="FirstParagraph"/>
+      </w:pPr>
+      <w:r>
+        <w:rPr>
+          <w:b/>
+          <w:bCs/>
+        </w:rPr>
+        <w:t xml:space="preserve">The decision</w:t>
+      </w:r>
+      <w:r>
+        <w:t xml:space="preserve">: Jet Browser's disk cache and JS code cache live in</w:t>
+      </w:r>
+      <w:r>
+        <w:t xml:space="preserve"> </w:t>
+      </w:r>
+      <w:r>
+        <w:rPr>
+          <w:rStyle w:val="VerbatimChar"/>
+          <w:b/>
+          <w:bCs/>
+        </w:rPr>
+        <w:t xml:space="preserve">RAM:</w:t>
+      </w:r>
+      <w:r>
+        <w:t xml:space="preserve">, the kernel's RAM</w:t>
+      </w:r>
+      <w:r>
+        <w:t xml:space="preserve"> </w:t>
+      </w:r>
+      <w:r>
+        <w:t xml:space="preserve">volume (docs/02 §16, kernel v71), by default —</w:t>
+      </w:r>
+      <w:r>
+        <w:t xml:space="preserve"> </w:t>
+      </w:r>
+      <w:r>
+        <w:rPr>
+          <w:b/>
+          <w:bCs/>
+        </w:rPr>
+        <w:t xml:space="preserve">no browsing data is written to the SD card</w:t>
+      </w:r>
+      <w:r>
+        <w:t xml:space="preserve">:</w:t>
       </w:r>
     </w:p>
     <w:p>
@@ -66924,46 +67522,47 @@
         </w:numPr>
       </w:pPr>
       <w:r>
-        <w:t xml:space="preserve">JavaScript: synchronous XHR (runs async), multipart request bodies, binary request bodies</w:t>
-      </w:r>
-      <w:r>
-        <w:t xml:space="preserve"> </w:t>
-      </w:r>
-      <w:r>
-        <w:t xml:space="preserve">(sent as text: a NUL ends them); no IndexedDB, editing APIs, Service</w:t>
-      </w:r>
-      <w:r>
-        <w:t xml:space="preserve"> </w:t>
-      </w:r>
-      <w:r>
-        <w:t xml:space="preserve">Workers; CSS</w:t>
-      </w:r>
-      <w:r>
-        <w:t xml:space="preserve"> </w:t>
-      </w:r>
-      <w:r>
-        <w:rPr>
-          <w:rStyle w:val="VerbatimChar"/>
-        </w:rPr>
-        <w:t xml:space="preserve">:active</w:t>
-      </w:r>
-      <w:r>
-        <w:t xml:space="preserve"> </w:t>
-      </w:r>
-      <w:r>
-        <w:t xml:space="preserve">/</w:t>
-      </w:r>
-      <w:r>
-        <w:t xml:space="preserve"> </w:t>
-      </w:r>
-      <w:r>
-        <w:rPr>
-          <w:rStyle w:val="VerbatimChar"/>
-        </w:rPr>
-        <w:t xml:space="preserve">:focus</w:t>
-      </w:r>
-      <w:r>
-        <w:t xml:space="preserve">.</w:t>
+        <w:rPr>
+          <w:b/>
+          <w:bCs/>
+        </w:rPr>
+        <w:t xml:space="preserve">Speed</w:t>
+      </w:r>
+      <w:r>
+        <w:t xml:space="preserve">: the card's writes freeze core 0, which every app shares (§32:</w:t>
+      </w:r>
+      <w:r>
+        <w:t xml:space="preserve"> </w:t>
+      </w:r>
+      <w:r>
+        <w:rPr>
+          <w:rStyle w:val="VerbatimChar"/>
+        </w:rPr>
+        <w:t xml:space="preserve">stall: jet:cache ran 213 ms</w:t>
+      </w:r>
+      <w:r>
+        <w:t xml:space="preserve">); §32 made them rarer and gentler, this removes them. A store into</w:t>
+      </w:r>
+      <w:r>
+        <w:t xml:space="preserve"> </w:t>
+      </w:r>
+      <w:r>
+        <w:rPr>
+          <w:rStyle w:val="VerbatimChar"/>
+        </w:rPr>
+        <w:t xml:space="preserve">RAM:</w:t>
+      </w:r>
+      <w:r>
+        <w:t xml:space="preserve"> </w:t>
+      </w:r>
+      <w:r>
+        <w:t xml:space="preserve">is a copy into</w:t>
+      </w:r>
+      <w:r>
+        <w:t xml:space="preserve"> </w:t>
+      </w:r>
+      <w:r>
+        <w:t xml:space="preserve">the kernel's pages.</w:t>
       </w:r>
     </w:p>
     <w:p>
@@ -66975,124 +67574,20 @@
         </w:numPr>
       </w:pPr>
       <w:r>
-        <w:t xml:space="preserve">The network APIs (§19): a worker runs on the UI thread (a long computation in a worker</w:t>
-      </w:r>
-      <w:r>
-        <w:t xml:space="preserve"> </w:t>
-      </w:r>
-      <w:r>
-        <w:t xml:space="preserve">holds the window as a page's script does;</w:t>
-      </w:r>
-      <w:r>
-        <w:t xml:space="preserve"> </w:t>
-      </w:r>
-      <w:r>
-        <w:rPr>
-          <w:rStyle w:val="VerbatimChar"/>
-        </w:rPr>
-        <w:t xml:space="preserve">script_timeout</w:t>
-      </w:r>
-      <w:r>
-        <w:t xml:space="preserve"> </w:t>
-      </w:r>
-      <w:r>
-        <w:t xml:space="preserve">stops it); an</w:t>
-      </w:r>
-      <w:r>
-        <w:t xml:space="preserve"> </w:t>
-      </w:r>
-      <w:r>
-        <w:rPr>
-          <w:rStyle w:val="VerbatimChar"/>
-        </w:rPr>
-        <w:t xml:space="preserve">importScripts</w:t>
-      </w:r>
-      <w:r>
-        <w:t xml:space="preserve"> </w:t>
-      </w:r>
-      <w:r>
-        <w:t xml:space="preserve">whose URL is not a literal in the script, over http(s), blocks the UI thread while it is</w:t>
-      </w:r>
-      <w:r>
-        <w:t xml:space="preserve"> </w:t>
-      </w:r>
-      <w:r>
-        <w:t xml:space="preserve">read; a SharedWorker is shared within its document only; no</w:t>
-      </w:r>
-      <w:r>
-        <w:t xml:space="preserve"> </w:t>
-      </w:r>
-      <w:r>
-        <w:rPr>
-          <w:rStyle w:val="VerbatimChar"/>
-        </w:rPr>
-        <w:t xml:space="preserve">MessagePort</w:t>
-      </w:r>
-      <w:r>
-        <w:t xml:space="preserve"> </w:t>
-      </w:r>
-      <w:r>
-        <w:t xml:space="preserve">transferred to a</w:t>
-      </w:r>
-      <w:r>
-        <w:t xml:space="preserve"> </w:t>
-      </w:r>
-      <w:r>
-        <w:t xml:space="preserve">worker, no</w:t>
-      </w:r>
-      <w:r>
-        <w:t xml:space="preserve"> </w:t>
-      </w:r>
-      <w:r>
-        <w:rPr>
-          <w:rStyle w:val="VerbatimChar"/>
-        </w:rPr>
-        <w:t xml:space="preserve">OffscreenCanvas</w:t>
-      </w:r>
-      <w:r>
-        <w:t xml:space="preserve">,</w:t>
-      </w:r>
-      <w:r>
-        <w:t xml:space="preserve"> </w:t>
-      </w:r>
-      <w:r>
-        <w:rPr>
-          <w:rStyle w:val="VerbatimChar"/>
-        </w:rPr>
-        <w:t xml:space="preserve">SharedArrayBuffer</w:t>
-      </w:r>
-      <w:r>
-        <w:t xml:space="preserve"> </w:t>
-      </w:r>
-      <w:r>
-        <w:t xml:space="preserve">/</w:t>
-      </w:r>
-      <w:r>
-        <w:t xml:space="preserve"> </w:t>
-      </w:r>
-      <w:r>
-        <w:rPr>
-          <w:rStyle w:val="VerbatimChar"/>
-        </w:rPr>
-        <w:t xml:space="preserve">Atomics</w:t>
-      </w:r>
-      <w:r>
-        <w:t xml:space="preserve"> </w:t>
-      </w:r>
-      <w:r>
-        <w:t xml:space="preserve">between workers; the</w:t>
-      </w:r>
-      <w:r>
-        <w:t xml:space="preserve"> </w:t>
-      </w:r>
-      <w:r>
-        <w:t xml:space="preserve">WebSocket client sends its messages uncompressed (permessage-deflate inflates only) and</w:t>
-      </w:r>
-      <w:r>
-        <w:t xml:space="preserve"> </w:t>
-      </w:r>
-      <w:r>
-        <w:t xml:space="preserve">never pings; CORS is not checked for EventSource either.</w:t>
+        <w:rPr>
+          <w:b/>
+          <w:bCs/>
+        </w:rPr>
+        <w:t xml:space="preserve">Privacy</w:t>
+      </w:r>
+      <w:r>
+        <w:t xml:space="preserve">: the content of the pages visited (their images, scripts, styles, the scripts'</w:t>
+      </w:r>
+      <w:r>
+        <w:t xml:space="preserve"> </w:t>
+      </w:r>
+      <w:r>
+        <w:t xml:space="preserve">bytecode) never reaches the card.</w:t>
       </w:r>
     </w:p>
     <w:p>
@@ -67104,31 +67599,5726 @@
         </w:numPr>
       </w:pPr>
       <w:r>
-        <w:t xml:space="preserve">The network (§24): no revocation checks, no CSP, no SameSite cookies, no</w:t>
-      </w:r>
-      <w:r>
-        <w:t xml:space="preserve"> </w:t>
-      </w:r>
-      <w:r>
-        <w:t xml:space="preserve">CORS for the core's loads (EventSource, fonts,</w:t>
-      </w:r>
-      <w:r>
-        <w:t xml:space="preserve"> </w:t>
-      </w:r>
-      <w:r>
-        <w:rPr>
-          <w:rStyle w:val="VerbatimChar"/>
-        </w:rPr>
-        <w:t xml:space="preserve">&lt;img crossorigin&gt;</w:t>
-      </w:r>
-      <w:r>
-        <w:t xml:space="preserve">, module scripts), no</w:t>
-      </w:r>
-      <w:r>
-        <w:t xml:space="preserve"> </w:t>
-      </w:r>
-      <w:r>
-        <w:t xml:space="preserve">HTTP/3, no back-forward cache.</w:t>
+        <w:rPr>
+          <w:b/>
+          <w:bCs/>
+        </w:rPr>
+        <w:t xml:space="preserve">The cost, accepted</w:t>
+      </w:r>
+      <w:r>
+        <w:t xml:space="preserve">: both are</w:t>
+      </w:r>
+      <w:r>
+        <w:t xml:space="preserve"> </w:t>
+      </w:r>
+      <w:r>
+        <w:rPr>
+          <w:b/>
+          <w:bCs/>
+        </w:rPr>
+        <w:t xml:space="preserve">lost when the Pi restarts</w:t>
+      </w:r>
+      <w:r>
+        <w:t xml:space="preserve"> </w:t>
+      </w:r>
+      <w:r>
+        <w:t xml:space="preserve">— the first visit of a site after a</w:t>
+      </w:r>
+      <w:r>
+        <w:t xml:space="preserve"> </w:t>
+      </w:r>
+      <w:r>
+        <w:t xml:space="preserve">restart fetches everything again. Within a boot they survive Jet Browser closed and opened again</w:t>
+      </w:r>
+      <w:r>
+        <w:t xml:space="preserve"> </w:t>
+      </w:r>
+      <w:r>
+        <w:t xml:space="preserve">(</w:t>
+      </w:r>
+      <w:r>
+        <w:rPr>
+          <w:rStyle w:val="VerbatimChar"/>
+        </w:rPr>
+        <w:t xml:space="preserve">RAM:</w:t>
+      </w:r>
+      <w:r>
+        <w:t xml:space="preserve"> </w:t>
+      </w:r>
+      <w:r>
+        <w:t xml:space="preserve">is not tied to the app). The</w:t>
+      </w:r>
+      <w:r>
+        <w:t xml:space="preserve"> </w:t>
+      </w:r>
+      <w:r>
+        <w:rPr>
+          <w:b/>
+          <w:bCs/>
+        </w:rPr>
+        <w:t xml:space="preserve">History</w:t>
+      </w:r>
+      <w:r>
+        <w:t xml:space="preserve"> </w:t>
+      </w:r>
+      <w:r>
+        <w:t xml:space="preserve">and the</w:t>
+      </w:r>
+      <w:r>
+        <w:t xml:space="preserve"> </w:t>
+      </w:r>
+      <w:r>
+        <w:rPr>
+          <w:b/>
+          <w:bCs/>
+        </w:rPr>
+        <w:t xml:space="preserve">Cookies</w:t>
+      </w:r>
+      <w:r>
+        <w:t xml:space="preserve"> </w:t>
+      </w:r>
+      <w:r>
+        <w:t xml:space="preserve">stay on the card</w:t>
+      </w:r>
+      <w:r>
+        <w:t xml:space="preserve"> </w:t>
+      </w:r>
+      <w:r>
+        <w:t xml:space="preserve">(</w:t>
+      </w:r>
+      <w:r>
+        <w:rPr>
+          <w:rStyle w:val="VerbatimChar"/>
+        </w:rPr>
+        <w:t xml:space="preserve">SD:/apps/jet.app/</w:t>
+      </w:r>
+      <w:r>
+        <w:t xml:space="preserve">), as the TLS session tickets and the HTTP/1-only hosts.</w:t>
+      </w:r>
+    </w:p>
+    <w:p>
+      <w:pPr>
+        <w:pStyle w:val="FirstParagraph"/>
+      </w:pPr>
+      <w:r>
+        <w:rPr>
+          <w:b/>
+          <w:bCs/>
+        </w:rPr>
+        <w:t xml:space="preserve">Where</w:t>
+      </w:r>
+      <w:r>
+        <w:t xml:space="preserve"> </w:t>
+      </w:r>
+      <w:r>
+        <w:t xml:space="preserve">(</w:t>
+      </w:r>
+      <w:r>
+        <w:rPr>
+          <w:rStyle w:val="VerbatimChar"/>
+        </w:rPr>
+        <w:t xml:space="preserve">frontends/framebuffer/gui.c</w:t>
+      </w:r>
+      <w:r>
+        <w:t xml:space="preserve">, before</w:t>
+      </w:r>
+      <w:r>
+        <w:t xml:space="preserve"> </w:t>
+      </w:r>
+      <w:r>
+        <w:rPr>
+          <w:rStyle w:val="VerbatimChar"/>
+        </w:rPr>
+        <w:t xml:space="preserve">netsurf_init</w:t>
+      </w:r>
+      <w:r>
+        <w:t xml:space="preserve">; Onyx patch):</w:t>
+      </w:r>
+      <w:r>
+        <w:t xml:space="preserve"> </w:t>
+      </w:r>
+      <w:r>
+        <w:rPr>
+          <w:rStyle w:val="VerbatimChar"/>
+        </w:rPr>
+        <w:t xml:space="preserve">RAM:/jet/cache</w:t>
+      </w:r>
+      <w:r>
+        <w:t xml:space="preserve"> </w:t>
+      </w:r>
+      <w:r>
+        <w:t xml:space="preserve">(the disk cache: Choices'</w:t>
+      </w:r>
+      <w:r>
+        <w:t xml:space="preserve"> </w:t>
+      </w:r>
+      <w:r>
+        <w:rPr>
+          <w:rStyle w:val="VerbatimChar"/>
+        </w:rPr>
+        <w:t xml:space="preserve">disc_cache_path</w:t>
+      </w:r>
+      <w:r>
+        <w:t xml:space="preserve"> </w:t>
+      </w:r>
+      <w:r>
+        <w:t xml:space="preserve">when it is not set) and</w:t>
+      </w:r>
+      <w:r>
+        <w:t xml:space="preserve"> </w:t>
+      </w:r>
+      <w:r>
+        <w:rPr>
+          <w:rStyle w:val="VerbatimChar"/>
+        </w:rPr>
+        <w:t xml:space="preserve">RAM:/jet/jscache/</w:t>
+      </w:r>
+      <w:r>
+        <w:t xml:space="preserve"> </w:t>
+      </w:r>
+      <w:r>
+        <w:t xml:space="preserve">(the code</w:t>
+      </w:r>
+      <w:r>
+        <w:t xml:space="preserve"> </w:t>
+      </w:r>
+      <w:r>
+        <w:t xml:space="preserve">cache:</w:t>
+      </w:r>
+      <w:r>
+        <w:t xml:space="preserve"> </w:t>
+      </w:r>
+      <w:r>
+        <w:rPr>
+          <w:rStyle w:val="VerbatimChar"/>
+        </w:rPr>
+        <w:t xml:space="preserve">qjs_cc_set_dir</w:t>
+      </w:r>
+      <w:r>
+        <w:t xml:space="preserve">, new in</w:t>
+      </w:r>
+      <w:r>
+        <w:t xml:space="preserve"> </w:t>
+      </w:r>
+      <w:r>
+        <w:rPr>
+          <w:rStyle w:val="VerbatimChar"/>
+        </w:rPr>
+        <w:t xml:space="preserve">quickjs/qjs_codecache.c</w:t>
+      </w:r>
+      <w:r>
+        <w:t xml:space="preserve">).</w:t>
+      </w:r>
+      <w:r>
+        <w:t xml:space="preserve"> </w:t>
+      </w:r>
+      <w:r>
+        <w:rPr>
+          <w:b/>
+          <w:bCs/>
+        </w:rPr>
+        <w:t xml:space="preserve">Choices'</w:t>
+      </w:r>
+      <w:r>
+        <w:rPr>
+          <w:b/>
+          <w:bCs/>
+        </w:rPr>
+        <w:t xml:space="preserve"> </w:t>
+      </w:r>
+      <w:r>
+        <w:rPr>
+          <w:rStyle w:val="VerbatimChar"/>
+          <w:b/>
+          <w:bCs/>
+        </w:rPr>
+        <w:t xml:space="preserve">cache_on_card:1</w:t>
+      </w:r>
+      <w:r>
+        <w:t xml:space="preserve"> </w:t>
+      </w:r>
+      <w:r>
+        <w:t xml:space="preserve">(</w:t>
+      </w:r>
+      <w:r>
+        <w:rPr>
+          <w:rStyle w:val="VerbatimChar"/>
+        </w:rPr>
+        <w:t xml:space="preserve">frontends/framebuffer/options.h</w:t>
+      </w:r>
+      <w:r>
+        <w:t xml:space="preserve">, new, default 0) puts both back under</w:t>
+      </w:r>
+      <w:r>
+        <w:t xml:space="preserve"> </w:t>
+      </w:r>
+      <w:r>
+        <w:rPr>
+          <w:rStyle w:val="VerbatimChar"/>
+        </w:rPr>
+        <w:t xml:space="preserve">SD:/apps/jet.app/</w:t>
+      </w:r>
+      <w:r>
+        <w:t xml:space="preserve"> </w:t>
+      </w:r>
+      <w:r>
+        <w:t xml:space="preserve">(</w:t>
+      </w:r>
+      <w:r>
+        <w:rPr>
+          <w:rStyle w:val="VerbatimChar"/>
+        </w:rPr>
+        <w:t xml:space="preserve">cache</w:t>
+      </w:r>
+      <w:r>
+        <w:t xml:space="preserve">,</w:t>
+      </w:r>
+      <w:r>
+        <w:t xml:space="preserve"> </w:t>
+      </w:r>
+      <w:r>
+        <w:rPr>
+          <w:rStyle w:val="VerbatimChar"/>
+        </w:rPr>
+        <w:t xml:space="preserve">jscache/</w:t>
+      </w:r>
+      <w:r>
+        <w:t xml:space="preserve">) as before §33; so does a kernel without</w:t>
+      </w:r>
+      <w:r>
+        <w:t xml:space="preserve"> </w:t>
+      </w:r>
+      <w:r>
+        <w:rPr>
+          <w:rStyle w:val="VerbatimChar"/>
+        </w:rPr>
+        <w:t xml:space="preserve">RAM:</w:t>
+      </w:r>
+      <w:r>
+        <w:t xml:space="preserve"> </w:t>
+      </w:r>
+      <w:r>
+        <w:t xml:space="preserve">(</w:t>
+      </w:r>
+      <w:r>
+        <w:rPr>
+          <w:rStyle w:val="VerbatimChar"/>
+        </w:rPr>
+        <w:t xml:space="preserve">kapi_vol_info ("RAM:")</w:t>
+      </w:r>
+      <w:r>
+        <w:t xml:space="preserve"> </w:t>
+      </w:r>
+      <w:r>
+        <w:t xml:space="preserve">−1:</w:t>
+      </w:r>
+      <w:r>
+        <w:t xml:space="preserve"> </w:t>
+      </w:r>
+      <w:r>
+        <w:t xml:space="preserve">an older kernel,</w:t>
+      </w:r>
+      <w:r>
+        <w:t xml:space="preserve"> </w:t>
+      </w:r>
+      <w:r>
+        <w:rPr>
+          <w:rStyle w:val="VerbatimChar"/>
+        </w:rPr>
+        <w:t xml:space="preserve">system.ini</w:t>
+      </w:r>
+      <w:r>
+        <w:t xml:space="preserve"> </w:t>
+      </w:r>
+      <w:r>
+        <w:rPr>
+          <w:rStyle w:val="VerbatimChar"/>
+        </w:rPr>
+        <w:t xml:space="preserve">ramfs=0</w:t>
+      </w:r>
+      <w:r>
+        <w:t xml:space="preserve">). A</w:t>
+      </w:r>
+      <w:r>
+        <w:t xml:space="preserve"> </w:t>
+      </w:r>
+      <w:r>
+        <w:rPr>
+          <w:rStyle w:val="VerbatimChar"/>
+        </w:rPr>
+        <w:t xml:space="preserve">disc_cache_path</w:t>
+      </w:r>
+      <w:r>
+        <w:t xml:space="preserve"> </w:t>
+      </w:r>
+      <w:r>
+        <w:t xml:space="preserve">in Choices still wins for the disk</w:t>
+      </w:r>
+      <w:r>
+        <w:t xml:space="preserve"> </w:t>
+      </w:r>
+      <w:r>
+        <w:t xml:space="preserve">cache. The kernel log says</w:t>
+      </w:r>
+      <w:r>
+        <w:t xml:space="preserve"> </w:t>
+      </w:r>
+      <w:r>
+        <w:rPr>
+          <w:rStyle w:val="VerbatimChar"/>
+        </w:rPr>
+        <w:t xml:space="preserve">caches: in RAM:</w:t>
+      </w:r>
+      <w:r>
+        <w:t xml:space="preserve"> </w:t>
+      </w:r>
+      <w:r>
+        <w:t xml:space="preserve">or</w:t>
+      </w:r>
+      <w:r>
+        <w:t xml:space="preserve"> </w:t>
+      </w:r>
+      <w:r>
+        <w:rPr>
+          <w:rStyle w:val="VerbatimChar"/>
+        </w:rPr>
+        <w:t xml:space="preserve">on the card</w:t>
+      </w:r>
+      <w:r>
+        <w:t xml:space="preserve">;</w:t>
+      </w:r>
+      <w:r>
+        <w:t xml:space="preserve"> </w:t>
+      </w:r>
+      <w:r>
+        <w:rPr>
+          <w:rStyle w:val="VerbatimChar"/>
+        </w:rPr>
+        <w:t xml:space="preserve">NS_PERF</w:t>
+      </w:r>
+      <w:r>
+        <w:t xml:space="preserve">'s</w:t>
+      </w:r>
+      <w:r>
+        <w:t xml:space="preserve"> </w:t>
+      </w:r>
+      <w:r>
+        <w:rPr>
+          <w:rStyle w:val="VerbatimChar"/>
+        </w:rPr>
+        <w:t xml:space="preserve">cache:open</w:t>
+      </w:r>
+      <w:r>
+        <w:t xml:space="preserve"> </w:t>
+      </w:r>
+      <w:r>
+        <w:t xml:space="preserve">line says</w:t>
+      </w:r>
+      <w:r>
+        <w:t xml:space="preserve"> </w:t>
+      </w:r>
+      <w:r>
+        <w:rPr>
+          <w:rStyle w:val="VerbatimChar"/>
+        </w:rPr>
+        <w:t xml:space="preserve">(RAM)</w:t>
+      </w:r>
+      <w:r>
+        <w:t xml:space="preserve">.</w:t>
+      </w:r>
+    </w:p>
+    <w:p>
+      <w:pPr>
+        <w:pStyle w:val="BodyText"/>
+      </w:pPr>
+      <w:r>
+        <w:rPr>
+          <w:b/>
+          <w:bCs/>
+        </w:rPr>
+        <w:t xml:space="preserve">What changes in RAM</w:t>
+      </w:r>
+      <w:r>
+        <w:t xml:space="preserve"> </w:t>
+      </w:r>
+      <w:r>
+        <w:t xml:space="preserve">(the card's rules of §32 are kept for</w:t>
+      </w:r>
+      <w:r>
+        <w:t xml:space="preserve"> </w:t>
+      </w:r>
+      <w:r>
+        <w:rPr>
+          <w:rStyle w:val="VerbatimChar"/>
+        </w:rPr>
+        <w:t xml:space="preserve">cache_on_card:1</w:t>
+      </w:r>
+      <w:r>
+        <w:t xml:space="preserve">):</w:t>
+      </w:r>
+    </w:p>
+    <w:tbl>
+      <w:tblPr>
+        <w:tblStyle w:val="Table"/>
+        <w:tblW w:type="auto" w:w="0"/>
+        <w:tblLook w:firstRow="1" w:lastRow="0" w:firstColumn="0" w:lastColumn="0" w:noHBand="0" w:noVBand="0" w:val="0020"/>
+      </w:tblPr>
+      <w:tblGrid>
+        <w:gridCol w:w="2640"/>
+        <w:gridCol w:w="2640"/>
+        <w:gridCol w:w="2640"/>
+      </w:tblGrid>
+      <w:tr>
+        <w:trPr>
+          <w:tblHeader w:val="on"/>
+        </w:trPr>
+        <w:tc>
+          <w:tcPr/>
+          <w:p>
+            <w:pPr>
+              <w:pStyle w:val="Compact"/>
+            </w:pPr>
+          </w:p>
+        </w:tc>
+        <w:tc>
+          <w:tcPr/>
+          <w:p>
+            <w:pPr>
+              <w:pStyle w:val="Compact"/>
+            </w:pPr>
+            <w:r>
+              <w:t xml:space="preserve">in</w:t>
+            </w:r>
+            <w:r>
+              <w:t xml:space="preserve"> </w:t>
+            </w:r>
+            <w:r>
+              <w:rPr>
+                <w:rStyle w:val="VerbatimChar"/>
+              </w:rPr>
+              <w:t xml:space="preserve">RAM:</w:t>
+            </w:r>
+          </w:p>
+        </w:tc>
+        <w:tc>
+          <w:tcPr/>
+          <w:p>
+            <w:pPr>
+              <w:pStyle w:val="Compact"/>
+            </w:pPr>
+            <w:r>
+              <w:t xml:space="preserve">on the card (</w:t>
+            </w:r>
+            <w:r>
+              <w:rPr>
+                <w:rStyle w:val="VerbatimChar"/>
+              </w:rPr>
+              <w:t xml:space="preserve">cache_on_card:1</w:t>
+            </w:r>
+            <w:r>
+              <w:t xml:space="preserve">)</w:t>
+            </w:r>
+          </w:p>
+        </w:tc>
+      </w:tr>
+      <w:tr>
+        <w:tc>
+          <w:tcPr/>
+          <w:p>
+            <w:pPr>
+              <w:pStyle w:val="Compact"/>
+            </w:pPr>
+            <w:r>
+              <w:t xml:space="preserve">A disk-cache object stored</w:t>
+            </w:r>
+          </w:p>
+        </w:tc>
+        <w:tc>
+          <w:tcPr/>
+          <w:p>
+            <w:pPr>
+              <w:pStyle w:val="Compact"/>
+            </w:pPr>
+            <w:r>
+              <w:t xml:space="preserve">the</w:t>
+            </w:r>
+            <w:r>
+              <w:t xml:space="preserve"> </w:t>
+            </w:r>
+            <w:r>
+              <w:rPr>
+                <w:b/>
+                <w:bCs/>
+              </w:rPr>
+              <w:t xml:space="preserve">first</w:t>
+            </w:r>
+            <w:r>
+              <w:t xml:space="preserve"> </w:t>
+            </w:r>
+            <w:r>
+              <w:t xml:space="preserve">time it is seen (llcache's rules: fresh or revalidatable, not</w:t>
+            </w:r>
+            <w:r>
+              <w:t xml:space="preserve"> </w:t>
+            </w:r>
+            <w:r>
+              <w:rPr>
+                <w:rStyle w:val="VerbatimChar"/>
+              </w:rPr>
+              <w:t xml:space="preserve">no-store</w:t>
+            </w:r>
+            <w:r>
+              <w:t xml:space="preserve">)</w:t>
+            </w:r>
+          </w:p>
+        </w:tc>
+        <w:tc>
+          <w:tcPr/>
+          <w:p>
+            <w:pPr>
+              <w:pStyle w:val="Compact"/>
+            </w:pPr>
+            <w:r>
+              <w:t xml:space="preserve">the second launch it is seen in</w:t>
+            </w:r>
+          </w:p>
+        </w:tc>
+      </w:tr>
+      <w:tr>
+        <w:tc>
+          <w:tcPr/>
+          <w:p>
+            <w:pPr>
+              <w:pStyle w:val="Compact"/>
+            </w:pPr>
+            <w:r>
+              <w:t xml:space="preserve">Its size</w:t>
+            </w:r>
+          </w:p>
+        </w:tc>
+        <w:tc>
+          <w:tcPr/>
+          <w:p>
+            <w:pPr>
+              <w:pStyle w:val="Compact"/>
+            </w:pPr>
+            <w:r>
+              <w:t xml:space="preserve">≤ 2 MB (</w:t>
+            </w:r>
+            <w:r>
+              <w:rPr>
+                <w:rStyle w:val="VerbatimChar"/>
+              </w:rPr>
+              <w:t xml:space="preserve">OC_MAX_OBJECT_RAM</w:t>
+            </w:r>
+            <w:r>
+              <w:t xml:space="preserve">)</w:t>
+            </w:r>
+          </w:p>
+        </w:tc>
+        <w:tc>
+          <w:tcPr/>
+          <w:p>
+            <w:pPr>
+              <w:pStyle w:val="Compact"/>
+            </w:pPr>
+            <w:r>
+              <w:t xml:space="preserve">≤ 512 KB</w:t>
+            </w:r>
+          </w:p>
+        </w:tc>
+      </w:tr>
+      <w:tr>
+        <w:tc>
+          <w:tcPr/>
+          <w:p>
+            <w:pPr>
+              <w:pStyle w:val="Compact"/>
+            </w:pPr>
+            <w:r>
+              <w:t xml:space="preserve">The disk cache's size</w:t>
+            </w:r>
+          </w:p>
+        </w:tc>
+        <w:tc>
+          <w:tcPr/>
+          <w:p>
+            <w:pPr>
+              <w:pStyle w:val="Compact"/>
+            </w:pPr>
+            <w:r>
+              <w:t xml:space="preserve">Choices'</w:t>
+            </w:r>
+            <w:r>
+              <w:t xml:space="preserve"> </w:t>
+            </w:r>
+            <w:r>
+              <w:rPr>
+                <w:rStyle w:val="VerbatimChar"/>
+              </w:rPr>
+              <w:t xml:space="preserve">disc_cache_size</w:t>
+            </w:r>
+            <w:r>
+              <w:t xml:space="preserve"> </w:t>
+            </w:r>
+            <w:r>
+              <w:t xml:space="preserve">(64 MB), at most</w:t>
+            </w:r>
+            <w:r>
+              <w:t xml:space="preserve"> </w:t>
+            </w:r>
+            <w:r>
+              <w:rPr>
+                <w:b/>
+                <w:bCs/>
+              </w:rPr>
+              <w:t xml:space="preserve">half of</w:t>
+            </w:r>
+            <w:r>
+              <w:rPr>
+                <w:b/>
+                <w:bCs/>
+              </w:rPr>
+              <w:t xml:space="preserve"> </w:t>
+            </w:r>
+            <w:r>
+              <w:rPr>
+                <w:rStyle w:val="VerbatimChar"/>
+                <w:b/>
+                <w:bCs/>
+              </w:rPr>
+              <w:t xml:space="preserve">RAM:</w:t>
+            </w:r>
+            <w:r>
+              <w:t xml:space="preserve"> </w:t>
+            </w:r>
+            <w:r>
+              <w:t xml:space="preserve">(</w:t>
+            </w:r>
+            <w:r>
+              <w:rPr>
+                <w:rStyle w:val="VerbatimChar"/>
+              </w:rPr>
+              <w:t xml:space="preserve">vol_info</w:t>
+            </w:r>
+            <w:r>
+              <w:t xml:space="preserve">)</w:t>
+            </w:r>
+          </w:p>
+        </w:tc>
+        <w:tc>
+          <w:tcPr/>
+          <w:p>
+            <w:pPr>
+              <w:pStyle w:val="Compact"/>
+            </w:pPr>
+            <w:r>
+              <w:rPr>
+                <w:rStyle w:val="VerbatimChar"/>
+              </w:rPr>
+              <w:t xml:space="preserve">disc_cache_size</w:t>
+            </w:r>
+          </w:p>
+        </w:tc>
+      </w:tr>
+      <w:tr>
+        <w:tc>
+          <w:tcPr/>
+          <w:p>
+            <w:pPr>
+              <w:pStyle w:val="Compact"/>
+            </w:pPr>
+            <w:r>
+              <w:t xml:space="preserve">Its index</w:t>
+            </w:r>
+          </w:p>
+        </w:tc>
+        <w:tc>
+          <w:tcPr/>
+          <w:p>
+            <w:pPr>
+              <w:pStyle w:val="Compact"/>
+            </w:pPr>
+            <w:r>
+              <w:t xml:space="preserve">written 2 s after a change (</w:t>
+            </w:r>
+            <w:r>
+              <w:rPr>
+                <w:rStyle w:val="VerbatimChar"/>
+              </w:rPr>
+              <w:t xml:space="preserve">OC_INDEX_TICKS_RAM</w:t>
+            </w:r>
+            <w:r>
+              <w:t xml:space="preserve">), and at the end</w:t>
+            </w:r>
+          </w:p>
+        </w:tc>
+        <w:tc>
+          <w:tcPr/>
+          <w:p>
+            <w:pPr>
+              <w:pStyle w:val="Compact"/>
+            </w:pPr>
+            <w:r>
+              <w:t xml:space="preserve">once a minute at most, and at the end</w:t>
+            </w:r>
+          </w:p>
+        </w:tc>
+      </w:tr>
+      <w:tr>
+        <w:tc>
+          <w:tcPr/>
+          <w:p>
+            <w:pPr>
+              <w:pStyle w:val="Compact"/>
+            </w:pPr>
+            <w:r>
+              <w:t xml:space="preserve">A script's bytecode</w:t>
+            </w:r>
+          </w:p>
+        </w:tc>
+        <w:tc>
+          <w:tcPr/>
+          <w:p>
+            <w:pPr>
+              <w:pStyle w:val="Compact"/>
+            </w:pPr>
+            <w:r>
+              <w:t xml:space="preserve">written the</w:t>
+            </w:r>
+            <w:r>
+              <w:t xml:space="preserve"> </w:t>
+            </w:r>
+            <w:r>
+              <w:rPr>
+                <w:b/>
+                <w:bCs/>
+              </w:rPr>
+              <w:t xml:space="preserve">first</w:t>
+            </w:r>
+            <w:r>
+              <w:t xml:space="preserve"> </w:t>
+            </w:r>
+            <w:r>
+              <w:t xml:space="preserve">time it is compiled</w:t>
+            </w:r>
+          </w:p>
+        </w:tc>
+        <w:tc>
+          <w:tcPr/>
+          <w:p>
+            <w:pPr>
+              <w:pStyle w:val="Compact"/>
+            </w:pPr>
+            <w:r>
+              <w:t xml:space="preserve">the second time its source is seen</w:t>
+            </w:r>
+          </w:p>
+        </w:tc>
+      </w:tr>
+      <w:tr>
+        <w:tc>
+          <w:tcPr/>
+          <w:p>
+            <w:pPr>
+              <w:pStyle w:val="Compact"/>
+            </w:pPr>
+            <w:r>
+              <w:t xml:space="preserve">The code cache's size</w:t>
+            </w:r>
+          </w:p>
+        </w:tc>
+        <w:tc>
+          <w:tcPr/>
+          <w:p>
+            <w:pPr>
+              <w:pStyle w:val="Compact"/>
+            </w:pPr>
+            <w:r>
+              <w:t xml:space="preserve">32 MB, at most</w:t>
+            </w:r>
+            <w:r>
+              <w:t xml:space="preserve"> </w:t>
+            </w:r>
+            <w:r>
+              <w:rPr>
+                <w:b/>
+                <w:bCs/>
+              </w:rPr>
+              <w:t xml:space="preserve">a quarter of</w:t>
+            </w:r>
+            <w:r>
+              <w:rPr>
+                <w:b/>
+                <w:bCs/>
+              </w:rPr>
+              <w:t xml:space="preserve"> </w:t>
+            </w:r>
+            <w:r>
+              <w:rPr>
+                <w:rStyle w:val="VerbatimChar"/>
+                <w:b/>
+                <w:bCs/>
+              </w:rPr>
+              <w:t xml:space="preserve">RAM:</w:t>
+            </w:r>
+          </w:p>
+        </w:tc>
+        <w:tc>
+          <w:tcPr/>
+          <w:p>
+            <w:pPr>
+              <w:pStyle w:val="Compact"/>
+            </w:pPr>
+            <w:r>
+              <w:t xml:space="preserve">32 MB</w:t>
+            </w:r>
+          </w:p>
+        </w:tc>
+      </w:tr>
+      <w:tr>
+        <w:tc>
+          <w:tcPr/>
+          <w:p>
+            <w:pPr>
+              <w:pStyle w:val="Compact"/>
+            </w:pPr>
+            <w:r>
+              <w:t xml:space="preserve">Its index</w:t>
+            </w:r>
+          </w:p>
+        </w:tc>
+        <w:tc>
+          <w:tcPr/>
+          <w:p>
+            <w:pPr>
+              <w:pStyle w:val="Compact"/>
+            </w:pPr>
+            <w:r>
+              <w:t xml:space="preserve">as soon as the writer is done</w:t>
+            </w:r>
+          </w:p>
+        </w:tc>
+        <w:tc>
+          <w:tcPr/>
+          <w:p>
+            <w:pPr>
+              <w:pStyle w:val="Compact"/>
+            </w:pPr>
+            <w:r>
+              <w:t xml:space="preserve">3 s after the last store</w:t>
+            </w:r>
+          </w:p>
+        </w:tc>
+      </w:tr>
+      <w:tr>
+        <w:tc>
+          <w:tcPr/>
+          <w:p>
+            <w:pPr>
+              <w:pStyle w:val="Compact"/>
+            </w:pPr>
+            <w:r>
+              <w:t xml:space="preserve">The writes</w:t>
+            </w:r>
+          </w:p>
+        </w:tc>
+        <w:tc>
+          <w:tcPr/>
+          <w:p>
+            <w:pPr>
+              <w:pStyle w:val="Compact"/>
+            </w:pPr>
+            <w:r>
+              <w:t xml:space="preserve">at once, whole (</w:t>
+            </w:r>
+            <w:r>
+              <w:rPr>
+                <w:rStyle w:val="VerbatimChar"/>
+              </w:rPr>
+              <w:t xml:space="preserve">kapi_save_file</w:t>
+            </w:r>
+            <w:r>
+              <w:t xml:space="preserve">), no wait</w:t>
+            </w:r>
+          </w:p>
+        </w:tc>
+        <w:tc>
+          <w:tcPr/>
+          <w:p>
+            <w:pPr>
+              <w:pStyle w:val="Compact"/>
+            </w:pPr>
+            <w:r>
+              <w:t xml:space="preserve">16 KB pieces, 8 ms naps, waiting while the user acts or a page loads (</w:t>
+            </w:r>
+            <w:r>
+              <w:rPr>
+                <w:rStyle w:val="VerbatimChar"/>
+              </w:rPr>
+              <w:t xml:space="preserve">onyx_io.h</w:t>
+            </w:r>
+            <w:r>
+              <w:t xml:space="preserve">)</w:t>
+            </w:r>
+          </w:p>
+        </w:tc>
+      </w:tr>
+    </w:tbl>
+    <w:p>
+      <w:pPr>
+        <w:pStyle w:val="BodyText"/>
+      </w:pPr>
+      <w:r>
+        <w:rPr>
+          <w:rStyle w:val="VerbatimChar"/>
+        </w:rPr>
+        <w:t xml:space="preserve">onyx_io_is_ram (path)</w:t>
+      </w:r>
+      <w:r>
+        <w:t xml:space="preserve"> </w:t>
+      </w:r>
+      <w:r>
+        <w:t xml:space="preserve">(</w:t>
+      </w:r>
+      <w:r>
+        <w:rPr>
+          <w:rStyle w:val="VerbatimChar"/>
+        </w:rPr>
+        <w:t xml:space="preserve">user/netsurf/onyx_io.h</w:t>
+      </w:r>
+      <w:r>
+        <w:t xml:space="preserve">, in</w:t>
+      </w:r>
+      <w:r>
+        <w:t xml:space="preserve"> </w:t>
+      </w:r>
+      <w:r>
+        <w:rPr>
+          <w:rStyle w:val="VerbatimChar"/>
+        </w:rPr>
+        <w:t xml:space="preserve">onyx_cache.c</w:t>
+      </w:r>
+      <w:r>
+        <w:t xml:space="preserve">) tells a</w:t>
+      </w:r>
+      <w:r>
+        <w:t xml:space="preserve"> </w:t>
+      </w:r>
+      <w:r>
+        <w:rPr>
+          <w:rStyle w:val="VerbatimChar"/>
+        </w:rPr>
+        <w:t xml:space="preserve">RAM:</w:t>
+      </w:r>
+      <w:r>
+        <w:t xml:space="preserve"> </w:t>
+      </w:r>
+      <w:r>
+        <w:t xml:space="preserve">path:</w:t>
+      </w:r>
+      <w:r>
+        <w:t xml:space="preserve"> </w:t>
+      </w:r>
+      <w:r>
+        <w:rPr>
+          <w:rStyle w:val="VerbatimChar"/>
+        </w:rPr>
+        <w:t xml:space="preserve">onyx_io_save</w:t>
+      </w:r>
+      <w:r>
+        <w:t xml:space="preserve"> </w:t>
+      </w:r>
+      <w:r>
+        <w:t xml:space="preserve">writes it whole at once, and the writers (</w:t>
+      </w:r>
+      <w:r>
+        <w:rPr>
+          <w:rStyle w:val="VerbatimChar"/>
+        </w:rPr>
+        <w:t xml:space="preserve">oc_write_some</w:t>
+      </w:r>
+      <w:r>
+        <w:t xml:space="preserve">,</w:t>
+      </w:r>
+      <w:r>
+        <w:t xml:space="preserve"> </w:t>
+      </w:r>
+      <w:r>
+        <w:rPr>
+          <w:rStyle w:val="VerbatimChar"/>
+        </w:rPr>
+        <w:t xml:space="preserve">oc_sweep</w:t>
+      </w:r>
+      <w:r>
+        <w:t xml:space="preserve">, the index;</w:t>
+      </w:r>
+      <w:r>
+        <w:t xml:space="preserve"> </w:t>
+      </w:r>
+      <w:r>
+        <w:rPr>
+          <w:rStyle w:val="VerbatimChar"/>
+        </w:rPr>
+        <w:t xml:space="preserve">cc_write_job</w:t>
+      </w:r>
+      <w:r>
+        <w:t xml:space="preserve">, the code cache's writer) skip</w:t>
+      </w:r>
+      <w:r>
+        <w:t xml:space="preserve"> </w:t>
+      </w:r>
+      <w:r>
+        <w:rPr>
+          <w:rStyle w:val="VerbatimChar"/>
+        </w:rPr>
+        <w:t xml:space="preserve">onyx_io_wait_quiet</w:t>
+      </w:r>
+      <w:r>
+        <w:t xml:space="preserve"> </w:t>
+      </w:r>
+      <w:r>
+        <w:t xml:space="preserve">for it. The sweep of the files a</w:t>
+      </w:r>
+      <w:r>
+        <w:t xml:space="preserve"> </w:t>
+      </w:r>
+      <w:r>
+        <w:t xml:space="preserve">lost index left (30 s after the start) runs in</w:t>
+      </w:r>
+      <w:r>
+        <w:t xml:space="preserve"> </w:t>
+      </w:r>
+      <w:r>
+        <w:rPr>
+          <w:rStyle w:val="VerbatimChar"/>
+        </w:rPr>
+        <w:t xml:space="preserve">RAM:</w:t>
+      </w:r>
+      <w:r>
+        <w:t xml:space="preserve"> </w:t>
+      </w:r>
+      <w:r>
+        <w:t xml:space="preserve">too (Jet Browser killed before its index was</w:t>
+      </w:r>
+      <w:r>
+        <w:t xml:space="preserve"> </w:t>
+      </w:r>
+      <w:r>
+        <w:t xml:space="preserve">written). The folders are made with their parents (</w:t>
+      </w:r>
+      <w:r>
+        <w:rPr>
+          <w:rStyle w:val="VerbatimChar"/>
+        </w:rPr>
+        <w:t xml:space="preserve">RAM:/jet</w:t>
+      </w:r>
+      <w:r>
+        <w:t xml:space="preserve"> </w:t>
+      </w:r>
+      <w:r>
+        <w:t xml:space="preserve">first: the kernel's</w:t>
+      </w:r>
+      <w:r>
+        <w:t xml:space="preserve"> </w:t>
+      </w:r>
+      <w:r>
+        <w:rPr>
+          <w:rStyle w:val="VerbatimChar"/>
+        </w:rPr>
+        <w:t xml:space="preserve">mkdir</w:t>
+      </w:r>
+      <w:r>
+        <w:t xml:space="preserve"> </w:t>
+      </w:r>
+      <w:r>
+        <w:t xml:space="preserve">does not</w:t>
+      </w:r>
+      <w:r>
+        <w:t xml:space="preserve"> </w:t>
+      </w:r>
+      <w:r>
+        <w:t xml:space="preserve">make parents).</w:t>
+      </w:r>
+    </w:p>
+    <w:p>
+      <w:pPr>
+        <w:pStyle w:val="BodyText"/>
+      </w:pPr>
+      <w:r>
+        <w:rPr>
+          <w:b/>
+          <w:bCs/>
+        </w:rPr>
+        <w:t xml:space="preserve">The code cache's files through the kapi</w:t>
+      </w:r>
+      <w:r>
+        <w:t xml:space="preserve">:</w:t>
+      </w:r>
+      <w:r>
+        <w:t xml:space="preserve"> </w:t>
+      </w:r>
+      <w:r>
+        <w:rPr>
+          <w:rStyle w:val="VerbatimChar"/>
+        </w:rPr>
+        <w:t xml:space="preserve">qjs_codecache.c</w:t>
+      </w:r>
+      <w:r>
+        <w:t xml:space="preserve"> </w:t>
+      </w:r>
+      <w:r>
+        <w:t xml:space="preserve">read its files with newlib's</w:t>
+      </w:r>
+      <w:r>
+        <w:t xml:space="preserve"> </w:t>
+      </w:r>
+      <w:r>
+        <w:rPr>
+          <w:rStyle w:val="VerbatimChar"/>
+        </w:rPr>
+        <w:t xml:space="preserve">fopen</w:t>
+      </w:r>
+      <w:r>
+        <w:t xml:space="preserve"> </w:t>
+      </w:r>
+      <w:r>
+        <w:t xml:space="preserve">(on the Pi,</w:t>
+      </w:r>
+      <w:r>
+        <w:t xml:space="preserve"> </w:t>
+      </w:r>
+      <w:r>
+        <w:rPr>
+          <w:rStyle w:val="VerbatimChar"/>
+        </w:rPr>
+        <w:t xml:space="preserve">kapi_open</w:t>
+      </w:r>
+      <w:r>
+        <w:t xml:space="preserve"> </w:t>
+      </w:r>
+      <w:r>
+        <w:t xml:space="preserve">underneath) and, on the PC bench, the host's; it now reads and writes them</w:t>
+      </w:r>
+      <w:r>
+        <w:t xml:space="preserve"> </w:t>
+      </w:r>
+      <w:r>
+        <w:t xml:space="preserve">with the kapi (</w:t>
+      </w:r>
+      <w:r>
+        <w:rPr>
+          <w:rStyle w:val="VerbatimChar"/>
+        </w:rPr>
+        <w:t xml:space="preserve">kapi_open</w:t>
+      </w:r>
+      <w:r>
+        <w:t xml:space="preserve"> </w:t>
+      </w:r>
+      <w:r>
+        <w:t xml:space="preserve">/</w:t>
+      </w:r>
+      <w:r>
+        <w:t xml:space="preserve"> </w:t>
+      </w:r>
+      <w:r>
+        <w:rPr>
+          <w:rStyle w:val="VerbatimChar"/>
+        </w:rPr>
+        <w:t xml:space="preserve">kapi_read</w:t>
+      </w:r>
+      <w:r>
+        <w:t xml:space="preserve">,</w:t>
+      </w:r>
+      <w:r>
+        <w:t xml:space="preserve"> </w:t>
+      </w:r>
+      <w:r>
+        <w:rPr>
+          <w:rStyle w:val="VerbatimChar"/>
+        </w:rPr>
+        <w:t xml:space="preserve">kapi_save_file</w:t>
+      </w:r>
+      <w:r>
+        <w:t xml:space="preserve">,</w:t>
+      </w:r>
+      <w:r>
+        <w:t xml:space="preserve"> </w:t>
+      </w:r>
+      <w:r>
+        <w:rPr>
+          <w:rStyle w:val="VerbatimChar"/>
+        </w:rPr>
+        <w:t xml:space="preserve">kapi_remove</w:t>
+      </w:r>
+      <w:r>
+        <w:t xml:space="preserve">,</w:t>
+      </w:r>
+      <w:r>
+        <w:t xml:space="preserve"> </w:t>
+      </w:r>
+      <w:r>
+        <w:rPr>
+          <w:rStyle w:val="VerbatimChar"/>
+        </w:rPr>
+        <w:t xml:space="preserve">kapi_mkdir</w:t>
+      </w:r>
+      <w:r>
+        <w:t xml:space="preserve">:</w:t>
+      </w:r>
+      <w:r>
+        <w:t xml:space="preserve"> </w:t>
+      </w:r>
+      <w:r>
+        <w:rPr>
+          <w:rStyle w:val="VerbatimChar"/>
+        </w:rPr>
+        <w:t xml:space="preserve">cc_read</w:t>
+      </w:r>
+      <w:r>
+        <w:t xml:space="preserve">),</w:t>
+      </w:r>
+      <w:r>
+        <w:t xml:space="preserve"> </w:t>
+      </w:r>
+      <w:r>
+        <w:t xml:space="preserve">on the Pi and on the PC alike — so the bench's stand-in kernel maps</w:t>
+      </w:r>
+      <w:r>
+        <w:t xml:space="preserve"> </w:t>
+      </w:r>
+      <w:r>
+        <w:rPr>
+          <w:rStyle w:val="VerbatimChar"/>
+        </w:rPr>
+        <w:t xml:space="preserve">RAM:</w:t>
+      </w:r>
+      <w:r>
+        <w:t xml:space="preserve"> </w:t>
+      </w:r>
+      <w:r>
+        <w:t xml:space="preserve">for it too.</w:t>
+      </w:r>
+    </w:p>
+    <w:p>
+      <w:pPr>
+        <w:pStyle w:val="BodyText"/>
+      </w:pPr>
+      <w:r>
+        <w:rPr>
+          <w:b/>
+          <w:bCs/>
+        </w:rPr>
+        <w:t xml:space="preserve">On the PC bench</w:t>
+      </w:r>
+      <w:r>
+        <w:t xml:space="preserve"> </w:t>
+      </w:r>
+      <w:r>
+        <w:t xml:space="preserve">(</w:t>
+      </w:r>
+      <w:r>
+        <w:rPr>
+          <w:rStyle w:val="VerbatimChar"/>
+        </w:rPr>
+        <w:t xml:space="preserve">tools/tests/desktop_sim/fakekapi.cpp</w:t>
+      </w:r>
+      <w:r>
+        <w:t xml:space="preserve">):</w:t>
+      </w:r>
+      <w:r>
+        <w:t xml:space="preserve"> </w:t>
+      </w:r>
+      <w:r>
+        <w:rPr>
+          <w:rStyle w:val="VerbatimChar"/>
+        </w:rPr>
+        <w:t xml:space="preserve">RAM:</w:t>
+      </w:r>
+      <w:r>
+        <w:t xml:space="preserve"> </w:t>
+      </w:r>
+      <w:r>
+        <w:t xml:space="preserve">is the folder</w:t>
+      </w:r>
+      <w:r>
+        <w:t xml:space="preserve"> </w:t>
+      </w:r>
+      <w:r>
+        <w:rPr>
+          <w:rStyle w:val="VerbatimChar"/>
+          <w:b/>
+          <w:bCs/>
+        </w:rPr>
+        <w:t xml:space="preserve">SIM_RAM</w:t>
+      </w:r>
+      <w:r>
+        <w:t xml:space="preserve">;</w:t>
+      </w:r>
+      <w:r>
+        <w:t xml:space="preserve"> </w:t>
+      </w:r>
+      <w:r>
+        <w:t xml:space="preserve">unset, a fresh temporary folder per run (deleted at its end: each run a boot of its own). The</w:t>
+      </w:r>
+      <w:r>
+        <w:t xml:space="preserve"> </w:t>
+      </w:r>
+      <w:r>
+        <w:t xml:space="preserve">stand-in now removes and renames files on</w:t>
+      </w:r>
+      <w:r>
+        <w:t xml:space="preserve"> </w:t>
+      </w:r>
+      <w:r>
+        <w:rPr>
+          <w:rStyle w:val="VerbatimChar"/>
+        </w:rPr>
+        <w:t xml:space="preserve">RAM:</w:t>
+      </w:r>
+      <w:r>
+        <w:t xml:space="preserve"> </w:t>
+      </w:r>
+      <w:r>
+        <w:t xml:space="preserve">(the card stays read-only) and answers</w:t>
+      </w:r>
+      <w:r>
+        <w:t xml:space="preserve"> </w:t>
+      </w:r>
+      <w:r>
+        <w:rPr>
+          <w:rStyle w:val="VerbatimChar"/>
+        </w:rPr>
+        <w:t xml:space="preserve">vol_info</w:t>
+      </w:r>
+      <w:r>
+        <w:t xml:space="preserve"> </w:t>
+      </w:r>
+      <w:r>
+        <w:t xml:space="preserve">(</w:t>
+      </w:r>
+      <w:r>
+        <w:rPr>
+          <w:rStyle w:val="VerbatimChar"/>
+        </w:rPr>
+        <w:t xml:space="preserve">RAM:</w:t>
+      </w:r>
+      <w:r>
+        <w:t xml:space="preserve">: 128 MB). In</w:t>
+      </w:r>
+      <w:r>
+        <w:t xml:space="preserve"> </w:t>
+      </w:r>
+      <w:r>
+        <w:rPr>
+          <w:rStyle w:val="VerbatimChar"/>
+        </w:rPr>
+        <w:t xml:space="preserve">cache_on_card:1</w:t>
+      </w:r>
+      <w:r>
+        <w:t xml:space="preserve"> </w:t>
+      </w:r>
+      <w:r>
+        <w:t xml:space="preserve">mode, and for the code cache always, the files</w:t>
+      </w:r>
+      <w:r>
+        <w:t xml:space="preserve"> </w:t>
+      </w:r>
+      <w:r>
+        <w:t xml:space="preserve">now go through the stand-in (</w:t>
+      </w:r>
+      <w:r>
+        <w:rPr>
+          <w:rStyle w:val="VerbatimChar"/>
+        </w:rPr>
+        <w:t xml:space="preserve">SIM_WRITES/&lt;the data folder&gt;</w:t>
+      </w:r>
+      <w:r>
+        <w:t xml:space="preserve">) instead of the bench's real</w:t>
+      </w:r>
+      <w:r>
+        <w:t xml:space="preserve"> </w:t>
+      </w:r>
+      <w:r>
+        <w:rPr>
+          <w:rStyle w:val="VerbatimChar"/>
+        </w:rPr>
+        <w:t xml:space="preserve">$(OUT)/data/jscache</w:t>
+      </w:r>
+      <w:r>
+        <w:t xml:space="preserve"> </w:t>
+      </w:r>
+      <w:r>
+        <w:t xml:space="preserve">— so a run no longer inherits an earlier run's code cache.</w:t>
+      </w:r>
+    </w:p>
+    <w:p>
+      <w:pPr>
+        <w:pStyle w:val="BodyText"/>
+      </w:pPr>
+      <w:r>
+        <w:rPr>
+          <w:b/>
+          <w:bCs/>
+        </w:rPr>
+        <w:t xml:space="preserve">Tests</w:t>
+      </w:r>
+      <w:r>
+        <w:t xml:space="preserve"> </w:t>
+      </w:r>
+      <w:r>
+        <w:t xml:space="preserve">(</w:t>
+      </w:r>
+      <w:r>
+        <w:rPr>
+          <w:rStyle w:val="VerbatimChar"/>
+        </w:rPr>
+        <w:t xml:space="preserve">tools/tests/netsurf/httptest.sh</w:t>
+      </w:r>
+      <w:r>
+        <w:t xml:space="preserve">): its two "launched again" disk-cache checks failed</w:t>
+      </w:r>
+      <w:r>
+        <w:t xml:space="preserve"> </w:t>
+      </w:r>
+      <w:r>
+        <w:t xml:space="preserve">since §32 (an object was stored only when seen in an earlier launch, so the second launch could not</w:t>
+      </w:r>
+      <w:r>
+        <w:t xml:space="preserve"> </w:t>
+      </w:r>
+      <w:r>
+        <w:t xml:space="preserve">find it). They now run as Onyx does by default: the two launches share one</w:t>
+      </w:r>
+      <w:r>
+        <w:t xml:space="preserve"> </w:t>
+      </w:r>
+      <w:r>
+        <w:rPr>
+          <w:rStyle w:val="VerbatimChar"/>
+        </w:rPr>
+        <w:t xml:space="preserve">SIM_RAM</w:t>
+      </w:r>
+      <w:r>
+        <w:t xml:space="preserve"> </w:t>
+      </w:r>
+      <w:r>
+        <w:t xml:space="preserve">(one boot), the</w:t>
+      </w:r>
+      <w:r>
+        <w:t xml:space="preserve"> </w:t>
+      </w:r>
+      <w:r>
+        <w:t xml:space="preserve">second finds the images in</w:t>
+      </w:r>
+      <w:r>
+        <w:t xml:space="preserve"> </w:t>
+      </w:r>
+      <w:r>
+        <w:rPr>
+          <w:rStyle w:val="VerbatimChar"/>
+        </w:rPr>
+        <w:t xml:space="preserve">RAM:</w:t>
+      </w:r>
+      <w:r>
+        <w:t xml:space="preserve"> </w:t>
+      </w:r>
+      <w:r>
+        <w:t xml:space="preserve">(no request) and revalidates the style sheet (a 304); the disk</w:t>
+      </w:r>
+      <w:r>
+        <w:t xml:space="preserve"> </w:t>
+      </w:r>
+      <w:r>
+        <w:t xml:space="preserve">cache and the code cache are in</w:t>
+      </w:r>
+      <w:r>
+        <w:t xml:space="preserve"> </w:t>
+      </w:r>
+      <w:r>
+        <w:rPr>
+          <w:rStyle w:val="VerbatimChar"/>
+        </w:rPr>
+        <w:t xml:space="preserve">SIM_RAM</w:t>
+      </w:r>
+      <w:r>
+        <w:t xml:space="preserve">, nothing in the card's folder; a launch with a new</w:t>
+      </w:r>
+      <w:r>
+        <w:t xml:space="preserve"> </w:t>
+      </w:r>
+      <w:r>
+        <w:rPr>
+          <w:rStyle w:val="VerbatimChar"/>
+        </w:rPr>
+        <w:t xml:space="preserve">SIM_RAM</w:t>
+      </w:r>
+      <w:r>
+        <w:t xml:space="preserve"> </w:t>
+      </w:r>
+      <w:r>
+        <w:t xml:space="preserve">(a restart) asks for the images again. Then</w:t>
+      </w:r>
+      <w:r>
+        <w:t xml:space="preserve"> </w:t>
+      </w:r>
+      <w:r>
+        <w:rPr>
+          <w:rStyle w:val="VerbatimChar"/>
+        </w:rPr>
+        <w:t xml:space="preserve">cache_on_card:1</w:t>
+      </w:r>
+      <w:r>
+        <w:t xml:space="preserve"> </w:t>
+      </w:r>
+      <w:r>
+        <w:t xml:space="preserve">(appended to the bench's</w:t>
+      </w:r>
+      <w:r>
+        <w:t xml:space="preserve"> </w:t>
+      </w:r>
+      <w:r>
+        <w:t xml:space="preserve">Choices): three launches — the first sees, the second stores (still asks for the images), the third</w:t>
+      </w:r>
+      <w:r>
+        <w:t xml:space="preserve"> </w:t>
+      </w:r>
+      <w:r>
+        <w:t xml:space="preserve">reads the images from the card (no request) and revalidates the style sheet, drawn the same; the</w:t>
+      </w:r>
+      <w:r>
+        <w:t xml:space="preserve"> </w:t>
+      </w:r>
+      <w:r>
+        <w:t xml:space="preserve">1.9 MB image is asked for each time (over the card's 512 KB cap;</w:t>
+      </w:r>
+      <w:r>
+        <w:t xml:space="preserve"> </w:t>
+      </w:r>
+      <w:r>
+        <w:rPr>
+          <w:rStyle w:val="VerbatimChar"/>
+        </w:rPr>
+        <w:t xml:space="preserve">RAM:</w:t>
+      </w:r>
+      <w:r>
+        <w:t xml:space="preserve">'s 2 MB keeps it). The kernel</w:t>
+      </w:r>
+      <w:r>
+        <w:t xml:space="preserve"> </w:t>
+      </w:r>
+      <w:r>
+        <w:t xml:space="preserve">side:</w:t>
+      </w:r>
+      <w:r>
+        <w:t xml:space="preserve"> </w:t>
+      </w:r>
+      <w:r>
+        <w:rPr>
+          <w:rStyle w:val="VerbatimChar"/>
+        </w:rPr>
+        <w:t xml:space="preserve">sh tools/tests/run_ramfs_test.sh</w:t>
+      </w:r>
+      <w:r>
+        <w:t xml:space="preserve"> </w:t>
+      </w:r>
+      <w:r>
+        <w:t xml:space="preserve">(docs/02 §16); on the Pi,</w:t>
+      </w:r>
+      <w:r>
+        <w:t xml:space="preserve"> </w:t>
+      </w:r>
+      <w:r>
+        <w:rPr>
+          <w:rStyle w:val="VerbatimChar"/>
+        </w:rPr>
+        <w:t xml:space="preserve">/bin/ramtest</w:t>
+      </w:r>
+      <w:r>
+        <w:t xml:space="preserve">.</w:t>
+      </w:r>
+    </w:p>
+    <w:p>
+      <w:pPr>
+        <w:pStyle w:val="BodyText"/>
+      </w:pPr>
+      <w:r>
+        <w:rPr>
+          <w:b/>
+          <w:bCs/>
+        </w:rPr>
+        <w:t xml:space="preserve">To try on the Pi</w:t>
+      </w:r>
+      <w:r>
+        <w:t xml:space="preserve">:</w:t>
+      </w:r>
+      <w:r>
+        <w:t xml:space="preserve"> </w:t>
+      </w:r>
+      <w:r>
+        <w:rPr>
+          <w:rStyle w:val="VerbatimChar"/>
+        </w:rPr>
+        <w:t xml:space="preserve">df</w:t>
+      </w:r>
+      <w:r>
+        <w:t xml:space="preserve"> </w:t>
+      </w:r>
+      <w:r>
+        <w:t xml:space="preserve">(the</w:t>
+      </w:r>
+      <w:r>
+        <w:t xml:space="preserve"> </w:t>
+      </w:r>
+      <w:r>
+        <w:rPr>
+          <w:rStyle w:val="VerbatimChar"/>
+        </w:rPr>
+        <w:t xml:space="preserve">RAM:</w:t>
+      </w:r>
+      <w:r>
+        <w:t xml:space="preserve"> </w:t>
+      </w:r>
+      <w:r>
+        <w:t xml:space="preserve">line); a site visited, Jet Browser closed and opened, the</w:t>
+      </w:r>
+      <w:r>
+        <w:t xml:space="preserve"> </w:t>
+      </w:r>
+      <w:r>
+        <w:t xml:space="preserve">site again (it loads from</w:t>
+      </w:r>
+      <w:r>
+        <w:t xml:space="preserve"> </w:t>
+      </w:r>
+      <w:r>
+        <w:rPr>
+          <w:rStyle w:val="VerbatimChar"/>
+        </w:rPr>
+        <w:t xml:space="preserve">RAM:</w:t>
+      </w:r>
+      <w:r>
+        <w:t xml:space="preserve">:</w:t>
+      </w:r>
+      <w:r>
+        <w:t xml:space="preserve"> </w:t>
+      </w:r>
+      <w:r>
+        <w:rPr>
+          <w:rStyle w:val="VerbatimChar"/>
+        </w:rPr>
+        <w:t xml:space="preserve">ls RAM:/jet/cache</w:t>
+      </w:r>
+      <w:r>
+        <w:t xml:space="preserve">,</w:t>
+      </w:r>
+      <w:r>
+        <w:t xml:space="preserve"> </w:t>
+      </w:r>
+      <w:r>
+        <w:rPr>
+          <w:rStyle w:val="VerbatimChar"/>
+        </w:rPr>
+        <w:t xml:space="preserve">NS_PERF</w:t>
+      </w:r>
+      <w:r>
+        <w:t xml:space="preserve">'s</w:t>
+      </w:r>
+      <w:r>
+        <w:t xml:space="preserve"> </w:t>
+      </w:r>
+      <w:r>
+        <w:rPr>
+          <w:rStyle w:val="VerbatimChar"/>
+        </w:rPr>
+        <w:t xml:space="preserve">cache:read</w:t>
+      </w:r>
+      <w:r>
+        <w:t xml:space="preserve"> </w:t>
+      </w:r>
+      <w:r>
+        <w:t xml:space="preserve">lines when</w:t>
+      </w:r>
+      <w:r>
+        <w:t xml:space="preserve"> </w:t>
+      </w:r>
+      <w:r>
+        <w:rPr>
+          <w:rStyle w:val="VerbatimChar"/>
+        </w:rPr>
+        <w:t xml:space="preserve">SD:/apps/jet.app/perf</w:t>
+      </w:r>
+      <w:r>
+        <w:t xml:space="preserve"> </w:t>
+      </w:r>
+      <w:r>
+        <w:t xml:space="preserve">exists); no</w:t>
+      </w:r>
+      <w:r>
+        <w:t xml:space="preserve"> </w:t>
+      </w:r>
+      <w:r>
+        <w:rPr>
+          <w:rStyle w:val="VerbatimChar"/>
+        </w:rPr>
+        <w:t xml:space="preserve">stall: jet:cache</w:t>
+      </w:r>
+      <w:r>
+        <w:t xml:space="preserve"> </w:t>
+      </w:r>
+      <w:r>
+        <w:t xml:space="preserve">line in</w:t>
+      </w:r>
+      <w:r>
+        <w:t xml:space="preserve"> </w:t>
+      </w:r>
+      <w:r>
+        <w:rPr>
+          <w:rStyle w:val="VerbatimChar"/>
+        </w:rPr>
+        <w:t xml:space="preserve">kmsg</w:t>
+      </w:r>
+      <w:r>
+        <w:t xml:space="preserve"> </w:t>
+      </w:r>
+      <w:r>
+        <w:t xml:space="preserve">while browsing; after a</w:t>
+      </w:r>
+      <w:r>
+        <w:t xml:space="preserve"> </w:t>
+      </w:r>
+      <w:r>
+        <w:t xml:space="preserve">restart</w:t>
+      </w:r>
+      <w:r>
+        <w:t xml:space="preserve"> </w:t>
+      </w:r>
+      <w:r>
+        <w:rPr>
+          <w:rStyle w:val="VerbatimChar"/>
+        </w:rPr>
+        <w:t xml:space="preserve">RAM:</w:t>
+      </w:r>
+      <w:r>
+        <w:t xml:space="preserve"> </w:t>
+      </w:r>
+      <w:r>
+        <w:t xml:space="preserve">is empty;</w:t>
+      </w:r>
+      <w:r>
+        <w:t xml:space="preserve"> </w:t>
+      </w:r>
+      <w:r>
+        <w:rPr>
+          <w:rStyle w:val="VerbatimChar"/>
+        </w:rPr>
+        <w:t xml:space="preserve">cache_on_card:1</w:t>
+      </w:r>
+      <w:r>
+        <w:t xml:space="preserve"> </w:t>
+      </w:r>
+      <w:r>
+        <w:t xml:space="preserve">in</w:t>
+      </w:r>
+      <w:r>
+        <w:t xml:space="preserve"> </w:t>
+      </w:r>
+      <w:r>
+        <w:rPr>
+          <w:rStyle w:val="VerbatimChar"/>
+        </w:rPr>
+        <w:t xml:space="preserve">SD:/res/Choices</w:t>
+      </w:r>
+      <w:r>
+        <w:t xml:space="preserve"> </w:t>
+      </w:r>
+      <w:r>
+        <w:t xml:space="preserve">brings the card's folders back.</w:t>
+      </w:r>
+    </w:p>
+    <w:bookmarkEnd w:id="68"/>
+    <w:bookmarkStart w:id="69" w:name="Xecefb7f917e1b4875544963f11a25c134e26d57"/>
+    <w:p>
+      <w:pPr>
+        <w:pStyle w:val="Heading2"/>
+      </w:pPr>
+      <w:r>
+        <w:t xml:space="preserve">34. Jet Browser for Windows (2026-10-01)</w:t>
+      </w:r>
+    </w:p>
+    <w:p>
+      <w:pPr>
+        <w:pStyle w:val="FirstParagraph"/>
+      </w:pPr>
+      <w:r>
+        <w:t xml:space="preserve">A</w:t>
+      </w:r>
+      <w:r>
+        <w:t xml:space="preserve"> </w:t>
+      </w:r>
+      <w:r>
+        <w:rPr>
+          <w:b/>
+          <w:bCs/>
+        </w:rPr>
+        <w:t xml:space="preserve">Windows x64 build</w:t>
+      </w:r>
+      <w:r>
+        <w:t xml:space="preserve"> </w:t>
+      </w:r>
+      <w:r>
+        <w:t xml:space="preserve">of Jet Browser, to try sites on a PC and compare what it does with the</w:t>
+      </w:r>
+      <w:r>
+        <w:t xml:space="preserve"> </w:t>
+      </w:r>
+      <w:r>
+        <w:t xml:space="preserve">Pi (css3test.com's run, a site's scripts, the timings):</w:t>
+      </w:r>
+      <w:r>
+        <w:t xml:space="preserve"> </w:t>
+      </w:r>
+      <w:r>
+        <w:rPr>
+          <w:rStyle w:val="VerbatimChar"/>
+        </w:rPr>
+        <w:t xml:space="preserve">pc/dist/Jet/Jet.exe</w:t>
+      </w:r>
+      <w:r>
+        <w:t xml:space="preserve"> </w:t>
+      </w:r>
+      <w:r>
+        <w:t xml:space="preserve">and what it reads</w:t>
+      </w:r>
+      <w:r>
+        <w:t xml:space="preserve"> </w:t>
+      </w:r>
+      <w:r>
+        <w:t xml:space="preserve">(</w:t>
+      </w:r>
+      <w:r>
+        <w:rPr>
+          <w:rStyle w:val="VerbatimChar"/>
+        </w:rPr>
+        <w:t xml:space="preserve">pc/dist/Jet.zip</w:t>
+      </w:r>
+      <w:r>
+        <w:t xml:space="preserve">: the folder, for a download). The same sources as the Pi's — the library stack,</w:t>
+      </w:r>
+      <w:r>
+        <w:t xml:space="preserve"> </w:t>
+      </w:r>
+      <w:r>
+        <w:t xml:space="preserve">NetSurf's core, the framebuffer frontend, the Onyx glue (</w:t>
+      </w:r>
+      <w:r>
+        <w:rPr>
+          <w:rStyle w:val="VerbatimChar"/>
+        </w:rPr>
+        <w:t xml:space="preserve">onyx_fetch.c</w:t>
+      </w:r>
+      <w:r>
+        <w:t xml:space="preserve">,</w:t>
+      </w:r>
+      <w:r>
+        <w:t xml:space="preserve"> </w:t>
+      </w:r>
+      <w:r>
+        <w:rPr>
+          <w:rStyle w:val="VerbatimChar"/>
+        </w:rPr>
+        <w:t xml:space="preserve">onyx_cache.c</w:t>
+      </w:r>
+      <w:r>
+        <w:t xml:space="preserve">,</w:t>
+      </w:r>
+      <w:r>
+        <w:t xml:space="preserve"> </w:t>
+      </w:r>
+      <w:r>
+        <w:rPr>
+          <w:rStyle w:val="VerbatimChar"/>
+        </w:rPr>
+        <w:t xml:space="preserve">onyx_ws.c</w:t>
+      </w:r>
+      <w:r>
+        <w:t xml:space="preserve">,</w:t>
+      </w:r>
+      <w:r>
+        <w:t xml:space="preserve"> </w:t>
+      </w:r>
+      <w:r>
+        <w:rPr>
+          <w:rStyle w:val="VerbatimChar"/>
+        </w:rPr>
+        <w:t xml:space="preserve">onyx_chrome.cpp</w:t>
+      </w:r>
+      <w:r>
+        <w:t xml:space="preserve">: the wtk toolbar, URL bar, menus), mbedTLS through</w:t>
+      </w:r>
+      <w:r>
+        <w:t xml:space="preserve"> </w:t>
+      </w:r>
+      <w:r>
+        <w:rPr>
+          <w:rStyle w:val="VerbatimChar"/>
+        </w:rPr>
+        <w:t xml:space="preserve">onyx_nstls.cpp</w:t>
+      </w:r>
+      <w:r>
+        <w:t xml:space="preserve"> </w:t>
+      </w:r>
+      <w:r>
+        <w:t xml:space="preserve">— over</w:t>
+      </w:r>
+      <w:r>
+        <w:t xml:space="preserve"> </w:t>
+      </w:r>
+      <w:r>
+        <w:rPr>
+          <w:rStyle w:val="VerbatimChar"/>
+          <w:b/>
+          <w:bCs/>
+        </w:rPr>
+        <w:t xml:space="preserve">pc/Jet/winkapi.cpp</w:t>
+      </w:r>
+      <w:r>
+        <w:t xml:space="preserve">, the Onyx kernel's table (</w:t>
+      </w:r>
+      <w:r>
+        <w:rPr>
+          <w:rStyle w:val="VerbatimChar"/>
+        </w:rPr>
+        <w:t xml:space="preserve">KAPI_TABLE_VA</w:t>
+      </w:r>
+      <w:r>
+        <w:t xml:space="preserve">) on Win32, grown from</w:t>
+      </w:r>
+      <w:r>
+        <w:t xml:space="preserve"> </w:t>
+      </w:r>
+      <w:r>
+        <w:t xml:space="preserve">Koton's (</w:t>
+      </w:r>
+      <w:r>
+        <w:rPr>
+          <w:rStyle w:val="VerbatimChar"/>
+        </w:rPr>
+        <w:t xml:space="preserve">pc/Koton/winkapi.cpp</w:t>
+      </w:r>
+      <w:r>
+        <w:t xml:space="preserve">). Built on Linux by</w:t>
+      </w:r>
+      <w:r>
+        <w:t xml:space="preserve"> </w:t>
+      </w:r>
+      <w:r>
+        <w:rPr>
+          <w:rStyle w:val="VerbatimChar"/>
+          <w:b/>
+          <w:bCs/>
+        </w:rPr>
+        <w:t xml:space="preserve">sh pc/Jet/build.sh</w:t>
+      </w:r>
+      <w:r>
+        <w:t xml:space="preserve"> </w:t>
+      </w:r>
+      <w:r>
+        <w:t xml:space="preserve">(</w:t>
+      </w:r>
+      <w:r>
+        <w:rPr>
+          <w:rStyle w:val="VerbatimChar"/>
+        </w:rPr>
+        <w:t xml:space="preserve">pc/build.sh</w:t>
+      </w:r>
+      <w:r>
+        <w:t xml:space="preserve"> </w:t>
+      </w:r>
+      <w:r>
+        <w:t xml:space="preserve">calls</w:t>
+      </w:r>
+      <w:r>
+        <w:t xml:space="preserve"> </w:t>
+      </w:r>
+      <w:r>
+        <w:t xml:space="preserve">it): MinGW-w64 (the posix-threads variant),</w:t>
+      </w:r>
+      <w:r>
+        <w:t xml:space="preserve"> </w:t>
+      </w:r>
+      <w:r>
+        <w:rPr>
+          <w:rStyle w:val="VerbatimChar"/>
+        </w:rPr>
+        <w:t xml:space="preserve">pc/Jet/jet.mk</w:t>
+      </w:r>
+      <w:r>
+        <w:t xml:space="preserve"> </w:t>
+      </w:r>
+      <w:r>
+        <w:t xml:space="preserve">compiling every library from its source</w:t>
+      </w:r>
+      <w:r>
+        <w:t xml:space="preserve"> </w:t>
+      </w:r>
+      <w:r>
+        <w:t xml:space="preserve">as</w:t>
+      </w:r>
+      <w:r>
+        <w:t xml:space="preserve"> </w:t>
+      </w:r>
+      <w:r>
+        <w:rPr>
+          <w:rStyle w:val="VerbatimChar"/>
+        </w:rPr>
+        <w:t xml:space="preserve">tools/tests/netsurf/host.mk</w:t>
+      </w:r>
+      <w:r>
+        <w:t xml:space="preserve"> </w:t>
+      </w:r>
+      <w:r>
+        <w:t xml:space="preserve">does, statically linked (</w:t>
+      </w:r>
+      <w:r>
+        <w:rPr>
+          <w:rStyle w:val="VerbatimChar"/>
+        </w:rPr>
+        <w:t xml:space="preserve">-static</w:t>
+      </w:r>
+      <w:r>
+        <w:t xml:space="preserve">; ~8 MB</w:t>
+      </w:r>
+      <w:r>
+        <w:t xml:space="preserve"> </w:t>
+      </w:r>
+      <w:r>
+        <w:rPr>
+          <w:rStyle w:val="VerbatimChar"/>
+        </w:rPr>
+        <w:t xml:space="preserve">Jet.exe</w:t>
+      </w:r>
+      <w:r>
+        <w:t xml:space="preserve">, the folder</w:t>
+      </w:r>
+      <w:r>
+        <w:t xml:space="preserve"> </w:t>
+      </w:r>
+      <w:r>
+        <w:t xml:space="preserve">~17 MB, the zip ~8 MB); the objects outside the repository (</w:t>
+      </w:r>
+      <w:r>
+        <w:rPr>
+          <w:rStyle w:val="VerbatimChar"/>
+        </w:rPr>
+        <w:t xml:space="preserve">JET_WIN_OUT</w:t>
+      </w:r>
+      <w:r>
+        <w:t xml:space="preserve">, default</w:t>
+      </w:r>
+      <w:r>
+        <w:t xml:space="preserve"> </w:t>
+      </w:r>
+      <w:r>
+        <w:rPr>
+          <w:rStyle w:val="VerbatimChar"/>
+        </w:rPr>
+        <w:t xml:space="preserve">/home/user/jetwin-build</w:t>
+      </w:r>
+      <w:r>
+        <w:t xml:space="preserve">). User guide:</w:t>
+      </w:r>
+      <w:r>
+        <w:t xml:space="preserve"> </w:t>
+      </w:r>
+      <w:r>
+        <w:rPr>
+          <w:rStyle w:val="VerbatimChar"/>
+        </w:rPr>
+        <w:t xml:space="preserve">pc/Jet/README.txt</w:t>
+      </w:r>
+      <w:r>
+        <w:t xml:space="preserve"> </w:t>
+      </w:r>
+      <w:r>
+        <w:t xml:space="preserve">(copied into the folder).</w:t>
+      </w:r>
+    </w:p>
+    <w:tbl>
+      <w:tblPr>
+        <w:tblStyle w:val="Table"/>
+        <w:tblW w:type="auto" w:w="0"/>
+        <w:tblLook w:firstRow="1" w:lastRow="0" w:firstColumn="0" w:lastColumn="0" w:noHBand="0" w:noVBand="0" w:val="0020"/>
+      </w:tblPr>
+      <w:tblGrid>
+        <w:gridCol w:w="2640"/>
+        <w:gridCol w:w="2640"/>
+        <w:gridCol w:w="2640"/>
+      </w:tblGrid>
+      <w:tr>
+        <w:trPr>
+          <w:tblHeader w:val="on"/>
+        </w:trPr>
+        <w:tc>
+          <w:tcPr/>
+          <w:p>
+            <w:pPr>
+              <w:pStyle w:val="Compact"/>
+            </w:pPr>
+          </w:p>
+        </w:tc>
+        <w:tc>
+          <w:tcPr/>
+          <w:p>
+            <w:pPr>
+              <w:pStyle w:val="Compact"/>
+            </w:pPr>
+            <w:r>
+              <w:t xml:space="preserve">On the Pi</w:t>
+            </w:r>
+          </w:p>
+        </w:tc>
+        <w:tc>
+          <w:tcPr/>
+          <w:p>
+            <w:pPr>
+              <w:pStyle w:val="Compact"/>
+            </w:pPr>
+            <w:r>
+              <w:t xml:space="preserve">On Windows</w:t>
+            </w:r>
+          </w:p>
+        </w:tc>
+      </w:tr>
+      <w:tr>
+        <w:tc>
+          <w:tcPr/>
+          <w:p>
+            <w:pPr>
+              <w:pStyle w:val="Compact"/>
+            </w:pPr>
+            <w:r>
+              <w:t xml:space="preserve">The C library</w:t>
+            </w:r>
+          </w:p>
+        </w:tc>
+        <w:tc>
+          <w:tcPr/>
+          <w:p>
+            <w:pPr>
+              <w:pStyle w:val="Compact"/>
+            </w:pPr>
+            <w:r>
+              <w:t xml:space="preserve">newlib +</w:t>
+            </w:r>
+            <w:r>
+              <w:t xml:space="preserve"> </w:t>
+            </w:r>
+            <w:r>
+              <w:rPr>
+                <w:rStyle w:val="VerbatimChar"/>
+              </w:rPr>
+              <w:t xml:space="preserve">crt0libc</w:t>
+            </w:r>
+            <w:r>
+              <w:t xml:space="preserve">,</w:t>
+            </w:r>
+            <w:r>
+              <w:t xml:space="preserve"> </w:t>
+            </w:r>
+            <w:r>
+              <w:rPr>
+                <w:rStyle w:val="VerbatimChar"/>
+              </w:rPr>
+              <w:t xml:space="preserve">compat/onyx_compat.c</w:t>
+            </w:r>
+          </w:p>
+        </w:tc>
+        <w:tc>
+          <w:tcPr/>
+          <w:p>
+            <w:pPr>
+              <w:pStyle w:val="Compact"/>
+            </w:pPr>
+            <w:r>
+              <w:t xml:space="preserve">MinGW's;</w:t>
+            </w:r>
+            <w:r>
+              <w:t xml:space="preserve"> </w:t>
+            </w:r>
+            <w:r>
+              <w:rPr>
+                <w:rStyle w:val="VerbatimChar"/>
+              </w:rPr>
+              <w:t xml:space="preserve">pc/Jet/compat</w:t>
+            </w:r>
+            <w:r>
+              <w:t xml:space="preserve">:</w:t>
+            </w:r>
+            <w:r>
+              <w:t xml:space="preserve"> </w:t>
+            </w:r>
+            <w:r>
+              <w:rPr>
+                <w:rStyle w:val="VerbatimChar"/>
+              </w:rPr>
+              <w:t xml:space="preserve">regex.h</w:t>
+            </w:r>
+            <w:r>
+              <w:t xml:space="preserve">,</w:t>
+            </w:r>
+            <w:r>
+              <w:t xml:space="preserve"> </w:t>
+            </w:r>
+            <w:r>
+              <w:rPr>
+                <w:rStyle w:val="VerbatimChar"/>
+              </w:rPr>
+              <w:t xml:space="preserve">iconv.h</w:t>
+            </w:r>
+            <w:r>
+              <w:t xml:space="preserve"> </w:t>
+            </w:r>
+            <w:r>
+              <w:t xml:space="preserve">(the Pi's stubs: no regex, an iconv passthrough)</w:t>
+            </w:r>
+          </w:p>
+        </w:tc>
+      </w:tr>
+      <w:tr>
+        <w:tc>
+          <w:tcPr/>
+          <w:p>
+            <w:pPr>
+              <w:pStyle w:val="Compact"/>
+            </w:pPr>
+            <w:r>
+              <w:t xml:space="preserve">Files</w:t>
+            </w:r>
+          </w:p>
+        </w:tc>
+        <w:tc>
+          <w:tcPr/>
+          <w:p>
+            <w:pPr>
+              <w:pStyle w:val="Compact"/>
+            </w:pPr>
+            <w:r>
+              <w:rPr>
+                <w:rStyle w:val="VerbatimChar"/>
+              </w:rPr>
+              <w:t xml:space="preserve">/res/...</w:t>
+            </w:r>
+            <w:r>
+              <w:t xml:space="preserve">,</w:t>
+            </w:r>
+            <w:r>
+              <w:t xml:space="preserve"> </w:t>
+            </w:r>
+            <w:r>
+              <w:rPr>
+                <w:rStyle w:val="VerbatimChar"/>
+              </w:rPr>
+              <w:t xml:space="preserve">/apps/jet.app/...</w:t>
+            </w:r>
+            <w:r>
+              <w:t xml:space="preserve">,</w:t>
+            </w:r>
+            <w:r>
+              <w:t xml:space="preserve"> </w:t>
+            </w:r>
+            <w:r>
+              <w:rPr>
+                <w:rStyle w:val="VerbatimChar"/>
+              </w:rPr>
+              <w:t xml:space="preserve">RAM:/...</w:t>
+            </w:r>
+            <w:r>
+              <w:t xml:space="preserve"> </w:t>
+            </w:r>
+            <w:r>
+              <w:t xml:space="preserve">through newlib to the kapi</w:t>
+            </w:r>
+          </w:p>
+        </w:tc>
+        <w:tc>
+          <w:tcPr/>
+          <w:p>
+            <w:pPr>
+              <w:pStyle w:val="Compact"/>
+            </w:pPr>
+            <w:r>
+              <w:t xml:space="preserve">the same paths:</w:t>
+            </w:r>
+            <w:r>
+              <w:t xml:space="preserve"> </w:t>
+            </w:r>
+            <w:r>
+              <w:rPr>
+                <w:rStyle w:val="VerbatimChar"/>
+              </w:rPr>
+              <w:t xml:space="preserve">fopen</w:t>
+            </w:r>
+            <w:r>
+              <w:t xml:space="preserve">,</w:t>
+            </w:r>
+            <w:r>
+              <w:t xml:space="preserve"> </w:t>
+            </w:r>
+            <w:r>
+              <w:rPr>
+                <w:rStyle w:val="VerbatimChar"/>
+              </w:rPr>
+              <w:t xml:space="preserve">open</w:t>
+            </w:r>
+            <w:r>
+              <w:t xml:space="preserve">,</w:t>
+            </w:r>
+            <w:r>
+              <w:t xml:space="preserve"> </w:t>
+            </w:r>
+            <w:r>
+              <w:rPr>
+                <w:rStyle w:val="VerbatimChar"/>
+              </w:rPr>
+              <w:t xml:space="preserve">stat</w:t>
+            </w:r>
+            <w:r>
+              <w:t xml:space="preserve">,</w:t>
+            </w:r>
+            <w:r>
+              <w:t xml:space="preserve"> </w:t>
+            </w:r>
+            <w:r>
+              <w:rPr>
+                <w:rStyle w:val="VerbatimChar"/>
+              </w:rPr>
+              <w:t xml:space="preserve">access</w:t>
+            </w:r>
+            <w:r>
+              <w:t xml:space="preserve">,</w:t>
+            </w:r>
+            <w:r>
+              <w:t xml:space="preserve"> </w:t>
+            </w:r>
+            <w:r>
+              <w:rPr>
+                <w:rStyle w:val="VerbatimChar"/>
+              </w:rPr>
+              <w:t xml:space="preserve">mkdir</w:t>
+            </w:r>
+            <w:r>
+              <w:t xml:space="preserve">,</w:t>
+            </w:r>
+            <w:r>
+              <w:t xml:space="preserve"> </w:t>
+            </w:r>
+            <w:r>
+              <w:rPr>
+                <w:rStyle w:val="VerbatimChar"/>
+              </w:rPr>
+              <w:t xml:space="preserve">rmdir</w:t>
+            </w:r>
+            <w:r>
+              <w:t xml:space="preserve">,</w:t>
+            </w:r>
+            <w:r>
+              <w:t xml:space="preserve"> </w:t>
+            </w:r>
+            <w:r>
+              <w:rPr>
+                <w:rStyle w:val="VerbatimChar"/>
+              </w:rPr>
+              <w:t xml:space="preserve">unlink</w:t>
+            </w:r>
+            <w:r>
+              <w:t xml:space="preserve">,</w:t>
+            </w:r>
+            <w:r>
+              <w:t xml:space="preserve"> </w:t>
+            </w:r>
+            <w:r>
+              <w:rPr>
+                <w:rStyle w:val="VerbatimChar"/>
+              </w:rPr>
+              <w:t xml:space="preserve">remove</w:t>
+            </w:r>
+            <w:r>
+              <w:t xml:space="preserve">,</w:t>
+            </w:r>
+            <w:r>
+              <w:t xml:space="preserve"> </w:t>
+            </w:r>
+            <w:r>
+              <w:rPr>
+                <w:rStyle w:val="VerbatimChar"/>
+              </w:rPr>
+              <w:t xml:space="preserve">rename</w:t>
+            </w:r>
+            <w:r>
+              <w:t xml:space="preserve">,</w:t>
+            </w:r>
+            <w:r>
+              <w:t xml:space="preserve"> </w:t>
+            </w:r>
+            <w:r>
+              <w:rPr>
+                <w:rStyle w:val="VerbatimChar"/>
+              </w:rPr>
+              <w:t xml:space="preserve">opendir</w:t>
+            </w:r>
+            <w:r>
+              <w:t xml:space="preserve"> </w:t>
+            </w:r>
+            <w:r>
+              <w:t xml:space="preserve">/</w:t>
+            </w:r>
+            <w:r>
+              <w:t xml:space="preserve"> </w:t>
+            </w:r>
+            <w:r>
+              <w:rPr>
+                <w:rStyle w:val="VerbatimChar"/>
+              </w:rPr>
+              <w:t xml:space="preserve">readdir</w:t>
+            </w:r>
+            <w:r>
+              <w:t xml:space="preserve"> </w:t>
+            </w:r>
+            <w:r>
+              <w:t xml:space="preserve">/</w:t>
+            </w:r>
+            <w:r>
+              <w:t xml:space="preserve"> </w:t>
+            </w:r>
+            <w:r>
+              <w:rPr>
+                <w:rStyle w:val="VerbatimChar"/>
+              </w:rPr>
+              <w:t xml:space="preserve">closedir</w:t>
+            </w:r>
+            <w:r>
+              <w:t xml:space="preserve"> </w:t>
+            </w:r>
+            <w:r>
+              <w:t xml:space="preserve">are</w:t>
+            </w:r>
+            <w:r>
+              <w:t xml:space="preserve"> </w:t>
+            </w:r>
+            <w:r>
+              <w:rPr>
+                <w:b/>
+                <w:bCs/>
+              </w:rPr>
+              <w:t xml:space="preserve">wrapped at the link</w:t>
+            </w:r>
+            <w:r>
+              <w:t xml:space="preserve"> </w:t>
+            </w:r>
+            <w:r>
+              <w:t xml:space="preserve">(</w:t>
+            </w:r>
+            <w:r>
+              <w:rPr>
+                <w:rStyle w:val="VerbatimChar"/>
+              </w:rPr>
+              <w:t xml:space="preserve">-Wl,--wrap=</w:t>
+            </w:r>
+            <w:r>
+              <w:t xml:space="preserve">,</w:t>
+            </w:r>
+            <w:r>
+              <w:t xml:space="preserve"> </w:t>
+            </w:r>
+            <w:r>
+              <w:rPr>
+                <w:rStyle w:val="VerbatimChar"/>
+              </w:rPr>
+              <w:t xml:space="preserve">jet.mk</w:t>
+            </w:r>
+            <w:r>
+              <w:t xml:space="preserve">'s</w:t>
+            </w:r>
+            <w:r>
+              <w:t xml:space="preserve"> </w:t>
+            </w:r>
+            <w:r>
+              <w:rPr>
+                <w:rStyle w:val="VerbatimChar"/>
+              </w:rPr>
+              <w:t xml:space="preserve">WRAP</w:t>
+            </w:r>
+            <w:r>
+              <w:t xml:space="preserve">):</w:t>
+            </w:r>
+            <w:r>
+              <w:t xml:space="preserve"> </w:t>
+            </w:r>
+            <w:r>
+              <w:rPr>
+                <w:rStyle w:val="VerbatimChar"/>
+              </w:rPr>
+              <w:t xml:space="preserve">__wrap_*</w:t>
+            </w:r>
+            <w:r>
+              <w:t xml:space="preserve"> </w:t>
+            </w:r>
+            <w:r>
+              <w:t xml:space="preserve">in</w:t>
+            </w:r>
+            <w:r>
+              <w:t xml:space="preserve"> </w:t>
+            </w:r>
+            <w:r>
+              <w:rPr>
+                <w:rStyle w:val="VerbatimChar"/>
+              </w:rPr>
+              <w:t xml:space="preserve">winkapi.cpp</w:t>
+            </w:r>
+            <w:r>
+              <w:t xml:space="preserve"> </w:t>
+            </w:r>
+            <w:r>
+              <w:t xml:space="preserve">map</w:t>
+            </w:r>
+            <w:r>
+              <w:t xml:space="preserve"> </w:t>
+            </w:r>
+            <w:r>
+              <w:rPr>
+                <w:rStyle w:val="VerbatimChar"/>
+              </w:rPr>
+              <w:t xml:space="preserve">/x</w:t>
+            </w:r>
+            <w:r>
+              <w:t xml:space="preserve"> </w:t>
+            </w:r>
+            <w:r>
+              <w:t xml:space="preserve">and</w:t>
+            </w:r>
+            <w:r>
+              <w:t xml:space="preserve"> </w:t>
+            </w:r>
+            <w:r>
+              <w:rPr>
+                <w:rStyle w:val="VerbatimChar"/>
+              </w:rPr>
+              <w:t xml:space="preserve">SD:/x</w:t>
+            </w:r>
+            <w:r>
+              <w:t xml:space="preserve"> </w:t>
+            </w:r>
+            <w:r>
+              <w:t xml:space="preserve">to the exe's folder,</w:t>
+            </w:r>
+            <w:r>
+              <w:t xml:space="preserve"> </w:t>
+            </w:r>
+            <w:r>
+              <w:rPr>
+                <w:rStyle w:val="VerbatimChar"/>
+              </w:rPr>
+              <w:t xml:space="preserve">RAM:/x</w:t>
+            </w:r>
+            <w:r>
+              <w:t xml:space="preserve"> </w:t>
+            </w:r>
+            <w:r>
+              <w:t xml:space="preserve">to</w:t>
+            </w:r>
+            <w:r>
+              <w:t xml:space="preserve"> </w:t>
+            </w:r>
+            <w:r>
+              <w:rPr>
+                <w:rStyle w:val="VerbatimChar"/>
+              </w:rPr>
+              <w:t xml:space="preserve">data\ram\x</w:t>
+            </w:r>
+            <w:r>
+              <w:t xml:space="preserve">,</w:t>
+            </w:r>
+            <w:r>
+              <w:t xml:space="preserve"> </w:t>
+            </w:r>
+            <w:r>
+              <w:rPr>
+                <w:rStyle w:val="VerbatimChar"/>
+              </w:rPr>
+              <w:t xml:space="preserve">C:/x</w:t>
+            </w:r>
+            <w:r>
+              <w:t xml:space="preserve"> </w:t>
+            </w:r>
+            <w:r>
+              <w:t xml:space="preserve">and</w:t>
+            </w:r>
+            <w:r>
+              <w:t xml:space="preserve"> </w:t>
+            </w:r>
+            <w:r>
+              <w:rPr>
+                <w:rStyle w:val="VerbatimChar"/>
+              </w:rPr>
+              <w:t xml:space="preserve">/C:/x</w:t>
+            </w:r>
+            <w:r>
+              <w:t xml:space="preserve"> </w:t>
+            </w:r>
+            <w:r>
+              <w:t xml:space="preserve">(a</w:t>
+            </w:r>
+            <w:r>
+              <w:t xml:space="preserve"> </w:t>
+            </w:r>
+            <w:r>
+              <w:rPr>
+                <w:rStyle w:val="VerbatimChar"/>
+              </w:rPr>
+              <w:t xml:space="preserve">file:</w:t>
+            </w:r>
+            <w:r>
+              <w:t xml:space="preserve"> </w:t>
+            </w:r>
+            <w:r>
+              <w:t xml:space="preserve">URL's) to themselves, UTF-8 to the wide calls, always binary. The kapi's file calls the same</w:t>
+            </w:r>
+          </w:p>
+        </w:tc>
+      </w:tr>
+      <w:tr>
+        <w:tc>
+          <w:tcPr/>
+          <w:p>
+            <w:pPr>
+              <w:pStyle w:val="Compact"/>
+            </w:pPr>
+            <w:r>
+              <w:t xml:space="preserve">The data folder (</w:t>
+            </w:r>
+            <w:r>
+              <w:rPr>
+                <w:rStyle w:val="VerbatimChar"/>
+              </w:rPr>
+              <w:t xml:space="preserve">ONYX_NS_DATAPATH</w:t>
+            </w:r>
+            <w:r>
+              <w:t xml:space="preserve">)</w:t>
+            </w:r>
+          </w:p>
+        </w:tc>
+        <w:tc>
+          <w:tcPr/>
+          <w:p>
+            <w:pPr>
+              <w:pStyle w:val="Compact"/>
+            </w:pPr>
+            <w:r>
+              <w:rPr>
+                <w:rStyle w:val="VerbatimChar"/>
+              </w:rPr>
+              <w:t xml:space="preserve">SD:/apps/jet.app/</w:t>
+            </w:r>
+          </w:p>
+        </w:tc>
+        <w:tc>
+          <w:tcPr/>
+          <w:p>
+            <w:pPr>
+              <w:pStyle w:val="Compact"/>
+            </w:pPr>
+            <w:r>
+              <w:rPr>
+                <w:rStyle w:val="VerbatimChar"/>
+              </w:rPr>
+              <w:t xml:space="preserve">/data/</w:t>
+            </w:r>
+            <w:r>
+              <w:t xml:space="preserve"> </w:t>
+            </w:r>
+            <w:r>
+              <w:t xml:space="preserve">=</w:t>
+            </w:r>
+            <w:r>
+              <w:t xml:space="preserve"> </w:t>
+            </w:r>
+            <w:r>
+              <w:rPr>
+                <w:rStyle w:val="VerbatimChar"/>
+              </w:rPr>
+              <w:t xml:space="preserve">data\</w:t>
+            </w:r>
+            <w:r>
+              <w:t xml:space="preserve"> </w:t>
+            </w:r>
+            <w:r>
+              <w:t xml:space="preserve">(Cookies, History,</w:t>
+            </w:r>
+            <w:r>
+              <w:t xml:space="preserve"> </w:t>
+            </w:r>
+            <w:r>
+              <w:rPr>
+                <w:rStyle w:val="VerbatimChar"/>
+              </w:rPr>
+              <w:t xml:space="preserve">jet.ini</w:t>
+            </w:r>
+            <w:r>
+              <w:t xml:space="preserve">, TLSSessions...);</w:t>
+            </w:r>
+            <w:r>
+              <w:t xml:space="preserve"> </w:t>
+            </w:r>
+            <w:r>
+              <w:rPr>
+                <w:rStyle w:val="VerbatimChar"/>
+              </w:rPr>
+              <w:t xml:space="preserve">RAM:</w:t>
+            </w:r>
+            <w:r>
+              <w:t xml:space="preserve"> </w:t>
+            </w:r>
+            <w:r>
+              <w:t xml:space="preserve">(the caches) is</w:t>
+            </w:r>
+            <w:r>
+              <w:t xml:space="preserve"> </w:t>
+            </w:r>
+            <w:r>
+              <w:rPr>
+                <w:rStyle w:val="VerbatimChar"/>
+              </w:rPr>
+              <w:t xml:space="preserve">data\ram\</w:t>
+            </w:r>
+            <w:r>
+              <w:t xml:space="preserve">, kept across launches;</w:t>
+            </w:r>
+            <w:r>
+              <w:t xml:space="preserve"> </w:t>
+            </w:r>
+            <w:r>
+              <w:rPr>
+                <w:rStyle w:val="VerbatimChar"/>
+              </w:rPr>
+              <w:t xml:space="preserve">vol_info</w:t>
+            </w:r>
+            <w:r>
+              <w:t xml:space="preserve"> </w:t>
+            </w:r>
+            <w:r>
+              <w:t xml:space="preserve">says 1 GB</w:t>
+            </w:r>
+          </w:p>
+        </w:tc>
+      </w:tr>
+      <w:tr>
+        <w:tc>
+          <w:tcPr/>
+          <w:p>
+            <w:pPr>
+              <w:pStyle w:val="Compact"/>
+            </w:pPr>
+            <w:r>
+              <w:t xml:space="preserve">The window</w:t>
+            </w:r>
+          </w:p>
+        </w:tc>
+        <w:tc>
+          <w:tcPr/>
+          <w:p>
+            <w:pPr>
+              <w:pStyle w:val="Compact"/>
+            </w:pPr>
+            <w:r>
+              <w:t xml:space="preserve">a wtk</w:t>
+            </w:r>
+            <w:r>
+              <w:t xml:space="preserve"> </w:t>
+            </w:r>
+            <w:r>
+              <w:rPr>
+                <w:rStyle w:val="VerbatimChar"/>
+              </w:rPr>
+              <w:t xml:space="preserve">Root</w:t>
+            </w:r>
+            <w:r>
+              <w:t xml:space="preserve"> </w:t>
+            </w:r>
+            <w:r>
+              <w:t xml:space="preserve">with its frame</w:t>
+            </w:r>
+          </w:p>
+        </w:tc>
+        <w:tc>
+          <w:tcPr/>
+          <w:p>
+            <w:pPr>
+              <w:pStyle w:val="Compact"/>
+            </w:pPr>
+            <w:r>
+              <w:t xml:space="preserve">a Windows window, its client area the canvas (no Onyx frame); a resize is told as the frame's maximise button (</w:t>
+            </w:r>
+            <w:r>
+              <w:rPr>
+                <w:rStyle w:val="VerbatimChar"/>
+              </w:rPr>
+              <w:t xml:space="preserve">GUI_EVENT_WINCTL KAPI_FRAME_MAXIMISE</w:t>
+            </w:r>
+            <w:r>
+              <w:t xml:space="preserve">, twice once maximised: wtk's</w:t>
+            </w:r>
+            <w:r>
+              <w:t xml:space="preserve"> </w:t>
+            </w:r>
+            <w:r>
+              <w:rPr>
+                <w:rStyle w:val="VerbatimChar"/>
+              </w:rPr>
+              <w:t xml:space="preserve">Root::maximise</w:t>
+            </w:r>
+            <w:r>
+              <w:t xml:space="preserve"> </w:t>
+            </w:r>
+            <w:r>
+              <w:t xml:space="preserve">fills the work area = the client area); the menu bar a Windows menu; Alt released after Alt+Left / Alt+Right does not enter the menu bar's modal keyboard mode</w:t>
+            </w:r>
+          </w:p>
+        </w:tc>
+      </w:tr>
+      <w:tr>
+        <w:tc>
+          <w:tcPr/>
+          <w:p>
+            <w:pPr>
+              <w:pStyle w:val="Compact"/>
+            </w:pPr>
+            <w:r>
+              <w:t xml:space="preserve">Network</w:t>
+            </w:r>
+          </w:p>
+        </w:tc>
+        <w:tc>
+          <w:tcPr/>
+          <w:p>
+            <w:pPr>
+              <w:pStyle w:val="Compact"/>
+            </w:pPr>
+            <w:r>
+              <w:t xml:space="preserve">the kernel's TCP / DNS</w:t>
+            </w:r>
+          </w:p>
+        </w:tc>
+        <w:tc>
+          <w:tcPr/>
+          <w:p>
+            <w:pPr>
+              <w:pStyle w:val="Compact"/>
+            </w:pPr>
+            <w:r>
+              <w:t xml:space="preserve">Winsock (</w:t>
+            </w:r>
+            <w:r>
+              <w:rPr>
+                <w:rStyle w:val="VerbatimChar"/>
+              </w:rPr>
+              <w:t xml:space="preserve">tcp_*</w:t>
+            </w:r>
+            <w:r>
+              <w:t xml:space="preserve">,</w:t>
+            </w:r>
+            <w:r>
+              <w:t xml:space="preserve"> </w:t>
+            </w:r>
+            <w:r>
+              <w:rPr>
+                <w:rStyle w:val="VerbatimChar"/>
+              </w:rPr>
+              <w:t xml:space="preserve">net_resolve</w:t>
+            </w:r>
+            <w:r>
+              <w:t xml:space="preserve">: IPv4 first, as the Pi has no IPv6), a lock around the socket table</w:t>
+            </w:r>
+          </w:p>
+        </w:tc>
+      </w:tr>
+      <w:tr>
+        <w:tc>
+          <w:tcPr/>
+          <w:p>
+            <w:pPr>
+              <w:pStyle w:val="Compact"/>
+            </w:pPr>
+            <w:r>
+              <w:t xml:space="preserve">Threads</w:t>
+            </w:r>
+          </w:p>
+        </w:tc>
+        <w:tc>
+          <w:tcPr/>
+          <w:p>
+            <w:pPr>
+              <w:pStyle w:val="Compact"/>
+            </w:pPr>
+            <w:r>
+              <w:t xml:space="preserve">kernel v67 threads, mutexes, events, barriers,</w:t>
+            </w:r>
+            <w:r>
+              <w:t xml:space="preserve"> </w:t>
+            </w:r>
+            <w:r>
+              <w:rPr>
+                <w:rStyle w:val="VerbatimChar"/>
+              </w:rPr>
+              <w:t xml:space="preserve">wait_word</w:t>
+            </w:r>
+            <w:r>
+              <w:t xml:space="preserve">,</w:t>
+            </w:r>
+            <w:r>
+              <w:t xml:space="preserve"> </w:t>
+            </w:r>
+            <w:r>
+              <w:rPr>
+                <w:rStyle w:val="VerbatimChar"/>
+              </w:rPr>
+              <w:t xml:space="preserve">kapi_post</w:t>
+            </w:r>
+            <w:r>
+              <w:t xml:space="preserve"> </w:t>
+            </w:r>
+            <w:r>
+              <w:t xml:space="preserve">+</w:t>
+            </w:r>
+            <w:r>
+              <w:t xml:space="preserve"> </w:t>
+            </w:r>
+            <w:r>
+              <w:rPr>
+                <w:rStyle w:val="VerbatimChar"/>
+              </w:rPr>
+              <w:t xml:space="preserve">pump_wait</w:t>
+            </w:r>
+          </w:p>
+        </w:tc>
+        <w:tc>
+          <w:tcPr/>
+          <w:p>
+            <w:pPr>
+              <w:pStyle w:val="Compact"/>
+            </w:pPr>
+            <w:r>
+              <w:t xml:space="preserve">Win32 threads, objects,</w:t>
+            </w:r>
+            <w:r>
+              <w:t xml:space="preserve"> </w:t>
+            </w:r>
+            <w:r>
+              <w:rPr>
+                <w:rStyle w:val="VerbatimChar"/>
+              </w:rPr>
+              <w:t xml:space="preserve">WaitOnAddress</w:t>
+            </w:r>
+            <w:r>
+              <w:t xml:space="preserve">;</w:t>
+            </w:r>
+            <w:r>
+              <w:t xml:space="preserve"> </w:t>
+            </w:r>
+            <w:r>
+              <w:rPr>
+                <w:rStyle w:val="VerbatimChar"/>
+              </w:rPr>
+              <w:t xml:space="preserve">pump_wait</w:t>
+            </w:r>
+            <w:r>
+              <w:t xml:space="preserve"> </w:t>
+            </w:r>
+            <w:r>
+              <w:t xml:space="preserve">=</w:t>
+            </w:r>
+            <w:r>
+              <w:t xml:space="preserve"> </w:t>
+            </w:r>
+            <w:r>
+              <w:rPr>
+                <w:rStyle w:val="VerbatimChar"/>
+              </w:rPr>
+              <w:t xml:space="preserve">MsgWaitForMultipleObjectsEx</w:t>
+            </w:r>
+            <w:r>
+              <w:t xml:space="preserve">, a post wakes it (</w:t>
+            </w:r>
+            <w:r>
+              <w:rPr>
+                <w:rStyle w:val="VerbatimChar"/>
+              </w:rPr>
+              <w:t xml:space="preserve">PostMessage</w:t>
+            </w:r>
+            <w:r>
+              <w:t xml:space="preserve">)</w:t>
+            </w:r>
+          </w:p>
+        </w:tc>
+      </w:tr>
+      <w:tr>
+        <w:tc>
+          <w:tcPr/>
+          <w:p>
+            <w:pPr>
+              <w:pStyle w:val="Compact"/>
+            </w:pPr>
+            <w:r>
+              <w:t xml:space="preserve">TLS</w:t>
+            </w:r>
+          </w:p>
+        </w:tc>
+        <w:tc>
+          <w:tcPr/>
+          <w:p>
+            <w:pPr>
+              <w:pStyle w:val="Compact"/>
+            </w:pPr>
+            <w:r>
+              <w:t xml:space="preserve">mbedTLS,</w:t>
+            </w:r>
+            <w:r>
+              <w:t xml:space="preserve"> </w:t>
+            </w:r>
+            <w:r>
+              <w:rPr>
+                <w:rStyle w:val="VerbatimChar"/>
+              </w:rPr>
+              <w:t xml:space="preserve">SD:/res/ca-bundle</w:t>
+            </w:r>
+          </w:p>
+        </w:tc>
+        <w:tc>
+          <w:tcPr/>
+          <w:p>
+            <w:pPr>
+              <w:pStyle w:val="Compact"/>
+            </w:pPr>
+            <w:r>
+              <w:t xml:space="preserve">the same mbedTLS and the same bundle (</w:t>
+            </w:r>
+            <w:r>
+              <w:rPr>
+                <w:rStyle w:val="VerbatimChar"/>
+              </w:rPr>
+              <w:t xml:space="preserve">res\ca-bundle</w:t>
+            </w:r>
+            <w:r>
+              <w:t xml:space="preserve">, not Windows' store): a certificate the Pi refuses is refused; the PSA RNG from</w:t>
+            </w:r>
+            <w:r>
+              <w:t xml:space="preserve"> </w:t>
+            </w:r>
+            <w:r>
+              <w:rPr>
+                <w:rStyle w:val="VerbatimChar"/>
+              </w:rPr>
+              <w:t xml:space="preserve">BCryptGenRandom</w:t>
+            </w:r>
+          </w:p>
+        </w:tc>
+      </w:tr>
+      <w:tr>
+        <w:tc>
+          <w:tcPr/>
+          <w:p>
+            <w:pPr>
+              <w:pStyle w:val="Compact"/>
+            </w:pPr>
+            <w:r>
+              <w:t xml:space="preserve">JavaScript</w:t>
+            </w:r>
+          </w:p>
+        </w:tc>
+        <w:tc>
+          <w:tcPr/>
+          <w:p>
+            <w:pPr>
+              <w:pStyle w:val="Compact"/>
+            </w:pPr>
+            <w:r>
+              <w:t xml:space="preserve">QuickJS + the AArch64 JIT (</w:t>
+            </w:r>
+            <w:r>
+              <w:rPr>
+                <w:rStyle w:val="VerbatimChar"/>
+              </w:rPr>
+              <w:t xml:space="preserve">js_jit</w:t>
+            </w:r>
+            <w:r>
+              <w:t xml:space="preserve">)</w:t>
+            </w:r>
+          </w:p>
+        </w:tc>
+        <w:tc>
+          <w:tcPr/>
+          <w:p>
+            <w:pPr>
+              <w:pStyle w:val="Compact"/>
+            </w:pPr>
+            <w:r>
+              <w:t xml:space="preserve">QuickJS's interpreter (the JIT is AArch64's);</w:t>
+            </w:r>
+            <w:r>
+              <w:t xml:space="preserve"> </w:t>
+            </w:r>
+            <w:r>
+              <w:rPr>
+                <w:rStyle w:val="VerbatimChar"/>
+              </w:rPr>
+              <w:t xml:space="preserve">Date</w:t>
+            </w:r>
+            <w:r>
+              <w:t xml:space="preserve"> </w:t>
+            </w:r>
+            <w:r>
+              <w:t xml:space="preserve">in Windows' time zone (</w:t>
+            </w:r>
+            <w:r>
+              <w:rPr>
+                <w:rStyle w:val="VerbatimChar"/>
+              </w:rPr>
+              <w:t xml:space="preserve">quickjs.c</w:t>
+            </w:r>
+            <w:r>
+              <w:t xml:space="preserve"> </w:t>
+            </w:r>
+            <w:r>
+              <w:t xml:space="preserve">without</w:t>
+            </w:r>
+            <w:r>
+              <w:t xml:space="preserve"> </w:t>
+            </w:r>
+            <w:r>
+              <w:rPr>
+                <w:rStyle w:val="VerbatimChar"/>
+              </w:rPr>
+              <w:t xml:space="preserve">__ONYX__</w:t>
+            </w:r>
+            <w:r>
+              <w:t xml:space="preserve">)</w:t>
+            </w:r>
+          </w:p>
+        </w:tc>
+      </w:tr>
+      <w:tr>
+        <w:tc>
+          <w:tcPr/>
+          <w:p>
+            <w:pPr>
+              <w:pStyle w:val="Compact"/>
+            </w:pPr>
+            <w:r>
+              <w:t xml:space="preserve">Compositing</w:t>
+            </w:r>
+          </w:p>
+        </w:tc>
+        <w:tc>
+          <w:tcPr/>
+          <w:p>
+            <w:pPr>
+              <w:pStyle w:val="Compact"/>
+            </w:pPr>
+            <w:r>
+              <w:t xml:space="preserve">the GPU (V3D), else the CPU</w:t>
+            </w:r>
+          </w:p>
+        </w:tc>
+        <w:tc>
+          <w:tcPr/>
+          <w:p>
+            <w:pPr>
+              <w:pStyle w:val="Compact"/>
+            </w:pPr>
+            <w:r>
+              <w:rPr>
+                <w:rStyle w:val="VerbatimChar"/>
+              </w:rPr>
+              <w:t xml:space="preserve">gpu_info</w:t>
+            </w:r>
+            <w:r>
+              <w:t xml:space="preserve"> </w:t>
+            </w:r>
+            <w:r>
+              <w:t xml:space="preserve">answers 0: Choices'</w:t>
+            </w:r>
+            <w:r>
+              <w:t xml:space="preserve"> </w:t>
+            </w:r>
+            <w:r>
+              <w:rPr>
+                <w:rStyle w:val="VerbatimChar"/>
+              </w:rPr>
+              <w:t xml:space="preserve">gpu_compositing</w:t>
+            </w:r>
+            <w:r>
+              <w:t xml:space="preserve"> </w:t>
+            </w:r>
+            <w:r>
+              <w:t xml:space="preserve">takes the CPU path (</w:t>
+            </w:r>
+            <w:r>
+              <w:rPr>
+                <w:rStyle w:val="VerbatimChar"/>
+              </w:rPr>
+              <w:t xml:space="preserve">compositing on: CPU</w:t>
+            </w:r>
+            <w:r>
+              <w:t xml:space="preserve">)</w:t>
+            </w:r>
+          </w:p>
+        </w:tc>
+      </w:tr>
+      <w:tr>
+        <w:tc>
+          <w:tcPr/>
+          <w:p>
+            <w:pPr>
+              <w:pStyle w:val="Compact"/>
+            </w:pPr>
+            <w:r>
+              <w:t xml:space="preserve">The log</w:t>
+            </w:r>
+          </w:p>
+        </w:tc>
+        <w:tc>
+          <w:tcPr/>
+          <w:p>
+            <w:pPr>
+              <w:pStyle w:val="Compact"/>
+            </w:pPr>
+            <w:r>
+              <w:t xml:space="preserve">the kernel log (</w:t>
+            </w:r>
+            <w:r>
+              <w:rPr>
+                <w:rStyle w:val="VerbatimChar"/>
+              </w:rPr>
+              <w:t xml:space="preserve">kmsg</w:t>
+            </w:r>
+            <w:r>
+              <w:t xml:space="preserve">)</w:t>
+            </w:r>
+          </w:p>
+        </w:tc>
+        <w:tc>
+          <w:tcPr/>
+          <w:p>
+            <w:pPr>
+              <w:pStyle w:val="Compact"/>
+            </w:pPr>
+            <w:r>
+              <w:rPr>
+                <w:rStyle w:val="VerbatimChar"/>
+              </w:rPr>
+              <w:t xml:space="preserve">data\jet.log</w:t>
+            </w:r>
+            <w:r>
+              <w:t xml:space="preserve"> </w:t>
+            </w:r>
+            <w:r>
+              <w:t xml:space="preserve">(a new one each launch), or a console window (</w:t>
+            </w:r>
+            <w:r>
+              <w:rPr>
+                <w:rStyle w:val="VerbatimChar"/>
+              </w:rPr>
+              <w:t xml:space="preserve">--console</w:t>
+            </w:r>
+            <w:r>
+              <w:t xml:space="preserve">)</w:t>
+            </w:r>
+          </w:p>
+        </w:tc>
+      </w:tr>
+      <w:tr>
+        <w:tc>
+          <w:tcPr/>
+          <w:p>
+            <w:pPr>
+              <w:pStyle w:val="Compact"/>
+            </w:pPr>
+            <w:r>
+              <w:rPr>
+                <w:rStyle w:val="VerbatimChar"/>
+              </w:rPr>
+              <w:t xml:space="preserve">NS_PERF</w:t>
+            </w:r>
+            <w:r>
+              <w:t xml:space="preserve"> </w:t>
+            </w:r>
+            <w:r>
+              <w:t xml:space="preserve">/</w:t>
+            </w:r>
+            <w:r>
+              <w:t xml:space="preserve"> </w:t>
+            </w:r>
+            <w:r>
+              <w:rPr>
+                <w:rStyle w:val="VerbatimChar"/>
+              </w:rPr>
+              <w:t xml:space="preserve">NS_JSDEBUG</w:t>
+            </w:r>
+          </w:p>
+        </w:tc>
+        <w:tc>
+          <w:tcPr/>
+          <w:p>
+            <w:pPr>
+              <w:pStyle w:val="Compact"/>
+            </w:pPr>
+            <w:r>
+              <w:t xml:space="preserve">the files</w:t>
+            </w:r>
+            <w:r>
+              <w:t xml:space="preserve"> </w:t>
+            </w:r>
+            <w:r>
+              <w:rPr>
+                <w:rStyle w:val="VerbatimChar"/>
+              </w:rPr>
+              <w:t xml:space="preserve">perf</w:t>
+            </w:r>
+            <w:r>
+              <w:t xml:space="preserve"> </w:t>
+            </w:r>
+            <w:r>
+              <w:t xml:space="preserve">/</w:t>
+            </w:r>
+            <w:r>
+              <w:t xml:space="preserve"> </w:t>
+            </w:r>
+            <w:r>
+              <w:rPr>
+                <w:rStyle w:val="VerbatimChar"/>
+              </w:rPr>
+              <w:t xml:space="preserve">jsdebug</w:t>
+            </w:r>
+            <w:r>
+              <w:t xml:space="preserve"> </w:t>
+            </w:r>
+            <w:r>
+              <w:t xml:space="preserve">in</w:t>
+            </w:r>
+            <w:r>
+              <w:t xml:space="preserve"> </w:t>
+            </w:r>
+            <w:r>
+              <w:rPr>
+                <w:rStyle w:val="VerbatimChar"/>
+              </w:rPr>
+              <w:t xml:space="preserve">SD:/apps/jet.app/</w:t>
+            </w:r>
+          </w:p>
+        </w:tc>
+        <w:tc>
+          <w:tcPr/>
+          <w:p>
+            <w:pPr>
+              <w:pStyle w:val="Compact"/>
+            </w:pPr>
+            <w:r>
+              <w:rPr>
+                <w:rStyle w:val="VerbatimChar"/>
+              </w:rPr>
+              <w:t xml:space="preserve">--perf</w:t>
+            </w:r>
+            <w:r>
+              <w:t xml:space="preserve">,</w:t>
+            </w:r>
+            <w:r>
+              <w:t xml:space="preserve"> </w:t>
+            </w:r>
+            <w:r>
+              <w:rPr>
+                <w:rStyle w:val="VerbatimChar"/>
+              </w:rPr>
+              <w:t xml:space="preserve">--jsdebug</w:t>
+            </w:r>
+            <w:r>
+              <w:t xml:space="preserve">,</w:t>
+            </w:r>
+            <w:r>
+              <w:t xml:space="preserve"> </w:t>
+            </w:r>
+            <w:r>
+              <w:rPr>
+                <w:rStyle w:val="VerbatimChar"/>
+              </w:rPr>
+              <w:t xml:space="preserve">--netdebug</w:t>
+            </w:r>
+            <w:r>
+              <w:t xml:space="preserve"> </w:t>
+            </w:r>
+            <w:r>
+              <w:t xml:space="preserve">(</w:t>
+            </w:r>
+            <w:r>
+              <w:rPr>
+                <w:rStyle w:val="VerbatimChar"/>
+              </w:rPr>
+              <w:t xml:space="preserve">NS_NETDEBUG</w:t>
+            </w:r>
+            <w:r>
+              <w:t xml:space="preserve">), or an empty file</w:t>
+            </w:r>
+            <w:r>
+              <w:t xml:space="preserve"> </w:t>
+            </w:r>
+            <w:r>
+              <w:rPr>
+                <w:rStyle w:val="VerbatimChar"/>
+              </w:rPr>
+              <w:t xml:space="preserve">perf</w:t>
+            </w:r>
+            <w:r>
+              <w:t xml:space="preserve"> </w:t>
+            </w:r>
+            <w:r>
+              <w:t xml:space="preserve">/</w:t>
+            </w:r>
+            <w:r>
+              <w:t xml:space="preserve"> </w:t>
+            </w:r>
+            <w:r>
+              <w:rPr>
+                <w:rStyle w:val="VerbatimChar"/>
+              </w:rPr>
+              <w:t xml:space="preserve">jsdebug</w:t>
+            </w:r>
+            <w:r>
+              <w:t xml:space="preserve"> </w:t>
+            </w:r>
+            <w:r>
+              <w:t xml:space="preserve">/</w:t>
+            </w:r>
+            <w:r>
+              <w:t xml:space="preserve"> </w:t>
+            </w:r>
+            <w:r>
+              <w:rPr>
+                <w:rStyle w:val="VerbatimChar"/>
+              </w:rPr>
+              <w:t xml:space="preserve">netdebug</w:t>
+            </w:r>
+            <w:r>
+              <w:t xml:space="preserve"> </w:t>
+            </w:r>
+            <w:r>
+              <w:t xml:space="preserve">/</w:t>
+            </w:r>
+            <w:r>
+              <w:t xml:space="preserve"> </w:t>
+            </w:r>
+            <w:r>
+              <w:rPr>
+                <w:rStyle w:val="VerbatimChar"/>
+              </w:rPr>
+              <w:t xml:space="preserve">console</w:t>
+            </w:r>
+            <w:r>
+              <w:t xml:space="preserve"> </w:t>
+            </w:r>
+            <w:r>
+              <w:t xml:space="preserve">beside</w:t>
+            </w:r>
+            <w:r>
+              <w:t xml:space="preserve"> </w:t>
+            </w:r>
+            <w:r>
+              <w:rPr>
+                <w:rStyle w:val="VerbatimChar"/>
+              </w:rPr>
+              <w:t xml:space="preserve">Jet.exe</w:t>
+            </w:r>
+            <w:r>
+              <w:t xml:space="preserve"> </w:t>
+            </w:r>
+            <w:r>
+              <w:t xml:space="preserve">(or</w:t>
+            </w:r>
+            <w:r>
+              <w:t xml:space="preserve"> </w:t>
+            </w:r>
+            <w:r>
+              <w:rPr>
+                <w:rStyle w:val="VerbatimChar"/>
+              </w:rPr>
+              <w:t xml:space="preserve">perf</w:t>
+            </w:r>
+            <w:r>
+              <w:t xml:space="preserve"> </w:t>
+            </w:r>
+            <w:r>
+              <w:t xml:space="preserve">/</w:t>
+            </w:r>
+            <w:r>
+              <w:t xml:space="preserve"> </w:t>
+            </w:r>
+            <w:r>
+              <w:rPr>
+                <w:rStyle w:val="VerbatimChar"/>
+              </w:rPr>
+              <w:t xml:space="preserve">jsdebug</w:t>
+            </w:r>
+            <w:r>
+              <w:t xml:space="preserve"> </w:t>
+            </w:r>
+            <w:r>
+              <w:t xml:space="preserve">in</w:t>
+            </w:r>
+            <w:r>
+              <w:t xml:space="preserve"> </w:t>
+            </w:r>
+            <w:r>
+              <w:rPr>
+                <w:rStyle w:val="VerbatimChar"/>
+              </w:rPr>
+              <w:t xml:space="preserve">data\</w:t>
+            </w:r>
+            <w:r>
+              <w:t xml:space="preserve">); any</w:t>
+            </w:r>
+            <w:r>
+              <w:t xml:space="preserve"> </w:t>
+            </w:r>
+            <w:r>
+              <w:rPr>
+                <w:rStyle w:val="VerbatimChar"/>
+              </w:rPr>
+              <w:t xml:space="preserve">NS_xxx=value</w:t>
+            </w:r>
+            <w:r>
+              <w:t xml:space="preserve"> </w:t>
+            </w:r>
+            <w:r>
+              <w:t xml:space="preserve">argument</w:t>
+            </w:r>
+          </w:p>
+        </w:tc>
+      </w:tr>
+    </w:tbl>
+    <w:p>
+      <w:pPr>
+        <w:pStyle w:val="BodyText"/>
+      </w:pPr>
+      <w:r>
+        <w:rPr>
+          <w:b/>
+          <w:bCs/>
+        </w:rPr>
+        <w:t xml:space="preserve">The source changes</w:t>
+      </w:r>
+      <w:r>
+        <w:t xml:space="preserve"> </w:t>
+      </w:r>
+      <w:r>
+        <w:t xml:space="preserve">for it (none in the Pi's behaviour): the page's event value is</w:t>
+      </w:r>
+      <w:r>
+        <w:t xml:space="preserve"> </w:t>
+      </w:r>
+      <w:r>
+        <w:rPr>
+          <w:rStyle w:val="VerbatimChar"/>
+        </w:rPr>
+        <w:t xml:space="preserve">long long</w:t>
+      </w:r>
+      <w:r>
+        <w:t xml:space="preserve"> </w:t>
+      </w:r>
+      <w:r>
+        <w:t xml:space="preserve">in</w:t>
+      </w:r>
+      <w:r>
+        <w:t xml:space="preserve"> </w:t>
+      </w:r>
+      <w:r>
+        <w:rPr>
+          <w:rStyle w:val="VerbatimChar"/>
+        </w:rPr>
+        <w:t xml:space="preserve">onyx_chrome.h</w:t>
+      </w:r>
+      <w:r>
+        <w:t xml:space="preserve"> </w:t>
+      </w:r>
+      <w:r>
+        <w:t xml:space="preserve">(</w:t>
+      </w:r>
+      <w:r>
+        <w:rPr>
+          <w:rStyle w:val="VerbatimChar"/>
+        </w:rPr>
+        <w:t xml:space="preserve">onyx_chrome_handler</w:t>
+      </w:r>
+      <w:r>
+        <w:t xml:space="preserve">) and</w:t>
+      </w:r>
+      <w:r>
+        <w:t xml:space="preserve"> </w:t>
+      </w:r>
+      <w:r>
+        <w:rPr>
+          <w:rStyle w:val="VerbatimChar"/>
+        </w:rPr>
+        <w:t xml:space="preserve">user/nsfb/onyx_surface.c</w:t>
+      </w:r>
+      <w:r>
+        <w:t xml:space="preserve">,</w:t>
+      </w:r>
+      <w:r>
+        <w:t xml:space="preserve"> </w:t>
+      </w:r>
+      <w:r>
+        <w:rPr>
+          <w:rStyle w:val="VerbatimChar"/>
+        </w:rPr>
+        <w:t xml:space="preserve">gui_value</w:t>
+      </w:r>
+      <w:r>
+        <w:t xml:space="preserve"> </w:t>
+      </w:r>
+      <w:r>
+        <w:t xml:space="preserve">in</w:t>
+      </w:r>
+      <w:r>
+        <w:t xml:space="preserve"> </w:t>
+      </w:r>
+      <w:r>
+        <w:rPr>
+          <w:rStyle w:val="VerbatimChar"/>
+        </w:rPr>
+        <w:t xml:space="preserve">onyx_chrome.cpp</w:t>
+      </w:r>
+      <w:r>
+        <w:t xml:space="preserve">'s handlers (a pointer event packs its wheel and buttons above bit 32:</w:t>
+      </w:r>
+      <w:r>
+        <w:t xml:space="preserve"> </w:t>
+      </w:r>
+      <w:r>
+        <w:rPr>
+          <w:rStyle w:val="VerbatimChar"/>
+        </w:rPr>
+        <w:t xml:space="preserve">long</w:t>
+      </w:r>
+      <w:r>
+        <w:t xml:space="preserve"> </w:t>
+      </w:r>
+      <w:r>
+        <w:t xml:space="preserve">has</w:t>
+      </w:r>
+      <w:r>
+        <w:t xml:space="preserve"> </w:t>
+      </w:r>
+      <w:r>
+        <w:t xml:space="preserve">32 bits on Windows; the same 64 bits on the Pi). The rest is in the build (</w:t>
+      </w:r>
+      <w:r>
+        <w:rPr>
+          <w:rStyle w:val="VerbatimChar"/>
+        </w:rPr>
+        <w:t xml:space="preserve">jet.mk</w:t>
+      </w:r>
+      <w:r>
+        <w:t xml:space="preserve">): libcss in</w:t>
+      </w:r>
+      <w:r>
+        <w:t xml:space="preserve"> </w:t>
+      </w:r>
+      <w:r>
+        <w:rPr>
+          <w:rStyle w:val="VerbatimChar"/>
+        </w:rPr>
+        <w:t xml:space="preserve">-std=c99</w:t>
+      </w:r>
+      <w:r>
+        <w:t xml:space="preserve"> </w:t>
+      </w:r>
+      <w:r>
+        <w:t xml:space="preserve">(MinGW's</w:t>
+      </w:r>
+      <w:r>
+        <w:t xml:space="preserve"> </w:t>
+      </w:r>
+      <w:r>
+        <w:rPr>
+          <w:rStyle w:val="VerbatimChar"/>
+        </w:rPr>
+        <w:t xml:space="preserve">math.h</w:t>
+      </w:r>
+      <w:r>
+        <w:t xml:space="preserve"> </w:t>
+      </w:r>
+      <w:r>
+        <w:t xml:space="preserve">defines</w:t>
+      </w:r>
+      <w:r>
+        <w:t xml:space="preserve"> </w:t>
+      </w:r>
+      <w:r>
+        <w:rPr>
+          <w:rStyle w:val="VerbatimChar"/>
+        </w:rPr>
+        <w:t xml:space="preserve">OVERFLOW</w:t>
+      </w:r>
+      <w:r>
+        <w:t xml:space="preserve"> </w:t>
+      </w:r>
+      <w:r>
+        <w:t xml:space="preserve">otherwise), NetSurf's</w:t>
+      </w:r>
+      <w:r>
+        <w:t xml:space="preserve"> </w:t>
+      </w:r>
+      <w:r>
+        <w:rPr>
+          <w:rStyle w:val="VerbatimChar"/>
+        </w:rPr>
+        <w:t xml:space="preserve">inet_pton</w:t>
+      </w:r>
+      <w:r>
+        <w:t xml:space="preserve"> </w:t>
+      </w:r>
+      <w:r>
+        <w:t xml:space="preserve">renamed out of</w:t>
+      </w:r>
+      <w:r>
+        <w:t xml:space="preserve"> </w:t>
+      </w:r>
+      <w:r>
+        <w:t xml:space="preserve">ws2_32's way, wasm3's default</w:t>
+      </w:r>
+      <w:r>
+        <w:t xml:space="preserve"> </w:t>
+      </w:r>
+      <w:r>
+        <w:rPr>
+          <w:rStyle w:val="VerbatimChar"/>
+        </w:rPr>
+        <w:t xml:space="preserve">m3_Yield</w:t>
+      </w:r>
+      <w:r>
+        <w:t xml:space="preserve"> </w:t>
+      </w:r>
+      <w:r>
+        <w:t xml:space="preserve">renamed (its weak attribute is empty on Windows:</w:t>
+      </w:r>
+      <w:r>
+        <w:t xml:space="preserve"> </w:t>
+      </w:r>
+      <w:r>
+        <w:rPr>
+          <w:rStyle w:val="VerbatimChar"/>
+        </w:rPr>
+        <w:t xml:space="preserve">qjs_wasm.c</w:t>
+      </w:r>
+      <w:r>
+        <w:t xml:space="preserve">'s is the one),</w:t>
+      </w:r>
+      <w:r>
+        <w:t xml:space="preserve"> </w:t>
+      </w:r>
+      <w:r>
+        <w:rPr>
+          <w:rStyle w:val="VerbatimChar"/>
+        </w:rPr>
+        <w:t xml:space="preserve">-Wl,--stack,16777216</w:t>
+      </w:r>
+      <w:r>
+        <w:t xml:space="preserve"> </w:t>
+      </w:r>
+      <w:r>
+        <w:t xml:space="preserve">(QuickJS's 4 MB recursion limit on the main</w:t>
+      </w:r>
+      <w:r>
+        <w:t xml:space="preserve"> </w:t>
+      </w:r>
+      <w:r>
+        <w:t xml:space="preserve">thread: the Pi app's stack is 8 MB),</w:t>
+      </w:r>
+      <w:r>
+        <w:t xml:space="preserve"> </w:t>
+      </w:r>
+      <w:r>
+        <w:rPr>
+          <w:rStyle w:val="VerbatimChar"/>
+        </w:rPr>
+        <w:t xml:space="preserve">-D_POSIX_THREAD_SAFE_FUNCTIONS</w:t>
+      </w:r>
+      <w:r>
+        <w:t xml:space="preserve"> </w:t>
+      </w:r>
+      <w:r>
+        <w:t xml:space="preserve">(</w:t>
+      </w:r>
+      <w:r>
+        <w:rPr>
+          <w:rStyle w:val="VerbatimChar"/>
+        </w:rPr>
+        <w:t xml:space="preserve">gmtime_r</w:t>
+      </w:r>
+      <w:r>
+        <w:t xml:space="preserve">).</w:t>
+      </w:r>
+    </w:p>
+    <w:p>
+      <w:pPr>
+        <w:pStyle w:val="BodyText"/>
+      </w:pPr>
+      <w:r>
+        <w:rPr>
+          <w:b/>
+          <w:bCs/>
+        </w:rPr>
+        <w:t xml:space="preserve">Tested</w:t>
+      </w:r>
+      <w:r>
+        <w:t xml:space="preserve"> </w:t>
+      </w:r>
+      <w:r>
+        <w:t xml:space="preserve">(on Linux, under Wine 9 in a virtual X display,</w:t>
+      </w:r>
+      <w:r>
+        <w:t xml:space="preserve"> </w:t>
+      </w:r>
+      <w:r>
+        <w:rPr>
+          <w:rStyle w:val="VerbatimChar"/>
+        </w:rPr>
+        <w:t xml:space="preserve">xdotool</w:t>
+      </w:r>
+      <w:r>
+        <w:t xml:space="preserve"> </w:t>
+      </w:r>
+      <w:r>
+        <w:t xml:space="preserve">for the input): the welcome</w:t>
+      </w:r>
+      <w:r>
+        <w:t xml:space="preserve"> </w:t>
+      </w:r>
+      <w:r>
+        <w:t xml:space="preserve">page; a local file (</w:t>
+      </w:r>
+      <w:r>
+        <w:rPr>
+          <w:rStyle w:val="VerbatimChar"/>
+        </w:rPr>
+        <w:t xml:space="preserve">Jet.exe C:\test.html</w:t>
+      </w:r>
+      <w:r>
+        <w:t xml:space="preserve">: a script,</w:t>
+      </w:r>
+      <w:r>
+        <w:t xml:space="preserve"> </w:t>
+      </w:r>
+      <w:r>
+        <w:rPr>
+          <w:rStyle w:val="VerbatimChar"/>
+        </w:rPr>
+        <w:t xml:space="preserve">console.log</w:t>
+      </w:r>
+      <w:r>
+        <w:t xml:space="preserve"> </w:t>
+      </w:r>
+      <w:r>
+        <w:t xml:space="preserve">in the log,</w:t>
+      </w:r>
+      <w:r>
+        <w:t xml:space="preserve"> </w:t>
+      </w:r>
+      <w:r>
+        <w:rPr>
+          <w:rStyle w:val="VerbatimChar"/>
+        </w:rPr>
+        <w:t xml:space="preserve">fetch</w:t>
+      </w:r>
+      <w:r>
+        <w:t xml:space="preserve"> </w:t>
+      </w:r>
+      <w:r>
+        <w:t xml:space="preserve">of a file);</w:t>
+      </w:r>
+      <w:r>
+        <w:t xml:space="preserve"> </w:t>
+      </w:r>
+      <w:r>
+        <w:rPr>
+          <w:rStyle w:val="VerbatimChar"/>
+        </w:rPr>
+        <w:t xml:space="preserve">https://example.com/</w:t>
+      </w:r>
+      <w:r>
+        <w:t xml:space="preserve"> </w:t>
+      </w:r>
+      <w:r>
+        <w:t xml:space="preserve">(TLS 1.3, HTTP/2, brotli; the sandbox's re-signing proxy refused as a self-</w:t>
+      </w:r>
+      <w:r>
+        <w:t xml:space="preserve"> </w:t>
+      </w:r>
+      <w:r>
+        <w:t xml:space="preserve">signed chain, as it should, then accepted with its root appended to a test copy's bundle);</w:t>
+      </w:r>
+      <w:r>
+        <w:t xml:space="preserve"> </w:t>
+      </w:r>
+      <w:r>
+        <w:rPr>
+          <w:b/>
+          <w:bCs/>
+        </w:rPr>
+        <w:t xml:space="preserve">css3test.com: 83 %</w:t>
+      </w:r>
+      <w:r>
+        <w:t xml:space="preserve"> </w:t>
+      </w:r>
+      <w:r>
+        <w:t xml:space="preserve">(5263 of 6419), the window responsive after the run (the wheel scrolls,</w:t>
+      </w:r>
+      <w:r>
+        <w:t xml:space="preserve"> </w:t>
+      </w:r>
+      <w:r>
+        <w:t xml:space="preserve">~10–15 ms a frame), the process idle; the window shrunk and grown (the page laid out again), typing</w:t>
+      </w:r>
+      <w:r>
+        <w:t xml:space="preserve"> </w:t>
+      </w:r>
+      <w:r>
+        <w:t xml:space="preserve">an address, Alt+Left, Alt+F4 (a clean exit: History, Cookies, TLSSessions written). Not tried on a</w:t>
+      </w:r>
+      <w:r>
+        <w:t xml:space="preserve"> </w:t>
+      </w:r>
+      <w:r>
+        <w:t xml:space="preserve">real Windows machine.</w:t>
+      </w:r>
+    </w:p>
+    <w:bookmarkEnd w:id="69"/>
+    <w:bookmarkStart w:id="76" w:name="Xed05c2691e5b1386d2b42a1cb95e451197fb4d6"/>
+    <w:p>
+      <w:pPr>
+        <w:pStyle w:val="Heading2"/>
+      </w:pPr>
+      <w:r>
+        <w:t xml:space="preserve">35. The toolbar's padlock and the site's version (2026-10-01)</w:t>
+      </w:r>
+    </w:p>
+    <w:p>
+      <w:pPr>
+        <w:pStyle w:val="FirstParagraph"/>
+      </w:pPr>
+      <w:r>
+        <w:t xml:space="preserve">Two half pills joined to the address field, as in Chrome (</w:t>
+      </w:r>
+      <w:r>
+        <w:rPr>
+          <w:rStyle w:val="VerbatimChar"/>
+        </w:rPr>
+        <w:t xml:space="preserve">user/netsurf/onyx_chrome.cpp</w:t>
+      </w:r>
+      <w:r>
+        <w:t xml:space="preserve">):</w:t>
+      </w:r>
+    </w:p>
+    <w:p>
+      <w:pPr>
+        <w:pStyle w:val="BodyText"/>
+      </w:pPr>
+      <w:r>
+        <w:drawing>
+          <wp:inline>
+            <wp:extent cx="5334000" cy="2655979"/>
+            <wp:effectExtent b="0" l="0" r="0" t="0"/>
+            <wp:docPr descr="The toolbar: the padlock, the field, the pill" title="" id="71" name="Picture"/>
+            <a:graphic>
+              <a:graphicData uri="http://schemas.openxmlformats.org/drawingml/2006/picture">
+                <pic:pic>
+                  <pic:nvPicPr>
+                    <pic:cNvPr descr="../screenshots/jet.png" id="72" name="Picture"/>
+                    <pic:cNvPicPr>
+                      <a:picLocks noChangeArrowheads="1" noChangeAspect="1"/>
+                    </pic:cNvPicPr>
+                  </pic:nvPicPr>
+                  <pic:blipFill>
+                    <a:blip r:embed="rId70"/>
+                    <a:stretch>
+                      <a:fillRect/>
+                    </a:stretch>
+                  </pic:blipFill>
+                  <pic:spPr bwMode="auto">
+                    <a:xfrm>
+                      <a:off x="0" y="0"/>
+                      <a:ext cx="5334000" cy="2655979"/>
+                    </a:xfrm>
+                    <a:prstGeom prst="rect">
+                      <a:avLst/>
+                    </a:prstGeom>
+                    <a:noFill/>
+                    <a:ln w="9525">
+                      <a:noFill/>
+                      <a:headEnd/>
+                      <a:tailEnd/>
+                    </a:ln>
+                  </pic:spPr>
+                </pic:pic>
+              </a:graphicData>
+            </a:graphic>
+          </wp:inline>
+        </w:drawing>
+      </w:r>
+    </w:p>
+    <w:p>
+      <w:pPr>
+        <w:pStyle w:val="BodyText"/>
+      </w:pPr>
+      <w:r>
+        <w:rPr>
+          <w:b/>
+          <w:bCs/>
+        </w:rPr>
+        <w:t xml:space="preserve">The site's version: the pill, right of the field.</w:t>
+      </w:r>
+      <w:r>
+        <w:t xml:space="preserve"> </w:t>
+      </w:r>
+      <w:r>
+        <w:t xml:space="preserve">A blue half pill (flat against the field,</w:t>
+      </w:r>
+      <w:r>
+        <w:t xml:space="preserve"> </w:t>
+      </w:r>
+      <w:r>
+        <w:t xml:space="preserve">rounded at its right end:</w:t>
+      </w:r>
+      <w:r>
+        <w:t xml:space="preserve"> </w:t>
+      </w:r>
+      <w:r>
+        <w:rPr>
+          <w:rStyle w:val="VerbatimChar"/>
+        </w:rPr>
+        <w:t xml:space="preserve">wk_rbox</w:t>
+      </w:r>
+      <w:r>
+        <w:t xml:space="preserve"> </w:t>
+      </w:r>
+      <w:r>
+        <w:t xml:space="preserve">with</w:t>
+      </w:r>
+      <w:r>
+        <w:t xml:space="preserve"> </w:t>
+      </w:r>
+      <w:r>
+        <w:rPr>
+          <w:rStyle w:val="VerbatimChar"/>
+        </w:rPr>
+        <w:t xml:space="preserve">WK_TR | WK_BR</w:t>
+      </w:r>
+      <w:r>
+        <w:t xml:space="preserve">, the field drawn with its right end past</w:t>
+      </w:r>
+      <w:r>
+        <w:t xml:space="preserve"> </w:t>
+      </w:r>
+      <w:r>
+        <w:t xml:space="preserve">its canvas so the two read as one control) shows the version the page's site gets --</w:t>
+      </w:r>
+      <w:r>
+        <w:t xml:space="preserve"> </w:t>
+      </w:r>
+      <w:r>
+        <w:rPr>
+          <w:b/>
+          <w:bCs/>
+        </w:rPr>
+        <w:t xml:space="preserve">Standard</w:t>
+      </w:r>
+      <w:r>
+        <w:t xml:space="preserve"> </w:t>
+      </w:r>
+      <w:r>
+        <w:t xml:space="preserve">(the default User-Agent: NetSurf's own, or jet.ini's</w:t>
+      </w:r>
+      <w:r>
+        <w:t xml:space="preserve"> </w:t>
+      </w:r>
+      <w:r>
+        <w:rPr>
+          <w:rStyle w:val="VerbatimChar"/>
+        </w:rPr>
+        <w:t xml:space="preserve">[user_agent] default</w:t>
+      </w:r>
+      <w:r>
+        <w:t xml:space="preserve">),</w:t>
+      </w:r>
+      <w:r>
+        <w:t xml:space="preserve"> </w:t>
+      </w:r>
+      <w:r>
+        <w:rPr>
+          <w:b/>
+          <w:bCs/>
+        </w:rPr>
+        <w:t xml:space="preserve">Mobile</w:t>
+      </w:r>
+      <w:r>
+        <w:t xml:space="preserve"> </w:t>
+      </w:r>
+      <w:r>
+        <w:t xml:space="preserve">(Chrome on</w:t>
+      </w:r>
+      <w:r>
+        <w:t xml:space="preserve"> </w:t>
+      </w:r>
+      <w:r>
+        <w:t xml:space="preserve">Android:</w:t>
+      </w:r>
+      <w:r>
+        <w:t xml:space="preserve"> </w:t>
+      </w:r>
+      <w:r>
+        <w:rPr>
+          <w:rStyle w:val="VerbatimChar"/>
+        </w:rPr>
+        <w:t xml:space="preserve">Mozilla/5.0 (Linux; Android 10; K) ... Chrome/142.0.0.0 Mobile Safari/537.36</w:t>
+      </w:r>
+      <w:r>
+        <w:t xml:space="preserve">, the one</w:t>
+      </w:r>
+      <w:r>
+        <w:t xml:space="preserve"> </w:t>
+      </w:r>
+      <w:r>
+        <w:t xml:space="preserve">Jet Browser sent by default before §24, or jet.ini's new</w:t>
+      </w:r>
+      <w:r>
+        <w:t xml:space="preserve"> </w:t>
+      </w:r>
+      <w:r>
+        <w:rPr>
+          <w:rStyle w:val="VerbatimChar"/>
+        </w:rPr>
+        <w:t xml:space="preserve">mobile</w:t>
+      </w:r>
+      <w:r>
+        <w:t xml:space="preserve">),</w:t>
+      </w:r>
+      <w:r>
+        <w:t xml:space="preserve"> </w:t>
+      </w:r>
+      <w:r>
+        <w:rPr>
+          <w:b/>
+          <w:bCs/>
+        </w:rPr>
+        <w:t xml:space="preserve">Desktop</w:t>
+      </w:r>
+      <w:r>
+        <w:t xml:space="preserve"> </w:t>
+      </w:r>
+      <w:r>
+        <w:t xml:space="preserve">(Chrome on Windows,</w:t>
+      </w:r>
+      <w:r>
+        <w:t xml:space="preserve"> </w:t>
+      </w:r>
+      <w:r>
+        <w:t xml:space="preserve">or jet.ini's</w:t>
+      </w:r>
+      <w:r>
+        <w:t xml:space="preserve"> </w:t>
+      </w:r>
+      <w:r>
+        <w:rPr>
+          <w:rStyle w:val="VerbatimChar"/>
+        </w:rPr>
+        <w:t xml:space="preserve">desktop</w:t>
+      </w:r>
+      <w:r>
+        <w:t xml:space="preserve">) -- and</w:t>
+      </w:r>
+      <w:r>
+        <w:t xml:space="preserve"> </w:t>
+      </w:r>
+      <w:r>
+        <w:rPr>
+          <w:b/>
+          <w:bCs/>
+        </w:rPr>
+        <w:t xml:space="preserve">Custom</w:t>
+      </w:r>
+      <w:r>
+        <w:t xml:space="preserve"> </w:t>
+      </w:r>
+      <w:r>
+        <w:t xml:space="preserve">(grey) when jet.ini's</w:t>
+      </w:r>
+      <w:r>
+        <w:t xml:space="preserve"> </w:t>
+      </w:r>
+      <w:r>
+        <w:rPr>
+          <w:rStyle w:val="VerbatimChar"/>
+        </w:rPr>
+        <w:t xml:space="preserve">[sites]</w:t>
+      </w:r>
+      <w:r>
+        <w:t xml:space="preserve"> </w:t>
+      </w:r>
+      <w:r>
+        <w:t xml:space="preserve">has the site's own line,</w:t>
+      </w:r>
+      <w:r>
+        <w:t xml:space="preserve"> </w:t>
+      </w:r>
+      <w:r>
+        <w:t xml:space="preserve">which wins and is not changed from the toolbar (the tooltip and the menu say so). A press opens its</w:t>
+      </w:r>
+      <w:r>
+        <w:t xml:space="preserve"> </w:t>
+      </w:r>
+      <w:r>
+        <w:t xml:space="preserve">menu (</w:t>
+      </w:r>
+      <w:r>
+        <w:rPr>
+          <w:rStyle w:val="VerbatimChar"/>
+        </w:rPr>
+        <w:t xml:space="preserve">ModeMenu</w:t>
+      </w:r>
+      <w:r>
+        <w:t xml:space="preserve">, a</w:t>
+      </w:r>
+      <w:r>
+        <w:t xml:space="preserve"> </w:t>
+      </w:r>
+      <w:r>
+        <w:rPr>
+          <w:rStyle w:val="VerbatimChar"/>
+        </w:rPr>
+        <w:t xml:space="preserve">wtk::Modal</w:t>
+      </w:r>
+      <w:r>
+        <w:t xml:space="preserve"> </w:t>
+      </w:r>
+      <w:r>
+        <w:t xml:space="preserve">like</w:t>
+      </w:r>
+      <w:r>
+        <w:t xml:space="preserve"> </w:t>
+      </w:r>
+      <w:r>
+        <w:rPr>
+          <w:rStyle w:val="VerbatimChar"/>
+        </w:rPr>
+        <w:t xml:space="preserve">PopupMenu</w:t>
+      </w:r>
+      <w:r>
+        <w:t xml:space="preserve">, its right edge on the pill's): the site's name</w:t>
+      </w:r>
+      <w:r>
+        <w:t xml:space="preserve"> </w:t>
+      </w:r>
+      <w:r>
+        <w:t xml:space="preserve">(</w:t>
+      </w:r>
+      <w:r>
+        <w:rPr>
+          <w:rStyle w:val="VerbatimChar"/>
+        </w:rPr>
+        <w:t xml:space="preserve">user_agent_site_of</w:t>
+      </w:r>
+      <w:r>
+        <w:t xml:space="preserve">: the registrable domain,</w:t>
+      </w:r>
+      <w:r>
+        <w:t xml:space="preserve"> </w:t>
+      </w:r>
+      <w:r>
+        <w:rPr>
+          <w:rStyle w:val="VerbatimChar"/>
+        </w:rPr>
+        <w:t xml:space="preserve">ua_site_of</w:t>
+      </w:r>
+      <w:r>
+        <w:t xml:space="preserve">; an IP address is its own site now --</w:t>
+      </w:r>
+      <w:r>
+        <w:t xml:space="preserve"> </w:t>
+      </w:r>
+      <w:r>
+        <w:t xml:space="preserve">it was cut to its last two numbers), the three versions with what each sends, the current one</w:t>
+      </w:r>
+      <w:r>
+        <w:t xml:space="preserve"> </w:t>
+      </w:r>
+      <w:r>
+        <w:t xml:space="preserve">checked; a choice calls</w:t>
+      </w:r>
+      <w:r>
+        <w:t xml:space="preserve"> </w:t>
+      </w:r>
+      <w:r>
+        <w:rPr>
+          <w:rStyle w:val="VerbatimChar"/>
+        </w:rPr>
+        <w:t xml:space="preserve">onyx_browser_set_site_mode</w:t>
+      </w:r>
+      <w:r>
+        <w:t xml:space="preserve"> </w:t>
+      </w:r>
+      <w:r>
+        <w:t xml:space="preserve">(gui.c):</w:t>
+      </w:r>
+      <w:r>
+        <w:t xml:space="preserve"> </w:t>
+      </w:r>
+      <w:r>
+        <w:rPr>
+          <w:rStyle w:val="VerbatimChar"/>
+        </w:rPr>
+        <w:t xml:space="preserve">user_agent_set_site_mode</w:t>
+      </w:r>
+      <w:r>
+        <w:t xml:space="preserve">, then the</w:t>
+      </w:r>
+      <w:r>
+        <w:t xml:space="preserve"> </w:t>
+      </w:r>
+      <w:r>
+        <w:t xml:space="preserve">page reloaded (</w:t>
+      </w:r>
+      <w:r>
+        <w:rPr>
+          <w:rStyle w:val="VerbatimChar"/>
+        </w:rPr>
+        <w:t xml:space="preserve">browser_window_reload(bw, true)</w:t>
+      </w:r>
+      <w:r>
+        <w:t xml:space="preserve">, as the old toggle). Navigate ▸ Site Version...</w:t>
+      </w:r>
+      <w:r>
+        <w:t xml:space="preserve"> </w:t>
+      </w:r>
+      <w:r>
+        <w:t xml:space="preserve">opens the same menu. The pill is hidden for a page that is not http / https (</w:t>
+      </w:r>
+      <w:r>
+        <w:rPr>
+          <w:rStyle w:val="VerbatimChar"/>
+        </w:rPr>
+        <w:t xml:space="preserve">file:</w:t>
+      </w:r>
+      <w:r>
+        <w:t xml:space="preserve">,</w:t>
+      </w:r>
+      <w:r>
+        <w:t xml:space="preserve"> </w:t>
+      </w:r>
+      <w:r>
+        <w:rPr>
+          <w:rStyle w:val="VerbatimChar"/>
+        </w:rPr>
+        <w:t xml:space="preserve">about:</w:t>
+      </w:r>
+      <w:r>
+        <w:t xml:space="preserve">).</w:t>
+      </w:r>
+    </w:p>
+    <w:p>
+      <w:pPr>
+        <w:pStyle w:val="BodyText"/>
+      </w:pPr>
+      <w:r>
+        <w:drawing>
+          <wp:inline>
+            <wp:extent cx="5334000" cy="2655979"/>
+            <wp:effectExtent b="0" l="0" r="0" t="0"/>
+            <wp:docPr descr="The pill's menu" title="" id="74" name="Picture"/>
+            <a:graphic>
+              <a:graphicData uri="http://schemas.openxmlformats.org/drawingml/2006/picture">
+                <pic:pic>
+                  <pic:nvPicPr>
+                    <pic:cNvPr descr="../screenshots/jet-menu.png" id="75" name="Picture"/>
+                    <pic:cNvPicPr>
+                      <a:picLocks noChangeArrowheads="1" noChangeAspect="1"/>
+                    </pic:cNvPicPr>
+                  </pic:nvPicPr>
+                  <pic:blipFill>
+                    <a:blip r:embed="rId73"/>
+                    <a:stretch>
+                      <a:fillRect/>
+                    </a:stretch>
+                  </pic:blipFill>
+                  <pic:spPr bwMode="auto">
+                    <a:xfrm>
+                      <a:off x="0" y="0"/>
+                      <a:ext cx="5334000" cy="2655979"/>
+                    </a:xfrm>
+                    <a:prstGeom prst="rect">
+                      <a:avLst/>
+                    </a:prstGeom>
+                    <a:noFill/>
+                    <a:ln w="9525">
+                      <a:noFill/>
+                      <a:headEnd/>
+                      <a:tailEnd/>
+                    </a:ln>
+                  </pic:spPr>
+                </pic:pic>
+              </a:graphicData>
+            </a:graphic>
+          </wp:inline>
+        </w:drawing>
+      </w:r>
+    </w:p>
+    <w:p>
+      <w:pPr>
+        <w:pStyle w:val="BodyText"/>
+      </w:pPr>
+      <w:r>
+        <w:rPr>
+          <w:b/>
+          <w:bCs/>
+        </w:rPr>
+        <w:t xml:space="preserve">Kept per site</w:t>
+      </w:r>
+      <w:r>
+        <w:t xml:space="preserve"> </w:t>
+      </w:r>
+      <w:r>
+        <w:t xml:space="preserve">(</w:t>
+      </w:r>
+      <w:r>
+        <w:rPr>
+          <w:rStyle w:val="VerbatimChar"/>
+        </w:rPr>
+        <w:t xml:space="preserve">utils/useragent.c</w:t>
+      </w:r>
+      <w:r>
+        <w:t xml:space="preserve">):</w:t>
+      </w:r>
+      <w:r>
+        <w:t xml:space="preserve"> </w:t>
+      </w:r>
+      <w:r>
+        <w:rPr>
+          <w:rStyle w:val="VerbatimChar"/>
+        </w:rPr>
+        <w:t xml:space="preserve">SD:/apps/jet.app/site-modes</w:t>
+      </w:r>
+      <w:r>
+        <w:t xml:space="preserve">, one</w:t>
+      </w:r>
+      <w:r>
+        <w:t xml:space="preserve"> </w:t>
+      </w:r>
+      <w:r>
+        <w:rPr>
+          <w:rStyle w:val="VerbatimChar"/>
+        </w:rPr>
+        <w:t xml:space="preserve">site mode</w:t>
+      </w:r>
+      <w:r>
+        <w:t xml:space="preserve"> </w:t>
+      </w:r>
+      <w:r>
+        <w:t xml:space="preserve">line per</w:t>
+      </w:r>
+      <w:r>
+        <w:t xml:space="preserve"> </w:t>
+      </w:r>
+      <w:r>
+        <w:t xml:space="preserve">site switched (</w:t>
+      </w:r>
+      <w:r>
+        <w:rPr>
+          <w:rStyle w:val="VerbatimChar"/>
+        </w:rPr>
+        <w:t xml:space="preserve">standard</w:t>
+      </w:r>
+      <w:r>
+        <w:t xml:space="preserve"> </w:t>
+      </w:r>
+      <w:r>
+        <w:t xml:space="preserve">lines are not written: no line is Standard); the older</w:t>
+      </w:r>
+      <w:r>
+        <w:t xml:space="preserve"> </w:t>
+      </w:r>
+      <w:r>
+        <w:rPr>
+          <w:rStyle w:val="VerbatimChar"/>
+        </w:rPr>
+        <w:t xml:space="preserve">desktop-sites</w:t>
+      </w:r>
+      <w:r>
+        <w:t xml:space="preserve"> </w:t>
+      </w:r>
+      <w:r>
+        <w:t xml:space="preserve">(one site a line, each the desktop version) is read while</w:t>
+      </w:r>
+      <w:r>
+        <w:t xml:space="preserve"> </w:t>
+      </w:r>
+      <w:r>
+        <w:rPr>
+          <w:rStyle w:val="VerbatimChar"/>
+        </w:rPr>
+        <w:t xml:space="preserve">site-modes</w:t>
+      </w:r>
+      <w:r>
+        <w:t xml:space="preserve"> </w:t>
+      </w:r>
+      <w:r>
+        <w:t xml:space="preserve">does not exist, and the</w:t>
+      </w:r>
+      <w:r>
+        <w:t xml:space="preserve"> </w:t>
+      </w:r>
+      <w:r>
+        <w:t xml:space="preserve">first change writes its sites into</w:t>
+      </w:r>
+      <w:r>
+        <w:t xml:space="preserve"> </w:t>
+      </w:r>
+      <w:r>
+        <w:rPr>
+          <w:rStyle w:val="VerbatimChar"/>
+        </w:rPr>
+        <w:t xml:space="preserve">site-modes</w:t>
+      </w:r>
+      <w:r>
+        <w:t xml:space="preserve">.</w:t>
+      </w:r>
+      <w:r>
+        <w:t xml:space="preserve"> </w:t>
+      </w:r>
+      <w:r>
+        <w:rPr>
+          <w:rStyle w:val="VerbatimChar"/>
+        </w:rPr>
+        <w:t xml:space="preserve">user_agent_site_mode(host)</w:t>
+      </w:r>
+      <w:r>
+        <w:t xml:space="preserve"> </w:t>
+      </w:r>
+      <w:r>
+        <w:t xml:space="preserve">(USER_AGENT_STANDARD /</w:t>
+      </w:r>
+      <w:r>
+        <w:t xml:space="preserve"> </w:t>
+      </w:r>
+      <w:r>
+        <w:t xml:space="preserve">MOBILE / DESKTOP / CUSTOM),</w:t>
+      </w:r>
+      <w:r>
+        <w:t xml:space="preserve"> </w:t>
+      </w:r>
+      <w:r>
+        <w:rPr>
+          <w:rStyle w:val="VerbatimChar"/>
+        </w:rPr>
+        <w:t xml:space="preserve">user_agent_set_site_mode</w:t>
+      </w:r>
+      <w:r>
+        <w:t xml:space="preserve">,</w:t>
+      </w:r>
+      <w:r>
+        <w:t xml:space="preserve"> </w:t>
+      </w:r>
+      <w:r>
+        <w:rPr>
+          <w:rStyle w:val="VerbatimChar"/>
+        </w:rPr>
+        <w:t xml:space="preserve">user_agent_for_host</w:t>
+      </w:r>
+      <w:r>
+        <w:t xml:space="preserve">'s order: jet.ini's</w:t>
+      </w:r>
+      <w:r>
+        <w:t xml:space="preserve"> </w:t>
+      </w:r>
+      <w:r>
+        <w:rPr>
+          <w:rStyle w:val="VerbatimChar"/>
+        </w:rPr>
+        <w:t xml:space="preserve">[sites]</w:t>
+      </w:r>
+      <w:r>
+        <w:t xml:space="preserve">, the site's version (Desktop: jet.ini</w:t>
+      </w:r>
+      <w:r>
+        <w:t xml:space="preserve"> </w:t>
+      </w:r>
+      <w:r>
+        <w:rPr>
+          <w:rStyle w:val="VerbatimChar"/>
+        </w:rPr>
+        <w:t xml:space="preserve">desktop</w:t>
+      </w:r>
+      <w:r>
+        <w:t xml:space="preserve"> </w:t>
+      </w:r>
+      <w:r>
+        <w:t xml:space="preserve">or the built-in Chrome on Windows; Mobile:</w:t>
+      </w:r>
+      <w:r>
+        <w:t xml:space="preserve"> </w:t>
+      </w:r>
+      <w:r>
+        <w:t xml:space="preserve">jet.ini</w:t>
+      </w:r>
+      <w:r>
+        <w:t xml:space="preserve"> </w:t>
+      </w:r>
+      <w:r>
+        <w:rPr>
+          <w:rStyle w:val="VerbatimChar"/>
+        </w:rPr>
+        <w:t xml:space="preserve">mobile</w:t>
+      </w:r>
+      <w:r>
+        <w:t xml:space="preserve"> </w:t>
+      </w:r>
+      <w:r>
+        <w:t xml:space="preserve">or the built-in Chrome on Android), then</w:t>
+      </w:r>
+      <w:r>
+        <w:t xml:space="preserve"> </w:t>
+      </w:r>
+      <w:r>
+        <w:rPr>
+          <w:rStyle w:val="VerbatimChar"/>
+        </w:rPr>
+        <w:t xml:space="preserve">user_agent_string()</w:t>
+      </w:r>
+      <w:r>
+        <w:t xml:space="preserve"> </w:t>
+      </w:r>
+      <w:r>
+        <w:t xml:space="preserve">(jet.ini</w:t>
+      </w:r>
+      <w:r>
+        <w:t xml:space="preserve"> </w:t>
+      </w:r>
+      <w:r>
+        <w:rPr>
+          <w:rStyle w:val="VerbatimChar"/>
+        </w:rPr>
+        <w:t xml:space="preserve">default</w:t>
+      </w:r>
+      <w:r>
+        <w:t xml:space="preserve">,</w:t>
+      </w:r>
+      <w:r>
+        <w:t xml:space="preserve"> </w:t>
+      </w:r>
+      <w:r>
+        <w:t xml:space="preserve">Choices'</w:t>
+      </w:r>
+      <w:r>
+        <w:t xml:space="preserve"> </w:t>
+      </w:r>
+      <w:r>
+        <w:rPr>
+          <w:rStyle w:val="VerbatimChar"/>
+        </w:rPr>
+        <w:t xml:space="preserve">user_agent:</w:t>
+      </w:r>
+      <w:r>
+        <w:t xml:space="preserve">, NetSurf's).</w:t>
+      </w:r>
+      <w:r>
+        <w:t xml:space="preserve"> </w:t>
+      </w:r>
+      <w:r>
+        <w:rPr>
+          <w:rStyle w:val="VerbatimChar"/>
+        </w:rPr>
+        <w:t xml:space="preserve">user_agent_is_desktop</w:t>
+      </w:r>
+      <w:r>
+        <w:t xml:space="preserve"> </w:t>
+      </w:r>
+      <w:r>
+        <w:t xml:space="preserve">/</w:t>
+      </w:r>
+      <w:r>
+        <w:t xml:space="preserve"> </w:t>
+      </w:r>
+      <w:r>
+        <w:rPr>
+          <w:rStyle w:val="VerbatimChar"/>
+        </w:rPr>
+        <w:t xml:space="preserve">set_desktop</w:t>
+      </w:r>
+      <w:r>
+        <w:t xml:space="preserve"> </w:t>
+      </w:r>
+      <w:r>
+        <w:t xml:space="preserve">stay (wrappers). The</w:t>
+      </w:r>
+      <w:r>
+        <w:t xml:space="preserve"> </w:t>
+      </w:r>
+      <w:r>
+        <w:t xml:space="preserve">client hints and</w:t>
+      </w:r>
+      <w:r>
+        <w:t xml:space="preserve"> </w:t>
+      </w:r>
+      <w:r>
+        <w:rPr>
+          <w:rStyle w:val="VerbatimChar"/>
+        </w:rPr>
+        <w:t xml:space="preserve">navigator.userAgent</w:t>
+      </w:r>
+      <w:r>
+        <w:t xml:space="preserve"> </w:t>
+      </w:r>
+      <w:r>
+        <w:t xml:space="preserve">follow, as before.</w:t>
+      </w:r>
+    </w:p>
+    <w:p>
+      <w:pPr>
+        <w:pStyle w:val="BodyText"/>
+      </w:pPr>
+      <w:r>
+        <w:rPr>
+          <w:b/>
+          <w:bCs/>
+        </w:rPr>
+        <w:t xml:space="preserve">The disk cache keeps the versions apart</w:t>
+      </w:r>
+      <w:r>
+        <w:t xml:space="preserve"> </w:t>
+      </w:r>
+      <w:r>
+        <w:t xml:space="preserve">(</w:t>
+      </w:r>
+      <w:r>
+        <w:rPr>
+          <w:rStyle w:val="VerbatimChar"/>
+        </w:rPr>
+        <w:t xml:space="preserve">onyx_cache.c</w:t>
+      </w:r>
+      <w:r>
+        <w:t xml:space="preserve">,</w:t>
+      </w:r>
+      <w:r>
+        <w:t xml:space="preserve"> </w:t>
+      </w:r>
+      <w:r>
+        <w:rPr>
+          <w:rStyle w:val="VerbatimChar"/>
+        </w:rPr>
+        <w:t xml:space="preserve">oc_key_as</w:t>
+      </w:r>
+      <w:r>
+        <w:t xml:space="preserve">): the key is the URL with</w:t>
+      </w:r>
+      <w:r>
+        <w:t xml:space="preserve"> </w:t>
+      </w:r>
+      <w:r>
+        <w:rPr>
+          <w:rStyle w:val="VerbatimChar"/>
+        </w:rPr>
+        <w:t xml:space="preserve">D|</w:t>
+      </w:r>
+      <w:r>
+        <w:t xml:space="preserve"> </w:t>
+      </w:r>
+      <w:r>
+        <w:t xml:space="preserve">(Desktop),</w:t>
+      </w:r>
+      <w:r>
+        <w:t xml:space="preserve"> </w:t>
+      </w:r>
+      <w:r>
+        <w:rPr>
+          <w:rStyle w:val="VerbatimChar"/>
+        </w:rPr>
+        <w:t xml:space="preserve">M|</w:t>
+      </w:r>
+      <w:r>
+        <w:t xml:space="preserve"> </w:t>
+      </w:r>
+      <w:r>
+        <w:t xml:space="preserve">(Mobile) or</w:t>
+      </w:r>
+      <w:r>
+        <w:t xml:space="preserve"> </w:t>
+      </w:r>
+      <w:r>
+        <w:rPr>
+          <w:rStyle w:val="VerbatimChar"/>
+        </w:rPr>
+        <w:t xml:space="preserve">C|</w:t>
+      </w:r>
+      <w:r>
+        <w:t xml:space="preserve"> </w:t>
+      </w:r>
+      <w:r>
+        <w:t xml:space="preserve">(jet.ini's own) before it, nothing for Standard. An object is</w:t>
+      </w:r>
+      <w:r>
+        <w:t xml:space="preserve"> </w:t>
+      </w:r>
+      <w:r>
+        <w:rPr>
+          <w:b/>
+          <w:bCs/>
+        </w:rPr>
+        <w:t xml:space="preserve">stored under the version it was fetched as</w:t>
+      </w:r>
+      <w:r>
+        <w:t xml:space="preserve">, not the site's version when llcache writes it: the</w:t>
+      </w:r>
+      <w:r>
+        <w:t xml:space="preserve"> </w:t>
+      </w:r>
+      <w:r>
+        <w:t xml:space="preserve">fetcher notes each URL's version when its fetch starts (</w:t>
+      </w:r>
+      <w:r>
+        <w:rPr>
+          <w:rStyle w:val="VerbatimChar"/>
+        </w:rPr>
+        <w:t xml:space="preserve">onyx_cache_fetched_as</w:t>
+      </w:r>
+      <w:r>
+        <w:t xml:space="preserve">, a 2048-slot table</w:t>
+      </w:r>
+      <w:r>
+        <w:t xml:space="preserve"> </w:t>
+      </w:r>
+      <w:r>
+        <w:t xml:space="preserve">of URL hashes; a cache hit notes it too),</w:t>
+      </w:r>
+      <w:r>
+        <w:t xml:space="preserve"> </w:t>
+      </w:r>
+      <w:r>
+        <w:rPr>
+          <w:rStyle w:val="VerbatimChar"/>
+        </w:rPr>
+        <w:t xml:space="preserve">oc_store</w:t>
+      </w:r>
+      <w:r>
+        <w:t xml:space="preserve"> </w:t>
+      </w:r>
+      <w:r>
+        <w:t xml:space="preserve">and</w:t>
+      </w:r>
+      <w:r>
+        <w:t xml:space="preserve"> </w:t>
+      </w:r>
+      <w:r>
+        <w:rPr>
+          <w:rStyle w:val="VerbatimChar"/>
+        </w:rPr>
+        <w:t xml:space="preserve">oc_release</w:t>
+      </w:r>
+      <w:r>
+        <w:t xml:space="preserve"> </w:t>
+      </w:r>
+      <w:r>
+        <w:t xml:space="preserve">use it -- llcache writes an</w:t>
+      </w:r>
+      <w:r>
+        <w:t xml:space="preserve"> </w:t>
+      </w:r>
+      <w:r>
+        <w:t xml:space="preserve">object out only once no page uses it, which after a switch is when the page of the other version</w:t>
+      </w:r>
+      <w:r>
+        <w:t xml:space="preserve"> </w:t>
+      </w:r>
+      <w:r>
+        <w:t xml:space="preserve">replaced it (the old key, computed at the write, filed the Standard page under</w:t>
+      </w:r>
+      <w:r>
+        <w:t xml:space="preserve"> </w:t>
+      </w:r>
+      <w:r>
+        <w:rPr>
+          <w:rStyle w:val="VerbatimChar"/>
+        </w:rPr>
+        <w:t xml:space="preserve">D|</w:t>
+      </w:r>
+      <w:r>
+        <w:t xml:space="preserve">). The look-ups</w:t>
+      </w:r>
+      <w:r>
+        <w:t xml:space="preserve"> </w:t>
+      </w:r>
+      <w:r>
+        <w:t xml:space="preserve">use the site's version now.</w:t>
+      </w:r>
+    </w:p>
+    <w:p>
+      <w:pPr>
+        <w:pStyle w:val="BodyText"/>
+      </w:pPr>
+      <w:r>
+        <w:rPr>
+          <w:b/>
+          <w:bCs/>
+        </w:rPr>
+        <w:t xml:space="preserve">The padlock: left of the field.</w:t>
+      </w:r>
+      <w:r>
+        <w:t xml:space="preserve"> </w:t>
+      </w:r>
+      <w:r>
+        <w:t xml:space="preserve">A half pill rounded on its left (</w:t>
+      </w:r>
+      <w:r>
+        <w:rPr>
+          <w:rStyle w:val="VerbatimChar"/>
+        </w:rPr>
+        <w:t xml:space="preserve">LockSeg</w:t>
+      </w:r>
+      <w:r>
+        <w:t xml:space="preserve">), the field's face</w:t>
+      </w:r>
+      <w:r>
+        <w:t xml:space="preserve"> </w:t>
+      </w:r>
+      <w:r>
+        <w:t xml:space="preserve">tinted:</w:t>
+      </w:r>
+      <w:r>
+        <w:t xml:space="preserve"> </w:t>
+      </w:r>
+      <w:r>
+        <w:rPr>
+          <w:b/>
+          <w:bCs/>
+        </w:rPr>
+        <w:t xml:space="preserve">green</w:t>
+      </w:r>
+      <w:r>
+        <w:t xml:space="preserve"> </w:t>
+      </w:r>
+      <w:r>
+        <w:t xml:space="preserve">(</w:t>
+      </w:r>
+      <w:r>
+        <w:rPr>
+          <w:rStyle w:val="VerbatimChar"/>
+        </w:rPr>
+        <w:t xml:space="preserve">0x1E8E3E</w:t>
+      </w:r>
+      <w:r>
+        <w:t xml:space="preserve">) for an https page whose certificate was verified,</w:t>
+      </w:r>
+      <w:r>
+        <w:t xml:space="preserve"> </w:t>
+      </w:r>
+      <w:r>
+        <w:rPr>
+          <w:b/>
+          <w:bCs/>
+        </w:rPr>
+        <w:t xml:space="preserve">red</w:t>
+      </w:r>
+      <w:r>
+        <w:t xml:space="preserve"> </w:t>
+      </w:r>
+      <w:r>
+        <w:t xml:space="preserve">(</w:t>
+      </w:r>
+      <w:r>
+        <w:rPr>
+          <w:rStyle w:val="VerbatimChar"/>
+        </w:rPr>
+        <w:t xml:space="preserve">0xD93025</w:t>
+      </w:r>
+      <w:r>
+        <w:t xml:space="preserve">) for an https page loaded past a certificate warning,</w:t>
+      </w:r>
+      <w:r>
+        <w:t xml:space="preserve"> </w:t>
+      </w:r>
+      <w:r>
+        <w:rPr>
+          <w:b/>
+          <w:bCs/>
+        </w:rPr>
+        <w:t xml:space="preserve">grey, struck in red</w:t>
+      </w:r>
+      <w:r>
+        <w:t xml:space="preserve"> </w:t>
+      </w:r>
+      <w:r>
+        <w:t xml:space="preserve">for an</w:t>
+      </w:r>
+      <w:r>
+        <w:t xml:space="preserve"> </w:t>
+      </w:r>
+      <w:r>
+        <w:t xml:space="preserve">http page ("Not secure"), hidden for the rest. The state is NetSurf's</w:t>
+      </w:r>
+      <w:r>
+        <w:t xml:space="preserve"> </w:t>
+      </w:r>
+      <w:r>
+        <w:rPr>
+          <w:rStyle w:val="VerbatimChar"/>
+        </w:rPr>
+        <w:t xml:space="preserve">browser_window_get_page_info_state</w:t>
+      </w:r>
+      <w:r>
+        <w:t xml:space="preserve"> </w:t>
+      </w:r>
+      <w:r>
+        <w:t xml:space="preserve">(gui.c</w:t>
+      </w:r>
+      <w:r>
+        <w:t xml:space="preserve"> </w:t>
+      </w:r>
+      <w:r>
+        <w:rPr>
+          <w:rStyle w:val="VerbatimChar"/>
+        </w:rPr>
+        <w:t xml:space="preserve">onyx_site_state</w:t>
+      </w:r>
+      <w:r>
+        <w:t xml:space="preserve"> </w:t>
+      </w:r>
+      <w:r>
+        <w:t xml:space="preserve">-&gt;</w:t>
+      </w:r>
+      <w:r>
+        <w:t xml:space="preserve"> </w:t>
+      </w:r>
+      <w:r>
+        <w:rPr>
+          <w:rStyle w:val="VerbatimChar"/>
+        </w:rPr>
+        <w:t xml:space="preserve">onyx_chrome_set_site</w:t>
+      </w:r>
+      <w:r>
+        <w:t xml:space="preserve">):</w:t>
+      </w:r>
+      <w:r>
+        <w:t xml:space="preserve"> </w:t>
+      </w:r>
+      <w:r>
+        <w:rPr>
+          <w:rStyle w:val="VerbatimChar"/>
+        </w:rPr>
+        <w:t xml:space="preserve">PAGE_STATE_SECURE</w:t>
+      </w:r>
+      <w:r>
+        <w:t xml:space="preserve"> </w:t>
+      </w:r>
+      <w:r>
+        <w:t xml:space="preserve">green;</w:t>
+      </w:r>
+      <w:r>
+        <w:t xml:space="preserve"> </w:t>
+      </w:r>
+      <w:r>
+        <w:rPr>
+          <w:rStyle w:val="VerbatimChar"/>
+        </w:rPr>
+        <w:t xml:space="preserve">SECURE_ISSUES</w:t>
+      </w:r>
+      <w:r>
+        <w:t xml:space="preserve"> </w:t>
+      </w:r>
+      <w:r>
+        <w:t xml:space="preserve">(parts over http) green, the tooltip says so;</w:t>
+      </w:r>
+      <w:r>
+        <w:t xml:space="preserve"> </w:t>
+      </w:r>
+      <w:r>
+        <w:rPr>
+          <w:rStyle w:val="VerbatimChar"/>
+        </w:rPr>
+        <w:t xml:space="preserve">SECURE_OVERRIDE</w:t>
+      </w:r>
+      <w:r>
+        <w:t xml:space="preserve"> </w:t>
+      </w:r>
+      <w:r>
+        <w:t xml:space="preserve">(urldb's certificate permission: the user's "Proceed") red;</w:t>
+      </w:r>
+      <w:r>
+        <w:t xml:space="preserve"> </w:t>
+      </w:r>
+      <w:r>
+        <w:rPr>
+          <w:rStyle w:val="VerbatimChar"/>
+        </w:rPr>
+        <w:t xml:space="preserve">INSECURE</w:t>
+      </w:r>
+      <w:r>
+        <w:t xml:space="preserve"> </w:t>
+      </w:r>
+      <w:r>
+        <w:t xml:space="preserve">grey;</w:t>
+      </w:r>
+      <w:r>
+        <w:t xml:space="preserve"> </w:t>
+      </w:r>
+      <w:r>
+        <w:rPr>
+          <w:rStyle w:val="VerbatimChar"/>
+        </w:rPr>
+        <w:t xml:space="preserve">INTERNAL</w:t>
+      </w:r>
+      <w:r>
+        <w:t xml:space="preserve"> </w:t>
+      </w:r>
+      <w:r>
+        <w:t xml:space="preserve">/</w:t>
+      </w:r>
+      <w:r>
+        <w:t xml:space="preserve"> </w:t>
+      </w:r>
+      <w:r>
+        <w:rPr>
+          <w:rStyle w:val="VerbatimChar"/>
+        </w:rPr>
+        <w:t xml:space="preserve">LOCAL</w:t>
+      </w:r>
+      <w:r>
+        <w:t xml:space="preserve"> </w:t>
+      </w:r>
+      <w:r>
+        <w:t xml:space="preserve">/</w:t>
+      </w:r>
+      <w:r>
+        <w:t xml:space="preserve"> </w:t>
+      </w:r>
+      <w:r>
+        <w:rPr>
+          <w:rStyle w:val="VerbatimChar"/>
+        </w:rPr>
+        <w:t xml:space="preserve">UNKNOWN</w:t>
+      </w:r>
+      <w:r>
+        <w:t xml:space="preserve"> </w:t>
+      </w:r>
+      <w:r>
+        <w:t xml:space="preserve">none. It is recomputed when the address is set, at a new content</w:t>
+      </w:r>
+      <w:r>
+        <w:t xml:space="preserve"> </w:t>
+      </w:r>
+      <w:r>
+        <w:t xml:space="preserve">and when a load stops; the widgets repaint only when their state changes (the field moves only when</w:t>
+      </w:r>
+      <w:r>
+        <w:t xml:space="preserve"> </w:t>
+      </w:r>
+      <w:r>
+        <w:t xml:space="preserve">the padlock or the pill appears or goes). A click (Navigate ▸ Page Security / Certificate...)</w:t>
+      </w:r>
+      <w:r>
+        <w:t xml:space="preserve"> </w:t>
+      </w:r>
+      <w:r>
+        <w:t xml:space="preserve">opens the</w:t>
+      </w:r>
+      <w:r>
+        <w:t xml:space="preserve"> </w:t>
+      </w:r>
+      <w:r>
+        <w:rPr>
+          <w:b/>
+          <w:bCs/>
+        </w:rPr>
+        <w:t xml:space="preserve">certificate viewer</w:t>
+      </w:r>
+      <w:r>
+        <w:t xml:space="preserve"> </w:t>
+      </w:r>
+      <w:r>
+        <w:t xml:space="preserve">(</w:t>
+      </w:r>
+      <w:r>
+        <w:rPr>
+          <w:rStyle w:val="VerbatimChar"/>
+        </w:rPr>
+        <w:t xml:space="preserve">about:certificate</w:t>
+      </w:r>
+      <w:r>
+        <w:t xml:space="preserve">, §24) with the page's host's chain: the</w:t>
+      </w:r>
+      <w:r>
+        <w:t xml:space="preserve"> </w:t>
+      </w:r>
+      <w:r>
+        <w:t xml:space="preserve">fetcher now keeps</w:t>
+      </w:r>
+      <w:r>
+        <w:t xml:space="preserve"> </w:t>
+      </w:r>
+      <w:r>
+        <w:rPr>
+          <w:b/>
+          <w:bCs/>
+        </w:rPr>
+        <w:t xml:space="preserve">the chain of every checked connection</w:t>
+      </w:r>
+      <w:r>
+        <w:t xml:space="preserve"> </w:t>
+      </w:r>
+      <w:r>
+        <w:t xml:space="preserve">(</w:t>
+      </w:r>
+      <w:r>
+        <w:rPr>
+          <w:rStyle w:val="VerbatimChar"/>
+        </w:rPr>
+        <w:t xml:space="preserve">onyx_chain_keep</w:t>
+      </w:r>
+      <w:r>
+        <w:t xml:space="preserve">, the 24 hosts used</w:t>
+      </w:r>
+      <w:r>
+        <w:t xml:space="preserve"> </w:t>
+      </w:r>
+      <w:r>
+        <w:t xml:space="preserve">last, under a lock: the download threads write it), not only a refused one --</w:t>
+      </w:r>
+      <w:r>
+        <w:t xml:space="preserve"> </w:t>
+      </w:r>
+      <w:r>
+        <w:rPr>
+          <w:rStyle w:val="VerbatimChar"/>
+        </w:rPr>
+        <w:t xml:space="preserve">onyx_nstls_connect</w:t>
+      </w:r>
+      <w:r>
+        <w:t xml:space="preserve"> </w:t>
+      </w:r>
+      <w:r>
+        <w:t xml:space="preserve">fills</w:t>
+      </w:r>
+      <w:r>
+        <w:t xml:space="preserve"> </w:t>
+      </w:r>
+      <w:r>
+        <w:rPr>
+          <w:rStyle w:val="VerbatimChar"/>
+        </w:rPr>
+        <w:t xml:space="preserve">*chain</w:t>
+      </w:r>
+      <w:r>
+        <w:t xml:space="preserve"> </w:t>
+      </w:r>
+      <w:r>
+        <w:t xml:space="preserve">when it connects too (mbedTLS: the chain the verify callback recorded, each</w:t>
+      </w:r>
+      <w:r>
+        <w:t xml:space="preserve"> </w:t>
+      </w:r>
+      <w:r>
+        <w:t xml:space="preserve">certificate's fault -- an accepted one's are kept; a resumed session, which exchanges no</w:t>
+      </w:r>
+      <w:r>
+        <w:t xml:space="preserve"> </w:t>
+      </w:r>
+      <w:r>
+        <w:t xml:space="preserve">certificate: the server's certificate the session kept,</w:t>
+      </w:r>
+      <w:r>
+        <w:t xml:space="preserve"> </w:t>
+      </w:r>
+      <w:r>
+        <w:rPr>
+          <w:rStyle w:val="VerbatimChar"/>
+        </w:rPr>
+        <w:t xml:space="preserve">mbedtls_ssl_get_peer_cert</w:t>
+      </w:r>
+      <w:r>
+        <w:t xml:space="preserve">; the PC bench's</w:t>
+      </w:r>
+      <w:r>
+        <w:t xml:space="preserve"> </w:t>
+      </w:r>
+      <w:r>
+        <w:t xml:space="preserve">OpenSSL the same,</w:t>
+      </w:r>
+      <w:r>
+        <w:t xml:space="preserve"> </w:t>
+      </w:r>
+      <w:r>
+        <w:rPr>
+          <w:rStyle w:val="VerbatimChar"/>
+        </w:rPr>
+        <w:t xml:space="preserve">SSL_get1_peer_certificate</w:t>
+      </w:r>
+      <w:r>
+        <w:t xml:space="preserve">), and a resumed session's lone certificate does not</w:t>
+      </w:r>
+      <w:r>
+        <w:t xml:space="preserve"> </w:t>
+      </w:r>
+      <w:r>
+        <w:t xml:space="preserve">replace a whole chain.</w:t>
+      </w:r>
+      <w:r>
+        <w:t xml:space="preserve"> </w:t>
+      </w:r>
+      <w:r>
+        <w:rPr>
+          <w:rStyle w:val="VerbatimChar"/>
+        </w:rPr>
+        <w:t xml:space="preserve">onyx_fetch_cert_url(host)</w:t>
+      </w:r>
+      <w:r>
+        <w:t xml:space="preserve"> </w:t>
+      </w:r>
+      <w:r>
+        <w:t xml:space="preserve">makes the viewer's address</w:t>
+      </w:r>
+      <w:r>
+        <w:t xml:space="preserve"> </w:t>
+      </w:r>
+      <w:r>
+        <w:t xml:space="preserve">(</w:t>
+      </w:r>
+      <w:r>
+        <w:rPr>
+          <w:rStyle w:val="VerbatimChar"/>
+        </w:rPr>
+        <w:t xml:space="preserve">cert_chain_to_query</w:t>
+      </w:r>
+      <w:r>
+        <w:t xml:space="preserve">),</w:t>
+      </w:r>
+      <w:r>
+        <w:t xml:space="preserve"> </w:t>
+      </w:r>
+      <w:r>
+        <w:rPr>
+          <w:rStyle w:val="VerbatimChar"/>
+        </w:rPr>
+        <w:t xml:space="preserve">onyx_browser_show_certificate</w:t>
+      </w:r>
+      <w:r>
+        <w:t xml:space="preserve"> </w:t>
+      </w:r>
+      <w:r>
+        <w:t xml:space="preserve">navigates to it (NetSurf's own</w:t>
+      </w:r>
+      <w:r>
+        <w:t xml:space="preserve"> </w:t>
+      </w:r>
+      <w:r>
+        <w:rPr>
+          <w:rStyle w:val="VerbatimChar"/>
+        </w:rPr>
+        <w:t xml:space="preserve">browser_window_show_certificates</w:t>
+      </w:r>
+      <w:r>
+        <w:t xml:space="preserve"> </w:t>
+      </w:r>
+      <w:r>
+        <w:t xml:space="preserve">opens a new window, which this frontend has not); none known: a</w:t>
+      </w:r>
+      <w:r>
+        <w:t xml:space="preserve"> </w:t>
+      </w:r>
+      <w:r>
+        <w:t xml:space="preserve">message box says what the padlock says.</w:t>
+      </w:r>
+    </w:p>
+    <w:p>
+      <w:pPr>
+        <w:pStyle w:val="BodyText"/>
+      </w:pPr>
+      <w:r>
+        <w:rPr>
+          <w:b/>
+          <w:bCs/>
+        </w:rPr>
+        <w:t xml:space="preserve">Keyboard.</w:t>
+      </w:r>
+      <w:r>
+        <w:t xml:space="preserve"> </w:t>
+      </w:r>
+      <w:r>
+        <w:t xml:space="preserve">F6 / Ctrl+L focus the field; from there</w:t>
+      </w:r>
+      <w:r>
+        <w:t xml:space="preserve"> </w:t>
+      </w:r>
+      <w:r>
+        <w:rPr>
+          <w:b/>
+          <w:bCs/>
+        </w:rPr>
+        <w:t xml:space="preserve">Tab</w:t>
+      </w:r>
+      <w:r>
+        <w:t xml:space="preserve"> </w:t>
+      </w:r>
+      <w:r>
+        <w:t xml:space="preserve">goes to the pill and</w:t>
+      </w:r>
+      <w:r>
+        <w:t xml:space="preserve"> </w:t>
+      </w:r>
+      <w:r>
+        <w:rPr>
+          <w:b/>
+          <w:bCs/>
+        </w:rPr>
+        <w:t xml:space="preserve">Shift+Tab</w:t>
+      </w:r>
+      <w:r>
+        <w:t xml:space="preserve"> </w:t>
+      </w:r>
+      <w:r>
+        <w:t xml:space="preserve">to the padlock (a hidden one skipped; past either end: back to the page), Enter / Space (and Down</w:t>
+      </w:r>
+      <w:r>
+        <w:t xml:space="preserve"> </w:t>
+      </w:r>
+      <w:r>
+        <w:t xml:space="preserve">on the pill) open them, Esc goes back to the page. While the field has the focus the padlock's</w:t>
+      </w:r>
+      <w:r>
+        <w:t xml:space="preserve"> </w:t>
+      </w:r>
+      <w:r>
+        <w:t xml:space="preserve">outline takes the accent too (one control).</w:t>
+      </w:r>
+    </w:p>
+    <w:p>
+      <w:pPr>
+        <w:pStyle w:val="BodyText"/>
+      </w:pPr>
+      <w:r>
+        <w:rPr>
+          <w:b/>
+          <w:bCs/>
+        </w:rPr>
+        <w:t xml:space="preserve">Tests.</w:t>
+      </w:r>
+      <w:r>
+        <w:t xml:space="preserve"> </w:t>
+      </w:r>
+      <w:r>
+        <w:rPr>
+          <w:rStyle w:val="VerbatimChar"/>
+        </w:rPr>
+        <w:t xml:space="preserve">tools/tests/netsurf/uatest.sh</w:t>
+      </w:r>
+      <w:r>
+        <w:t xml:space="preserve"> </w:t>
+      </w:r>
+      <w:r>
+        <w:t xml:space="preserve">(a local server:</w:t>
+      </w:r>
+      <w:r>
+        <w:t xml:space="preserve"> </w:t>
+      </w:r>
+      <w:r>
+        <w:rPr>
+          <w:rStyle w:val="VerbatimChar"/>
+        </w:rPr>
+        <w:t xml:space="preserve">httpsrv.py</w:t>
+      </w:r>
+      <w:r>
+        <w:t xml:space="preserve">'s new</w:t>
+      </w:r>
+      <w:r>
+        <w:t xml:space="preserve"> </w:t>
+      </w:r>
+      <w:r>
+        <w:rPr>
+          <w:rStyle w:val="VerbatimChar"/>
+        </w:rPr>
+        <w:t xml:space="preserve">/ua</w:t>
+      </w:r>
+      <w:r>
+        <w:t xml:space="preserve"> </w:t>
+      </w:r>
+      <w:r>
+        <w:t xml:space="preserve">shows, logs</w:t>
+      </w:r>
+      <w:r>
+        <w:t xml:space="preserve"> </w:t>
+      </w:r>
+      <w:r>
+        <w:t xml:space="preserve">and lets the page's script print the User-Agent; fresh for an hour): Standard sends NetSurf's;</w:t>
+      </w:r>
+      <w:r>
+        <w:t xml:space="preserve"> </w:t>
+      </w:r>
+      <w:r>
+        <w:t xml:space="preserve">the pill's menu clicked -- Mobile then Desktop, each sent and seen by the page's script, the choice</w:t>
+      </w:r>
+      <w:r>
+        <w:t xml:space="preserve"> </w:t>
+      </w:r>
+      <w:r>
+        <w:t xml:space="preserve">in</w:t>
+      </w:r>
+      <w:r>
+        <w:t xml:space="preserve"> </w:t>
+      </w:r>
+      <w:r>
+        <w:rPr>
+          <w:rStyle w:val="VerbatimChar"/>
+        </w:rPr>
+        <w:t xml:space="preserve">site-modes</w:t>
+      </w:r>
+      <w:r>
+        <w:t xml:space="preserve">; launched again (the same</w:t>
+      </w:r>
+      <w:r>
+        <w:t xml:space="preserve"> </w:t>
+      </w:r>
+      <w:r>
+        <w:rPr>
+          <w:rStyle w:val="VerbatimChar"/>
+        </w:rPr>
+        <w:t xml:space="preserve">RAM:</w:t>
+      </w:r>
+      <w:r>
+        <w:t xml:space="preserve">): Desktop from the disk cache, Mobile and Standard</w:t>
+      </w:r>
+      <w:r>
+        <w:t xml:space="preserve"> </w:t>
+      </w:r>
+      <w:r>
+        <w:t xml:space="preserve">each their own copy (never the other version's), Standard again from the cache;</w:t>
+      </w:r>
+      <w:r>
+        <w:t xml:space="preserve"> </w:t>
+      </w:r>
+      <w:r>
+        <w:rPr>
+          <w:rStyle w:val="VerbatimChar"/>
+        </w:rPr>
+        <w:t xml:space="preserve">desktop-sites</w:t>
+      </w:r>
+      <w:r>
+        <w:t xml:space="preserve"> </w:t>
+      </w:r>
+      <w:r>
+        <w:t xml:space="preserve">still read; jet.ini's</w:t>
+      </w:r>
+      <w:r>
+        <w:t xml:space="preserve"> </w:t>
+      </w:r>
+      <w:r>
+        <w:rPr>
+          <w:rStyle w:val="VerbatimChar"/>
+        </w:rPr>
+        <w:t xml:space="preserve">[sites]</w:t>
+      </w:r>
+      <w:r>
+        <w:t xml:space="preserve"> </w:t>
+      </w:r>
+      <w:r>
+        <w:t xml:space="preserve">wins (Custom, the menu changes nothing); no green padlock on</w:t>
+      </w:r>
+      <w:r>
+        <w:t xml:space="preserve"> </w:t>
+      </w:r>
+      <w:r>
+        <w:t xml:space="preserve">http.</w:t>
+      </w:r>
+      <w:r>
+        <w:t xml:space="preserve"> </w:t>
+      </w:r>
+      <w:r>
+        <w:rPr>
+          <w:rStyle w:val="VerbatimChar"/>
+        </w:rPr>
+        <w:t xml:space="preserve">tlstest.sh</w:t>
+      </w:r>
+      <w:r>
+        <w:t xml:space="preserve"> </w:t>
+      </w:r>
+      <w:r>
+        <w:t xml:space="preserve">(live badssl.com, both TLS stacks): the trusted sites' padlock green, red after</w:t>
+      </w:r>
+      <w:r>
+        <w:t xml:space="preserve"> </w:t>
+      </w:r>
+      <w:r>
+        <w:t xml:space="preserve">"Proceed", and a click on each opens the viewer (the red one shows "The certificate is self</w:t>
+      </w:r>
+      <w:r>
+        <w:t xml:space="preserve"> </w:t>
+      </w:r>
+      <w:r>
+        <w:t xml:space="preserve">signed"). The screenshots:</w:t>
+      </w:r>
+      <w:r>
+        <w:t xml:space="preserve"> </w:t>
+      </w:r>
+      <w:r>
+        <w:rPr>
+          <w:rStyle w:val="VerbatimChar"/>
+        </w:rPr>
+        <w:t xml:space="preserve">shots.sh jet</w:t>
+      </w:r>
+      <w:r>
+        <w:t xml:space="preserve"> </w:t>
+      </w:r>
+      <w:r>
+        <w:t xml:space="preserve">(a local https page from</w:t>
+      </w:r>
+      <w:r>
+        <w:t xml:space="preserve"> </w:t>
+      </w:r>
+      <w:r>
+        <w:rPr>
+          <w:rStyle w:val="VerbatimChar"/>
+        </w:rPr>
+        <w:t xml:space="preserve">tools/tests/desktop_sim/sd/jet/</w:t>
+      </w:r>
+      <w:r>
+        <w:t xml:space="preserve"> </w:t>
+      </w:r>
+      <w:r>
+        <w:t xml:space="preserve">over</w:t>
+      </w:r>
+      <w:r>
+        <w:t xml:space="preserve"> </w:t>
+      </w:r>
+      <w:r>
+        <w:rPr>
+          <w:rStyle w:val="VerbatimChar"/>
+        </w:rPr>
+        <w:t xml:space="preserve">h2srv.py</w:t>
+      </w:r>
+      <w:r>
+        <w:t xml:space="preserve">, its certificate made and trusted for the run).</w:t>
+      </w:r>
+    </w:p>
+    <w:bookmarkEnd w:id="76"/>
+    <w:bookmarkStart w:id="77" w:name="X2d96bac25f45ec9241507797951d2bb0b2591ad"/>
+    <w:p>
+      <w:pPr>
+        <w:pStyle w:val="Heading2"/>
+      </w:pPr>
+      <w:r>
+        <w:t xml:space="preserve">8. Known gaps</w:t>
       </w:r>
     </w:p>
     <w:p>
@@ -67136,65 +73326,50 @@
         <w:pStyle w:val="Compact"/>
         <w:numPr>
           <w:ilvl w:val="0"/>
-          <w:numId w:val="1052"/>
+          <w:numId w:val="1053"/>
         </w:numPr>
       </w:pPr>
       <w:r>
-        <w:t xml:space="preserve">Frames (§29): a frame's initial about:blank is not there synchronously, no</w:t>
-      </w:r>
-      <w:r>
-        <w:t xml:space="preserve"> </w:t>
-      </w:r>
-      <w:r>
-        <w:rPr>
-          <w:rStyle w:val="VerbatimChar"/>
-        </w:rPr>
-        <w:t xml:space="preserve">document.domain</w:t>
-      </w:r>
-      <w:r>
-        <w:t xml:space="preserve">, a srcdoc's</w:t>
-      </w:r>
-      <w:r>
-        <w:t xml:space="preserve"> </w:t>
-      </w:r>
-      <w:r>
-        <w:rPr>
-          <w:rStyle w:val="VerbatimChar"/>
-        </w:rPr>
-        <w:t xml:space="preserve">location.href</w:t>
-      </w:r>
-      <w:r>
-        <w:t xml:space="preserve"> </w:t>
-      </w:r>
-      <w:r>
-        <w:t xml:space="preserve">is its data: URL, no</w:t>
-      </w:r>
-      <w:r>
-        <w:t xml:space="preserve"> </w:t>
-      </w:r>
-      <w:r>
-        <w:t xml:space="preserve">focus moved between frames by script,</w:t>
-      </w:r>
-      <w:r>
-        <w:t xml:space="preserve"> </w:t>
-      </w:r>
-      <w:r>
-        <w:rPr>
-          <w:rStyle w:val="VerbatimChar"/>
-        </w:rPr>
-        <w:t xml:space="preserve">loading="lazy"</w:t>
-      </w:r>
-      <w:r>
-        <w:t xml:space="preserve"> </w:t>
-      </w:r>
-      <w:r>
-        <w:t xml:space="preserve">frames load at once, no frames in</w:t>
-      </w:r>
-      <w:r>
-        <w:t xml:space="preserve"> </w:t>
-      </w:r>
-      <w:r>
-        <w:t xml:space="preserve">shadow trees.</w:t>
+        <w:t xml:space="preserve">JavaScript: synchronous XHR (runs async), multipart request bodies, binary request bodies</w:t>
+      </w:r>
+      <w:r>
+        <w:t xml:space="preserve"> </w:t>
+      </w:r>
+      <w:r>
+        <w:t xml:space="preserve">(sent as text: a NUL ends them); no IndexedDB, editing APIs, Service</w:t>
+      </w:r>
+      <w:r>
+        <w:t xml:space="preserve"> </w:t>
+      </w:r>
+      <w:r>
+        <w:t xml:space="preserve">Workers; CSS</w:t>
+      </w:r>
+      <w:r>
+        <w:t xml:space="preserve"> </w:t>
+      </w:r>
+      <w:r>
+        <w:rPr>
+          <w:rStyle w:val="VerbatimChar"/>
+        </w:rPr>
+        <w:t xml:space="preserve">:active</w:t>
+      </w:r>
+      <w:r>
+        <w:t xml:space="preserve"> </w:t>
+      </w:r>
+      <w:r>
+        <w:t xml:space="preserve">/</w:t>
+      </w:r>
+      <w:r>
+        <w:t xml:space="preserve"> </w:t>
+      </w:r>
+      <w:r>
+        <w:rPr>
+          <w:rStyle w:val="VerbatimChar"/>
+        </w:rPr>
+        <w:t xml:space="preserve">:focus</w:t>
+      </w:r>
+      <w:r>
+        <w:t xml:space="preserve">.</w:t>
       </w:r>
     </w:p>
     <w:p>
@@ -67202,38 +73377,95 @@
         <w:pStyle w:val="Compact"/>
         <w:numPr>
           <w:ilvl w:val="0"/>
-          <w:numId w:val="1052"/>
+          <w:numId w:val="1053"/>
         </w:numPr>
       </w:pPr>
       <w:r>
-        <w:t xml:space="preserve">Shadow DOM (§20): the manual slot assignment's rendering,</w:t>
-      </w:r>
-      <w:r>
-        <w:t xml:space="preserve"> </w:t>
-      </w:r>
-      <w:r>
-        <w:rPr>
-          <w:rStyle w:val="VerbatimChar"/>
-        </w:rPr>
-        <w:t xml:space="preserve">exportparts</w:t>
-      </w:r>
-      <w:r>
-        <w:t xml:space="preserve">, a clonable root's</w:t>
-      </w:r>
-      <w:r>
-        <w:t xml:space="preserve"> </w:t>
-      </w:r>
-      <w:r>
-        <w:t xml:space="preserve">cloning,</w:t>
-      </w:r>
-      <w:r>
-        <w:t xml:space="preserve"> </w:t>
-      </w:r>
-      <w:r>
-        <w:rPr>
-          <w:rStyle w:val="VerbatimChar"/>
-        </w:rPr>
-        <w:t xml:space="preserve">&lt;link&gt;</w:t>
+        <w:t xml:space="preserve">The network APIs (§19): a worker runs on the UI thread (a long computation in a worker</w:t>
+      </w:r>
+      <w:r>
+        <w:t xml:space="preserve"> </w:t>
+      </w:r>
+      <w:r>
+        <w:t xml:space="preserve">holds the window as a page's script does;</w:t>
+      </w:r>
+      <w:r>
+        <w:t xml:space="preserve"> </w:t>
+      </w:r>
+      <w:r>
+        <w:rPr>
+          <w:rStyle w:val="VerbatimChar"/>
+        </w:rPr>
+        <w:t xml:space="preserve">script_timeout</w:t>
+      </w:r>
+      <w:r>
+        <w:t xml:space="preserve"> </w:t>
+      </w:r>
+      <w:r>
+        <w:t xml:space="preserve">stops it); an</w:t>
+      </w:r>
+      <w:r>
+        <w:t xml:space="preserve"> </w:t>
+      </w:r>
+      <w:r>
+        <w:rPr>
+          <w:rStyle w:val="VerbatimChar"/>
+        </w:rPr>
+        <w:t xml:space="preserve">importScripts</w:t>
+      </w:r>
+      <w:r>
+        <w:t xml:space="preserve"> </w:t>
+      </w:r>
+      <w:r>
+        <w:t xml:space="preserve">whose URL is not a literal in the script, over http(s), blocks the UI thread while it is</w:t>
+      </w:r>
+      <w:r>
+        <w:t xml:space="preserve"> </w:t>
+      </w:r>
+      <w:r>
+        <w:t xml:space="preserve">read; a SharedWorker is shared within its document only; no</w:t>
+      </w:r>
+      <w:r>
+        <w:t xml:space="preserve"> </w:t>
+      </w:r>
+      <w:r>
+        <w:rPr>
+          <w:rStyle w:val="VerbatimChar"/>
+        </w:rPr>
+        <w:t xml:space="preserve">MessagePort</w:t>
+      </w:r>
+      <w:r>
+        <w:t xml:space="preserve"> </w:t>
+      </w:r>
+      <w:r>
+        <w:t xml:space="preserve">transferred to a</w:t>
+      </w:r>
+      <w:r>
+        <w:t xml:space="preserve"> </w:t>
+      </w:r>
+      <w:r>
+        <w:t xml:space="preserve">worker, no</w:t>
+      </w:r>
+      <w:r>
+        <w:t xml:space="preserve"> </w:t>
+      </w:r>
+      <w:r>
+        <w:rPr>
+          <w:rStyle w:val="VerbatimChar"/>
+        </w:rPr>
+        <w:t xml:space="preserve">OffscreenCanvas</w:t>
+      </w:r>
+      <w:r>
+        <w:t xml:space="preserve">,</w:t>
+      </w:r>
+      <w:r>
+        <w:t xml:space="preserve"> </w:t>
+      </w:r>
+      <w:r>
+        <w:rPr>
+          <w:rStyle w:val="VerbatimChar"/>
+        </w:rPr>
+        <w:t xml:space="preserve">SharedArrayBuffer</w:t>
       </w:r>
       <w:r>
         <w:t xml:space="preserve"> </w:t>
@@ -67248,100 +73480,25 @@
         <w:rPr>
           <w:rStyle w:val="VerbatimChar"/>
         </w:rPr>
-        <w:t xml:space="preserve">@import</w:t>
-      </w:r>
-      <w:r>
-        <w:t xml:space="preserve"> </w:t>
-      </w:r>
-      <w:r>
-        <w:t xml:space="preserve">/</w:t>
-      </w:r>
-      <w:r>
-        <w:t xml:space="preserve"> </w:t>
-      </w:r>
-      <w:r>
-        <w:rPr>
-          <w:rStyle w:val="VerbatimChar"/>
-        </w:rPr>
-        <w:t xml:space="preserve">@font-face</w:t>
-      </w:r>
-      <w:r>
-        <w:t xml:space="preserve"> </w:t>
-      </w:r>
-      <w:r>
-        <w:t xml:space="preserve">in shadow trees,</w:t>
-      </w:r>
-      <w:r>
-        <w:t xml:space="preserve"> </w:t>
-      </w:r>
-      <w:r>
-        <w:rPr>
-          <w:rStyle w:val="VerbatimChar"/>
-        </w:rPr>
-        <w:t xml:space="preserve">:host</w:t>
-      </w:r>
-      <w:r>
-        <w:t xml:space="preserve"> </w:t>
-      </w:r>
-      <w:r>
-        <w:t xml:space="preserve">in</w:t>
-      </w:r>
-      <w:r>
-        <w:t xml:space="preserve"> </w:t>
-      </w:r>
-      <w:r>
-        <w:rPr>
-          <w:rStyle w:val="VerbatimChar"/>
-        </w:rPr>
-        <w:t xml:space="preserve">matches()</w:t>
-      </w:r>
-      <w:r>
-        <w:t xml:space="preserve">;</w:t>
-      </w:r>
-      <w:r>
-        <w:t xml:space="preserve"> </w:t>
-      </w:r>
-      <w:r>
-        <w:rPr>
-          <w:rStyle w:val="VerbatimChar"/>
-        </w:rPr>
-        <w:t xml:space="preserve">::before</w:t>
-      </w:r>
-      <w:r>
-        <w:t xml:space="preserve"> </w:t>
-      </w:r>
-      <w:r>
-        <w:t xml:space="preserve">/</w:t>
-      </w:r>
-      <w:r>
-        <w:t xml:space="preserve"> </w:t>
-      </w:r>
-      <w:r>
-        <w:rPr>
-          <w:rStyle w:val="VerbatimChar"/>
-        </w:rPr>
-        <w:t xml:space="preserve">::after</w:t>
-      </w:r>
-      <w:r>
-        <w:t xml:space="preserve"> </w:t>
-      </w:r>
-      <w:r>
-        <w:t xml:space="preserve">of a</w:t>
-      </w:r>
-      <w:r>
-        <w:t xml:space="preserve"> </w:t>
-      </w:r>
-      <w:r>
-        <w:rPr>
-          <w:rStyle w:val="VerbatimChar"/>
-        </w:rPr>
-        <w:t xml:space="preserve">display: contents</w:t>
-      </w:r>
-      <w:r>
-        <w:t xml:space="preserve"> </w:t>
-      </w:r>
-      <w:r>
-        <w:t xml:space="preserve">element.</w:t>
+        <w:t xml:space="preserve">Atomics</w:t>
+      </w:r>
+      <w:r>
+        <w:t xml:space="preserve"> </w:t>
+      </w:r>
+      <w:r>
+        <w:t xml:space="preserve">between workers; the</w:t>
+      </w:r>
+      <w:r>
+        <w:t xml:space="preserve"> </w:t>
+      </w:r>
+      <w:r>
+        <w:t xml:space="preserve">WebSocket client sends its messages uncompressed (permessage-deflate inflates only) and</w:t>
+      </w:r>
+      <w:r>
+        <w:t xml:space="preserve"> </w:t>
+      </w:r>
+      <w:r>
+        <w:t xml:space="preserve">never pings; CORS is not checked for EventSource either.</w:t>
       </w:r>
     </w:p>
     <w:p>
@@ -67349,53 +73506,35 @@
         <w:pStyle w:val="Compact"/>
         <w:numPr>
           <w:ilvl w:val="0"/>
-          <w:numId w:val="1052"/>
+          <w:numId w:val="1053"/>
         </w:numPr>
       </w:pPr>
       <w:r>
-        <w:t xml:space="preserve">The compositing layers' gaps (§21: a real perspective,</w:t>
-      </w:r>
-      <w:r>
-        <w:t xml:space="preserve"> </w:t>
-      </w:r>
-      <w:r>
-        <w:rPr>
-          <w:rStyle w:val="VerbatimChar"/>
-        </w:rPr>
-        <w:t xml:space="preserve">clip-path</w:t>
-      </w:r>
-      <w:r>
-        <w:t xml:space="preserve"> </w:t>
-      </w:r>
-      <w:r>
-        <w:t xml:space="preserve">/</w:t>
-      </w:r>
-      <w:r>
-        <w:t xml:space="preserve"> </w:t>
-      </w:r>
-      <w:r>
-        <w:rPr>
-          <w:rStyle w:val="VerbatimChar"/>
-        </w:rPr>
-        <w:t xml:space="preserve">mask</w:t>
-      </w:r>
-      <w:r>
-        <w:t xml:space="preserve"> </w:t>
-      </w:r>
-      <w:r>
-        <w:t xml:space="preserve">on a layer, the</w:t>
-      </w:r>
-      <w:r>
-        <w:t xml:space="preserve"> </w:t>
-      </w:r>
-      <w:r>
-        <w:t xml:space="preserve">non-separable blend modes); animations: §22's "Not done"; GPU compositing: §25's (scrollers</w:t>
-      </w:r>
-      <w:r>
-        <w:t xml:space="preserve"> </w:t>
-      </w:r>
-      <w:r>
-        <w:t xml:space="preserve">and groups as layers, fixed boxes that stay in view).</w:t>
+        <w:t xml:space="preserve">The network (§24): no revocation checks, no CSP, no SameSite cookies, no</w:t>
+      </w:r>
+      <w:r>
+        <w:t xml:space="preserve"> </w:t>
+      </w:r>
+      <w:r>
+        <w:t xml:space="preserve">CORS for the core's loads (EventSource, fonts,</w:t>
+      </w:r>
+      <w:r>
+        <w:t xml:space="preserve"> </w:t>
+      </w:r>
+      <w:r>
+        <w:rPr>
+          <w:rStyle w:val="VerbatimChar"/>
+        </w:rPr>
+        <w:t xml:space="preserve">&lt;img crossorigin&gt;</w:t>
+      </w:r>
+      <w:r>
+        <w:t xml:space="preserve">, module scripts), no</w:t>
+      </w:r>
+      <w:r>
+        <w:t xml:space="preserve"> </w:t>
+      </w:r>
+      <w:r>
+        <w:t xml:space="preserve">HTTP/3, no back-forward cache.</w:t>
       </w:r>
     </w:p>
     <w:p>
@@ -67403,44 +73542,65 @@
         <w:pStyle w:val="Compact"/>
         <w:numPr>
           <w:ilvl w:val="0"/>
-          <w:numId w:val="1052"/>
+          <w:numId w:val="1053"/>
         </w:numPr>
       </w:pPr>
       <w:r>
-        <w:t xml:space="preserve">WebAssembly and Web Crypto (§27): no Wasm SIMD, threads,</w:t>
-      </w:r>
-      <w:r>
-        <w:t xml:space="preserve"> </w:t>
-      </w:r>
-      <w:r>
-        <w:rPr>
-          <w:rStyle w:val="VerbatimChar"/>
-        </w:rPr>
-        <w:t xml:space="preserve">WebAssembly.Tag</w:t>
-      </w:r>
-      <w:r>
-        <w:t xml:space="preserve"> </w:t>
-      </w:r>
-      <w:r>
-        <w:t xml:space="preserve">/</w:t>
-      </w:r>
-      <w:r>
-        <w:t xml:space="preserve"> </w:t>
-      </w:r>
-      <w:r>
-        <w:rPr>
-          <w:rStyle w:val="VerbatimChar"/>
-        </w:rPr>
-        <w:t xml:space="preserve">Exception</w:t>
-      </w:r>
-      <w:r>
-        <w:t xml:space="preserve">,</w:t>
-      </w:r>
-      <w:r>
-        <w:t xml:space="preserve"> </w:t>
-      </w:r>
-      <w:r>
-        <w:t xml:space="preserve">JSPI; no Ed25519 / X25519; RSA key generation blocks the window.</w:t>
+        <w:t xml:space="preserve">Frames (§29): a frame's initial about:blank is not there synchronously, no</w:t>
+      </w:r>
+      <w:r>
+        <w:t xml:space="preserve"> </w:t>
+      </w:r>
+      <w:r>
+        <w:rPr>
+          <w:rStyle w:val="VerbatimChar"/>
+        </w:rPr>
+        <w:t xml:space="preserve">document.domain</w:t>
+      </w:r>
+      <w:r>
+        <w:t xml:space="preserve">, a srcdoc's</w:t>
+      </w:r>
+      <w:r>
+        <w:t xml:space="preserve"> </w:t>
+      </w:r>
+      <w:r>
+        <w:rPr>
+          <w:rStyle w:val="VerbatimChar"/>
+        </w:rPr>
+        <w:t xml:space="preserve">location.href</w:t>
+      </w:r>
+      <w:r>
+        <w:t xml:space="preserve"> </w:t>
+      </w:r>
+      <w:r>
+        <w:t xml:space="preserve">is its data: URL, no</w:t>
+      </w:r>
+      <w:r>
+        <w:t xml:space="preserve"> </w:t>
+      </w:r>
+      <w:r>
+        <w:t xml:space="preserve">focus moved between frames by script,</w:t>
+      </w:r>
+      <w:r>
+        <w:t xml:space="preserve"> </w:t>
+      </w:r>
+      <w:r>
+        <w:rPr>
+          <w:rStyle w:val="VerbatimChar"/>
+        </w:rPr>
+        <w:t xml:space="preserve">loading="lazy"</w:t>
+      </w:r>
+      <w:r>
+        <w:t xml:space="preserve"> </w:t>
+      </w:r>
+      <w:r>
+        <w:t xml:space="preserve">frames load at once, no frames in</w:t>
+      </w:r>
+      <w:r>
+        <w:t xml:space="preserve"> </w:t>
+      </w:r>
+      <w:r>
+        <w:t xml:space="preserve">shadow trees.</w:t>
       </w:r>
     </w:p>
     <w:p>
@@ -67448,44 +73608,146 @@
         <w:pStyle w:val="Compact"/>
         <w:numPr>
           <w:ilvl w:val="0"/>
-          <w:numId w:val="1052"/>
+          <w:numId w:val="1053"/>
         </w:numPr>
       </w:pPr>
       <w:r>
-        <w:t xml:space="preserve">JavaScript speed (§30): the JIT is a first version, off by default (a</w:t>
-      </w:r>
-      <w:r>
-        <w:t xml:space="preserve"> </w:t>
-      </w:r>
-      <w:r>
-        <w:rPr>
-          <w:rStyle w:val="VerbatimChar"/>
-        </w:rPr>
-        <w:t xml:space="preserve">catch</w:t>
-      </w:r>
-      <w:r>
-        <w:t xml:space="preserve"> </w:t>
-      </w:r>
-      <w:r>
-        <w:t xml:space="preserve">goes on</w:t>
-      </w:r>
-      <w:r>
-        <w:t xml:space="preserve"> </w:t>
-      </w:r>
-      <w:r>
-        <w:t xml:space="preserve">interpreted, calls go through the interpreter's frame set-up); the code cache keys a script</w:t>
-      </w:r>
-      <w:r>
-        <w:t xml:space="preserve"> </w:t>
-      </w:r>
-      <w:r>
-        <w:t xml:space="preserve">by its exact text (a script that changes at each load is compiled each time); a single long</w:t>
-      </w:r>
-      <w:r>
-        <w:t xml:space="preserve"> </w:t>
-      </w:r>
-      <w:r>
-        <w:t xml:space="preserve">script still holds the window (its events are kept and handled after it).</w:t>
+        <w:t xml:space="preserve">Shadow DOM (§20): the manual slot assignment's rendering,</w:t>
+      </w:r>
+      <w:r>
+        <w:t xml:space="preserve"> </w:t>
+      </w:r>
+      <w:r>
+        <w:rPr>
+          <w:rStyle w:val="VerbatimChar"/>
+        </w:rPr>
+        <w:t xml:space="preserve">exportparts</w:t>
+      </w:r>
+      <w:r>
+        <w:t xml:space="preserve">, a clonable root's</w:t>
+      </w:r>
+      <w:r>
+        <w:t xml:space="preserve"> </w:t>
+      </w:r>
+      <w:r>
+        <w:t xml:space="preserve">cloning,</w:t>
+      </w:r>
+      <w:r>
+        <w:t xml:space="preserve"> </w:t>
+      </w:r>
+      <w:r>
+        <w:rPr>
+          <w:rStyle w:val="VerbatimChar"/>
+        </w:rPr>
+        <w:t xml:space="preserve">&lt;link&gt;</w:t>
+      </w:r>
+      <w:r>
+        <w:t xml:space="preserve"> </w:t>
+      </w:r>
+      <w:r>
+        <w:t xml:space="preserve">/</w:t>
+      </w:r>
+      <w:r>
+        <w:t xml:space="preserve"> </w:t>
+      </w:r>
+      <w:r>
+        <w:rPr>
+          <w:rStyle w:val="VerbatimChar"/>
+        </w:rPr>
+        <w:t xml:space="preserve">@import</w:t>
+      </w:r>
+      <w:r>
+        <w:t xml:space="preserve"> </w:t>
+      </w:r>
+      <w:r>
+        <w:t xml:space="preserve">/</w:t>
+      </w:r>
+      <w:r>
+        <w:t xml:space="preserve"> </w:t>
+      </w:r>
+      <w:r>
+        <w:rPr>
+          <w:rStyle w:val="VerbatimChar"/>
+        </w:rPr>
+        <w:t xml:space="preserve">@font-face</w:t>
+      </w:r>
+      <w:r>
+        <w:t xml:space="preserve"> </w:t>
+      </w:r>
+      <w:r>
+        <w:t xml:space="preserve">in shadow trees,</w:t>
+      </w:r>
+      <w:r>
+        <w:t xml:space="preserve"> </w:t>
+      </w:r>
+      <w:r>
+        <w:rPr>
+          <w:rStyle w:val="VerbatimChar"/>
+        </w:rPr>
+        <w:t xml:space="preserve">:host</w:t>
+      </w:r>
+      <w:r>
+        <w:t xml:space="preserve"> </w:t>
+      </w:r>
+      <w:r>
+        <w:t xml:space="preserve">in</w:t>
+      </w:r>
+      <w:r>
+        <w:t xml:space="preserve"> </w:t>
+      </w:r>
+      <w:r>
+        <w:rPr>
+          <w:rStyle w:val="VerbatimChar"/>
+        </w:rPr>
+        <w:t xml:space="preserve">matches()</w:t>
+      </w:r>
+      <w:r>
+        <w:t xml:space="preserve">;</w:t>
+      </w:r>
+      <w:r>
+        <w:t xml:space="preserve"> </w:t>
+      </w:r>
+      <w:r>
+        <w:rPr>
+          <w:rStyle w:val="VerbatimChar"/>
+        </w:rPr>
+        <w:t xml:space="preserve">::before</w:t>
+      </w:r>
+      <w:r>
+        <w:t xml:space="preserve"> </w:t>
+      </w:r>
+      <w:r>
+        <w:t xml:space="preserve">/</w:t>
+      </w:r>
+      <w:r>
+        <w:t xml:space="preserve"> </w:t>
+      </w:r>
+      <w:r>
+        <w:rPr>
+          <w:rStyle w:val="VerbatimChar"/>
+        </w:rPr>
+        <w:t xml:space="preserve">::after</w:t>
+      </w:r>
+      <w:r>
+        <w:t xml:space="preserve"> </w:t>
+      </w:r>
+      <w:r>
+        <w:t xml:space="preserve">of a</w:t>
+      </w:r>
+      <w:r>
+        <w:t xml:space="preserve"> </w:t>
+      </w:r>
+      <w:r>
+        <w:rPr>
+          <w:rStyle w:val="VerbatimChar"/>
+        </w:rPr>
+        <w:t xml:space="preserve">display: contents</w:t>
+      </w:r>
+      <w:r>
+        <w:t xml:space="preserve"> </w:t>
+      </w:r>
+      <w:r>
+        <w:t xml:space="preserve">element.</w:t>
       </w:r>
     </w:p>
     <w:p>
@@ -67493,92 +73755,20 @@
         <w:pStyle w:val="Compact"/>
         <w:numPr>
           <w:ilvl w:val="0"/>
-          <w:numId w:val="1052"/>
+          <w:numId w:val="1053"/>
         </w:numPr>
       </w:pPr>
       <w:r>
-        <w:t xml:space="preserve">SVG: no</w:t>
-      </w:r>
-      <w:r>
-        <w:t xml:space="preserve"> </w:t>
-      </w:r>
-      <w:r>
-        <w:rPr>
-          <w:rStyle w:val="VerbatimChar"/>
-        </w:rPr>
-        <w:t xml:space="preserve">&lt;mask&gt;</w:t>
-      </w:r>
-      <w:r>
-        <w:t xml:space="preserve">,</w:t>
-      </w:r>
-      <w:r>
-        <w:t xml:space="preserve"> </w:t>
-      </w:r>
-      <w:r>
-        <w:rPr>
-          <w:rStyle w:val="VerbatimChar"/>
-        </w:rPr>
-        <w:t xml:space="preserve">&lt;pattern&gt;</w:t>
-      </w:r>
-      <w:r>
-        <w:t xml:space="preserve">,</w:t>
-      </w:r>
-      <w:r>
-        <w:t xml:space="preserve"> </w:t>
-      </w:r>
-      <w:r>
-        <w:rPr>
-          <w:rStyle w:val="VerbatimChar"/>
-        </w:rPr>
-        <w:t xml:space="preserve">&lt;marker&gt;</w:t>
-      </w:r>
-      <w:r>
-        <w:t xml:space="preserve">, filters, SMIL animations,</w:t>
-      </w:r>
-      <w:r>
-        <w:t xml:space="preserve"> </w:t>
-      </w:r>
-      <w:r>
-        <w:rPr>
-          <w:rStyle w:val="VerbatimChar"/>
-        </w:rPr>
-        <w:t xml:space="preserve">&lt;textPath&gt;</w:t>
-      </w:r>
-      <w:r>
-        <w:t xml:space="preserve">, per-glyph</w:t>
-      </w:r>
-      <w:r>
-        <w:t xml:space="preserve"> </w:t>
-      </w:r>
-      <w:r>
-        <w:t xml:space="preserve">position lists, the page's web fonts in</w:t>
-      </w:r>
-      <w:r>
-        <w:t xml:space="preserve"> </w:t>
-      </w:r>
-      <w:r>
-        <w:rPr>
-          <w:rStyle w:val="VerbatimChar"/>
-        </w:rPr>
-        <w:t xml:space="preserve">&lt;text&gt;</w:t>
-      </w:r>
-      <w:r>
-        <w:t xml:space="preserve">; the page's</w:t>
-      </w:r>
-      <w:r>
-        <w:t xml:space="preserve"> </w:t>
-      </w:r>
-      <w:r>
-        <w:t xml:space="preserve">CSS</w:t>
-      </w:r>
-      <w:r>
-        <w:t xml:space="preserve"> </w:t>
-      </w:r>
-      <w:r>
-        <w:rPr>
-          <w:rStyle w:val="VerbatimChar"/>
-        </w:rPr>
-        <w:t xml:space="preserve">fill</w:t>
+        <w:t xml:space="preserve">The compositing layers' gaps (§21: a real perspective,</w:t>
+      </w:r>
+      <w:r>
+        <w:t xml:space="preserve"> </w:t>
+      </w:r>
+      <w:r>
+        <w:rPr>
+          <w:rStyle w:val="VerbatimChar"/>
+        </w:rPr>
+        <w:t xml:space="preserve">clip-path</w:t>
       </w:r>
       <w:r>
         <w:t xml:space="preserve"> </w:t>
@@ -67593,247 +73783,25 @@
         <w:rPr>
           <w:rStyle w:val="VerbatimChar"/>
         </w:rPr>
-        <w:t xml:space="preserve">stroke</w:t>
-      </w:r>
-      <w:r>
-        <w:t xml:space="preserve"> </w:t>
-      </w:r>
-      <w:r>
-        <w:t xml:space="preserve">(</w:t>
-      </w:r>
-      <w:r>
-        <w:rPr>
-          <w:rStyle w:val="VerbatimChar"/>
-        </w:rPr>
-        <w:t xml:space="preserve">.icon path { fill: red }</w:t>
-      </w:r>
-      <w:r>
-        <w:t xml:space="preserve">) do not reach an inline</w:t>
-      </w:r>
-      <w:r>
-        <w:t xml:space="preserve"> </w:t>
-      </w:r>
-      <w:r>
-        <w:rPr>
-          <w:rStyle w:val="VerbatimChar"/>
-        </w:rPr>
-        <w:t xml:space="preserve">&lt;svg&gt;</w:t>
-      </w:r>
-      <w:r>
-        <w:t xml:space="preserve"> </w:t>
-      </w:r>
-      <w:r>
-        <w:t xml:space="preserve">-- libcss</w:t>
-      </w:r>
-      <w:r>
-        <w:t xml:space="preserve"> </w:t>
-      </w:r>
-      <w:r>
-        <w:t xml:space="preserve">has no</w:t>
-      </w:r>
-      <w:r>
-        <w:t xml:space="preserve"> </w:t>
-      </w:r>
-      <w:r>
-        <w:rPr>
-          <w:rStyle w:val="VerbatimChar"/>
-        </w:rPr>
-        <w:t xml:space="preserve">fill</w:t>
-      </w:r>
-      <w:r>
-        <w:t xml:space="preserve"> </w:t>
-      </w:r>
-      <w:r>
-        <w:t xml:space="preserve">/</w:t>
-      </w:r>
-      <w:r>
-        <w:t xml:space="preserve"> </w:t>
-      </w:r>
-      <w:r>
-        <w:rPr>
-          <w:rStyle w:val="VerbatimChar"/>
-        </w:rPr>
-        <w:t xml:space="preserve">stroke</w:t>
-      </w:r>
-      <w:r>
-        <w:t xml:space="preserve"> </w:t>
-      </w:r>
-      <w:r>
-        <w:t xml:space="preserve">properties (only</w:t>
-      </w:r>
-      <w:r>
-        <w:t xml:space="preserve"> </w:t>
-      </w:r>
-      <w:r>
-        <w:rPr>
-          <w:rStyle w:val="VerbatimChar"/>
-        </w:rPr>
-        <w:t xml:space="preserve">fill-opacity</w:t>
-      </w:r>
-      <w:r>
-        <w:t xml:space="preserve"> </w:t>
-      </w:r>
-      <w:r>
-        <w:t xml:space="preserve">/</w:t>
-      </w:r>
-      <w:r>
-        <w:t xml:space="preserve"> </w:t>
-      </w:r>
-      <w:r>
-        <w:rPr>
-          <w:rStyle w:val="VerbatimChar"/>
-        </w:rPr>
-        <w:t xml:space="preserve">stroke-opacity</w:t>
-      </w:r>
-      <w:r>
-        <w:t xml:space="preserve">): with them</w:t>
-      </w:r>
-      <w:r>
-        <w:t xml:space="preserve"> </w:t>
-      </w:r>
-      <w:r>
-        <w:t xml:space="preserve">(inherited, as text),</w:t>
-      </w:r>
-      <w:r>
-        <w:t xml:space="preserve"> </w:t>
-      </w:r>
-      <w:r>
-        <w:rPr>
-          <w:rStyle w:val="VerbatimChar"/>
-        </w:rPr>
-        <w:t xml:space="preserve">onyx_svg_inline.c</w:t>
-      </w:r>
-      <w:r>
-        <w:t xml:space="preserve"> </w:t>
-      </w:r>
-      <w:r>
-        <w:t xml:space="preserve">would write the</w:t>
-      </w:r>
-      <w:r>
-        <w:t xml:space="preserve"> </w:t>
-      </w:r>
-      <w:r>
-        <w:rPr>
-          <w:rStyle w:val="VerbatimChar"/>
-        </w:rPr>
-        <w:t xml:space="preserve">&lt;svg&gt;</w:t>
-      </w:r>
-      <w:r>
-        <w:t xml:space="preserve">'s computed ones on its</w:t>
-      </w:r>
-      <w:r>
-        <w:t xml:space="preserve"> </w:t>
-      </w:r>
-      <w:r>
-        <w:t xml:space="preserve">root; its</w:t>
-      </w:r>
-      <w:r>
-        <w:t xml:space="preserve"> </w:t>
-      </w:r>
-      <w:r>
-        <w:rPr>
-          <w:rStyle w:val="VerbatimChar"/>
-        </w:rPr>
-        <w:t xml:space="preserve">color</w:t>
-      </w:r>
-      <w:r>
-        <w:t xml:space="preserve">, its custom properties and the SVG's own attributes and</w:t>
-      </w:r>
-      <w:r>
-        <w:t xml:space="preserve"> </w:t>
-      </w:r>
-      <w:r>
-        <w:rPr>
-          <w:rStyle w:val="VerbatimChar"/>
-        </w:rPr>
-        <w:t xml:space="preserve">&lt;style&gt;</w:t>
-      </w:r>
-      <w:r>
-        <w:t xml:space="preserve"> </w:t>
-      </w:r>
-      <w:r>
-        <w:t xml:space="preserve">do. An</w:t>
-      </w:r>
-      <w:r>
-        <w:t xml:space="preserve"> </w:t>
-      </w:r>
-      <w:r>
-        <w:rPr>
-          <w:rStyle w:val="VerbatimChar"/>
-        </w:rPr>
-        <w:t xml:space="preserve">&lt;svg&gt;</w:t>
-      </w:r>
-      <w:r>
-        <w:t xml:space="preserve"> </w:t>
-      </w:r>
-      <w:r>
-        <w:t xml:space="preserve">/ SVG</w:t>
-      </w:r>
-      <w:r>
-        <w:t xml:space="preserve"> </w:t>
-      </w:r>
-      <w:r>
-        <w:rPr>
-          <w:rStyle w:val="VerbatimChar"/>
-        </w:rPr>
-        <w:t xml:space="preserve">&lt;img&gt;</w:t>
-      </w:r>
-      <w:r>
-        <w:t xml:space="preserve"> </w:t>
-      </w:r>
-      <w:r>
-        <w:t xml:space="preserve">with only a viewBox and no CSS size takes the viewBox's size (Chrome:</w:t>
-      </w:r>
-      <w:r>
-        <w:t xml:space="preserve"> </w:t>
-      </w:r>
-      <w:r>
-        <w:t xml:space="preserve">the containing block's width); a</w:t>
-      </w:r>
-      <w:r>
-        <w:t xml:space="preserve"> </w:t>
-      </w:r>
-      <w:r>
-        <w:rPr>
-          <w:rStyle w:val="VerbatimChar"/>
-        </w:rPr>
-        <w:t xml:space="preserve">list-style-image</w:t>
-      </w:r>
-      <w:r>
-        <w:t xml:space="preserve"> </w:t>
-      </w:r>
-      <w:r>
-        <w:t xml:space="preserve">SVG without a size is drawn at its</w:t>
-      </w:r>
-      <w:r>
-        <w:t xml:space="preserve"> </w:t>
-      </w:r>
-      <w:r>
-        <w:t xml:space="preserve">viewBox's size (Chrome: small). The scripts' SVG DOM is dom.js' generic one (</w:t>
-      </w:r>
-      <w:r>
-        <w:rPr>
-          <w:rStyle w:val="VerbatimChar"/>
-        </w:rPr>
-        <w:t xml:space="preserve">namespaceURI</w:t>
-      </w:r>
-      <w:r>
-        <w:t xml:space="preserve">,</w:t>
-      </w:r>
-      <w:r>
-        <w:t xml:space="preserve"> </w:t>
-      </w:r>
-      <w:r>
-        <w:rPr>
-          <w:rStyle w:val="VerbatimChar"/>
-        </w:rPr>
-        <w:t xml:space="preserve">getBBox</w:t>
-      </w:r>
-      <w:r>
-        <w:t xml:space="preserve"> </w:t>
-      </w:r>
-      <w:r>
-        <w:t xml:space="preserve">from the box).</w:t>
+        <w:t xml:space="preserve">mask</w:t>
+      </w:r>
+      <w:r>
+        <w:t xml:space="preserve"> </w:t>
+      </w:r>
+      <w:r>
+        <w:t xml:space="preserve">on a layer, the</w:t>
+      </w:r>
+      <w:r>
+        <w:t xml:space="preserve"> </w:t>
+      </w:r>
+      <w:r>
+        <w:t xml:space="preserve">non-separable blend modes); animations: §22's "Not done"; GPU compositing: §25's (scrollers</w:t>
+      </w:r>
+      <w:r>
+        <w:t xml:space="preserve"> </w:t>
+      </w:r>
+      <w:r>
+        <w:t xml:space="preserve">and groups as layers, fixed boxes that stay in view).</w:t>
       </w:r>
     </w:p>
     <w:p>
@@ -67841,89 +73809,44 @@
         <w:pStyle w:val="Compact"/>
         <w:numPr>
           <w:ilvl w:val="0"/>
-          <w:numId w:val="1052"/>
+          <w:numId w:val="1053"/>
         </w:numPr>
       </w:pPr>
       <w:r>
-        <w:t xml:space="preserve">Canvas: no shadows, filters, blend modes (source-over), conic gradients (a solid colour),</w:t>
-      </w:r>
-      <w:r>
-        <w:t xml:space="preserve"> </w:t>
-      </w:r>
-      <w:r>
-        <w:t xml:space="preserve">per-corner</w:t>
-      </w:r>
-      <w:r>
-        <w:t xml:space="preserve"> </w:t>
-      </w:r>
-      <w:r>
-        <w:rPr>
-          <w:rStyle w:val="VerbatimChar"/>
-        </w:rPr>
-        <w:t xml:space="preserve">roundRect</w:t>
-      </w:r>
-      <w:r>
-        <w:t xml:space="preserve"> </w:t>
-      </w:r>
-      <w:r>
-        <w:t xml:space="preserve">radii;</w:t>
-      </w:r>
-      <w:r>
-        <w:t xml:space="preserve"> </w:t>
-      </w:r>
-      <w:r>
-        <w:rPr>
-          <w:rStyle w:val="VerbatimChar"/>
-        </w:rPr>
-        <w:t xml:space="preserve">drawImage</w:t>
-      </w:r>
-      <w:r>
-        <w:t xml:space="preserve"> </w:t>
-      </w:r>
-      <w:r>
-        <w:t xml:space="preserve">scales with the nearest pixel (PlutoVG's</w:t>
-      </w:r>
-      <w:r>
-        <w:t xml:space="preserve"> </w:t>
-      </w:r>
-      <w:r>
-        <w:t xml:space="preserve">textures), and a canvas shown at another CSS size too (the framebuffer's bitmap plot);</w:t>
-      </w:r>
-      <w:r>
-        <w:t xml:space="preserve"> </w:t>
-      </w:r>
-      <w:r>
-        <w:t xml:space="preserve">no</w:t>
-      </w:r>
-      <w:r>
-        <w:t xml:space="preserve"> </w:t>
-      </w:r>
-      <w:r>
-        <w:rPr>
-          <w:rStyle w:val="VerbatimChar"/>
-        </w:rPr>
-        <w:t xml:space="preserve">getContext('webgl')</w:t>
-      </w:r>
-      <w:r>
-        <w:t xml:space="preserve">,</w:t>
-      </w:r>
-      <w:r>
-        <w:t xml:space="preserve"> </w:t>
-      </w:r>
-      <w:r>
-        <w:rPr>
-          <w:rStyle w:val="VerbatimChar"/>
-        </w:rPr>
-        <w:t xml:space="preserve">captureStream</w:t>
-      </w:r>
-      <w:r>
-        <w:t xml:space="preserve">, video frames; the page's web fonts are not used</w:t>
-      </w:r>
-      <w:r>
-        <w:t xml:space="preserve"> </w:t>
-      </w:r>
-      <w:r>
-        <w:t xml:space="preserve">(the card's fonts by family).</w:t>
+        <w:t xml:space="preserve">WebAssembly and Web Crypto (§27): no Wasm SIMD, threads,</w:t>
+      </w:r>
+      <w:r>
+        <w:t xml:space="preserve"> </w:t>
+      </w:r>
+      <w:r>
+        <w:rPr>
+          <w:rStyle w:val="VerbatimChar"/>
+        </w:rPr>
+        <w:t xml:space="preserve">WebAssembly.Tag</w:t>
+      </w:r>
+      <w:r>
+        <w:t xml:space="preserve"> </w:t>
+      </w:r>
+      <w:r>
+        <w:t xml:space="preserve">/</w:t>
+      </w:r>
+      <w:r>
+        <w:t xml:space="preserve"> </w:t>
+      </w:r>
+      <w:r>
+        <w:rPr>
+          <w:rStyle w:val="VerbatimChar"/>
+        </w:rPr>
+        <w:t xml:space="preserve">Exception</w:t>
+      </w:r>
+      <w:r>
+        <w:t xml:space="preserve">,</w:t>
+      </w:r>
+      <w:r>
+        <w:t xml:space="preserve"> </w:t>
+      </w:r>
+      <w:r>
+        <w:t xml:space="preserve">JSPI; no Ed25519 / X25519; RSA key generation blocks the window.</w:t>
       </w:r>
     </w:p>
     <w:p>
@@ -67931,26 +73854,44 @@
         <w:pStyle w:val="Compact"/>
         <w:numPr>
           <w:ilvl w:val="0"/>
-          <w:numId w:val="1052"/>
+          <w:numId w:val="1053"/>
         </w:numPr>
       </w:pPr>
       <w:r>
-        <w:t xml:space="preserve">A face split by</w:t>
-      </w:r>
-      <w:r>
-        <w:t xml:space="preserve"> </w:t>
-      </w:r>
-      <w:r>
-        <w:rPr>
-          <w:rStyle w:val="VerbatimChar"/>
-        </w:rPr>
-        <w:t xml:space="preserve">unicode-range</w:t>
-      </w:r>
-      <w:r>
-        <w:t xml:space="preserve"> </w:t>
-      </w:r>
-      <w:r>
-        <w:t xml:space="preserve">outside Latin-1 falls back to the card's fonts.</w:t>
+        <w:t xml:space="preserve">JavaScript speed (§30): the JIT is a first version, off by default (a</w:t>
+      </w:r>
+      <w:r>
+        <w:t xml:space="preserve"> </w:t>
+      </w:r>
+      <w:r>
+        <w:rPr>
+          <w:rStyle w:val="VerbatimChar"/>
+        </w:rPr>
+        <w:t xml:space="preserve">catch</w:t>
+      </w:r>
+      <w:r>
+        <w:t xml:space="preserve"> </w:t>
+      </w:r>
+      <w:r>
+        <w:t xml:space="preserve">goes on</w:t>
+      </w:r>
+      <w:r>
+        <w:t xml:space="preserve"> </w:t>
+      </w:r>
+      <w:r>
+        <w:t xml:space="preserve">interpreted, calls go through the interpreter's frame set-up); the code cache keys a script</w:t>
+      </w:r>
+      <w:r>
+        <w:t xml:space="preserve"> </w:t>
+      </w:r>
+      <w:r>
+        <w:t xml:space="preserve">by its exact text (a script that changes at each load is compiled each time); a single long</w:t>
+      </w:r>
+      <w:r>
+        <w:t xml:space="preserve"> </w:t>
+      </w:r>
+      <w:r>
+        <w:t xml:space="preserve">script still holds the window (its events are kept and handled after it).</w:t>
       </w:r>
     </w:p>
     <w:p>
@@ -67958,10 +73899,475 @@
         <w:pStyle w:val="Compact"/>
         <w:numPr>
           <w:ilvl w:val="0"/>
-          <w:numId w:val="1052"/>
+          <w:numId w:val="1053"/>
         </w:numPr>
       </w:pPr>
       <w:r>
+        <w:t xml:space="preserve">SVG: no</w:t>
+      </w:r>
+      <w:r>
+        <w:t xml:space="preserve"> </w:t>
+      </w:r>
+      <w:r>
+        <w:rPr>
+          <w:rStyle w:val="VerbatimChar"/>
+        </w:rPr>
+        <w:t xml:space="preserve">&lt;mask&gt;</w:t>
+      </w:r>
+      <w:r>
+        <w:t xml:space="preserve">,</w:t>
+      </w:r>
+      <w:r>
+        <w:t xml:space="preserve"> </w:t>
+      </w:r>
+      <w:r>
+        <w:rPr>
+          <w:rStyle w:val="VerbatimChar"/>
+        </w:rPr>
+        <w:t xml:space="preserve">&lt;pattern&gt;</w:t>
+      </w:r>
+      <w:r>
+        <w:t xml:space="preserve">,</w:t>
+      </w:r>
+      <w:r>
+        <w:t xml:space="preserve"> </w:t>
+      </w:r>
+      <w:r>
+        <w:rPr>
+          <w:rStyle w:val="VerbatimChar"/>
+        </w:rPr>
+        <w:t xml:space="preserve">&lt;marker&gt;</w:t>
+      </w:r>
+      <w:r>
+        <w:t xml:space="preserve">, filters, SMIL animations,</w:t>
+      </w:r>
+      <w:r>
+        <w:t xml:space="preserve"> </w:t>
+      </w:r>
+      <w:r>
+        <w:rPr>
+          <w:rStyle w:val="VerbatimChar"/>
+        </w:rPr>
+        <w:t xml:space="preserve">&lt;textPath&gt;</w:t>
+      </w:r>
+      <w:r>
+        <w:t xml:space="preserve">, per-glyph</w:t>
+      </w:r>
+      <w:r>
+        <w:t xml:space="preserve"> </w:t>
+      </w:r>
+      <w:r>
+        <w:t xml:space="preserve">position lists, the page's web fonts in</w:t>
+      </w:r>
+      <w:r>
+        <w:t xml:space="preserve"> </w:t>
+      </w:r>
+      <w:r>
+        <w:rPr>
+          <w:rStyle w:val="VerbatimChar"/>
+        </w:rPr>
+        <w:t xml:space="preserve">&lt;text&gt;</w:t>
+      </w:r>
+      <w:r>
+        <w:t xml:space="preserve">; the page's</w:t>
+      </w:r>
+      <w:r>
+        <w:t xml:space="preserve"> </w:t>
+      </w:r>
+      <w:r>
+        <w:t xml:space="preserve">CSS</w:t>
+      </w:r>
+      <w:r>
+        <w:t xml:space="preserve"> </w:t>
+      </w:r>
+      <w:r>
+        <w:rPr>
+          <w:rStyle w:val="VerbatimChar"/>
+        </w:rPr>
+        <w:t xml:space="preserve">fill</w:t>
+      </w:r>
+      <w:r>
+        <w:t xml:space="preserve"> </w:t>
+      </w:r>
+      <w:r>
+        <w:t xml:space="preserve">/</w:t>
+      </w:r>
+      <w:r>
+        <w:t xml:space="preserve"> </w:t>
+      </w:r>
+      <w:r>
+        <w:rPr>
+          <w:rStyle w:val="VerbatimChar"/>
+        </w:rPr>
+        <w:t xml:space="preserve">stroke</w:t>
+      </w:r>
+      <w:r>
+        <w:t xml:space="preserve"> </w:t>
+      </w:r>
+      <w:r>
+        <w:t xml:space="preserve">(</w:t>
+      </w:r>
+      <w:r>
+        <w:rPr>
+          <w:rStyle w:val="VerbatimChar"/>
+        </w:rPr>
+        <w:t xml:space="preserve">.icon path { fill: red }</w:t>
+      </w:r>
+      <w:r>
+        <w:t xml:space="preserve">) do not reach an inline</w:t>
+      </w:r>
+      <w:r>
+        <w:t xml:space="preserve"> </w:t>
+      </w:r>
+      <w:r>
+        <w:rPr>
+          <w:rStyle w:val="VerbatimChar"/>
+        </w:rPr>
+        <w:t xml:space="preserve">&lt;svg&gt;</w:t>
+      </w:r>
+      <w:r>
+        <w:t xml:space="preserve"> </w:t>
+      </w:r>
+      <w:r>
+        <w:t xml:space="preserve">-- libcss</w:t>
+      </w:r>
+      <w:r>
+        <w:t xml:space="preserve"> </w:t>
+      </w:r>
+      <w:r>
+        <w:t xml:space="preserve">has no</w:t>
+      </w:r>
+      <w:r>
+        <w:t xml:space="preserve"> </w:t>
+      </w:r>
+      <w:r>
+        <w:rPr>
+          <w:rStyle w:val="VerbatimChar"/>
+        </w:rPr>
+        <w:t xml:space="preserve">fill</w:t>
+      </w:r>
+      <w:r>
+        <w:t xml:space="preserve"> </w:t>
+      </w:r>
+      <w:r>
+        <w:t xml:space="preserve">/</w:t>
+      </w:r>
+      <w:r>
+        <w:t xml:space="preserve"> </w:t>
+      </w:r>
+      <w:r>
+        <w:rPr>
+          <w:rStyle w:val="VerbatimChar"/>
+        </w:rPr>
+        <w:t xml:space="preserve">stroke</w:t>
+      </w:r>
+      <w:r>
+        <w:t xml:space="preserve"> </w:t>
+      </w:r>
+      <w:r>
+        <w:t xml:space="preserve">properties (only</w:t>
+      </w:r>
+      <w:r>
+        <w:t xml:space="preserve"> </w:t>
+      </w:r>
+      <w:r>
+        <w:rPr>
+          <w:rStyle w:val="VerbatimChar"/>
+        </w:rPr>
+        <w:t xml:space="preserve">fill-opacity</w:t>
+      </w:r>
+      <w:r>
+        <w:t xml:space="preserve"> </w:t>
+      </w:r>
+      <w:r>
+        <w:t xml:space="preserve">/</w:t>
+      </w:r>
+      <w:r>
+        <w:t xml:space="preserve"> </w:t>
+      </w:r>
+      <w:r>
+        <w:rPr>
+          <w:rStyle w:val="VerbatimChar"/>
+        </w:rPr>
+        <w:t xml:space="preserve">stroke-opacity</w:t>
+      </w:r>
+      <w:r>
+        <w:t xml:space="preserve">): with them</w:t>
+      </w:r>
+      <w:r>
+        <w:t xml:space="preserve"> </w:t>
+      </w:r>
+      <w:r>
+        <w:t xml:space="preserve">(inherited, as text),</w:t>
+      </w:r>
+      <w:r>
+        <w:t xml:space="preserve"> </w:t>
+      </w:r>
+      <w:r>
+        <w:rPr>
+          <w:rStyle w:val="VerbatimChar"/>
+        </w:rPr>
+        <w:t xml:space="preserve">onyx_svg_inline.c</w:t>
+      </w:r>
+      <w:r>
+        <w:t xml:space="preserve"> </w:t>
+      </w:r>
+      <w:r>
+        <w:t xml:space="preserve">would write the</w:t>
+      </w:r>
+      <w:r>
+        <w:t xml:space="preserve"> </w:t>
+      </w:r>
+      <w:r>
+        <w:rPr>
+          <w:rStyle w:val="VerbatimChar"/>
+        </w:rPr>
+        <w:t xml:space="preserve">&lt;svg&gt;</w:t>
+      </w:r>
+      <w:r>
+        <w:t xml:space="preserve">'s computed ones on its</w:t>
+      </w:r>
+      <w:r>
+        <w:t xml:space="preserve"> </w:t>
+      </w:r>
+      <w:r>
+        <w:t xml:space="preserve">root; its</w:t>
+      </w:r>
+      <w:r>
+        <w:t xml:space="preserve"> </w:t>
+      </w:r>
+      <w:r>
+        <w:rPr>
+          <w:rStyle w:val="VerbatimChar"/>
+        </w:rPr>
+        <w:t xml:space="preserve">color</w:t>
+      </w:r>
+      <w:r>
+        <w:t xml:space="preserve">, its custom properties and the SVG's own attributes and</w:t>
+      </w:r>
+      <w:r>
+        <w:t xml:space="preserve"> </w:t>
+      </w:r>
+      <w:r>
+        <w:rPr>
+          <w:rStyle w:val="VerbatimChar"/>
+        </w:rPr>
+        <w:t xml:space="preserve">&lt;style&gt;</w:t>
+      </w:r>
+      <w:r>
+        <w:t xml:space="preserve"> </w:t>
+      </w:r>
+      <w:r>
+        <w:t xml:space="preserve">do. An</w:t>
+      </w:r>
+      <w:r>
+        <w:t xml:space="preserve"> </w:t>
+      </w:r>
+      <w:r>
+        <w:rPr>
+          <w:rStyle w:val="VerbatimChar"/>
+        </w:rPr>
+        <w:t xml:space="preserve">&lt;svg&gt;</w:t>
+      </w:r>
+      <w:r>
+        <w:t xml:space="preserve"> </w:t>
+      </w:r>
+      <w:r>
+        <w:t xml:space="preserve">/ SVG</w:t>
+      </w:r>
+      <w:r>
+        <w:t xml:space="preserve"> </w:t>
+      </w:r>
+      <w:r>
+        <w:rPr>
+          <w:rStyle w:val="VerbatimChar"/>
+        </w:rPr>
+        <w:t xml:space="preserve">&lt;img&gt;</w:t>
+      </w:r>
+      <w:r>
+        <w:t xml:space="preserve"> </w:t>
+      </w:r>
+      <w:r>
+        <w:t xml:space="preserve">with only a viewBox and no CSS size takes the viewBox's size (Chrome:</w:t>
+      </w:r>
+      <w:r>
+        <w:t xml:space="preserve"> </w:t>
+      </w:r>
+      <w:r>
+        <w:t xml:space="preserve">the containing block's width); a</w:t>
+      </w:r>
+      <w:r>
+        <w:t xml:space="preserve"> </w:t>
+      </w:r>
+      <w:r>
+        <w:rPr>
+          <w:rStyle w:val="VerbatimChar"/>
+        </w:rPr>
+        <w:t xml:space="preserve">list-style-image</w:t>
+      </w:r>
+      <w:r>
+        <w:t xml:space="preserve"> </w:t>
+      </w:r>
+      <w:r>
+        <w:t xml:space="preserve">SVG without a size is drawn at its</w:t>
+      </w:r>
+      <w:r>
+        <w:t xml:space="preserve"> </w:t>
+      </w:r>
+      <w:r>
+        <w:t xml:space="preserve">viewBox's size (Chrome: small). The scripts' SVG DOM is dom.js' generic one (</w:t>
+      </w:r>
+      <w:r>
+        <w:rPr>
+          <w:rStyle w:val="VerbatimChar"/>
+        </w:rPr>
+        <w:t xml:space="preserve">namespaceURI</w:t>
+      </w:r>
+      <w:r>
+        <w:t xml:space="preserve">,</w:t>
+      </w:r>
+      <w:r>
+        <w:t xml:space="preserve"> </w:t>
+      </w:r>
+      <w:r>
+        <w:rPr>
+          <w:rStyle w:val="VerbatimChar"/>
+        </w:rPr>
+        <w:t xml:space="preserve">getBBox</w:t>
+      </w:r>
+      <w:r>
+        <w:t xml:space="preserve"> </w:t>
+      </w:r>
+      <w:r>
+        <w:t xml:space="preserve">from the box).</w:t>
+      </w:r>
+    </w:p>
+    <w:p>
+      <w:pPr>
+        <w:pStyle w:val="Compact"/>
+        <w:numPr>
+          <w:ilvl w:val="0"/>
+          <w:numId w:val="1053"/>
+        </w:numPr>
+      </w:pPr>
+      <w:r>
+        <w:t xml:space="preserve">Canvas: no shadows, filters, blend modes (source-over), conic gradients (a solid colour),</w:t>
+      </w:r>
+      <w:r>
+        <w:t xml:space="preserve"> </w:t>
+      </w:r>
+      <w:r>
+        <w:t xml:space="preserve">per-corner</w:t>
+      </w:r>
+      <w:r>
+        <w:t xml:space="preserve"> </w:t>
+      </w:r>
+      <w:r>
+        <w:rPr>
+          <w:rStyle w:val="VerbatimChar"/>
+        </w:rPr>
+        <w:t xml:space="preserve">roundRect</w:t>
+      </w:r>
+      <w:r>
+        <w:t xml:space="preserve"> </w:t>
+      </w:r>
+      <w:r>
+        <w:t xml:space="preserve">radii;</w:t>
+      </w:r>
+      <w:r>
+        <w:t xml:space="preserve"> </w:t>
+      </w:r>
+      <w:r>
+        <w:rPr>
+          <w:rStyle w:val="VerbatimChar"/>
+        </w:rPr>
+        <w:t xml:space="preserve">drawImage</w:t>
+      </w:r>
+      <w:r>
+        <w:t xml:space="preserve"> </w:t>
+      </w:r>
+      <w:r>
+        <w:t xml:space="preserve">scales with the nearest pixel (PlutoVG's</w:t>
+      </w:r>
+      <w:r>
+        <w:t xml:space="preserve"> </w:t>
+      </w:r>
+      <w:r>
+        <w:t xml:space="preserve">textures), and a canvas shown at another CSS size too (the framebuffer's bitmap plot);</w:t>
+      </w:r>
+      <w:r>
+        <w:t xml:space="preserve"> </w:t>
+      </w:r>
+      <w:r>
+        <w:t xml:space="preserve">no</w:t>
+      </w:r>
+      <w:r>
+        <w:t xml:space="preserve"> </w:t>
+      </w:r>
+      <w:r>
+        <w:rPr>
+          <w:rStyle w:val="VerbatimChar"/>
+        </w:rPr>
+        <w:t xml:space="preserve">getContext('webgl')</w:t>
+      </w:r>
+      <w:r>
+        <w:t xml:space="preserve">,</w:t>
+      </w:r>
+      <w:r>
+        <w:t xml:space="preserve"> </w:t>
+      </w:r>
+      <w:r>
+        <w:rPr>
+          <w:rStyle w:val="VerbatimChar"/>
+        </w:rPr>
+        <w:t xml:space="preserve">captureStream</w:t>
+      </w:r>
+      <w:r>
+        <w:t xml:space="preserve">, video frames; the page's web fonts are not used</w:t>
+      </w:r>
+      <w:r>
+        <w:t xml:space="preserve"> </w:t>
+      </w:r>
+      <w:r>
+        <w:t xml:space="preserve">(the card's fonts by family).</w:t>
+      </w:r>
+    </w:p>
+    <w:p>
+      <w:pPr>
+        <w:pStyle w:val="Compact"/>
+        <w:numPr>
+          <w:ilvl w:val="0"/>
+          <w:numId w:val="1053"/>
+        </w:numPr>
+      </w:pPr>
+      <w:r>
+        <w:t xml:space="preserve">A face split by</w:t>
+      </w:r>
+      <w:r>
+        <w:t xml:space="preserve"> </w:t>
+      </w:r>
+      <w:r>
+        <w:rPr>
+          <w:rStyle w:val="VerbatimChar"/>
+        </w:rPr>
+        <w:t xml:space="preserve">unicode-range</w:t>
+      </w:r>
+      <w:r>
+        <w:t xml:space="preserve"> </w:t>
+      </w:r>
+      <w:r>
+        <w:t xml:space="preserve">outside Latin-1 falls back to the card's fonts.</w:t>
+      </w:r>
+    </w:p>
+    <w:p>
+      <w:pPr>
+        <w:pStyle w:val="Compact"/>
+        <w:numPr>
+          <w:ilvl w:val="0"/>
+          <w:numId w:val="1053"/>
+        </w:numPr>
+      </w:pPr>
+      <w:r>
         <w:t xml:space="preserve">Intl (§15): no</w:t>
       </w:r>
       <w:r>
@@ -68064,7 +74470,7 @@
         <w:t xml:space="preserve">(ja, zh, ko, ru, pl, sv, da, nb, fi, tr, cs) have English units, display names and zone names.</w:t>
       </w:r>
     </w:p>
-    <w:bookmarkEnd w:id="68"/>
+    <w:bookmarkEnd w:id="77"/>
     <w:sectPr>
       <w:footerReference r:id="rId9" w:type="default"/>
       <w:footnotePr>
@@ -68620,6 +75026,9 @@
     <w:abstractNumId w:val="991"/>
   </w:num>
   <w:num w:numId="1052">
+    <w:abstractNumId w:val="991"/>
+  </w:num>
+  <w:num w:numId="1053">
     <w:abstractNumId w:val="991"/>
   </w:num>
 </w:numbering>

--- a/docs/exports/06-JET-BROWSER.docx
+++ b/docs/exports/06-JET-BROWSER.docx
@@ -45598,6 +45598,201 @@
         <w:t xml:space="preserve">under qemu too.</w:t>
       </w:r>
     </w:p>
+    <w:p>
+      <w:pPr>
+        <w:pStyle w:val="FirstParagraph"/>
+      </w:pPr>
+      <w:r>
+        <w:rPr>
+          <w:b/>
+          <w:bCs/>
+        </w:rPr>
+        <w:t xml:space="preserve">The media queries follow the window</w:t>
+      </w:r>
+      <w:r>
+        <w:t xml:space="preserve"> </w:t>
+      </w:r>
+      <w:r>
+        <w:t xml:space="preserve">(</w:t>
+      </w:r>
+      <w:r>
+        <w:rPr>
+          <w:rStyle w:val="VerbatimChar"/>
+        </w:rPr>
+        <w:t xml:space="preserve">html.c</w:t>
+      </w:r>
+      <w:r>
+        <w:t xml:space="preserve"> </w:t>
+      </w:r>
+      <w:r>
+        <w:rPr>
+          <w:rStyle w:val="VerbatimChar"/>
+        </w:rPr>
+        <w:t xml:space="preserve">html_reformat</w:t>
+      </w:r>
+      <w:r>
+        <w:t xml:space="preserve">): the selection's media size was</w:t>
+      </w:r>
+      <w:r>
+        <w:t xml:space="preserve"> </w:t>
+      </w:r>
+      <w:r>
+        <w:t xml:space="preserve">set once, at the page's load (</w:t>
+      </w:r>
+      <w:r>
+        <w:rPr>
+          <w:rStyle w:val="VerbatimChar"/>
+        </w:rPr>
+        <w:t xml:space="preserve">html_get_dimensions</w:t>
+      </w:r>
+      <w:r>
+        <w:t xml:space="preserve">) -- a window resized was laid out again at its</w:t>
+      </w:r>
+      <w:r>
+        <w:t xml:space="preserve"> </w:t>
+      </w:r>
+      <w:r>
+        <w:t xml:space="preserve">new width with the load's</w:t>
+      </w:r>
+      <w:r>
+        <w:t xml:space="preserve"> </w:t>
+      </w:r>
+      <w:r>
+        <w:rPr>
+          <w:rStyle w:val="VerbatimChar"/>
+        </w:rPr>
+        <w:t xml:space="preserve">@media</w:t>
+      </w:r>
+      <w:r>
+        <w:t xml:space="preserve"> </w:t>
+      </w:r>
+      <w:r>
+        <w:t xml:space="preserve">answers (a site never switched between its mobile and desktop</w:t>
+      </w:r>
+      <w:r>
+        <w:t xml:space="preserve"> </w:t>
+      </w:r>
+      <w:r>
+        <w:t xml:space="preserve">layouts) and</w:t>
+      </w:r>
+      <w:r>
+        <w:t xml:space="preserve"> </w:t>
+      </w:r>
+      <w:r>
+        <w:rPr>
+          <w:rStyle w:val="VerbatimChar"/>
+        </w:rPr>
+        <w:t xml:space="preserve">matchMedia</w:t>
+      </w:r>
+      <w:r>
+        <w:t xml:space="preserve"> </w:t>
+      </w:r>
+      <w:r>
+        <w:t xml:space="preserve">kept its first answer. Each reformat now reads the window's size</w:t>
+      </w:r>
+      <w:r>
+        <w:t xml:space="preserve"> </w:t>
+      </w:r>
+      <w:r>
+        <w:t xml:space="preserve">(</w:t>
+      </w:r>
+      <w:r>
+        <w:rPr>
+          <w:rStyle w:val="VerbatimChar"/>
+        </w:rPr>
+        <w:t xml:space="preserve">CONTENT_MSG_GETDIMS</w:t>
+      </w:r>
+      <w:r>
+        <w:t xml:space="preserve">: scroll bars included, as browsers measure the media width -- a scroll bar</w:t>
+      </w:r>
+      <w:r>
+        <w:t xml:space="preserve"> </w:t>
+      </w:r>
+      <w:r>
+        <w:t xml:space="preserve">coming and going never flips a query in a loop); a new size updates the selection's media and the</w:t>
+      </w:r>
+      <w:r>
+        <w:t xml:space="preserve"> </w:t>
+      </w:r>
+      <w:r>
+        <w:t xml:space="preserve">styles are selected again by a rebox (coalesced and throttled; onyx_restyle.c drops the kept</w:t>
+      </w:r>
+      <w:r>
+        <w:t xml:space="preserve"> </w:t>
+      </w:r>
+      <w:r>
+        <w:t xml:space="preserve">selections when the media size changes);</w:t>
+      </w:r>
+      <w:r>
+        <w:t xml:space="preserve"> </w:t>
+      </w:r>
+      <w:r>
+        <w:rPr>
+          <w:rStyle w:val="VerbatimChar"/>
+        </w:rPr>
+        <w:t xml:space="preserve">matchMedia</w:t>
+      </w:r>
+      <w:r>
+        <w:t xml:space="preserve">'s</w:t>
+      </w:r>
+      <w:r>
+        <w:t xml:space="preserve"> </w:t>
+      </w:r>
+      <w:r>
+        <w:rPr>
+          <w:rStyle w:val="VerbatimChar"/>
+        </w:rPr>
+        <w:t xml:space="preserve">change</w:t>
+      </w:r>
+      <w:r>
+        <w:t xml:space="preserve"> </w:t>
+      </w:r>
+      <w:r>
+        <w:t xml:space="preserve">events follow. Test:</w:t>
+      </w:r>
+      <w:r>
+        <w:t xml:space="preserve"> </w:t>
+      </w:r>
+      <w:r>
+        <w:rPr>
+          <w:rStyle w:val="VerbatimChar"/>
+        </w:rPr>
+        <w:t xml:space="preserve">jstest.sh</w:t>
+      </w:r>
+      <w:r>
+        <w:t xml:space="preserve">'s</w:t>
+      </w:r>
+      <w:r>
+        <w:t xml:space="preserve"> </w:t>
+      </w:r>
+      <w:r>
+        <w:rPr>
+          <w:rStyle w:val="VerbatimChar"/>
+        </w:rPr>
+        <w:t xml:space="preserve">css-mqresize.html</w:t>
+      </w:r>
+      <w:r>
+        <w:t xml:space="preserve"> </w:t>
+      </w:r>
+      <w:r>
+        <w:t xml:space="preserve">(the window maximised across a</w:t>
+      </w:r>
+      <w:r>
+        <w:t xml:space="preserve"> </w:t>
+      </w:r>
+      <w:r>
+        <w:rPr>
+          <w:rStyle w:val="VerbatimChar"/>
+        </w:rPr>
+        <w:t xml:space="preserve">min-width</w:t>
+      </w:r>
+      <w:r>
+        <w:t xml:space="preserve"> </w:t>
+      </w:r>
+      <w:r>
+        <w:t xml:space="preserve">query).</w:t>
+      </w:r>
+    </w:p>
     <w:bookmarkEnd w:id="47"/>
     <w:bookmarkStart w:id="48" w:name="X2f33958e1ed6eeca960dbe998f03c17a188f4a4"/>
     <w:p>
@@ -47014,6 +47209,444 @@
       </w:r>
       <w:r>
         <w:t xml:space="preserve">).</w:t>
+      </w:r>
+    </w:p>
+    <w:p>
+      <w:pPr>
+        <w:pStyle w:val="BodyText"/>
+      </w:pPr>
+      <w:r>
+        <w:rPr>
+          <w:b/>
+          <w:bCs/>
+        </w:rPr>
+        <w:t xml:space="preserve">The address bar's search</w:t>
+      </w:r>
+      <w:r>
+        <w:t xml:space="preserve"> </w:t>
+      </w:r>
+      <w:r>
+        <w:t xml:space="preserve">(</w:t>
+      </w:r>
+      <w:r>
+        <w:rPr>
+          <w:rStyle w:val="VerbatimChar"/>
+        </w:rPr>
+        <w:t xml:space="preserve">frontends/framebuffer/gui.c</w:t>
+      </w:r>
+      <w:r>
+        <w:t xml:space="preserve">,</w:t>
+      </w:r>
+      <w:r>
+        <w:t xml:space="preserve"> </w:t>
+      </w:r>
+      <w:r>
+        <w:rPr>
+          <w:rStyle w:val="VerbatimChar"/>
+        </w:rPr>
+        <w:t xml:space="preserve">onyx_browser_go</w:t>
+      </w:r>
+      <w:r>
+        <w:t xml:space="preserve">). The text typed is</w:t>
+      </w:r>
+      <w:r>
+        <w:t xml:space="preserve"> </w:t>
+      </w:r>
+      <w:r>
+        <w:t xml:space="preserve">an address when it has a scheme (</w:t>
+      </w:r>
+      <w:r>
+        <w:rPr>
+          <w:rStyle w:val="VerbatimChar"/>
+        </w:rPr>
+        <w:t xml:space="preserve">://</w:t>
+      </w:r>
+      <w:r>
+        <w:t xml:space="preserve">,</w:t>
+      </w:r>
+      <w:r>
+        <w:t xml:space="preserve"> </w:t>
+      </w:r>
+      <w:r>
+        <w:rPr>
+          <w:rStyle w:val="VerbatimChar"/>
+        </w:rPr>
+        <w:t xml:space="preserve">about:</w:t>
+      </w:r>
+      <w:r>
+        <w:t xml:space="preserve">,</w:t>
+      </w:r>
+      <w:r>
+        <w:t xml:space="preserve"> </w:t>
+      </w:r>
+      <w:r>
+        <w:rPr>
+          <w:rStyle w:val="VerbatimChar"/>
+        </w:rPr>
+        <w:t xml:space="preserve">file:</w:t>
+      </w:r>
+      <w:r>
+        <w:t xml:space="preserve">,</w:t>
+      </w:r>
+      <w:r>
+        <w:t xml:space="preserve"> </w:t>
+      </w:r>
+      <w:r>
+        <w:rPr>
+          <w:rStyle w:val="VerbatimChar"/>
+        </w:rPr>
+        <w:t xml:space="preserve">data:</w:t>
+      </w:r>
+      <w:r>
+        <w:t xml:space="preserve">,</w:t>
+      </w:r>
+      <w:r>
+        <w:t xml:space="preserve"> </w:t>
+      </w:r>
+      <w:r>
+        <w:rPr>
+          <w:rStyle w:val="VerbatimChar"/>
+        </w:rPr>
+        <w:t xml:space="preserve">javascript:</w:t>
+      </w:r>
+      <w:r>
+        <w:t xml:space="preserve">,</w:t>
+      </w:r>
+      <w:r>
+        <w:t xml:space="preserve"> </w:t>
+      </w:r>
+      <w:r>
+        <w:rPr>
+          <w:rStyle w:val="VerbatimChar"/>
+        </w:rPr>
+        <w:t xml:space="preserve">view-source:</w:t>
+      </w:r>
+      <w:r>
+        <w:t xml:space="preserve">), is</w:t>
+      </w:r>
+      <w:r>
+        <w:t xml:space="preserve"> </w:t>
+      </w:r>
+      <w:r>
+        <w:rPr>
+          <w:rStyle w:val="VerbatimChar"/>
+        </w:rPr>
+        <w:t xml:space="preserve">localhost[:port]</w:t>
+      </w:r>
+      <w:r>
+        <w:t xml:space="preserve">, or has no space and a host part of letters, digits,</w:t>
+      </w:r>
+      <w:r>
+        <w:t xml:space="preserve"> </w:t>
+      </w:r>
+      <w:r>
+        <w:rPr>
+          <w:rStyle w:val="VerbatimChar"/>
+        </w:rPr>
+        <w:t xml:space="preserve">-</w:t>
+      </w:r>
+      <w:r>
+        <w:t xml:space="preserve"> </w:t>
+      </w:r>
+      <w:r>
+        <w:t xml:space="preserve">and dots ending in an IPv4 address or a label of 2+ letters (</w:t>
+      </w:r>
+      <w:r>
+        <w:rPr>
+          <w:rStyle w:val="VerbatimChar"/>
+        </w:rPr>
+        <w:t xml:space="preserve">example.com</w:t>
+      </w:r>
+      <w:r>
+        <w:t xml:space="preserve">,</w:t>
+      </w:r>
+      <w:r>
+        <w:t xml:space="preserve"> </w:t>
+      </w:r>
+      <w:r>
+        <w:rPr>
+          <w:rStyle w:val="VerbatimChar"/>
+        </w:rPr>
+        <w:t xml:space="preserve">a.b.org:8080/x?q</w:t>
+      </w:r>
+      <w:r>
+        <w:t xml:space="preserve">);</w:t>
+      </w:r>
+      <w:r>
+        <w:t xml:space="preserve"> </w:t>
+      </w:r>
+      <w:r>
+        <w:t xml:space="preserve">it then goes to NetSurf's</w:t>
+      </w:r>
+      <w:r>
+        <w:t xml:space="preserve"> </w:t>
+      </w:r>
+      <w:r>
+        <w:rPr>
+          <w:rStyle w:val="VerbatimChar"/>
+        </w:rPr>
+        <w:t xml:space="preserve">search_web_omni</w:t>
+      </w:r>
+      <w:r>
+        <w:t xml:space="preserve"> </w:t>
+      </w:r>
+      <w:r>
+        <w:t xml:space="preserve">(no scheme:</w:t>
+      </w:r>
+      <w:r>
+        <w:t xml:space="preserve"> </w:t>
+      </w:r>
+      <w:r>
+        <w:rPr>
+          <w:rStyle w:val="VerbatimChar"/>
+        </w:rPr>
+        <w:t xml:space="preserve">https://</w:t>
+      </w:r>
+      <w:r>
+        <w:t xml:space="preserve">). Anything else (</w:t>
+      </w:r>
+      <w:r>
+        <w:rPr>
+          <w:rStyle w:val="VerbatimChar"/>
+        </w:rPr>
+        <w:t xml:space="preserve">what is my user agent</w:t>
+      </w:r>
+      <w:r>
+        <w:t xml:space="preserve">,</w:t>
+      </w:r>
+      <w:r>
+        <w:t xml:space="preserve"> </w:t>
+      </w:r>
+      <w:r>
+        <w:rPr>
+          <w:rStyle w:val="VerbatimChar"/>
+        </w:rPr>
+        <w:t xml:space="preserve">c++</w:t>
+      </w:r>
+      <w:r>
+        <w:t xml:space="preserve">,</w:t>
+      </w:r>
+      <w:r>
+        <w:t xml:space="preserve"> </w:t>
+      </w:r>
+      <w:r>
+        <w:rPr>
+          <w:rStyle w:val="VerbatimChar"/>
+        </w:rPr>
+        <w:t xml:space="preserve">3.14</w:t>
+      </w:r>
+      <w:r>
+        <w:t xml:space="preserve">,</w:t>
+      </w:r>
+      <w:r>
+        <w:t xml:space="preserve"> </w:t>
+      </w:r>
+      <w:r>
+        <w:rPr>
+          <w:rStyle w:val="VerbatimChar"/>
+        </w:rPr>
+        <w:t xml:space="preserve">foo</w:t>
+      </w:r>
+      <w:r>
+        <w:t xml:space="preserve">) is searched for:</w:t>
+      </w:r>
+      <w:r>
+        <w:t xml:space="preserve"> </w:t>
+      </w:r>
+      <w:r>
+        <w:rPr>
+          <w:rStyle w:val="VerbatimChar"/>
+        </w:rPr>
+        <w:t xml:space="preserve">onyx_search_url</w:t>
+      </w:r>
+      <w:r>
+        <w:t xml:space="preserve"> </w:t>
+      </w:r>
+      <w:r>
+        <w:t xml:space="preserve">takes jet.ini's</w:t>
+      </w:r>
+      <w:r>
+        <w:t xml:space="preserve"> </w:t>
+      </w:r>
+      <w:r>
+        <w:rPr>
+          <w:rStyle w:val="VerbatimChar"/>
+        </w:rPr>
+        <w:t xml:space="preserve">[search] engine =</w:t>
+      </w:r>
+      <w:r>
+        <w:t xml:space="preserve"> </w:t>
+      </w:r>
+      <w:r>
+        <w:t xml:space="preserve">(</w:t>
+      </w:r>
+      <w:r>
+        <w:rPr>
+          <w:rStyle w:val="VerbatimChar"/>
+        </w:rPr>
+        <w:t xml:space="preserve">jet_search_engine()</w:t>
+      </w:r>
+      <w:r>
+        <w:t xml:space="preserve"> </w:t>
+      </w:r>
+      <w:r>
+        <w:t xml:space="preserve">in</w:t>
+      </w:r>
+      <w:r>
+        <w:t xml:space="preserve"> </w:t>
+      </w:r>
+      <w:r>
+        <w:rPr>
+          <w:rStyle w:val="VerbatimChar"/>
+        </w:rPr>
+        <w:t xml:space="preserve">utils/useragent.c</w:t>
+      </w:r>
+      <w:r>
+        <w:t xml:space="preserve">; default</w:t>
+      </w:r>
+      <w:r>
+        <w:t xml:space="preserve"> </w:t>
+      </w:r>
+      <w:r>
+        <w:rPr>
+          <w:rStyle w:val="VerbatimChar"/>
+        </w:rPr>
+        <w:t xml:space="preserve">https://duckduckgo.com/?q=</w:t>
+      </w:r>
+      <w:r>
+        <w:t xml:space="preserve">), escapes the words with</w:t>
+      </w:r>
+      <w:r>
+        <w:t xml:space="preserve"> </w:t>
+      </w:r>
+      <w:r>
+        <w:rPr>
+          <w:rStyle w:val="VerbatimChar"/>
+        </w:rPr>
+        <w:t xml:space="preserve">url_escape</w:t>
+      </w:r>
+      <w:r>
+        <w:t xml:space="preserve"> </w:t>
+      </w:r>
+      <w:r>
+        <w:t xml:space="preserve">(spaces as</w:t>
+      </w:r>
+      <w:r>
+        <w:t xml:space="preserve"> </w:t>
+      </w:r>
+      <w:r>
+        <w:rPr>
+          <w:rStyle w:val="VerbatimChar"/>
+        </w:rPr>
+        <w:t xml:space="preserve">+</w:t>
+      </w:r>
+      <w:r>
+        <w:t xml:space="preserve">), and puts</w:t>
+      </w:r>
+      <w:r>
+        <w:t xml:space="preserve"> </w:t>
+      </w:r>
+      <w:r>
+        <w:t xml:space="preserve">them in place of a</w:t>
+      </w:r>
+      <w:r>
+        <w:t xml:space="preserve"> </w:t>
+      </w:r>
+      <w:r>
+        <w:rPr>
+          <w:rStyle w:val="VerbatimChar"/>
+        </w:rPr>
+        <w:t xml:space="preserve">%s</w:t>
+      </w:r>
+      <w:r>
+        <w:t xml:space="preserve"> </w:t>
+      </w:r>
+      <w:r>
+        <w:t xml:space="preserve">in it, else at its end. Tested by</w:t>
+      </w:r>
+      <w:r>
+        <w:t xml:space="preserve"> </w:t>
+      </w:r>
+      <w:r>
+        <w:rPr>
+          <w:rStyle w:val="VerbatimChar"/>
+        </w:rPr>
+        <w:t xml:space="preserve">uatest.sh</w:t>
+      </w:r>
+      <w:r>
+        <w:t xml:space="preserve"> </w:t>
+      </w:r>
+      <w:r>
+        <w:t xml:space="preserve">(a</w:t>
+      </w:r>
+      <w:r>
+        <w:t xml:space="preserve"> </w:t>
+      </w:r>
+      <w:r>
+        <w:rPr>
+          <w:rStyle w:val="VerbatimChar"/>
+        </w:rPr>
+        <w:t xml:space="preserve">%s</w:t>
+      </w:r>
+      <w:r>
+        <w:t xml:space="preserve"> </w:t>
+      </w:r>
+      <w:r>
+        <w:t xml:space="preserve">engine, an</w:t>
+      </w:r>
+      <w:r>
+        <w:t xml:space="preserve"> </w:t>
+      </w:r>
+      <w:r>
+        <w:t xml:space="preserve">appended one with</w:t>
+      </w:r>
+      <w:r>
+        <w:t xml:space="preserve"> </w:t>
+      </w:r>
+      <w:r>
+        <w:rPr>
+          <w:rStyle w:val="VerbatimChar"/>
+        </w:rPr>
+        <w:t xml:space="preserve">c++ &amp; co</w:t>
+      </w:r>
+      <w:r>
+        <w:t xml:space="preserve"> </w:t>
+      </w:r>
+      <w:r>
+        <w:t xml:space="preserve">→</w:t>
+      </w:r>
+      <w:r>
+        <w:t xml:space="preserve"> </w:t>
+      </w:r>
+      <w:r>
+        <w:rPr>
+          <w:rStyle w:val="VerbatimChar"/>
+        </w:rPr>
+        <w:t xml:space="preserve">c%2B%2B+%26+co</w:t>
+      </w:r>
+      <w:r>
+        <w:t xml:space="preserve">, and</w:t>
+      </w:r>
+      <w:r>
+        <w:t xml:space="preserve"> </w:t>
+      </w:r>
+      <w:r>
+        <w:rPr>
+          <w:rStyle w:val="VerbatimChar"/>
+        </w:rPr>
+        <w:t xml:space="preserve">127.0.0.1:port/ua?addr</w:t>
+      </w:r>
+      <w:r>
+        <w:t xml:space="preserve"> </w:t>
+      </w:r>
+      <w:r>
+        <w:t xml:space="preserve">opened, not</w:t>
+      </w:r>
+      <w:r>
+        <w:t xml:space="preserve"> </w:t>
+      </w:r>
+      <w:r>
+        <w:t xml:space="preserve">searched).</w:t>
       </w:r>
     </w:p>
     <w:p>
